--- a/Attachment2_DCS_ESD_PLC_MCC_MMS_조사.docx
+++ b/Attachment2_DCS_ESD_PLC_MCC_MMS_조사.docx
@@ -92,9 +92,6 @@
     <w:p>
       <w:pPr>
         <w:keepNext/>
-        <w:pBdr>
-          <w:bottom w:val="single" w:sz="12" w:space="4" w:color="0E7C86"/>
-        </w:pBdr>
         <w:spacing w:before="320" w:after="40"/>
       </w:pPr>
       <w:r>
@@ -901,9 +898,6 @@
     <w:p>
       <w:pPr>
         <w:keepNext/>
-        <w:pBdr>
-          <w:bottom w:val="single" w:sz="12" w:space="4" w:color="0E7C86"/>
-        </w:pBdr>
         <w:spacing w:before="320" w:after="40"/>
       </w:pPr>
       <w:r>
@@ -1247,9 +1241,6 @@
     <w:p>
       <w:pPr>
         <w:keepNext/>
-        <w:pBdr>
-          <w:bottom w:val="single" w:sz="12" w:space="4" w:color="0E7C86"/>
-        </w:pBdr>
         <w:spacing w:before="320" w:after="40"/>
         <w:rPr>
           <w:lang w:eastAsia="ko-KR"/>
@@ -1967,9 +1958,6 @@
     <w:p>
       <w:pPr>
         <w:keepNext/>
-        <w:pBdr>
-          <w:bottom w:val="single" w:sz="12" w:space="4" w:color="0E7C86"/>
-        </w:pBdr>
         <w:spacing w:before="320" w:after="40"/>
         <w:rPr>
           <w:lang w:eastAsia="ko-KR"/>
@@ -2308,9 +2296,6 @@
     <w:p>
       <w:pPr>
         <w:keepNext/>
-        <w:pBdr>
-          <w:bottom w:val="single" w:sz="12" w:space="4" w:color="0E7C86"/>
-        </w:pBdr>
         <w:spacing w:before="320" w:after="40"/>
         <w:rPr>
           <w:lang w:eastAsia="ko-KR"/>
@@ -3775,9 +3760,6 @@
     <w:p>
       <w:pPr>
         <w:keepNext/>
-        <w:pBdr>
-          <w:bottom w:val="single" w:sz="12" w:space="4" w:color="0E7C86"/>
-        </w:pBdr>
         <w:spacing w:before="320" w:after="40"/>
         <w:rPr>
           <w:lang w:eastAsia="ko-KR"/>
@@ -4496,9 +4478,6 @@
     <w:p>
       <w:pPr>
         <w:keepNext/>
-        <w:pBdr>
-          <w:bottom w:val="single" w:sz="12" w:space="4" w:color="0E7C86"/>
-        </w:pBdr>
         <w:spacing w:before="320" w:after="40"/>
         <w:rPr>
           <w:lang w:eastAsia="ko-KR"/>
@@ -4926,9 +4905,6 @@
     <w:p>
       <w:pPr>
         <w:keepNext/>
-        <w:pBdr>
-          <w:bottom w:val="single" w:sz="12" w:space="4" w:color="0E7C86"/>
-        </w:pBdr>
         <w:spacing w:before="320" w:after="40"/>
       </w:pPr>
       <w:proofErr w:type="gramStart"/>

--- a/Attachment2_DCS_ESD_PLC_MCC_MMS_조사.docx
+++ b/Attachment2_DCS_ESD_PLC_MCC_MMS_조사.docx
@@ -5,18 +5,24 @@
     <w:p>
       <w:pPr>
         <w:spacing w:after="1200"/>
+        <w:rPr>
+          <w:color w:val="1F364D"/>
+        </w:rPr>
       </w:pPr>
     </w:p>
     <w:p>
       <w:pPr>
         <w:spacing w:after="80" w:line="336" w:lineRule="auto"/>
         <w:jc w:val="center"/>
+        <w:rPr>
+          <w:color w:val="1F364D"/>
+        </w:rPr>
       </w:pPr>
       <w:r>
         <w:rPr>
           <w:rFonts w:eastAsia="맑은 고딕"/>
           <w:b/>
-          <w:color w:val="0E7C86"/>
+          <w:color w:val="1F364D"/>
         </w:rPr>
         <w:t>ATTACHMENT 2</w:t>
       </w:r>
@@ -27,28 +33,43 @@
           <w:bottom w:val="single" w:sz="18" w:space="1" w:color="1F364D"/>
         </w:pBdr>
         <w:jc w:val="center"/>
+        <w:rPr>
+          <w:color w:val="1F364D"/>
+        </w:rPr>
       </w:pPr>
     </w:p>
-    <w:p/>
     <w:p>
       <w:pPr>
-        <w:spacing w:after="40" w:line="288" w:lineRule="auto"/>
-        <w:jc w:val="center"/>
+        <w:rPr>
+          <w:color w:val="1F364D"/>
+        </w:rPr>
       </w:pPr>
-      <w:r>
-        <w:rPr>
-          <w:rFonts w:eastAsia="맑은 고딕"/>
-          <w:b/>
-          <w:color w:val="1F364D"/>
-          <w:sz w:val="48"/>
-        </w:rPr>
-        <w:t>DCS · ESD · PLC 상세 조사</w:t>
-      </w:r>
     </w:p>
     <w:p>
       <w:pPr>
         <w:spacing w:after="40" w:line="288" w:lineRule="auto"/>
         <w:jc w:val="center"/>
+        <w:rPr>
+          <w:color w:val="1F364D"/>
+        </w:rPr>
+      </w:pPr>
+      <w:r>
+        <w:rPr>
+          <w:rFonts w:eastAsia="맑은 고딕"/>
+          <w:b/>
+          <w:color w:val="1F364D"/>
+          <w:sz w:val="48"/>
+        </w:rPr>
+        <w:t>DCS · ESD · PLC 상세 조사</w:t>
+      </w:r>
+    </w:p>
+    <w:p>
+      <w:pPr>
+        <w:spacing w:after="40" w:line="288" w:lineRule="auto"/>
+        <w:jc w:val="center"/>
+        <w:rPr>
+          <w:color w:val="1F364D"/>
+        </w:rPr>
       </w:pPr>
       <w:r>
         <w:rPr>
@@ -63,17 +84,23 @@
     <w:p>
       <w:pPr>
         <w:spacing w:after="120"/>
+        <w:rPr>
+          <w:color w:val="1F364D"/>
+        </w:rPr>
       </w:pPr>
     </w:p>
     <w:p>
       <w:pPr>
         <w:spacing w:after="80" w:line="336" w:lineRule="auto"/>
         <w:jc w:val="center"/>
+        <w:rPr>
+          <w:color w:val="1F364D"/>
+        </w:rPr>
       </w:pPr>
       <w:r>
         <w:rPr>
           <w:rFonts w:eastAsia="맑은 고딕"/>
-          <w:color w:val="444B52"/>
+          <w:color w:val="1F364D"/>
           <w:sz w:val="24"/>
         </w:rPr>
         <w:t>Control / Safety Systems and their Interface with Electrical &amp; Machinery Protection</w:t>
@@ -82,10 +109,21 @@
     <w:p>
       <w:pPr>
         <w:spacing w:after="280"/>
+        <w:rPr>
+          <w:color w:val="1F364D"/>
+        </w:rPr>
       </w:pPr>
     </w:p>
     <w:p>
-      <w:r>
+      <w:pPr>
+        <w:rPr>
+          <w:color w:val="1F364D"/>
+        </w:rPr>
+      </w:pPr>
+      <w:r>
+        <w:rPr>
+          <w:color w:val="1F364D"/>
+        </w:rPr>
         <w:br w:type="page"/>
       </w:r>
     </w:p>
@@ -93,12 +131,15 @@
       <w:pPr>
         <w:keepNext/>
         <w:spacing w:before="320" w:after="40"/>
+        <w:rPr>
+          <w:color w:val="1F364D"/>
+        </w:rPr>
       </w:pPr>
       <w:r>
         <w:rPr>
           <w:rFonts w:eastAsia="맑은 고딕"/>
           <w:b/>
-          <w:color w:val="0E7C86"/>
+          <w:color w:val="1F364D"/>
           <w:sz w:val="30"/>
         </w:rPr>
         <w:lastRenderedPageBreak/>
@@ -109,7 +150,7 @@
         <w:rPr>
           <w:rFonts w:eastAsia="맑은 고딕"/>
           <w:b/>
-          <w:color w:val="0E7C86"/>
+          <w:color w:val="1F364D"/>
           <w:sz w:val="30"/>
         </w:rPr>
         <w:t>요약</w:t>
@@ -172,7 +213,7 @@
         <w:tc>
           <w:tcPr>
             <w:tcW w:w="1247" w:type="dxa"/>
-            <w:shd w:val="clear" w:color="auto" w:fill="1F364D"/>
+            <w:shd w:val="clear" w:color="auto" w:fill="EAF1F4"/>
             <w:tcMar>
               <w:top w:w="60" w:type="dxa"/>
               <w:left w:w="110" w:type="dxa"/>
@@ -185,12 +226,15 @@
             <w:pPr>
               <w:spacing w:after="0"/>
               <w:jc w:val="center"/>
+              <w:rPr>
+                <w:color w:val="1F364D"/>
+              </w:rPr>
             </w:pPr>
             <w:r>
               <w:rPr>
                 <w:rFonts w:eastAsia="맑은 고딕"/>
                 <w:b/>
-                <w:color w:val="FFFFFF"/>
+                <w:color w:val="1F364D"/>
                 <w:sz w:val="20"/>
               </w:rPr>
               <w:t>구분</w:t>
@@ -200,7 +244,7 @@
         <w:tc>
           <w:tcPr>
             <w:tcW w:w="3402" w:type="dxa"/>
-            <w:shd w:val="clear" w:color="auto" w:fill="1F364D"/>
+            <w:shd w:val="clear" w:color="auto" w:fill="EAF1F4"/>
             <w:tcMar>
               <w:top w:w="60" w:type="dxa"/>
               <w:left w:w="110" w:type="dxa"/>
@@ -213,12 +257,15 @@
             <w:pPr>
               <w:spacing w:after="0"/>
               <w:jc w:val="center"/>
+              <w:rPr>
+                <w:color w:val="1F364D"/>
+              </w:rPr>
             </w:pPr>
             <w:r>
               <w:rPr>
                 <w:rFonts w:eastAsia="맑은 고딕"/>
                 <w:b/>
-                <w:color w:val="FFFFFF"/>
+                <w:color w:val="1F364D"/>
                 <w:sz w:val="20"/>
               </w:rPr>
               <w:t>역할</w:t>
@@ -228,7 +275,7 @@
         <w:tc>
           <w:tcPr>
             <w:tcW w:w="2608" w:type="dxa"/>
-            <w:shd w:val="clear" w:color="auto" w:fill="1F364D"/>
+            <w:shd w:val="clear" w:color="auto" w:fill="EAF1F4"/>
             <w:tcMar>
               <w:top w:w="60" w:type="dxa"/>
               <w:left w:w="110" w:type="dxa"/>
@@ -241,12 +288,15 @@
             <w:pPr>
               <w:spacing w:after="0"/>
               <w:jc w:val="center"/>
+              <w:rPr>
+                <w:color w:val="1F364D"/>
+              </w:rPr>
             </w:pPr>
             <w:r>
               <w:rPr>
                 <w:rFonts w:eastAsia="맑은 고딕"/>
                 <w:b/>
-                <w:color w:val="FFFFFF"/>
+                <w:color w:val="1F364D"/>
                 <w:sz w:val="20"/>
               </w:rPr>
               <w:t>핵심 키워드</w:t>
@@ -256,7 +306,7 @@
         <w:tc>
           <w:tcPr>
             <w:tcW w:w="1984" w:type="dxa"/>
-            <w:shd w:val="clear" w:color="auto" w:fill="1F364D"/>
+            <w:shd w:val="clear" w:color="auto" w:fill="EAF1F4"/>
             <w:tcMar>
               <w:top w:w="60" w:type="dxa"/>
               <w:left w:w="110" w:type="dxa"/>
@@ -269,12 +319,15 @@
             <w:pPr>
               <w:spacing w:after="0"/>
               <w:jc w:val="center"/>
+              <w:rPr>
+                <w:color w:val="1F364D"/>
+              </w:rPr>
             </w:pPr>
             <w:r>
               <w:rPr>
                 <w:rFonts w:eastAsia="맑은 고딕"/>
                 <w:b/>
-                <w:color w:val="FFFFFF"/>
+                <w:color w:val="1F364D"/>
                 <w:sz w:val="20"/>
               </w:rPr>
               <w:t>표준</w:t>
@@ -301,11 +354,14 @@
             <w:pPr>
               <w:spacing w:after="0" w:line="300" w:lineRule="auto"/>
               <w:jc w:val="center"/>
+              <w:rPr>
+                <w:color w:val="1F364D"/>
+              </w:rPr>
             </w:pPr>
             <w:r>
               <w:rPr>
                 <w:rFonts w:eastAsia="맑은 고딕"/>
-                <w:color w:val="22282E"/>
+                <w:color w:val="1F364D"/>
                 <w:sz w:val="19"/>
               </w:rPr>
               <w:t>DCS</w:t>
@@ -328,12 +384,13 @@
               <w:spacing w:after="0" w:line="300" w:lineRule="auto"/>
               <w:rPr>
                 <w:lang w:eastAsia="ko-KR"/>
+                <w:color w:val="1F364D"/>
               </w:rPr>
             </w:pPr>
             <w:r>
               <w:rPr>
                 <w:rFonts w:eastAsia="맑은 고딕"/>
-                <w:color w:val="22282E"/>
+                <w:color w:val="1F364D"/>
                 <w:sz w:val="19"/>
                 <w:lang w:eastAsia="ko-KR"/>
               </w:rPr>
@@ -357,12 +414,13 @@
               <w:spacing w:after="0" w:line="300" w:lineRule="auto"/>
               <w:rPr>
                 <w:lang w:eastAsia="ko-KR"/>
+                <w:color w:val="1F364D"/>
               </w:rPr>
             </w:pPr>
             <w:r>
               <w:rPr>
                 <w:rFonts w:eastAsia="맑은 고딕"/>
-                <w:color w:val="22282E"/>
+                <w:color w:val="1F364D"/>
                 <w:sz w:val="19"/>
                 <w:lang w:eastAsia="ko-KR"/>
               </w:rPr>
@@ -384,11 +442,14 @@
           <w:p>
             <w:pPr>
               <w:spacing w:after="0" w:line="300" w:lineRule="auto"/>
+              <w:rPr>
+                <w:color w:val="1F364D"/>
+              </w:rPr>
             </w:pPr>
             <w:r>
               <w:rPr>
                 <w:rFonts w:eastAsia="맑은 고딕"/>
-                <w:color w:val="22282E"/>
+                <w:color w:val="1F364D"/>
                 <w:sz w:val="19"/>
               </w:rPr>
               <w:t>IEC 61131 등 (BPCS)</w:t>
@@ -416,11 +477,14 @@
             <w:pPr>
               <w:spacing w:after="0" w:line="300" w:lineRule="auto"/>
               <w:jc w:val="center"/>
+              <w:rPr>
+                <w:color w:val="1F364D"/>
+              </w:rPr>
             </w:pPr>
             <w:r>
               <w:rPr>
                 <w:rFonts w:eastAsia="맑은 고딕"/>
-                <w:color w:val="22282E"/>
+                <w:color w:val="1F364D"/>
                 <w:sz w:val="19"/>
               </w:rPr>
               <w:t>ESD</w:t>
@@ -444,12 +508,13 @@
               <w:spacing w:after="0" w:line="300" w:lineRule="auto"/>
               <w:rPr>
                 <w:lang w:eastAsia="ko-KR"/>
+                <w:color w:val="1F364D"/>
               </w:rPr>
             </w:pPr>
             <w:r>
               <w:rPr>
                 <w:rFonts w:eastAsia="맑은 고딕"/>
-                <w:color w:val="22282E"/>
+                <w:color w:val="1F364D"/>
                 <w:sz w:val="19"/>
                 <w:lang w:eastAsia="ko-KR"/>
               </w:rPr>
@@ -472,11 +537,14 @@
           <w:p>
             <w:pPr>
               <w:spacing w:after="0" w:line="300" w:lineRule="auto"/>
+              <w:rPr>
+                <w:color w:val="1F364D"/>
+              </w:rPr>
             </w:pPr>
             <w:r>
               <w:rPr>
                 <w:rFonts w:eastAsia="맑은 고딕"/>
-                <w:color w:val="22282E"/>
+                <w:color w:val="1F364D"/>
                 <w:sz w:val="19"/>
               </w:rPr>
               <w:t>Shutdown, Logic Solver</w:t>
@@ -498,11 +566,14 @@
           <w:p>
             <w:pPr>
               <w:spacing w:after="0" w:line="300" w:lineRule="auto"/>
+              <w:rPr>
+                <w:color w:val="1F364D"/>
+              </w:rPr>
             </w:pPr>
             <w:r>
               <w:rPr>
                 <w:rFonts w:eastAsia="맑은 고딕"/>
-                <w:color w:val="22282E"/>
+                <w:color w:val="1F364D"/>
                 <w:sz w:val="19"/>
               </w:rPr>
               <w:t>IEC 61508 / 61511 (SIS)</w:t>
@@ -529,11 +600,14 @@
             <w:pPr>
               <w:spacing w:after="0" w:line="300" w:lineRule="auto"/>
               <w:jc w:val="center"/>
+              <w:rPr>
+                <w:color w:val="1F364D"/>
+              </w:rPr>
             </w:pPr>
             <w:r>
               <w:rPr>
                 <w:rFonts w:eastAsia="맑은 고딕"/>
-                <w:color w:val="22282E"/>
+                <w:color w:val="1F364D"/>
                 <w:sz w:val="19"/>
               </w:rPr>
               <w:t>PLC</w:t>
@@ -556,12 +630,13 @@
               <w:spacing w:after="0" w:line="300" w:lineRule="auto"/>
               <w:rPr>
                 <w:lang w:eastAsia="ko-KR"/>
+                <w:color w:val="1F364D"/>
               </w:rPr>
             </w:pPr>
             <w:r>
               <w:rPr>
                 <w:rFonts w:eastAsia="맑은 고딕"/>
-                <w:color w:val="22282E"/>
+                <w:color w:val="1F364D"/>
                 <w:sz w:val="19"/>
                 <w:lang w:eastAsia="ko-KR"/>
               </w:rPr>
@@ -585,12 +660,13 @@
               <w:spacing w:after="0" w:line="300" w:lineRule="auto"/>
               <w:rPr>
                 <w:lang w:eastAsia="ko-KR"/>
+                <w:color w:val="1F364D"/>
               </w:rPr>
             </w:pPr>
             <w:r>
               <w:rPr>
                 <w:rFonts w:eastAsia="맑은 고딕"/>
-                <w:color w:val="22282E"/>
+                <w:color w:val="1F364D"/>
                 <w:sz w:val="19"/>
                 <w:lang w:eastAsia="ko-KR"/>
               </w:rPr>
@@ -612,11 +688,14 @@
           <w:p>
             <w:pPr>
               <w:spacing w:after="0" w:line="300" w:lineRule="auto"/>
+              <w:rPr>
+                <w:color w:val="1F364D"/>
+              </w:rPr>
             </w:pPr>
             <w:r>
               <w:rPr>
                 <w:rFonts w:eastAsia="맑은 고딕"/>
-                <w:color w:val="22282E"/>
+                <w:color w:val="1F364D"/>
                 <w:sz w:val="19"/>
               </w:rPr>
               <w:t>IEC 61131</w:t>
@@ -644,11 +723,14 @@
             <w:pPr>
               <w:spacing w:after="0" w:line="300" w:lineRule="auto"/>
               <w:jc w:val="center"/>
+              <w:rPr>
+                <w:color w:val="1F364D"/>
+              </w:rPr>
             </w:pPr>
             <w:r>
               <w:rPr>
                 <w:rFonts w:eastAsia="맑은 고딕"/>
-                <w:color w:val="22282E"/>
+                <w:color w:val="1F364D"/>
                 <w:sz w:val="19"/>
               </w:rPr>
               <w:t>MCC</w:t>
@@ -672,12 +754,13 @@
               <w:spacing w:after="0" w:line="300" w:lineRule="auto"/>
               <w:rPr>
                 <w:lang w:eastAsia="ko-KR"/>
+                <w:color w:val="1F364D"/>
               </w:rPr>
             </w:pPr>
             <w:r>
               <w:rPr>
                 <w:rFonts w:eastAsia="맑은 고딕"/>
-                <w:color w:val="22282E"/>
+                <w:color w:val="1F364D"/>
                 <w:sz w:val="19"/>
                 <w:lang w:eastAsia="ko-KR"/>
               </w:rPr>
@@ -700,11 +783,14 @@
           <w:p>
             <w:pPr>
               <w:spacing w:after="0" w:line="300" w:lineRule="auto"/>
+              <w:rPr>
+                <w:color w:val="1F364D"/>
+              </w:rPr>
             </w:pPr>
             <w:r>
               <w:rPr>
                 <w:rFonts w:eastAsia="맑은 고딕"/>
-                <w:color w:val="22282E"/>
+                <w:color w:val="1F364D"/>
                 <w:sz w:val="19"/>
               </w:rPr>
               <w:t>Feeder, VFD, Starter</w:t>
@@ -726,11 +812,14 @@
           <w:p>
             <w:pPr>
               <w:spacing w:after="0" w:line="300" w:lineRule="auto"/>
+              <w:rPr>
+                <w:color w:val="1F364D"/>
+              </w:rPr>
             </w:pPr>
             <w:r>
               <w:rPr>
                 <w:rFonts w:eastAsia="맑은 고딕"/>
-                <w:color w:val="22282E"/>
+                <w:color w:val="1F364D"/>
                 <w:sz w:val="19"/>
               </w:rPr>
               <w:t>IEC 61439 등</w:t>
@@ -757,11 +846,14 @@
             <w:pPr>
               <w:spacing w:after="0" w:line="300" w:lineRule="auto"/>
               <w:jc w:val="center"/>
+              <w:rPr>
+                <w:color w:val="1F364D"/>
+              </w:rPr>
             </w:pPr>
             <w:r>
               <w:rPr>
                 <w:rFonts w:eastAsia="맑은 고딕"/>
-                <w:color w:val="22282E"/>
+                <w:color w:val="1F364D"/>
                 <w:sz w:val="19"/>
               </w:rPr>
               <w:t>MMS</w:t>
@@ -784,12 +876,13 @@
               <w:spacing w:after="0" w:line="300" w:lineRule="auto"/>
               <w:rPr>
                 <w:lang w:eastAsia="ko-KR"/>
+                <w:color w:val="1F364D"/>
               </w:rPr>
             </w:pPr>
             <w:r>
               <w:rPr>
                 <w:rFonts w:eastAsia="맑은 고딕"/>
-                <w:color w:val="22282E"/>
+                <w:color w:val="1F364D"/>
                 <w:sz w:val="19"/>
                 <w:lang w:eastAsia="ko-KR"/>
               </w:rPr>
@@ -799,7 +892,7 @@
             <w:r>
               <w:rPr>
                 <w:rFonts w:eastAsia="맑은 고딕"/>
-                <w:color w:val="22282E"/>
+                <w:color w:val="1F364D"/>
                 <w:sz w:val="19"/>
                 <w:lang w:eastAsia="ko-KR"/>
               </w:rPr>
@@ -809,7 +902,7 @@
             <w:r>
               <w:rPr>
                 <w:rFonts w:eastAsia="맑은 고딕"/>
-                <w:color w:val="22282E"/>
+                <w:color w:val="1F364D"/>
                 <w:sz w:val="19"/>
                 <w:lang w:eastAsia="ko-KR"/>
               </w:rPr>
@@ -831,11 +924,14 @@
           <w:p>
             <w:pPr>
               <w:spacing w:after="0" w:line="300" w:lineRule="auto"/>
+              <w:rPr>
+                <w:color w:val="1F364D"/>
+              </w:rPr>
             </w:pPr>
             <w:r>
               <w:rPr>
                 <w:rFonts w:eastAsia="맑은 고딕"/>
-                <w:color w:val="22282E"/>
+                <w:color w:val="1F364D"/>
                 <w:sz w:val="19"/>
               </w:rPr>
               <w:t>Vibration, Trip</w:t>
@@ -856,11 +952,14 @@
           <w:p>
             <w:pPr>
               <w:spacing w:after="0" w:line="300" w:lineRule="auto"/>
+              <w:rPr>
+                <w:color w:val="1F364D"/>
+              </w:rPr>
             </w:pPr>
             <w:r>
               <w:rPr>
                 <w:rFonts w:eastAsia="맑은 고딕"/>
-                <w:color w:val="22282E"/>
+                <w:color w:val="1F364D"/>
                 <w:sz w:val="19"/>
               </w:rPr>
               <w:t>API 670</w:t>
@@ -872,6 +971,9 @@
     <w:p>
       <w:pPr>
         <w:spacing w:after="80"/>
+        <w:rPr>
+          <w:color w:val="1F364D"/>
+        </w:rPr>
       </w:pPr>
     </w:p>
     <w:p>
@@ -881,6 +983,7 @@
           <w:b/>
           <w:bCs/>
           <w:lang w:eastAsia="ko-KR"/>
+          <w:color w:val="1F364D"/>
         </w:rPr>
       </w:pPr>
       <w:r>
@@ -888,7 +991,7 @@
           <w:rFonts w:eastAsia="맑은 고딕"/>
           <w:b/>
           <w:bCs/>
-          <w:color w:val="2A3036"/>
+          <w:color w:val="1F364D"/>
           <w:sz w:val="20"/>
           <w:lang w:eastAsia="ko-KR"/>
         </w:rPr>
@@ -899,12 +1002,15 @@
       <w:pPr>
         <w:keepNext/>
         <w:spacing w:before="320" w:after="40"/>
+        <w:rPr>
+          <w:color w:val="1F364D"/>
+        </w:rPr>
       </w:pPr>
       <w:r>
         <w:rPr>
           <w:rFonts w:eastAsia="맑은 고딕"/>
           <w:b/>
-          <w:color w:val="0E7C86"/>
+          <w:color w:val="1F364D"/>
           <w:sz w:val="30"/>
         </w:rPr>
         <w:t>1 DCS</w:t>
@@ -923,12 +1029,15 @@
       <w:pPr>
         <w:keepNext/>
         <w:spacing w:before="240" w:after="60"/>
+        <w:rPr>
+          <w:color w:val="1F364D"/>
+        </w:rPr>
       </w:pPr>
       <w:r>
         <w:rPr>
           <w:rFonts w:eastAsia="맑은 고딕"/>
           <w:b/>
-          <w:color w:val="0E7C86"/>
+          <w:color w:val="1F364D"/>
           <w:sz w:val="24"/>
         </w:rPr>
         <w:t xml:space="preserve">▌ </w:t>
@@ -947,11 +1056,14 @@
       <w:pPr>
         <w:spacing w:after="60" w:line="324" w:lineRule="auto"/>
         <w:ind w:left="320"/>
+        <w:rPr>
+          <w:color w:val="1F364D"/>
+        </w:rPr>
       </w:pPr>
       <w:r>
         <w:rPr>
           <w:rFonts w:eastAsia="맑은 고딕"/>
-          <w:color w:val="0E7C86"/>
+          <w:color w:val="1F364D"/>
           <w:sz w:val="21"/>
         </w:rPr>
         <w:t xml:space="preserve">•  </w:t>
@@ -959,7 +1071,7 @@
       <w:r>
         <w:rPr>
           <w:rFonts w:eastAsia="맑은 고딕"/>
-          <w:color w:val="22282E"/>
+          <w:color w:val="1F364D"/>
           <w:sz w:val="21"/>
         </w:rPr>
         <w:t xml:space="preserve">플랜트 전반의 연속 </w:t>
@@ -968,7 +1080,7 @@
       <w:r>
         <w:rPr>
           <w:rFonts w:eastAsia="맑은 고딕"/>
-          <w:color w:val="22282E"/>
+          <w:color w:val="1F364D"/>
           <w:sz w:val="21"/>
         </w:rPr>
         <w:t>공정(</w:t>
@@ -977,7 +1089,7 @@
       <w:r>
         <w:rPr>
           <w:rFonts w:eastAsia="맑은 고딕"/>
-          <w:color w:val="22282E"/>
+          <w:color w:val="1F364D"/>
           <w:sz w:val="21"/>
         </w:rPr>
         <w:t xml:space="preserve">continuous </w:t>
@@ -986,7 +1098,7 @@
       <w:r>
         <w:rPr>
           <w:rFonts w:eastAsia="맑은 고딕"/>
-          <w:color w:val="22282E"/>
+          <w:color w:val="1F364D"/>
           <w:sz w:val="21"/>
         </w:rPr>
         <w:t>process)을</w:t>
@@ -995,7 +1107,7 @@
       <w:r>
         <w:rPr>
           <w:rFonts w:eastAsia="맑은 고딕"/>
-          <w:color w:val="22282E"/>
+          <w:color w:val="1F364D"/>
           <w:sz w:val="21"/>
         </w:rPr>
         <w:t xml:space="preserve"> 중앙에서 집중 제어·감시하는 시스템.</w:t>
@@ -1005,12 +1117,15 @@
       <w:pPr>
         <w:spacing w:after="60" w:line="324" w:lineRule="auto"/>
         <w:ind w:left="320"/>
+        <w:rPr>
+          <w:color w:val="1F364D"/>
+        </w:rPr>
       </w:pPr>
       <w:proofErr w:type="gramStart"/>
       <w:r>
         <w:rPr>
           <w:rFonts w:eastAsia="맑은 고딕"/>
-          <w:color w:val="0E7C86"/>
+          <w:color w:val="1F364D"/>
           <w:sz w:val="21"/>
         </w:rPr>
         <w:t xml:space="preserve">•  </w:t>
@@ -1018,7 +1133,7 @@
       <w:r>
         <w:rPr>
           <w:rFonts w:eastAsia="맑은 고딕"/>
-          <w:color w:val="22282E"/>
+          <w:color w:val="1F364D"/>
           <w:sz w:val="21"/>
         </w:rPr>
         <w:t>“</w:t>
@@ -1027,7 +1142,7 @@
       <w:r>
         <w:rPr>
           <w:rFonts w:eastAsia="맑은 고딕"/>
-          <w:color w:val="22282E"/>
+          <w:color w:val="1F364D"/>
           <w:sz w:val="21"/>
         </w:rPr>
         <w:t xml:space="preserve">Distributed” = 제어 기능을 현장 분산 컨트롤러에 나눠 배치하되, 운전은 중앙 </w:t>
@@ -1036,7 +1151,7 @@
       <w:r>
         <w:rPr>
           <w:rFonts w:eastAsia="맑은 고딕"/>
-          <w:color w:val="22282E"/>
+          <w:color w:val="1F364D"/>
           <w:sz w:val="21"/>
         </w:rPr>
         <w:t>제어실(</w:t>
@@ -1045,7 +1160,7 @@
       <w:r>
         <w:rPr>
           <w:rFonts w:eastAsia="맑은 고딕"/>
-          <w:color w:val="22282E"/>
+          <w:color w:val="1F364D"/>
           <w:sz w:val="21"/>
         </w:rPr>
         <w:t xml:space="preserve">Operator </w:t>
@@ -1054,7 +1169,7 @@
       <w:r>
         <w:rPr>
           <w:rFonts w:eastAsia="맑은 고딕"/>
-          <w:color w:val="22282E"/>
+          <w:color w:val="1F364D"/>
           <w:sz w:val="21"/>
         </w:rPr>
         <w:t>Station)에서</w:t>
@@ -1063,7 +1178,7 @@
       <w:r>
         <w:rPr>
           <w:rFonts w:eastAsia="맑은 고딕"/>
-          <w:color w:val="22282E"/>
+          <w:color w:val="1F364D"/>
           <w:sz w:val="21"/>
         </w:rPr>
         <w:t xml:space="preserve"> 통합 감시.</w:t>
@@ -1075,12 +1190,13 @@
         <w:ind w:left="320"/>
         <w:rPr>
           <w:lang w:eastAsia="ko-KR"/>
+          <w:color w:val="1F364D"/>
         </w:rPr>
       </w:pPr>
       <w:r>
         <w:rPr>
           <w:rFonts w:eastAsia="맑은 고딕"/>
-          <w:color w:val="0E7C86"/>
+          <w:color w:val="1F364D"/>
           <w:sz w:val="21"/>
           <w:lang w:eastAsia="ko-KR"/>
         </w:rPr>
@@ -1089,7 +1205,7 @@
       <w:r>
         <w:rPr>
           <w:rFonts w:eastAsia="맑은 고딕"/>
-          <w:color w:val="22282E"/>
+          <w:color w:val="1F364D"/>
           <w:sz w:val="21"/>
           <w:lang w:eastAsia="ko-KR"/>
         </w:rPr>
@@ -1102,13 +1218,14 @@
         <w:spacing w:before="240" w:after="60"/>
         <w:rPr>
           <w:lang w:eastAsia="ko-KR"/>
+          <w:color w:val="1F364D"/>
         </w:rPr>
       </w:pPr>
       <w:r>
         <w:rPr>
           <w:rFonts w:eastAsia="맑은 고딕"/>
           <w:b/>
-          <w:color w:val="0E7C86"/>
+          <w:color w:val="1F364D"/>
           <w:sz w:val="24"/>
           <w:lang w:eastAsia="ko-KR"/>
         </w:rPr>
@@ -1131,12 +1248,13 @@
         <w:ind w:left="320"/>
         <w:rPr>
           <w:lang w:eastAsia="ko-KR"/>
+          <w:color w:val="1F364D"/>
         </w:rPr>
       </w:pPr>
       <w:r>
         <w:rPr>
           <w:rFonts w:eastAsia="맑은 고딕"/>
-          <w:color w:val="0E7C86"/>
+          <w:color w:val="1F364D"/>
           <w:sz w:val="21"/>
           <w:lang w:eastAsia="ko-KR"/>
         </w:rPr>
@@ -1145,7 +1263,7 @@
       <w:r>
         <w:rPr>
           <w:rFonts w:eastAsia="맑은 고딕"/>
-          <w:color w:val="22282E"/>
+          <w:color w:val="1F364D"/>
           <w:sz w:val="21"/>
           <w:lang w:eastAsia="ko-KR"/>
         </w:rPr>
@@ -1156,11 +1274,14 @@
       <w:pPr>
         <w:spacing w:after="60" w:line="324" w:lineRule="auto"/>
         <w:ind w:left="320"/>
+        <w:rPr>
+          <w:color w:val="1F364D"/>
+        </w:rPr>
       </w:pPr>
       <w:r>
         <w:rPr>
           <w:rFonts w:eastAsia="맑은 고딕"/>
-          <w:color w:val="0E7C86"/>
+          <w:color w:val="1F364D"/>
           <w:sz w:val="21"/>
         </w:rPr>
         <w:t xml:space="preserve">•  </w:t>
@@ -1169,7 +1290,7 @@
       <w:r>
         <w:rPr>
           <w:rFonts w:eastAsia="맑은 고딕"/>
-          <w:color w:val="22282E"/>
+          <w:color w:val="1F364D"/>
           <w:sz w:val="21"/>
         </w:rPr>
         <w:t>HMI(</w:t>
@@ -1178,7 +1299,7 @@
       <w:r>
         <w:rPr>
           <w:rFonts w:eastAsia="맑은 고딕"/>
-          <w:color w:val="22282E"/>
+          <w:color w:val="1F364D"/>
           <w:sz w:val="21"/>
         </w:rPr>
         <w:t>Operator Graphic), Historian, Alarm 관리, Faceplate 기반 운전이 강점.</w:t>
@@ -1190,12 +1311,13 @@
         <w:ind w:left="320"/>
         <w:rPr>
           <w:lang w:eastAsia="ko-KR"/>
+          <w:color w:val="1F364D"/>
         </w:rPr>
       </w:pPr>
       <w:r>
         <w:rPr>
           <w:rFonts w:eastAsia="맑은 고딕"/>
-          <w:color w:val="0E7C86"/>
+          <w:color w:val="1F364D"/>
           <w:sz w:val="21"/>
           <w:lang w:eastAsia="ko-KR"/>
         </w:rPr>
@@ -1204,7 +1326,7 @@
       <w:r>
         <w:rPr>
           <w:rFonts w:eastAsia="맑은 고딕"/>
-          <w:color w:val="22282E"/>
+          <w:color w:val="1F364D"/>
           <w:sz w:val="21"/>
           <w:lang w:eastAsia="ko-KR"/>
         </w:rPr>
@@ -1217,12 +1339,13 @@
         <w:ind w:left="320"/>
         <w:rPr>
           <w:lang w:eastAsia="ko-KR"/>
+          <w:color w:val="1F364D"/>
         </w:rPr>
       </w:pPr>
       <w:r>
         <w:rPr>
           <w:rFonts w:eastAsia="맑은 고딕"/>
-          <w:color w:val="0E7C86"/>
+          <w:color w:val="1F364D"/>
           <w:sz w:val="21"/>
           <w:lang w:eastAsia="ko-KR"/>
         </w:rPr>
@@ -1231,7 +1354,7 @@
       <w:r>
         <w:rPr>
           <w:rFonts w:eastAsia="맑은 고딕"/>
-          <w:color w:val="22282E"/>
+          <w:color w:val="1F364D"/>
           <w:sz w:val="21"/>
           <w:lang w:eastAsia="ko-KR"/>
         </w:rPr>
@@ -1244,13 +1367,14 @@
         <w:spacing w:before="320" w:after="40"/>
         <w:rPr>
           <w:lang w:eastAsia="ko-KR"/>
+          <w:color w:val="1F364D"/>
         </w:rPr>
       </w:pPr>
       <w:r>
         <w:rPr>
           <w:rFonts w:eastAsia="맑은 고딕"/>
           <w:b/>
-          <w:color w:val="0E7C86"/>
+          <w:color w:val="1F364D"/>
           <w:sz w:val="30"/>
           <w:lang w:eastAsia="ko-KR"/>
         </w:rPr>
@@ -1274,13 +1398,14 @@
         <w:spacing w:before="240" w:after="60"/>
         <w:rPr>
           <w:lang w:eastAsia="ko-KR"/>
+          <w:color w:val="1F364D"/>
         </w:rPr>
       </w:pPr>
       <w:r>
         <w:rPr>
           <w:rFonts w:eastAsia="맑은 고딕"/>
           <w:b/>
-          <w:color w:val="0E7C86"/>
+          <w:color w:val="1F364D"/>
           <w:sz w:val="24"/>
           <w:lang w:eastAsia="ko-KR"/>
         </w:rPr>
@@ -1303,12 +1428,13 @@
         <w:ind w:left="320"/>
         <w:rPr>
           <w:lang w:eastAsia="ko-KR"/>
+          <w:color w:val="1F364D"/>
         </w:rPr>
       </w:pPr>
       <w:r>
         <w:rPr>
           <w:rFonts w:eastAsia="맑은 고딕"/>
-          <w:color w:val="0E7C86"/>
+          <w:color w:val="1F364D"/>
           <w:sz w:val="21"/>
           <w:lang w:eastAsia="ko-KR"/>
         </w:rPr>
@@ -1317,7 +1443,7 @@
       <w:r>
         <w:rPr>
           <w:rFonts w:eastAsia="맑은 고딕"/>
-          <w:color w:val="22282E"/>
+          <w:color w:val="1F364D"/>
           <w:sz w:val="21"/>
           <w:lang w:eastAsia="ko-KR"/>
         </w:rPr>
@@ -1328,11 +1454,14 @@
       <w:pPr>
         <w:spacing w:after="60" w:line="324" w:lineRule="auto"/>
         <w:ind w:left="320"/>
+        <w:rPr>
+          <w:color w:val="1F364D"/>
+        </w:rPr>
       </w:pPr>
       <w:r>
         <w:rPr>
           <w:rFonts w:eastAsia="맑은 고딕"/>
-          <w:color w:val="0E7C86"/>
+          <w:color w:val="1F364D"/>
           <w:sz w:val="21"/>
         </w:rPr>
         <w:t xml:space="preserve">•  </w:t>
@@ -1341,7 +1470,7 @@
       <w:r>
         <w:rPr>
           <w:rFonts w:eastAsia="맑은 고딕"/>
-          <w:color w:val="22282E"/>
+          <w:color w:val="1F364D"/>
           <w:sz w:val="21"/>
         </w:rPr>
         <w:t>ESD는</w:t>
@@ -1350,7 +1479,7 @@
       <w:r>
         <w:rPr>
           <w:rFonts w:eastAsia="맑은 고딕"/>
-          <w:color w:val="22282E"/>
+          <w:color w:val="1F364D"/>
           <w:sz w:val="21"/>
         </w:rPr>
         <w:t xml:space="preserve"> 더 </w:t>
@@ -1359,7 +1488,7 @@
       <w:r>
         <w:rPr>
           <w:rFonts w:eastAsia="맑은 고딕"/>
-          <w:color w:val="22282E"/>
+          <w:color w:val="1F364D"/>
           <w:sz w:val="21"/>
         </w:rPr>
         <w:t>넓은</w:t>
@@ -1368,7 +1497,7 @@
       <w:r>
         <w:rPr>
           <w:rFonts w:eastAsia="맑은 고딕"/>
-          <w:color w:val="22282E"/>
+          <w:color w:val="1F364D"/>
           <w:sz w:val="21"/>
         </w:rPr>
         <w:t xml:space="preserve"> </w:t>
@@ -1377,7 +1506,7 @@
       <w:r>
         <w:rPr>
           <w:rFonts w:eastAsia="맑은 고딕"/>
-          <w:color w:val="22282E"/>
+          <w:color w:val="1F364D"/>
           <w:sz w:val="21"/>
         </w:rPr>
         <w:t>개념인</w:t>
@@ -1386,7 +1515,7 @@
       <w:r>
         <w:rPr>
           <w:rFonts w:eastAsia="맑은 고딕"/>
-          <w:color w:val="22282E"/>
+          <w:color w:val="1F364D"/>
           <w:sz w:val="21"/>
         </w:rPr>
         <w:t xml:space="preserve"> </w:t>
@@ -1395,7 +1524,7 @@
       <w:r>
         <w:rPr>
           <w:rFonts w:eastAsia="맑은 고딕"/>
-          <w:color w:val="22282E"/>
+          <w:color w:val="1F364D"/>
           <w:sz w:val="21"/>
         </w:rPr>
         <w:t>SIS(</w:t>
@@ -1404,7 +1533,7 @@
       <w:r>
         <w:rPr>
           <w:rFonts w:eastAsia="맑은 고딕"/>
-          <w:color w:val="22282E"/>
+          <w:color w:val="1F364D"/>
           <w:sz w:val="21"/>
         </w:rPr>
         <w:t xml:space="preserve">Safety Instrumented </w:t>
@@ -1413,7 +1542,7 @@
       <w:r>
         <w:rPr>
           <w:rFonts w:eastAsia="맑은 고딕"/>
-          <w:color w:val="22282E"/>
+          <w:color w:val="1F364D"/>
           <w:sz w:val="21"/>
         </w:rPr>
         <w:t>System)의</w:t>
@@ -1422,7 +1551,7 @@
       <w:r>
         <w:rPr>
           <w:rFonts w:eastAsia="맑은 고딕"/>
-          <w:color w:val="22282E"/>
+          <w:color w:val="1F364D"/>
           <w:sz w:val="21"/>
         </w:rPr>
         <w:t xml:space="preserve"> 일부 </w:t>
@@ -1432,12 +1561,15 @@
       <w:pPr>
         <w:keepNext/>
         <w:spacing w:before="240" w:after="60"/>
+        <w:rPr>
+          <w:color w:val="1F364D"/>
+        </w:rPr>
       </w:pPr>
       <w:r>
         <w:rPr>
           <w:rFonts w:eastAsia="맑은 고딕"/>
           <w:b/>
-          <w:color w:val="0E7C86"/>
+          <w:color w:val="1F364D"/>
           <w:sz w:val="24"/>
         </w:rPr>
         <w:t xml:space="preserve">▌ </w:t>
@@ -1467,7 +1599,7 @@
       <w:r>
         <w:rPr>
           <w:rFonts w:eastAsia="맑은 고딕"/>
-          <w:color w:val="0E7C86"/>
+          <w:color w:val="1F364D"/>
           <w:sz w:val="21"/>
           <w:lang w:eastAsia="ko-KR"/>
         </w:rPr>
@@ -1490,7 +1622,7 @@
         <w:ind w:left="320"/>
         <w:rPr>
           <w:rFonts w:eastAsia="맑은 고딕"/>
-          <w:color w:val="0E7C86"/>
+          <w:color w:val="1F364D"/>
           <w:sz w:val="21"/>
           <w:lang w:eastAsia="ko-KR"/>
         </w:rPr>
@@ -1498,7 +1630,7 @@
       <w:r>
         <w:rPr>
           <w:rFonts w:eastAsia="맑은 고딕"/>
-          <w:color w:val="0E7C86"/>
+          <w:color w:val="1F364D"/>
           <w:sz w:val="21"/>
           <w:lang w:eastAsia="ko-KR"/>
         </w:rPr>
@@ -1507,7 +1639,7 @@
       <w:r>
         <w:rPr>
           <w:rFonts w:eastAsia="맑은 고딕" w:hint="eastAsia"/>
-          <w:color w:val="0E7C86"/>
+          <w:color w:val="1F364D"/>
           <w:sz w:val="21"/>
           <w:lang w:eastAsia="ko-KR"/>
         </w:rPr>
@@ -1516,7 +1648,7 @@
       <w:r>
         <w:rPr>
           <w:rFonts w:eastAsia="맑은 고딕"/>
-          <w:color w:val="000000" w:themeColor="text1"/>
+          <w:color w:val="1F364D"/>
           <w:sz w:val="21"/>
           <w:lang w:eastAsia="ko-KR"/>
         </w:rPr>
@@ -1525,7 +1657,7 @@
       <w:r>
         <w:rPr>
           <w:rFonts w:eastAsia="맑은 고딕"/>
-          <w:color w:val="000000" w:themeColor="text1"/>
+          <w:color w:val="1F364D"/>
           <w:sz w:val="21"/>
           <w:lang w:eastAsia="ko-KR"/>
         </w:rPr>
@@ -1538,12 +1670,13 @@
         <w:ind w:left="320"/>
         <w:rPr>
           <w:lang w:eastAsia="ko-KR"/>
+          <w:color w:val="1F364D"/>
         </w:rPr>
       </w:pPr>
       <w:r>
         <w:rPr>
           <w:rFonts w:eastAsia="맑은 고딕"/>
-          <w:color w:val="0E7C86"/>
+          <w:color w:val="1F364D"/>
           <w:sz w:val="21"/>
           <w:lang w:eastAsia="ko-KR"/>
         </w:rPr>
@@ -1562,7 +1695,7 @@
       <w:r>
         <w:rPr>
           <w:rFonts w:eastAsia="맑은 고딕"/>
-          <w:color w:val="22282E"/>
+          <w:color w:val="1F364D"/>
           <w:sz w:val="21"/>
           <w:lang w:eastAsia="ko-KR"/>
         </w:rPr>
@@ -1573,7 +1706,7 @@
       <w:r>
         <w:rPr>
           <w:rFonts w:eastAsia="맑은 고딕"/>
-          <w:color w:val="22282E"/>
+          <w:color w:val="1F364D"/>
           <w:sz w:val="21"/>
           <w:lang w:eastAsia="ko-KR"/>
         </w:rPr>
@@ -1583,7 +1716,7 @@
       <w:r>
         <w:rPr>
           <w:rFonts w:eastAsia="맑은 고딕"/>
-          <w:color w:val="22282E"/>
+          <w:color w:val="1F364D"/>
           <w:sz w:val="21"/>
           <w:lang w:eastAsia="ko-KR"/>
         </w:rPr>
@@ -1593,7 +1726,7 @@
       <w:r>
         <w:rPr>
           <w:rFonts w:eastAsia="맑은 고딕"/>
-          <w:color w:val="22282E"/>
+          <w:color w:val="1F364D"/>
           <w:sz w:val="21"/>
           <w:lang w:eastAsia="ko-KR"/>
         </w:rPr>
@@ -1606,12 +1739,13 @@
         <w:ind w:left="320"/>
         <w:rPr>
           <w:lang w:eastAsia="ko-KR"/>
+          <w:color w:val="1F364D"/>
         </w:rPr>
       </w:pPr>
       <w:r>
         <w:rPr>
           <w:rFonts w:eastAsia="맑은 고딕"/>
-          <w:color w:val="0E7C86"/>
+          <w:color w:val="1F364D"/>
           <w:sz w:val="21"/>
           <w:lang w:eastAsia="ko-KR"/>
         </w:rPr>
@@ -1630,7 +1764,7 @@
       <w:r>
         <w:rPr>
           <w:rFonts w:eastAsia="맑은 고딕"/>
-          <w:color w:val="22282E"/>
+          <w:color w:val="1F364D"/>
           <w:sz w:val="21"/>
           <w:lang w:eastAsia="ko-KR"/>
         </w:rPr>
@@ -1643,12 +1777,13 @@
         <w:ind w:left="320"/>
         <w:rPr>
           <w:lang w:eastAsia="ko-KR"/>
+          <w:color w:val="1F364D"/>
         </w:rPr>
       </w:pPr>
       <w:r>
         <w:rPr>
           <w:rFonts w:eastAsia="맑은 고딕"/>
-          <w:color w:val="0E7C86"/>
+          <w:color w:val="1F364D"/>
           <w:sz w:val="21"/>
           <w:lang w:eastAsia="ko-KR"/>
         </w:rPr>
@@ -1657,7 +1792,7 @@
       <w:r>
         <w:rPr>
           <w:rFonts w:eastAsia="맑은 고딕"/>
-          <w:color w:val="22282E"/>
+          <w:color w:val="1F364D"/>
           <w:sz w:val="21"/>
           <w:lang w:eastAsia="ko-KR"/>
         </w:rPr>
@@ -1670,13 +1805,14 @@
         <w:spacing w:before="240" w:after="60"/>
         <w:rPr>
           <w:lang w:eastAsia="ko-KR"/>
+          <w:color w:val="1F364D"/>
         </w:rPr>
       </w:pPr>
       <w:r>
         <w:rPr>
           <w:rFonts w:eastAsia="맑은 고딕"/>
           <w:b/>
-          <w:color w:val="0E7C86"/>
+          <w:color w:val="1F364D"/>
           <w:sz w:val="24"/>
           <w:lang w:eastAsia="ko-KR"/>
         </w:rPr>
@@ -1699,12 +1835,13 @@
         <w:ind w:left="320"/>
         <w:rPr>
           <w:lang w:eastAsia="ko-KR"/>
+          <w:color w:val="1F364D"/>
         </w:rPr>
       </w:pPr>
       <w:r>
         <w:rPr>
           <w:rFonts w:eastAsia="맑은 고딕"/>
-          <w:color w:val="0E7C86"/>
+          <w:color w:val="1F364D"/>
           <w:sz w:val="21"/>
           <w:lang w:eastAsia="ko-KR"/>
         </w:rPr>
@@ -1713,7 +1850,7 @@
       <w:r>
         <w:rPr>
           <w:rFonts w:eastAsia="맑은 고딕"/>
-          <w:color w:val="22282E"/>
+          <w:color w:val="1F364D"/>
           <w:sz w:val="21"/>
           <w:lang w:eastAsia="ko-KR"/>
         </w:rPr>
@@ -1724,11 +1861,14 @@
       <w:pPr>
         <w:spacing w:after="60" w:line="324" w:lineRule="auto"/>
         <w:ind w:left="320"/>
+        <w:rPr>
+          <w:color w:val="1F364D"/>
+        </w:rPr>
       </w:pPr>
       <w:r>
         <w:rPr>
           <w:rFonts w:eastAsia="맑은 고딕"/>
-          <w:color w:val="0E7C86"/>
+          <w:color w:val="1F364D"/>
           <w:sz w:val="21"/>
         </w:rPr>
         <w:t xml:space="preserve">•  </w:t>
@@ -1737,7 +1877,7 @@
       <w:r>
         <w:rPr>
           <w:rFonts w:eastAsia="맑은 고딕"/>
-          <w:color w:val="22282E"/>
+          <w:color w:val="1F364D"/>
           <w:sz w:val="21"/>
         </w:rPr>
         <w:t>표준상</w:t>
@@ -1746,7 +1886,7 @@
       <w:r>
         <w:rPr>
           <w:rFonts w:eastAsia="맑은 고딕"/>
-          <w:color w:val="22282E"/>
+          <w:color w:val="1F364D"/>
           <w:sz w:val="21"/>
         </w:rPr>
         <w:t xml:space="preserve"> SIS(ESD)와 </w:t>
@@ -1755,7 +1895,7 @@
       <w:r>
         <w:rPr>
           <w:rFonts w:eastAsia="맑은 고딕"/>
-          <w:color w:val="22282E"/>
+          <w:color w:val="1F364D"/>
           <w:sz w:val="21"/>
         </w:rPr>
         <w:t>DCS의</w:t>
@@ -1764,7 +1904,7 @@
       <w:r>
         <w:rPr>
           <w:rFonts w:eastAsia="맑은 고딕"/>
-          <w:color w:val="22282E"/>
+          <w:color w:val="1F364D"/>
           <w:sz w:val="21"/>
         </w:rPr>
         <w:t xml:space="preserve"> </w:t>
@@ -1773,7 +1913,7 @@
       <w:r>
         <w:rPr>
           <w:rFonts w:eastAsia="맑은 고딕"/>
-          <w:color w:val="22282E"/>
+          <w:color w:val="1F364D"/>
           <w:sz w:val="21"/>
         </w:rPr>
         <w:t>하드웨어는</w:t>
@@ -1782,7 +1922,7 @@
       <w:r>
         <w:rPr>
           <w:rFonts w:eastAsia="맑은 고딕"/>
-          <w:color w:val="22282E"/>
+          <w:color w:val="1F364D"/>
           <w:sz w:val="21"/>
         </w:rPr>
         <w:t xml:space="preserve"> </w:t>
@@ -1791,7 +1931,7 @@
       <w:r>
         <w:rPr>
           <w:rFonts w:eastAsia="맑은 고딕"/>
-          <w:color w:val="22282E"/>
+          <w:color w:val="1F364D"/>
           <w:sz w:val="21"/>
         </w:rPr>
         <w:t>독립(</w:t>
@@ -1800,7 +1940,7 @@
       <w:r>
         <w:rPr>
           <w:rFonts w:eastAsia="맑은 고딕"/>
-          <w:color w:val="22282E"/>
+          <w:color w:val="1F364D"/>
           <w:sz w:val="21"/>
         </w:rPr>
         <w:t>Independent)되어야 한다 → 별도 Logic Solver, 별도 I/O.</w:t>
@@ -1812,7 +1952,7 @@
         <w:ind w:left="320"/>
         <w:rPr>
           <w:rFonts w:eastAsia="맑은 고딕"/>
-          <w:color w:val="22282E"/>
+          <w:color w:val="1F364D"/>
           <w:sz w:val="21"/>
         </w:rPr>
       </w:pPr>
@@ -1820,7 +1960,7 @@
       <w:r>
         <w:rPr>
           <w:rFonts w:eastAsia="맑은 고딕"/>
-          <w:color w:val="0E7C86"/>
+          <w:color w:val="1F364D"/>
           <w:sz w:val="21"/>
         </w:rPr>
         <w:t xml:space="preserve">•  </w:t>
@@ -1828,7 +1968,7 @@
       <w:r>
         <w:rPr>
           <w:rFonts w:eastAsia="맑은 고딕"/>
-          <w:color w:val="22282E"/>
+          <w:color w:val="1F364D"/>
           <w:sz w:val="21"/>
         </w:rPr>
         <w:t>“</w:t>
@@ -1837,7 +1977,7 @@
       <w:r>
         <w:rPr>
           <w:rFonts w:eastAsia="맑은 고딕"/>
-          <w:color w:val="22282E"/>
+          <w:color w:val="1F364D"/>
           <w:sz w:val="21"/>
         </w:rPr>
         <w:t>Fail-</w:t>
@@ -1846,7 +1986,7 @@
       <w:r>
         <w:rPr>
           <w:rFonts w:eastAsia="맑은 고딕"/>
-          <w:color w:val="22282E"/>
+          <w:color w:val="1F364D"/>
           <w:sz w:val="21"/>
         </w:rPr>
         <w:t>safe(</w:t>
@@ -1855,7 +1995,7 @@
       <w:r>
         <w:rPr>
           <w:rFonts w:eastAsia="맑은 고딕"/>
-          <w:color w:val="22282E"/>
+          <w:color w:val="1F364D"/>
           <w:sz w:val="21"/>
         </w:rPr>
         <w:t xml:space="preserve">고장 시 </w:t>
@@ -1864,7 +2004,7 @@
       <w:r>
         <w:rPr>
           <w:rFonts w:eastAsia="맑은 고딕"/>
-          <w:color w:val="22282E"/>
+          <w:color w:val="1F364D"/>
           <w:sz w:val="21"/>
         </w:rPr>
         <w:t>안전측</w:t>
@@ -1873,7 +2013,7 @@
       <w:r>
         <w:rPr>
           <w:rFonts w:eastAsia="맑은 고딕"/>
-          <w:color w:val="22282E"/>
+          <w:color w:val="1F364D"/>
           <w:sz w:val="21"/>
         </w:rPr>
         <w:t xml:space="preserve">)” </w:t>
@@ -1882,7 +2022,7 @@
       <w:r>
         <w:rPr>
           <w:rFonts w:eastAsia="맑은 고딕"/>
-          <w:color w:val="22282E"/>
+          <w:color w:val="1F364D"/>
           <w:sz w:val="21"/>
         </w:rPr>
         <w:t>설계가</w:t>
@@ -1891,7 +2031,7 @@
       <w:r>
         <w:rPr>
           <w:rFonts w:eastAsia="맑은 고딕"/>
-          <w:color w:val="22282E"/>
+          <w:color w:val="1F364D"/>
           <w:sz w:val="21"/>
         </w:rPr>
         <w:t xml:space="preserve"> </w:t>
@@ -1900,7 +2040,7 @@
       <w:r>
         <w:rPr>
           <w:rFonts w:eastAsia="맑은 고딕"/>
-          <w:color w:val="22282E"/>
+          <w:color w:val="1F364D"/>
           <w:sz w:val="21"/>
         </w:rPr>
         <w:t>기본</w:t>
@@ -1909,7 +2049,7 @@
       <w:r>
         <w:rPr>
           <w:rFonts w:eastAsia="맑은 고딕"/>
-          <w:color w:val="22282E"/>
+          <w:color w:val="1F364D"/>
           <w:sz w:val="21"/>
         </w:rPr>
         <w:t>.</w:t>
@@ -1922,6 +2062,7 @@
         <w:rPr>
           <w:rFonts w:eastAsia="맑은 고딕"/>
           <w:lang w:eastAsia="ko-KR"/>
+          <w:color w:val="1F364D"/>
         </w:rPr>
       </w:pPr>
     </w:p>
@@ -1932,6 +2073,7 @@
         <w:rPr>
           <w:rFonts w:eastAsia="맑은 고딕"/>
           <w:lang w:eastAsia="ko-KR"/>
+          <w:color w:val="1F364D"/>
         </w:rPr>
       </w:pPr>
     </w:p>
@@ -1942,6 +2084,7 @@
         <w:rPr>
           <w:rFonts w:eastAsia="맑은 고딕"/>
           <w:lang w:eastAsia="ko-KR"/>
+          <w:color w:val="1F364D"/>
         </w:rPr>
       </w:pPr>
     </w:p>
@@ -1952,6 +2095,7 @@
         <w:rPr>
           <w:rFonts w:eastAsia="맑은 고딕" w:hint="eastAsia"/>
           <w:lang w:eastAsia="ko-KR"/>
+          <w:color w:val="1F364D"/>
         </w:rPr>
       </w:pPr>
     </w:p>
@@ -1961,6 +2105,7 @@
         <w:spacing w:before="320" w:after="40"/>
         <w:rPr>
           <w:lang w:eastAsia="ko-KR"/>
+          <w:color w:val="1F364D"/>
         </w:rPr>
       </w:pPr>
       <w:proofErr w:type="gramStart"/>
@@ -1968,7 +2113,7 @@
         <w:rPr>
           <w:rFonts w:eastAsia="맑은 고딕"/>
           <w:b/>
-          <w:color w:val="0E7C86"/>
+          <w:color w:val="1F364D"/>
           <w:sz w:val="30"/>
           <w:lang w:eastAsia="ko-KR"/>
         </w:rPr>
@@ -2003,13 +2148,14 @@
         <w:spacing w:before="240" w:after="60"/>
         <w:rPr>
           <w:lang w:eastAsia="ko-KR"/>
+          <w:color w:val="1F364D"/>
         </w:rPr>
       </w:pPr>
       <w:r>
         <w:rPr>
           <w:rFonts w:eastAsia="맑은 고딕"/>
           <w:b/>
-          <w:color w:val="0E7C86"/>
+          <w:color w:val="1F364D"/>
           <w:sz w:val="24"/>
           <w:lang w:eastAsia="ko-KR"/>
         </w:rPr>
@@ -2032,12 +2178,13 @@
         <w:ind w:left="320"/>
         <w:rPr>
           <w:lang w:eastAsia="ko-KR"/>
+          <w:color w:val="1F364D"/>
         </w:rPr>
       </w:pPr>
       <w:r>
         <w:rPr>
           <w:rFonts w:eastAsia="맑은 고딕"/>
-          <w:color w:val="0E7C86"/>
+          <w:color w:val="1F364D"/>
           <w:sz w:val="21"/>
           <w:lang w:eastAsia="ko-KR"/>
         </w:rPr>
@@ -2046,7 +2193,7 @@
       <w:r>
         <w:rPr>
           <w:rFonts w:eastAsia="맑은 고딕"/>
-          <w:color w:val="22282E"/>
+          <w:color w:val="1F364D"/>
           <w:sz w:val="21"/>
           <w:lang w:eastAsia="ko-KR"/>
         </w:rPr>
@@ -2056,7 +2203,7 @@
       <w:r>
         <w:rPr>
           <w:rFonts w:eastAsia="맑은 고딕"/>
-          <w:color w:val="22282E"/>
+          <w:color w:val="1F364D"/>
           <w:sz w:val="21"/>
           <w:lang w:eastAsia="ko-KR"/>
         </w:rPr>
@@ -2066,7 +2213,7 @@
       <w:r>
         <w:rPr>
           <w:rFonts w:eastAsia="맑은 고딕"/>
-          <w:color w:val="22282E"/>
+          <w:color w:val="1F364D"/>
           <w:sz w:val="21"/>
           <w:lang w:eastAsia="ko-KR"/>
         </w:rPr>
@@ -2079,12 +2226,13 @@
         <w:ind w:left="320"/>
         <w:rPr>
           <w:lang w:eastAsia="ko-KR"/>
+          <w:color w:val="1F364D"/>
         </w:rPr>
       </w:pPr>
       <w:r>
         <w:rPr>
           <w:rFonts w:eastAsia="맑은 고딕"/>
-          <w:color w:val="0E7C86"/>
+          <w:color w:val="1F364D"/>
           <w:sz w:val="21"/>
           <w:lang w:eastAsia="ko-KR"/>
         </w:rPr>
@@ -2093,7 +2241,7 @@
       <w:r>
         <w:rPr>
           <w:rFonts w:eastAsia="맑은 고딕"/>
-          <w:color w:val="22282E"/>
+          <w:color w:val="1F364D"/>
           <w:sz w:val="21"/>
           <w:lang w:eastAsia="ko-KR"/>
         </w:rPr>
@@ -2106,13 +2254,14 @@
         <w:spacing w:before="240" w:after="60"/>
         <w:rPr>
           <w:lang w:eastAsia="ko-KR"/>
+          <w:color w:val="1F364D"/>
         </w:rPr>
       </w:pPr>
       <w:r>
         <w:rPr>
           <w:rFonts w:eastAsia="맑은 고딕"/>
           <w:b/>
-          <w:color w:val="0E7C86"/>
+          <w:color w:val="1F364D"/>
           <w:sz w:val="24"/>
           <w:lang w:eastAsia="ko-KR"/>
         </w:rPr>
@@ -2135,12 +2284,13 @@
         <w:ind w:left="320"/>
         <w:rPr>
           <w:lang w:eastAsia="ko-KR"/>
+          <w:color w:val="1F364D"/>
         </w:rPr>
       </w:pPr>
       <w:r>
         <w:rPr>
           <w:rFonts w:eastAsia="맑은 고딕"/>
-          <w:color w:val="0E7C86"/>
+          <w:color w:val="1F364D"/>
           <w:sz w:val="21"/>
           <w:lang w:eastAsia="ko-KR"/>
         </w:rPr>
@@ -2149,7 +2299,7 @@
       <w:r>
         <w:rPr>
           <w:rFonts w:eastAsia="맑은 고딕"/>
-          <w:color w:val="22282E"/>
+          <w:color w:val="1F364D"/>
           <w:sz w:val="21"/>
           <w:lang w:eastAsia="ko-KR"/>
         </w:rPr>
@@ -2162,12 +2312,13 @@
         <w:ind w:left="320"/>
         <w:rPr>
           <w:lang w:eastAsia="ko-KR"/>
+          <w:color w:val="1F364D"/>
         </w:rPr>
       </w:pPr>
       <w:r>
         <w:rPr>
           <w:rFonts w:eastAsia="맑은 고딕"/>
-          <w:color w:val="0E7C86"/>
+          <w:color w:val="1F364D"/>
           <w:sz w:val="21"/>
           <w:lang w:eastAsia="ko-KR"/>
         </w:rPr>
@@ -2176,7 +2327,7 @@
       <w:r>
         <w:rPr>
           <w:rFonts w:eastAsia="맑은 고딕"/>
-          <w:color w:val="22282E"/>
+          <w:color w:val="1F364D"/>
           <w:sz w:val="21"/>
           <w:lang w:eastAsia="ko-KR"/>
         </w:rPr>
@@ -2189,12 +2340,13 @@
         <w:ind w:left="320"/>
         <w:rPr>
           <w:lang w:eastAsia="ko-KR"/>
+          <w:color w:val="1F364D"/>
         </w:rPr>
       </w:pPr>
       <w:r>
         <w:rPr>
           <w:rFonts w:eastAsia="맑은 고딕"/>
-          <w:color w:val="0E7C86"/>
+          <w:color w:val="1F364D"/>
           <w:sz w:val="21"/>
           <w:lang w:eastAsia="ko-KR"/>
         </w:rPr>
@@ -2203,7 +2355,7 @@
       <w:r>
         <w:rPr>
           <w:rFonts w:eastAsia="맑은 고딕"/>
-          <w:color w:val="22282E"/>
+          <w:color w:val="1F364D"/>
           <w:sz w:val="21"/>
           <w:lang w:eastAsia="ko-KR"/>
         </w:rPr>
@@ -2216,13 +2368,14 @@
         <w:spacing w:before="240" w:after="60"/>
         <w:rPr>
           <w:lang w:eastAsia="ko-KR"/>
+          <w:color w:val="1F364D"/>
         </w:rPr>
       </w:pPr>
       <w:r>
         <w:rPr>
           <w:rFonts w:eastAsia="맑은 고딕"/>
           <w:b/>
-          <w:color w:val="0E7C86"/>
+          <w:color w:val="1F364D"/>
           <w:sz w:val="24"/>
           <w:lang w:eastAsia="ko-KR"/>
         </w:rPr>
@@ -2245,12 +2398,13 @@
         <w:ind w:left="320"/>
         <w:rPr>
           <w:lang w:eastAsia="ko-KR"/>
+          <w:color w:val="1F364D"/>
         </w:rPr>
       </w:pPr>
       <w:r>
         <w:rPr>
           <w:rFonts w:eastAsia="맑은 고딕"/>
-          <w:color w:val="0E7C86"/>
+          <w:color w:val="1F364D"/>
           <w:sz w:val="21"/>
           <w:lang w:eastAsia="ko-KR"/>
         </w:rPr>
@@ -2259,7 +2413,7 @@
       <w:r>
         <w:rPr>
           <w:rFonts w:eastAsia="맑은 고딕"/>
-          <w:color w:val="22282E"/>
+          <w:color w:val="1F364D"/>
           <w:sz w:val="21"/>
           <w:lang w:eastAsia="ko-KR"/>
         </w:rPr>
@@ -2272,12 +2426,13 @@
         <w:ind w:left="320"/>
         <w:rPr>
           <w:lang w:eastAsia="ko-KR"/>
+          <w:color w:val="1F364D"/>
         </w:rPr>
       </w:pPr>
       <w:r>
         <w:rPr>
           <w:rFonts w:eastAsia="맑은 고딕"/>
-          <w:color w:val="0E7C86"/>
+          <w:color w:val="1F364D"/>
           <w:sz w:val="21"/>
           <w:lang w:eastAsia="ko-KR"/>
         </w:rPr>
@@ -2286,7 +2441,7 @@
       <w:r>
         <w:rPr>
           <w:rFonts w:eastAsia="맑은 고딕"/>
-          <w:color w:val="22282E"/>
+          <w:color w:val="1F364D"/>
           <w:sz w:val="21"/>
           <w:lang w:eastAsia="ko-KR"/>
         </w:rPr>
@@ -2299,6 +2454,7 @@
         <w:spacing w:before="320" w:after="40"/>
         <w:rPr>
           <w:lang w:eastAsia="ko-KR"/>
+          <w:color w:val="1F364D"/>
         </w:rPr>
       </w:pPr>
       <w:proofErr w:type="gramStart"/>
@@ -2306,7 +2462,7 @@
         <w:rPr>
           <w:rFonts w:eastAsia="맑은 고딕"/>
           <w:b/>
-          <w:color w:val="0E7C86"/>
+          <w:color w:val="1F364D"/>
           <w:sz w:val="30"/>
           <w:lang w:eastAsia="ko-KR"/>
         </w:rPr>
@@ -2361,7 +2517,7 @@
         <w:tc>
           <w:tcPr>
             <w:tcW w:w="1474" w:type="dxa"/>
-            <w:shd w:val="clear" w:color="auto" w:fill="1F364D"/>
+            <w:shd w:val="clear" w:color="auto" w:fill="EAF1F4"/>
             <w:tcMar>
               <w:top w:w="60" w:type="dxa"/>
               <w:left w:w="110" w:type="dxa"/>
@@ -2374,13 +2530,16 @@
             <w:pPr>
               <w:spacing w:after="0"/>
               <w:jc w:val="center"/>
+              <w:rPr>
+                <w:color w:val="1F364D"/>
+              </w:rPr>
             </w:pPr>
             <w:proofErr w:type="spellStart"/>
             <w:r>
               <w:rPr>
                 <w:rFonts w:eastAsia="맑은 고딕"/>
                 <w:b/>
-                <w:color w:val="FFFFFF"/>
+                <w:color w:val="1F364D"/>
                 <w:sz w:val="20"/>
               </w:rPr>
               <w:t>항목</w:t>
@@ -2391,7 +2550,7 @@
         <w:tc>
           <w:tcPr>
             <w:tcW w:w="2381" w:type="dxa"/>
-            <w:shd w:val="clear" w:color="auto" w:fill="1F364D"/>
+            <w:shd w:val="clear" w:color="auto" w:fill="EAF1F4"/>
             <w:tcMar>
               <w:top w:w="60" w:type="dxa"/>
               <w:left w:w="110" w:type="dxa"/>
@@ -2404,12 +2563,15 @@
             <w:pPr>
               <w:spacing w:after="0"/>
               <w:jc w:val="center"/>
+              <w:rPr>
+                <w:color w:val="1F364D"/>
+              </w:rPr>
             </w:pPr>
             <w:r>
               <w:rPr>
                 <w:rFonts w:eastAsia="맑은 고딕"/>
                 <w:b/>
-                <w:color w:val="FFFFFF"/>
+                <w:color w:val="1F364D"/>
                 <w:sz w:val="20"/>
               </w:rPr>
               <w:t>DCS</w:t>
@@ -2419,7 +2581,7 @@
         <w:tc>
           <w:tcPr>
             <w:tcW w:w="2608" w:type="dxa"/>
-            <w:shd w:val="clear" w:color="auto" w:fill="1F364D"/>
+            <w:shd w:val="clear" w:color="auto" w:fill="EAF1F4"/>
             <w:tcMar>
               <w:top w:w="60" w:type="dxa"/>
               <w:left w:w="110" w:type="dxa"/>
@@ -2432,12 +2594,15 @@
             <w:pPr>
               <w:spacing w:after="0"/>
               <w:jc w:val="center"/>
+              <w:rPr>
+                <w:color w:val="1F364D"/>
+              </w:rPr>
             </w:pPr>
             <w:r>
               <w:rPr>
                 <w:rFonts w:eastAsia="맑은 고딕"/>
                 <w:b/>
-                <w:color w:val="FFFFFF"/>
+                <w:color w:val="1F364D"/>
                 <w:sz w:val="20"/>
               </w:rPr>
               <w:t>ESD (SIS)</w:t>
@@ -2447,7 +2612,7 @@
         <w:tc>
           <w:tcPr>
             <w:tcW w:w="2778" w:type="dxa"/>
-            <w:shd w:val="clear" w:color="auto" w:fill="1F364D"/>
+            <w:shd w:val="clear" w:color="auto" w:fill="EAF1F4"/>
             <w:tcMar>
               <w:top w:w="60" w:type="dxa"/>
               <w:left w:w="110" w:type="dxa"/>
@@ -2460,12 +2625,15 @@
             <w:pPr>
               <w:spacing w:after="0"/>
               <w:jc w:val="center"/>
+              <w:rPr>
+                <w:color w:val="1F364D"/>
+              </w:rPr>
             </w:pPr>
             <w:r>
               <w:rPr>
                 <w:rFonts w:eastAsia="맑은 고딕"/>
                 <w:b/>
-                <w:color w:val="FFFFFF"/>
+                <w:color w:val="1F364D"/>
                 <w:sz w:val="20"/>
               </w:rPr>
               <w:t>PLC</w:t>
@@ -2491,11 +2659,14 @@
           <w:p>
             <w:pPr>
               <w:spacing w:after="0" w:line="300" w:lineRule="auto"/>
+              <w:rPr>
+                <w:color w:val="1F364D"/>
+              </w:rPr>
             </w:pPr>
             <w:r>
               <w:rPr>
                 <w:rFonts w:eastAsia="맑은 고딕"/>
-                <w:color w:val="22282E"/>
+                <w:color w:val="1F364D"/>
                 <w:sz w:val="19"/>
               </w:rPr>
               <w:t>목적</w:t>
@@ -2518,12 +2689,13 @@
               <w:spacing w:after="0" w:line="300" w:lineRule="auto"/>
               <w:rPr>
                 <w:lang w:eastAsia="ko-KR"/>
+                <w:color w:val="1F364D"/>
               </w:rPr>
             </w:pPr>
             <w:r>
               <w:rPr>
                 <w:rFonts w:eastAsia="맑은 고딕"/>
-                <w:color w:val="22282E"/>
+                <w:color w:val="1F364D"/>
                 <w:sz w:val="19"/>
                 <w:lang w:eastAsia="ko-KR"/>
               </w:rPr>
@@ -2545,12 +2717,15 @@
           <w:p>
             <w:pPr>
               <w:spacing w:after="0" w:line="300" w:lineRule="auto"/>
+              <w:rPr>
+                <w:color w:val="1F364D"/>
+              </w:rPr>
             </w:pPr>
             <w:proofErr w:type="spellStart"/>
             <w:r>
               <w:rPr>
                 <w:rFonts w:eastAsia="맑은 고딕"/>
-                <w:color w:val="22282E"/>
+                <w:color w:val="1F364D"/>
                 <w:sz w:val="19"/>
               </w:rPr>
               <w:t>비상</w:t>
@@ -2559,7 +2734,7 @@
             <w:r>
               <w:rPr>
                 <w:rFonts w:eastAsia="맑은 고딕"/>
-                <w:color w:val="22282E"/>
+                <w:color w:val="1F364D"/>
                 <w:sz w:val="19"/>
               </w:rPr>
               <w:t xml:space="preserve"> </w:t>
@@ -2568,7 +2743,7 @@
             <w:r>
               <w:rPr>
                 <w:rFonts w:eastAsia="맑은 고딕"/>
-                <w:color w:val="22282E"/>
+                <w:color w:val="1F364D"/>
                 <w:sz w:val="19"/>
               </w:rPr>
               <w:t>정지</w:t>
@@ -2577,7 +2752,7 @@
             <w:r>
               <w:rPr>
                 <w:rFonts w:eastAsia="맑은 고딕"/>
-                <w:color w:val="22282E"/>
+                <w:color w:val="1F364D"/>
                 <w:sz w:val="19"/>
               </w:rPr>
               <w:t xml:space="preserve"> / </w:t>
@@ -2586,7 +2761,7 @@
             <w:r>
               <w:rPr>
                 <w:rFonts w:eastAsia="맑은 고딕"/>
-                <w:color w:val="22282E"/>
+                <w:color w:val="1F364D"/>
                 <w:sz w:val="19"/>
               </w:rPr>
               <w:t>안전</w:t>
@@ -2595,7 +2770,7 @@
             <w:r>
               <w:rPr>
                 <w:rFonts w:eastAsia="맑은 고딕"/>
-                <w:color w:val="22282E"/>
+                <w:color w:val="1F364D"/>
                 <w:sz w:val="19"/>
               </w:rPr>
               <w:t xml:space="preserve"> 확보</w:t>
@@ -2618,12 +2793,13 @@
               <w:spacing w:after="0" w:line="300" w:lineRule="auto"/>
               <w:rPr>
                 <w:lang w:eastAsia="ko-KR"/>
+                <w:color w:val="1F364D"/>
               </w:rPr>
             </w:pPr>
             <w:r>
               <w:rPr>
                 <w:rFonts w:eastAsia="맑은 고딕"/>
-                <w:color w:val="22282E"/>
+                <w:color w:val="1F364D"/>
                 <w:sz w:val="19"/>
                 <w:lang w:eastAsia="ko-KR"/>
               </w:rPr>
@@ -2651,12 +2827,15 @@
           <w:p>
             <w:pPr>
               <w:spacing w:after="0" w:line="300" w:lineRule="auto"/>
+              <w:rPr>
+                <w:color w:val="1F364D"/>
+              </w:rPr>
             </w:pPr>
             <w:proofErr w:type="spellStart"/>
             <w:r>
               <w:rPr>
                 <w:rFonts w:eastAsia="맑은 고딕"/>
-                <w:color w:val="22282E"/>
+                <w:color w:val="1F364D"/>
                 <w:sz w:val="19"/>
               </w:rPr>
               <w:t>운전</w:t>
@@ -2665,7 +2844,7 @@
             <w:r>
               <w:rPr>
                 <w:rFonts w:eastAsia="맑은 고딕"/>
-                <w:color w:val="22282E"/>
+                <w:color w:val="1F364D"/>
                 <w:sz w:val="19"/>
               </w:rPr>
               <w:t xml:space="preserve"> </w:t>
@@ -2674,7 +2853,7 @@
             <w:r>
               <w:rPr>
                 <w:rFonts w:eastAsia="맑은 고딕"/>
-                <w:color w:val="22282E"/>
+                <w:color w:val="1F364D"/>
                 <w:sz w:val="19"/>
               </w:rPr>
               <w:t>상태</w:t>
@@ -2697,11 +2876,14 @@
           <w:p>
             <w:pPr>
               <w:spacing w:after="0" w:line="300" w:lineRule="auto"/>
+              <w:rPr>
+                <w:color w:val="1F364D"/>
+              </w:rPr>
             </w:pPr>
             <w:r>
               <w:rPr>
                 <w:rFonts w:eastAsia="맑은 고딕"/>
-                <w:color w:val="22282E"/>
+                <w:color w:val="1F364D"/>
                 <w:sz w:val="19"/>
               </w:rPr>
               <w:t>정상 운전 (Normal)</w:t>
@@ -2723,11 +2905,14 @@
           <w:p>
             <w:pPr>
               <w:spacing w:after="0" w:line="300" w:lineRule="auto"/>
+              <w:rPr>
+                <w:color w:val="1F364D"/>
+              </w:rPr>
             </w:pPr>
             <w:r>
               <w:rPr>
                 <w:rFonts w:eastAsia="맑은 고딕"/>
-                <w:color w:val="22282E"/>
+                <w:color w:val="1F364D"/>
                 <w:sz w:val="19"/>
               </w:rPr>
               <w:t>비상 상황 (Abnormal)</w:t>
@@ -2749,11 +2934,14 @@
           <w:p>
             <w:pPr>
               <w:spacing w:after="0" w:line="300" w:lineRule="auto"/>
+              <w:rPr>
+                <w:color w:val="1F364D"/>
+              </w:rPr>
             </w:pPr>
             <w:r>
               <w:rPr>
                 <w:rFonts w:eastAsia="맑은 고딕"/>
-                <w:color w:val="22282E"/>
+                <w:color w:val="1F364D"/>
                 <w:sz w:val="19"/>
               </w:rPr>
               <w:t>정상 운전 (단위)</w:t>
@@ -2779,11 +2967,14 @@
           <w:p>
             <w:pPr>
               <w:spacing w:after="0" w:line="300" w:lineRule="auto"/>
+              <w:rPr>
+                <w:color w:val="1F364D"/>
+              </w:rPr>
             </w:pPr>
             <w:r>
               <w:rPr>
                 <w:rFonts w:eastAsia="맑은 고딕"/>
-                <w:color w:val="22282E"/>
+                <w:color w:val="1F364D"/>
                 <w:sz w:val="19"/>
               </w:rPr>
               <w:t>제어 성격</w:t>
@@ -2804,11 +2995,14 @@
           <w:p>
             <w:pPr>
               <w:spacing w:after="0" w:line="300" w:lineRule="auto"/>
+              <w:rPr>
+                <w:color w:val="1F364D"/>
+              </w:rPr>
             </w:pPr>
             <w:r>
               <w:rPr>
                 <w:rFonts w:eastAsia="맑은 고딕"/>
-                <w:color w:val="22282E"/>
+                <w:color w:val="1F364D"/>
                 <w:sz w:val="19"/>
               </w:rPr>
               <w:t>연속/아날로그 (PID)</w:t>
@@ -2829,11 +3023,14 @@
           <w:p>
             <w:pPr>
               <w:spacing w:after="0" w:line="300" w:lineRule="auto"/>
+              <w:rPr>
+                <w:color w:val="1F364D"/>
+              </w:rPr>
             </w:pPr>
             <w:r>
               <w:rPr>
                 <w:rFonts w:eastAsia="맑은 고딕"/>
-                <w:color w:val="22282E"/>
+                <w:color w:val="1F364D"/>
                 <w:sz w:val="19"/>
               </w:rPr>
               <w:t>이산/안전 로직</w:t>
@@ -2854,11 +3051,14 @@
           <w:p>
             <w:pPr>
               <w:spacing w:after="0" w:line="300" w:lineRule="auto"/>
+              <w:rPr>
+                <w:color w:val="1F364D"/>
+              </w:rPr>
             </w:pPr>
             <w:r>
               <w:rPr>
                 <w:rFonts w:eastAsia="맑은 고딕"/>
-                <w:color w:val="22282E"/>
+                <w:color w:val="1F364D"/>
                 <w:sz w:val="19"/>
               </w:rPr>
               <w:t>이산/디지털 (고속)</w:t>
@@ -2885,11 +3085,14 @@
           <w:p>
             <w:pPr>
               <w:spacing w:after="0" w:line="300" w:lineRule="auto"/>
+              <w:rPr>
+                <w:color w:val="1F364D"/>
+              </w:rPr>
             </w:pPr>
             <w:r>
               <w:rPr>
                 <w:rFonts w:eastAsia="맑은 고딕"/>
-                <w:color w:val="22282E"/>
+                <w:color w:val="1F364D"/>
                 <w:sz w:val="19"/>
               </w:rPr>
               <w:t>신뢰성 요구</w:t>
@@ -2911,11 +3114,14 @@
           <w:p>
             <w:pPr>
               <w:spacing w:after="0" w:line="300" w:lineRule="auto"/>
+              <w:rPr>
+                <w:color w:val="1F364D"/>
+              </w:rPr>
             </w:pPr>
             <w:r>
               <w:rPr>
                 <w:rFonts w:eastAsia="맑은 고딕"/>
-                <w:color w:val="22282E"/>
+                <w:color w:val="1F364D"/>
                 <w:sz w:val="19"/>
               </w:rPr>
               <w:t>표준 수준</w:t>
@@ -2939,12 +3145,13 @@
               <w:spacing w:after="0" w:line="300" w:lineRule="auto"/>
               <w:rPr>
                 <w:lang w:eastAsia="ko-KR"/>
+                <w:color w:val="1F364D"/>
               </w:rPr>
             </w:pPr>
             <w:r>
               <w:rPr>
                 <w:rFonts w:eastAsia="맑은 고딕"/>
-                <w:color w:val="22282E"/>
+                <w:color w:val="1F364D"/>
                 <w:sz w:val="19"/>
                 <w:lang w:eastAsia="ko-KR"/>
               </w:rPr>
@@ -2967,12 +3174,15 @@
           <w:p>
             <w:pPr>
               <w:spacing w:after="0" w:line="300" w:lineRule="auto"/>
+              <w:rPr>
+                <w:color w:val="1F364D"/>
+              </w:rPr>
             </w:pPr>
             <w:proofErr w:type="spellStart"/>
             <w:r>
               <w:rPr>
                 <w:rFonts w:eastAsia="맑은 고딕"/>
-                <w:color w:val="22282E"/>
+                <w:color w:val="1F364D"/>
                 <w:sz w:val="19"/>
               </w:rPr>
               <w:t>용도별</w:t>
@@ -2981,7 +3191,7 @@
             <w:r>
               <w:rPr>
                 <w:rFonts w:eastAsia="맑은 고딕"/>
-                <w:color w:val="22282E"/>
+                <w:color w:val="1F364D"/>
                 <w:sz w:val="19"/>
               </w:rPr>
               <w:t xml:space="preserve"> (Safety PLC </w:t>
@@ -2990,7 +3200,7 @@
             <w:r>
               <w:rPr>
                 <w:rFonts w:eastAsia="맑은 고딕"/>
-                <w:color w:val="22282E"/>
+                <w:color w:val="1F364D"/>
                 <w:sz w:val="19"/>
               </w:rPr>
               <w:t>별도</w:t>
@@ -2999,7 +3209,7 @@
             <w:r>
               <w:rPr>
                 <w:rFonts w:eastAsia="맑은 고딕"/>
-                <w:color w:val="22282E"/>
+                <w:color w:val="1F364D"/>
                 <w:sz w:val="19"/>
               </w:rPr>
               <w:t>)</w:t>
@@ -3025,11 +3235,14 @@
           <w:p>
             <w:pPr>
               <w:spacing w:after="0" w:line="300" w:lineRule="auto"/>
+              <w:rPr>
+                <w:color w:val="1F364D"/>
+              </w:rPr>
             </w:pPr>
             <w:r>
               <w:rPr>
                 <w:rFonts w:eastAsia="맑은 고딕"/>
-                <w:color w:val="22282E"/>
+                <w:color w:val="1F364D"/>
                 <w:sz w:val="19"/>
               </w:rPr>
               <w:t>독립성</w:t>
@@ -3050,11 +3263,14 @@
           <w:p>
             <w:pPr>
               <w:spacing w:after="0" w:line="300" w:lineRule="auto"/>
+              <w:rPr>
+                <w:color w:val="1F364D"/>
+              </w:rPr>
             </w:pPr>
             <w:r>
               <w:rPr>
                 <w:rFonts w:eastAsia="맑은 고딕"/>
-                <w:color w:val="22282E"/>
+                <w:color w:val="1F364D"/>
                 <w:sz w:val="19"/>
               </w:rPr>
               <w:t>—</w:t>
@@ -3077,12 +3293,13 @@
               <w:spacing w:after="0" w:line="300" w:lineRule="auto"/>
               <w:rPr>
                 <w:lang w:eastAsia="ko-KR"/>
+                <w:color w:val="1F364D"/>
               </w:rPr>
             </w:pPr>
             <w:r>
               <w:rPr>
                 <w:rFonts w:eastAsia="맑은 고딕"/>
-                <w:color w:val="22282E"/>
+                <w:color w:val="1F364D"/>
                 <w:sz w:val="19"/>
                 <w:lang w:eastAsia="ko-KR"/>
               </w:rPr>
@@ -3106,12 +3323,13 @@
               <w:spacing w:after="0" w:line="300" w:lineRule="auto"/>
               <w:rPr>
                 <w:lang w:eastAsia="ko-KR"/>
+                <w:color w:val="1F364D"/>
               </w:rPr>
             </w:pPr>
             <w:r>
               <w:rPr>
                 <w:rFonts w:eastAsia="맑은 고딕"/>
-                <w:color w:val="22282E"/>
+                <w:color w:val="1F364D"/>
                 <w:sz w:val="19"/>
                 <w:lang w:eastAsia="ko-KR"/>
               </w:rPr>
@@ -3139,12 +3357,15 @@
           <w:p>
             <w:pPr>
               <w:spacing w:after="0" w:line="300" w:lineRule="auto"/>
+              <w:rPr>
+                <w:color w:val="1F364D"/>
+              </w:rPr>
             </w:pPr>
             <w:proofErr w:type="spellStart"/>
             <w:r>
               <w:rPr>
                 <w:rFonts w:eastAsia="맑은 고딕"/>
-                <w:color w:val="22282E"/>
+                <w:color w:val="1F364D"/>
                 <w:sz w:val="19"/>
               </w:rPr>
               <w:t>고장</w:t>
@@ -3153,7 +3374,7 @@
             <w:r>
               <w:rPr>
                 <w:rFonts w:eastAsia="맑은 고딕"/>
-                <w:color w:val="22282E"/>
+                <w:color w:val="1F364D"/>
                 <w:sz w:val="19"/>
               </w:rPr>
               <w:t xml:space="preserve"> </w:t>
@@ -3162,7 +3383,7 @@
             <w:r>
               <w:rPr>
                 <w:rFonts w:eastAsia="맑은 고딕"/>
-                <w:color w:val="22282E"/>
+                <w:color w:val="1F364D"/>
                 <w:sz w:val="19"/>
               </w:rPr>
               <w:t>철학</w:t>
@@ -3185,11 +3406,14 @@
           <w:p>
             <w:pPr>
               <w:spacing w:after="0" w:line="300" w:lineRule="auto"/>
+              <w:rPr>
+                <w:color w:val="1F364D"/>
+              </w:rPr>
             </w:pPr>
             <w:r>
               <w:rPr>
                 <w:rFonts w:eastAsia="맑은 고딕"/>
-                <w:color w:val="22282E"/>
+                <w:color w:val="1F364D"/>
                 <w:sz w:val="19"/>
               </w:rPr>
               <w:t>가용성 우선</w:t>
@@ -3211,11 +3435,14 @@
           <w:p>
             <w:pPr>
               <w:spacing w:after="0" w:line="300" w:lineRule="auto"/>
+              <w:rPr>
+                <w:color w:val="1F364D"/>
+              </w:rPr>
             </w:pPr>
             <w:r>
               <w:rPr>
                 <w:rFonts w:eastAsia="맑은 고딕"/>
-                <w:color w:val="22282E"/>
+                <w:color w:val="1F364D"/>
                 <w:sz w:val="19"/>
               </w:rPr>
               <w:t>Fail-safe (안전측)</w:t>
@@ -3237,11 +3464,14 @@
           <w:p>
             <w:pPr>
               <w:spacing w:after="0" w:line="300" w:lineRule="auto"/>
+              <w:rPr>
+                <w:color w:val="1F364D"/>
+              </w:rPr>
             </w:pPr>
             <w:r>
               <w:rPr>
                 <w:rFonts w:eastAsia="맑은 고딕"/>
-                <w:color w:val="22282E"/>
+                <w:color w:val="1F364D"/>
                 <w:sz w:val="19"/>
               </w:rPr>
               <w:t>용도별</w:t>
@@ -3267,11 +3497,14 @@
           <w:p>
             <w:pPr>
               <w:spacing w:after="0" w:line="300" w:lineRule="auto"/>
+              <w:rPr>
+                <w:color w:val="1F364D"/>
+              </w:rPr>
             </w:pPr>
             <w:r>
               <w:rPr>
                 <w:rFonts w:eastAsia="맑은 고딕"/>
-                <w:color w:val="22282E"/>
+                <w:color w:val="1F364D"/>
                 <w:sz w:val="19"/>
               </w:rPr>
               <w:t>적용 범위</w:t>
@@ -3292,11 +3525,14 @@
           <w:p>
             <w:pPr>
               <w:spacing w:after="0" w:line="300" w:lineRule="auto"/>
+              <w:rPr>
+                <w:color w:val="1F364D"/>
+              </w:rPr>
             </w:pPr>
             <w:r>
               <w:rPr>
                 <w:rFonts w:eastAsia="맑은 고딕"/>
-                <w:color w:val="22282E"/>
+                <w:color w:val="1F364D"/>
                 <w:sz w:val="19"/>
               </w:rPr>
               <w:t>플랜트 전체</w:t>
@@ -3317,11 +3553,14 @@
           <w:p>
             <w:pPr>
               <w:spacing w:after="0" w:line="300" w:lineRule="auto"/>
+              <w:rPr>
+                <w:color w:val="1F364D"/>
+              </w:rPr>
             </w:pPr>
             <w:r>
               <w:rPr>
                 <w:rFonts w:eastAsia="맑은 고딕"/>
-                <w:color w:val="22282E"/>
+                <w:color w:val="1F364D"/>
                 <w:sz w:val="19"/>
               </w:rPr>
               <w:t>안전 기능 (Trip)</w:t>
@@ -3342,11 +3581,14 @@
           <w:p>
             <w:pPr>
               <w:spacing w:after="0" w:line="300" w:lineRule="auto"/>
+              <w:rPr>
+                <w:color w:val="1F364D"/>
+              </w:rPr>
             </w:pPr>
             <w:r>
               <w:rPr>
                 <w:rFonts w:eastAsia="맑은 고딕"/>
-                <w:color w:val="22282E"/>
+                <w:color w:val="1F364D"/>
                 <w:sz w:val="19"/>
               </w:rPr>
               <w:t>패키지 / Skid 단위</w:t>
@@ -3358,18 +3600,24 @@
     <w:p>
       <w:pPr>
         <w:spacing w:after="80"/>
+        <w:rPr>
+          <w:color w:val="1F364D"/>
+        </w:rPr>
       </w:pPr>
     </w:p>
     <w:p>
       <w:pPr>
         <w:keepNext/>
         <w:spacing w:before="240" w:after="60"/>
+        <w:rPr>
+          <w:color w:val="1F364D"/>
+        </w:rPr>
       </w:pPr>
       <w:r>
         <w:rPr>
           <w:rFonts w:eastAsia="맑은 고딕"/>
           <w:b/>
-          <w:color w:val="0E7C86"/>
+          <w:color w:val="1F364D"/>
           <w:sz w:val="24"/>
         </w:rPr>
         <w:t xml:space="preserve">▌ </w:t>
@@ -3396,7 +3644,7 @@
         <w:tc>
           <w:tcPr>
             <w:tcW w:w="9746" w:type="dxa"/>
-            <w:shd w:val="clear" w:color="auto" w:fill="1F364D"/>
+            <w:shd w:val="clear" w:color="auto" w:fill="EAF1F4"/>
             <w:tcMar>
               <w:top w:w="140" w:type="dxa"/>
               <w:left w:w="160" w:type="dxa"/>
@@ -3409,12 +3657,13 @@
               <w:spacing w:after="0"/>
               <w:rPr>
                 <w:lang w:eastAsia="ko-KR"/>
+                <w:color w:val="1F364D"/>
               </w:rPr>
             </w:pPr>
             <w:r>
               <w:rPr>
                 <w:rFonts w:ascii="Consolas" w:eastAsia="Consolas" w:hAnsi="Consolas"/>
-                <w:color w:val="DDE8EC"/>
+                <w:color w:val="1F364D"/>
                 <w:sz w:val="18"/>
                 <w:lang w:eastAsia="ko-KR"/>
               </w:rPr>
@@ -3424,11 +3673,14 @@
           <w:p>
             <w:pPr>
               <w:spacing w:after="0"/>
+              <w:rPr>
+                <w:color w:val="1F364D"/>
+              </w:rPr>
             </w:pPr>
             <w:r>
               <w:rPr>
                 <w:rFonts w:ascii="Consolas" w:eastAsia="Consolas" w:hAnsi="Consolas"/>
-                <w:color w:val="DDE8EC"/>
+                <w:color w:val="1F364D"/>
                 <w:sz w:val="18"/>
                 <w:lang w:eastAsia="ko-KR"/>
               </w:rPr>
@@ -3437,7 +3689,7 @@
             <w:r>
               <w:rPr>
                 <w:rFonts w:ascii="Consolas" w:eastAsia="Consolas" w:hAnsi="Consolas"/>
-                <w:color w:val="DDE8EC"/>
+                <w:color w:val="1F364D"/>
                 <w:sz w:val="18"/>
               </w:rPr>
               <w:t>Sensor ──►</w:t>
@@ -3446,7 +3698,7 @@
             <w:r>
               <w:rPr>
                 <w:rFonts w:ascii="Consolas" w:eastAsia="Consolas" w:hAnsi="Consolas"/>
-                <w:color w:val="DDE8EC"/>
+                <w:color w:val="1F364D"/>
                 <w:sz w:val="18"/>
               </w:rPr>
               <w:t xml:space="preserve">   [</w:t>
@@ -3455,7 +3707,7 @@
             <w:r>
               <w:rPr>
                 <w:rFonts w:ascii="Consolas" w:eastAsia="Consolas" w:hAnsi="Consolas"/>
-                <w:color w:val="DDE8EC"/>
+                <w:color w:val="1F364D"/>
                 <w:sz w:val="18"/>
               </w:rPr>
               <w:t xml:space="preserve"> Logic Solver = ESD   ──► </w:t>
@@ -3464,7 +3716,7 @@
             <w:r>
               <w:rPr>
                 <w:rFonts w:ascii="Consolas" w:eastAsia="Consolas" w:hAnsi="Consolas"/>
-                <w:color w:val="DDE8EC"/>
+                <w:color w:val="1F364D"/>
                 <w:sz w:val="18"/>
               </w:rPr>
               <w:t>Actuator(</w:t>
@@ -3473,7 +3725,7 @@
             <w:r>
               <w:rPr>
                 <w:rFonts w:ascii="Consolas" w:eastAsia="Consolas" w:hAnsi="Consolas"/>
-                <w:color w:val="DDE8EC"/>
+                <w:color w:val="1F364D"/>
                 <w:sz w:val="18"/>
               </w:rPr>
               <w:t>ESDV)</w:t>
@@ -3484,12 +3736,13 @@
               <w:spacing w:after="0"/>
               <w:rPr>
                 <w:lang w:eastAsia="ko-KR"/>
+                <w:color w:val="1F364D"/>
               </w:rPr>
             </w:pPr>
             <w:r>
               <w:rPr>
                 <w:rFonts w:ascii="Consolas" w:eastAsia="Consolas" w:hAnsi="Consolas"/>
-                <w:color w:val="DDE8EC"/>
+                <w:color w:val="1F364D"/>
                 <w:sz w:val="18"/>
               </w:rPr>
               <w:t xml:space="preserve">                  </w:t>
@@ -3497,7 +3750,7 @@
             <w:r>
               <w:rPr>
                 <w:rFonts w:ascii="Consolas" w:eastAsia="Consolas" w:hAnsi="Consolas"/>
-                <w:color w:val="DDE8EC"/>
+                <w:color w:val="1F364D"/>
                 <w:sz w:val="18"/>
                 <w:lang w:eastAsia="ko-KR"/>
               </w:rPr>
@@ -3509,12 +3762,13 @@
               <w:spacing w:after="0"/>
               <w:rPr>
                 <w:lang w:eastAsia="ko-KR"/>
+                <w:color w:val="1F364D"/>
               </w:rPr>
             </w:pPr>
             <w:r>
               <w:rPr>
                 <w:rFonts w:ascii="Consolas" w:eastAsia="Consolas" w:hAnsi="Consolas"/>
-                <w:color w:val="DDE8EC"/>
+                <w:color w:val="1F364D"/>
                 <w:sz w:val="18"/>
                 <w:lang w:eastAsia="ko-KR"/>
               </w:rPr>
@@ -3526,12 +3780,13 @@
               <w:spacing w:after="0"/>
               <w:rPr>
                 <w:lang w:eastAsia="ko-KR"/>
+                <w:color w:val="1F364D"/>
               </w:rPr>
             </w:pPr>
             <w:r>
               <w:rPr>
                 <w:rFonts w:ascii="Consolas" w:eastAsia="Consolas" w:hAnsi="Consolas"/>
-                <w:color w:val="DDE8EC"/>
+                <w:color w:val="1F364D"/>
                 <w:sz w:val="18"/>
                 <w:lang w:eastAsia="ko-KR"/>
               </w:rPr>
@@ -3541,7 +3796,7 @@
             <w:r>
               <w:rPr>
                 <w:rFonts w:ascii="Consolas" w:eastAsia="Consolas" w:hAnsi="Consolas"/>
-                <w:color w:val="DDE8EC"/>
+                <w:color w:val="1F364D"/>
                 <w:sz w:val="18"/>
                 <w:lang w:eastAsia="ko-KR"/>
               </w:rPr>
@@ -3551,7 +3806,7 @@
             <w:r>
               <w:rPr>
                 <w:rFonts w:ascii="Consolas" w:eastAsia="Consolas" w:hAnsi="Consolas"/>
-                <w:color w:val="DDE8EC"/>
+                <w:color w:val="1F364D"/>
                 <w:sz w:val="18"/>
                 <w:lang w:eastAsia="ko-KR"/>
               </w:rPr>
@@ -3561,7 +3816,7 @@
             <w:r>
               <w:rPr>
                 <w:rFonts w:ascii="Consolas" w:eastAsia="Consolas" w:hAnsi="Consolas"/>
-                <w:color w:val="DDE8EC"/>
+                <w:color w:val="1F364D"/>
                 <w:sz w:val="18"/>
                 <w:lang w:eastAsia="ko-KR"/>
               </w:rPr>
@@ -3571,7 +3826,7 @@
             <w:r>
               <w:rPr>
                 <w:rFonts w:ascii="Consolas" w:eastAsia="Consolas" w:hAnsi="Consolas"/>
-                <w:color w:val="DDE8EC"/>
+                <w:color w:val="1F364D"/>
                 <w:sz w:val="18"/>
                 <w:lang w:eastAsia="ko-KR"/>
               </w:rPr>
@@ -3583,12 +3838,13 @@
               <w:spacing w:after="0"/>
               <w:rPr>
                 <w:lang w:eastAsia="ko-KR"/>
+                <w:color w:val="1F364D"/>
               </w:rPr>
             </w:pPr>
             <w:r>
               <w:rPr>
                 <w:rFonts w:ascii="Consolas" w:eastAsia="Consolas" w:hAnsi="Consolas"/>
-                <w:color w:val="DDE8EC"/>
+                <w:color w:val="1F364D"/>
                 <w:sz w:val="18"/>
                 <w:lang w:eastAsia="ko-KR"/>
               </w:rPr>
@@ -3600,12 +3856,13 @@
               <w:spacing w:after="0"/>
               <w:rPr>
                 <w:lang w:eastAsia="ko-KR"/>
+                <w:color w:val="1F364D"/>
               </w:rPr>
             </w:pPr>
             <w:r>
               <w:rPr>
                 <w:rFonts w:ascii="Consolas" w:eastAsia="Consolas" w:hAnsi="Consolas"/>
-                <w:color w:val="DDE8EC"/>
+                <w:color w:val="1F364D"/>
                 <w:sz w:val="18"/>
                 <w:lang w:eastAsia="ko-KR"/>
               </w:rPr>
@@ -3615,7 +3872,7 @@
             <w:r>
               <w:rPr>
                 <w:rFonts w:ascii="Consolas" w:eastAsia="Consolas" w:hAnsi="Consolas"/>
-                <w:color w:val="DDE8EC"/>
+                <w:color w:val="1F364D"/>
                 <w:sz w:val="18"/>
                 <w:lang w:eastAsia="ko-KR"/>
               </w:rPr>
@@ -3625,7 +3882,7 @@
             <w:r>
               <w:rPr>
                 <w:rFonts w:ascii="Consolas" w:eastAsia="Consolas" w:hAnsi="Consolas"/>
-                <w:color w:val="DDE8EC"/>
+                <w:color w:val="1F364D"/>
                 <w:sz w:val="18"/>
                 <w:lang w:eastAsia="ko-KR"/>
               </w:rPr>
@@ -3635,7 +3892,7 @@
             <w:r>
               <w:rPr>
                 <w:rFonts w:ascii="Consolas" w:eastAsia="Consolas" w:hAnsi="Consolas"/>
-                <w:color w:val="DDE8EC"/>
+                <w:color w:val="1F364D"/>
                 <w:sz w:val="18"/>
                 <w:lang w:eastAsia="ko-KR"/>
               </w:rPr>
@@ -3645,7 +3902,7 @@
             <w:r>
               <w:rPr>
                 <w:rFonts w:ascii="Consolas" w:eastAsia="Consolas" w:hAnsi="Consolas"/>
-                <w:color w:val="DDE8EC"/>
+                <w:color w:val="1F364D"/>
                 <w:sz w:val="18"/>
                 <w:lang w:eastAsia="ko-KR"/>
               </w:rPr>
@@ -3655,7 +3912,7 @@
             <w:r>
               <w:rPr>
                 <w:rFonts w:ascii="Consolas" w:eastAsia="Consolas" w:hAnsi="Consolas"/>
-                <w:color w:val="DDE8EC"/>
+                <w:color w:val="1F364D"/>
                 <w:sz w:val="18"/>
                 <w:lang w:eastAsia="ko-KR"/>
               </w:rPr>
@@ -3665,7 +3922,7 @@
             <w:r>
               <w:rPr>
                 <w:rFonts w:ascii="Consolas" w:eastAsia="Consolas" w:hAnsi="Consolas"/>
-                <w:color w:val="DDE8EC"/>
+                <w:color w:val="1F364D"/>
                 <w:sz w:val="18"/>
                 <w:lang w:eastAsia="ko-KR"/>
               </w:rPr>
@@ -3675,7 +3932,7 @@
             <w:r>
               <w:rPr>
                 <w:rFonts w:ascii="Consolas" w:eastAsia="Consolas" w:hAnsi="Consolas"/>
-                <w:color w:val="DDE8EC"/>
+                <w:color w:val="1F364D"/>
                 <w:sz w:val="18"/>
                 <w:lang w:eastAsia="ko-KR"/>
               </w:rPr>
@@ -3685,7 +3942,7 @@
             <w:r>
               <w:rPr>
                 <w:rFonts w:ascii="Consolas" w:eastAsia="Consolas" w:hAnsi="Consolas"/>
-                <w:color w:val="DDE8EC"/>
+                <w:color w:val="1F364D"/>
                 <w:sz w:val="18"/>
                 <w:lang w:eastAsia="ko-KR"/>
               </w:rPr>
@@ -3700,6 +3957,7 @@
         <w:spacing w:after="40"/>
         <w:rPr>
           <w:lang w:eastAsia="ko-KR"/>
+          <w:color w:val="1F364D"/>
         </w:rPr>
       </w:pPr>
     </w:p>
@@ -3709,12 +3967,13 @@
         <w:ind w:left="320"/>
         <w:rPr>
           <w:lang w:eastAsia="ko-KR"/>
+          <w:color w:val="1F364D"/>
         </w:rPr>
       </w:pPr>
       <w:r>
         <w:rPr>
           <w:rFonts w:eastAsia="맑은 고딕"/>
-          <w:color w:val="0E7C86"/>
+          <w:color w:val="1F364D"/>
           <w:sz w:val="21"/>
           <w:lang w:eastAsia="ko-KR"/>
         </w:rPr>
@@ -3723,7 +3982,7 @@
       <w:r>
         <w:rPr>
           <w:rFonts w:eastAsia="맑은 고딕"/>
-          <w:color w:val="22282E"/>
+          <w:color w:val="1F364D"/>
           <w:sz w:val="21"/>
           <w:lang w:eastAsia="ko-KR"/>
         </w:rPr>
@@ -3736,12 +3995,13 @@
         <w:ind w:left="320"/>
         <w:rPr>
           <w:lang w:eastAsia="ko-KR"/>
+          <w:color w:val="1F364D"/>
         </w:rPr>
       </w:pPr>
       <w:r>
         <w:rPr>
           <w:rFonts w:eastAsia="맑은 고딕"/>
-          <w:color w:val="0E7C86"/>
+          <w:color w:val="1F364D"/>
           <w:sz w:val="21"/>
           <w:lang w:eastAsia="ko-KR"/>
         </w:rPr>
@@ -3750,7 +4010,7 @@
       <w:r>
         <w:rPr>
           <w:rFonts w:eastAsia="맑은 고딕"/>
-          <w:color w:val="22282E"/>
+          <w:color w:val="1F364D"/>
           <w:sz w:val="21"/>
           <w:lang w:eastAsia="ko-KR"/>
         </w:rPr>
@@ -3763,6 +4023,7 @@
         <w:spacing w:before="320" w:after="40"/>
         <w:rPr>
           <w:lang w:eastAsia="ko-KR"/>
+          <w:color w:val="1F364D"/>
         </w:rPr>
       </w:pPr>
       <w:proofErr w:type="gramStart"/>
@@ -3770,7 +4031,7 @@
         <w:rPr>
           <w:rFonts w:eastAsia="맑은 고딕"/>
           <w:b/>
-          <w:color w:val="0E7C86"/>
+          <w:color w:val="1F364D"/>
           <w:sz w:val="30"/>
           <w:lang w:eastAsia="ko-KR"/>
         </w:rPr>
@@ -3826,13 +4087,14 @@
         <w:spacing w:before="240" w:after="60"/>
         <w:rPr>
           <w:lang w:eastAsia="ko-KR"/>
+          <w:color w:val="1F364D"/>
         </w:rPr>
       </w:pPr>
       <w:r>
         <w:rPr>
           <w:rFonts w:eastAsia="맑은 고딕"/>
           <w:b/>
-          <w:color w:val="0E7C86"/>
+          <w:color w:val="1F364D"/>
           <w:sz w:val="24"/>
           <w:lang w:eastAsia="ko-KR"/>
         </w:rPr>
@@ -3855,12 +4117,13 @@
         <w:ind w:left="320"/>
         <w:rPr>
           <w:lang w:eastAsia="ko-KR"/>
+          <w:color w:val="1F364D"/>
         </w:rPr>
       </w:pPr>
       <w:r>
         <w:rPr>
           <w:rFonts w:eastAsia="맑은 고딕"/>
-          <w:color w:val="0E7C86"/>
+          <w:color w:val="1F364D"/>
           <w:sz w:val="21"/>
           <w:lang w:eastAsia="ko-KR"/>
         </w:rPr>
@@ -3869,7 +4132,7 @@
       <w:r>
         <w:rPr>
           <w:rFonts w:eastAsia="맑은 고딕" w:hint="eastAsia"/>
-          <w:color w:val="22282E"/>
+          <w:color w:val="1F364D"/>
           <w:sz w:val="21"/>
           <w:lang w:eastAsia="ko-KR"/>
         </w:rPr>
@@ -3878,7 +4141,7 @@
       <w:r>
         <w:rPr>
           <w:rFonts w:eastAsia="맑은 고딕"/>
-          <w:color w:val="22282E"/>
+          <w:color w:val="1F364D"/>
           <w:sz w:val="21"/>
           <w:lang w:eastAsia="ko-KR"/>
         </w:rPr>
@@ -3891,12 +4154,13 @@
         <w:ind w:left="320"/>
         <w:rPr>
           <w:lang w:eastAsia="ko-KR"/>
+          <w:color w:val="1F364D"/>
         </w:rPr>
       </w:pPr>
       <w:r>
         <w:rPr>
           <w:rFonts w:eastAsia="맑은 고딕"/>
-          <w:color w:val="0E7C86"/>
+          <w:color w:val="1F364D"/>
           <w:sz w:val="21"/>
           <w:lang w:eastAsia="ko-KR"/>
         </w:rPr>
@@ -3905,7 +4169,7 @@
       <w:r>
         <w:rPr>
           <w:rFonts w:eastAsia="맑은 고딕"/>
-          <w:color w:val="22282E"/>
+          <w:color w:val="1F364D"/>
           <w:sz w:val="21"/>
           <w:lang w:eastAsia="ko-KR"/>
         </w:rPr>
@@ -3918,13 +4182,14 @@
         <w:spacing w:before="240" w:after="60"/>
         <w:rPr>
           <w:lang w:eastAsia="ko-KR"/>
+          <w:color w:val="1F364D"/>
         </w:rPr>
       </w:pPr>
       <w:r>
         <w:rPr>
           <w:rFonts w:eastAsia="맑은 고딕"/>
           <w:b/>
-          <w:color w:val="0E7C86"/>
+          <w:color w:val="1F364D"/>
           <w:sz w:val="24"/>
           <w:lang w:eastAsia="ko-KR"/>
         </w:rPr>
@@ -3957,11 +4222,14 @@
       <w:pPr>
         <w:spacing w:after="60" w:line="324" w:lineRule="auto"/>
         <w:ind w:left="320"/>
+        <w:rPr>
+          <w:color w:val="1F364D"/>
+        </w:rPr>
       </w:pPr>
       <w:r>
         <w:rPr>
           <w:rFonts w:eastAsia="맑은 고딕"/>
-          <w:color w:val="0E7C86"/>
+          <w:color w:val="1F364D"/>
           <w:sz w:val="21"/>
         </w:rPr>
         <w:t xml:space="preserve">•  </w:t>
@@ -3969,7 +4237,7 @@
       <w:r>
         <w:rPr>
           <w:rFonts w:eastAsia="맑은 고딕"/>
-          <w:color w:val="22282E"/>
+          <w:color w:val="1F364D"/>
           <w:sz w:val="21"/>
         </w:rPr>
         <w:t>Pump/</w:t>
@@ -3978,7 +4246,7 @@
       <w:r>
         <w:rPr>
           <w:rFonts w:eastAsia="맑은 고딕"/>
-          <w:color w:val="22282E"/>
+          <w:color w:val="1F364D"/>
           <w:sz w:val="21"/>
         </w:rPr>
         <w:t>Motor의</w:t>
@@ -3987,7 +4255,7 @@
       <w:r>
         <w:rPr>
           <w:rFonts w:eastAsia="맑은 고딕"/>
-          <w:color w:val="22282E"/>
+          <w:color w:val="1F364D"/>
           <w:sz w:val="21"/>
         </w:rPr>
         <w:t xml:space="preserve"> Start/</w:t>
@@ -3996,7 +4264,7 @@
       <w:r>
         <w:rPr>
           <w:rFonts w:eastAsia="맑은 고딕"/>
-          <w:color w:val="22282E"/>
+          <w:color w:val="1F364D"/>
           <w:sz w:val="21"/>
         </w:rPr>
         <w:t>Stop은</w:t>
@@ -4005,7 +4273,7 @@
       <w:r>
         <w:rPr>
           <w:rFonts w:eastAsia="맑은 고딕"/>
-          <w:color w:val="22282E"/>
+          <w:color w:val="1F364D"/>
           <w:sz w:val="21"/>
         </w:rPr>
         <w:t xml:space="preserve"> </w:t>
@@ -4014,7 +4282,7 @@
       <w:r>
         <w:rPr>
           <w:rFonts w:eastAsia="맑은 고딕"/>
-          <w:color w:val="22282E"/>
+          <w:color w:val="1F364D"/>
           <w:sz w:val="21"/>
         </w:rPr>
         <w:t>본질적으로</w:t>
@@ -4023,7 +4291,7 @@
       <w:r>
         <w:rPr>
           <w:rFonts w:eastAsia="맑은 고딕"/>
-          <w:color w:val="22282E"/>
+          <w:color w:val="1F364D"/>
           <w:sz w:val="21"/>
         </w:rPr>
         <w:t xml:space="preserve"> </w:t>
@@ -4032,7 +4300,7 @@
       <w:r>
         <w:rPr>
           <w:rFonts w:eastAsia="맑은 고딕"/>
-          <w:color w:val="22282E"/>
+          <w:color w:val="1F364D"/>
           <w:sz w:val="21"/>
         </w:rPr>
         <w:t>MCC가</w:t>
@@ -4041,7 +4309,7 @@
       <w:r>
         <w:rPr>
           <w:rFonts w:eastAsia="맑은 고딕"/>
-          <w:color w:val="22282E"/>
+          <w:color w:val="1F364D"/>
           <w:sz w:val="21"/>
         </w:rPr>
         <w:t xml:space="preserve"> 수행. DCS/PLC는 MCC로 </w:t>
@@ -4050,7 +4318,7 @@
       <w:r>
         <w:rPr>
           <w:rFonts w:eastAsia="맑은 고딕"/>
-          <w:color w:val="22282E"/>
+          <w:color w:val="1F364D"/>
           <w:sz w:val="21"/>
         </w:rPr>
         <w:t>명령(</w:t>
@@ -4059,7 +4327,7 @@
       <w:r>
         <w:rPr>
           <w:rFonts w:eastAsia="맑은 고딕"/>
-          <w:color w:val="22282E"/>
+          <w:color w:val="1F364D"/>
           <w:sz w:val="21"/>
         </w:rPr>
         <w:t>Start/</w:t>
@@ -4068,7 +4336,7 @@
       <w:r>
         <w:rPr>
           <w:rFonts w:eastAsia="맑은 고딕"/>
-          <w:color w:val="22282E"/>
+          <w:color w:val="1F364D"/>
           <w:sz w:val="21"/>
         </w:rPr>
         <w:t>Stop)을</w:t>
@@ -4077,7 +4345,7 @@
       <w:r>
         <w:rPr>
           <w:rFonts w:eastAsia="맑은 고딕"/>
-          <w:color w:val="22282E"/>
+          <w:color w:val="1F364D"/>
           <w:sz w:val="21"/>
         </w:rPr>
         <w:t xml:space="preserve"> 보내고 </w:t>
@@ -4086,7 +4354,7 @@
       <w:r>
         <w:rPr>
           <w:rFonts w:eastAsia="맑은 고딕"/>
-          <w:color w:val="22282E"/>
+          <w:color w:val="1F364D"/>
           <w:sz w:val="21"/>
         </w:rPr>
         <w:t>상태(</w:t>
@@ -4095,7 +4363,7 @@
       <w:r>
         <w:rPr>
           <w:rFonts w:eastAsia="맑은 고딕"/>
-          <w:color w:val="22282E"/>
+          <w:color w:val="1F364D"/>
           <w:sz w:val="21"/>
         </w:rPr>
         <w:t>Run/</w:t>
@@ -4104,7 +4372,7 @@
       <w:r>
         <w:rPr>
           <w:rFonts w:eastAsia="맑은 고딕"/>
-          <w:color w:val="22282E"/>
+          <w:color w:val="1F364D"/>
           <w:sz w:val="21"/>
         </w:rPr>
         <w:t>Trip)를</w:t>
@@ -4113,7 +4381,7 @@
       <w:r>
         <w:rPr>
           <w:rFonts w:eastAsia="맑은 고딕"/>
-          <w:color w:val="22282E"/>
+          <w:color w:val="1F364D"/>
           <w:sz w:val="21"/>
         </w:rPr>
         <w:t xml:space="preserve"> 받는다.</w:t>
@@ -4123,11 +4391,14 @@
       <w:pPr>
         <w:spacing w:after="60" w:line="324" w:lineRule="auto"/>
         <w:ind w:left="320"/>
+        <w:rPr>
+          <w:color w:val="1F364D"/>
+        </w:rPr>
       </w:pPr>
       <w:r>
         <w:rPr>
           <w:rFonts w:eastAsia="맑은 고딕"/>
-          <w:color w:val="0E7C86"/>
+          <w:color w:val="1F364D"/>
           <w:sz w:val="21"/>
         </w:rPr>
         <w:t xml:space="preserve">•  </w:t>
@@ -4135,7 +4406,7 @@
       <w:r>
         <w:rPr>
           <w:rFonts w:eastAsia="맑은 고딕"/>
-          <w:color w:val="22282E"/>
+          <w:color w:val="1F364D"/>
           <w:sz w:val="21"/>
         </w:rPr>
         <w:t xml:space="preserve">전통적 방식 — DCS/PLC와 MCC 사이에 </w:t>
@@ -4144,7 +4415,7 @@
       <w:r>
         <w:rPr>
           <w:rFonts w:eastAsia="맑은 고딕"/>
-          <w:color w:val="22282E"/>
+          <w:color w:val="1F364D"/>
           <w:sz w:val="21"/>
         </w:rPr>
         <w:t>IRP(</w:t>
@@ -4153,7 +4424,7 @@
       <w:r>
         <w:rPr>
           <w:rFonts w:eastAsia="맑은 고딕"/>
-          <w:color w:val="22282E"/>
+          <w:color w:val="1F364D"/>
           <w:sz w:val="21"/>
         </w:rPr>
         <w:t>Interposing Relay Panel) 설치 → 전압 신호 절연 및 DCS/PLC 카드 보호.</w:t>
@@ -4163,11 +4434,14 @@
       <w:pPr>
         <w:spacing w:after="60" w:line="324" w:lineRule="auto"/>
         <w:ind w:left="320"/>
+        <w:rPr>
+          <w:color w:val="1F364D"/>
+        </w:rPr>
       </w:pPr>
       <w:r>
         <w:rPr>
           <w:rFonts w:eastAsia="맑은 고딕"/>
-          <w:color w:val="0E7C86"/>
+          <w:color w:val="1F364D"/>
           <w:sz w:val="21"/>
         </w:rPr>
         <w:t xml:space="preserve">•  </w:t>
@@ -4184,7 +4458,7 @@
       <w:r>
         <w:rPr>
           <w:rFonts w:eastAsia="맑은 고딕"/>
-          <w:color w:val="22282E"/>
+          <w:color w:val="1F364D"/>
           <w:sz w:val="21"/>
         </w:rPr>
         <w:t xml:space="preserve">DCS/PLC → </w:t>
@@ -4193,7 +4467,7 @@
       <w:r>
         <w:rPr>
           <w:rFonts w:eastAsia="맑은 고딕"/>
-          <w:color w:val="22282E"/>
+          <w:color w:val="1F364D"/>
           <w:sz w:val="21"/>
         </w:rPr>
         <w:t>MCC :</w:t>
@@ -4202,7 +4476,7 @@
       <w:r>
         <w:rPr>
           <w:rFonts w:eastAsia="맑은 고딕"/>
-          <w:color w:val="22282E"/>
+          <w:color w:val="1F364D"/>
           <w:sz w:val="21"/>
         </w:rPr>
         <w:t xml:space="preserve"> Start/Stop </w:t>
@@ -4212,7 +4486,7 @@
       <w:r>
         <w:rPr>
           <w:rFonts w:eastAsia="맑은 고딕"/>
-          <w:color w:val="22282E"/>
+          <w:color w:val="1F364D"/>
           <w:sz w:val="21"/>
         </w:rPr>
         <w:t>명령</w:t>
@@ -4221,7 +4495,7 @@
       <w:r>
         <w:rPr>
           <w:rFonts w:eastAsia="맑은 고딕"/>
-          <w:color w:val="22282E"/>
+          <w:color w:val="1F364D"/>
           <w:sz w:val="21"/>
         </w:rPr>
         <w:t>(</w:t>
@@ -4230,7 +4504,7 @@
       <w:r>
         <w:rPr>
           <w:rFonts w:eastAsia="맑은 고딕"/>
-          <w:color w:val="22282E"/>
+          <w:color w:val="1F364D"/>
           <w:sz w:val="21"/>
         </w:rPr>
         <w:t xml:space="preserve">DO), VFD </w:t>
@@ -4239,7 +4513,7 @@
       <w:r>
         <w:rPr>
           <w:rFonts w:eastAsia="맑은 고딕"/>
-          <w:color w:val="22282E"/>
+          <w:color w:val="1F364D"/>
           <w:sz w:val="21"/>
         </w:rPr>
         <w:t>속도</w:t>
@@ -4248,7 +4522,7 @@
       <w:r>
         <w:rPr>
           <w:rFonts w:eastAsia="맑은 고딕" w:hint="eastAsia"/>
-          <w:color w:val="22282E"/>
+          <w:color w:val="1F364D"/>
           <w:sz w:val="21"/>
           <w:lang w:eastAsia="ko-KR"/>
         </w:rPr>
@@ -4258,7 +4532,7 @@
       <w:r>
         <w:rPr>
           <w:rFonts w:eastAsia="맑은 고딕"/>
-          <w:color w:val="22282E"/>
+          <w:color w:val="1F364D"/>
           <w:sz w:val="21"/>
         </w:rPr>
         <w:t>Setpoint(</w:t>
@@ -4267,7 +4541,7 @@
       <w:r>
         <w:rPr>
           <w:rFonts w:eastAsia="맑은 고딕"/>
-          <w:color w:val="22282E"/>
+          <w:color w:val="1F364D"/>
           <w:sz w:val="21"/>
         </w:rPr>
         <w:t>AO, 4~20 mA)</w:t>
@@ -4277,11 +4551,14 @@
       <w:pPr>
         <w:spacing w:after="60" w:line="324" w:lineRule="auto"/>
         <w:ind w:left="640"/>
+        <w:rPr>
+          <w:color w:val="1F364D"/>
+        </w:rPr>
       </w:pPr>
       <w:r>
         <w:rPr>
           <w:rFonts w:eastAsia="맑은 고딕"/>
-          <w:color w:val="444B52"/>
+          <w:color w:val="1F364D"/>
           <w:sz w:val="21"/>
         </w:rPr>
         <w:t xml:space="preserve">–  </w:t>
@@ -4289,7 +4566,7 @@
       <w:r>
         <w:rPr>
           <w:rFonts w:eastAsia="맑은 고딕"/>
-          <w:color w:val="22282E"/>
+          <w:color w:val="1F364D"/>
           <w:sz w:val="21"/>
         </w:rPr>
         <w:t>MCC → DCS/</w:t>
@@ -4298,7 +4575,7 @@
       <w:r>
         <w:rPr>
           <w:rFonts w:eastAsia="맑은 고딕"/>
-          <w:color w:val="22282E"/>
+          <w:color w:val="1F364D"/>
           <w:sz w:val="21"/>
         </w:rPr>
         <w:t>PLC :</w:t>
@@ -4307,7 +4584,7 @@
       <w:r>
         <w:rPr>
           <w:rFonts w:eastAsia="맑은 고딕"/>
-          <w:color w:val="22282E"/>
+          <w:color w:val="1F364D"/>
           <w:sz w:val="21"/>
         </w:rPr>
         <w:t xml:space="preserve"> Run/Stop/Trip </w:t>
@@ -4316,7 +4593,7 @@
       <w:r>
         <w:rPr>
           <w:rFonts w:eastAsia="맑은 고딕"/>
-          <w:color w:val="22282E"/>
+          <w:color w:val="1F364D"/>
           <w:sz w:val="21"/>
         </w:rPr>
         <w:t>상태(</w:t>
@@ -4325,7 +4602,7 @@
       <w:r>
         <w:rPr>
           <w:rFonts w:eastAsia="맑은 고딕"/>
-          <w:color w:val="22282E"/>
+          <w:color w:val="1F364D"/>
           <w:sz w:val="21"/>
         </w:rPr>
         <w:t>DI), 전류(A)·</w:t>
@@ -4334,7 +4611,7 @@
       <w:r>
         <w:rPr>
           <w:rFonts w:eastAsia="맑은 고딕"/>
-          <w:color w:val="22282E"/>
+          <w:color w:val="1F364D"/>
           <w:sz w:val="21"/>
         </w:rPr>
         <w:t>속도(</w:t>
@@ -4343,7 +4620,7 @@
       <w:r>
         <w:rPr>
           <w:rFonts w:eastAsia="맑은 고딕"/>
-          <w:color w:val="22282E"/>
+          <w:color w:val="1F364D"/>
           <w:sz w:val="21"/>
         </w:rPr>
         <w:t xml:space="preserve">RPM) </w:t>
@@ -4352,7 +4629,7 @@
       <w:r>
         <w:rPr>
           <w:rFonts w:eastAsia="맑은 고딕"/>
-          <w:color w:val="22282E"/>
+          <w:color w:val="1F364D"/>
           <w:sz w:val="21"/>
         </w:rPr>
         <w:t>지시(</w:t>
@@ -4361,7 +4638,7 @@
       <w:r>
         <w:rPr>
           <w:rFonts w:eastAsia="맑은 고딕"/>
-          <w:color w:val="22282E"/>
+          <w:color w:val="1F364D"/>
           <w:sz w:val="21"/>
         </w:rPr>
         <w:t>AI, 4~20 mA)</w:t>
@@ -4371,11 +4648,14 @@
       <w:pPr>
         <w:spacing w:after="60" w:line="324" w:lineRule="auto"/>
         <w:ind w:left="320"/>
+        <w:rPr>
+          <w:color w:val="1F364D"/>
+        </w:rPr>
       </w:pPr>
       <w:r>
         <w:rPr>
           <w:rFonts w:eastAsia="맑은 고딕"/>
-          <w:color w:val="0E7C86"/>
+          <w:color w:val="1F364D"/>
           <w:sz w:val="21"/>
         </w:rPr>
         <w:t xml:space="preserve">•  </w:t>
@@ -4383,7 +4663,7 @@
       <w:r>
         <w:rPr>
           <w:rFonts w:eastAsia="맑은 고딕"/>
-          <w:color w:val="22282E"/>
+          <w:color w:val="1F364D"/>
           <w:sz w:val="21"/>
         </w:rPr>
         <w:t xml:space="preserve">Smart/Intelligent MCC — Ethernet/Modbus TCP-IP/Profibus 통신으로 DCS와 직접 연동 → 전력·에너지·정비 데이터를 DCS에서 직접 </w:t>
@@ -4392,7 +4672,7 @@
       <w:r>
         <w:rPr>
           <w:rFonts w:eastAsia="맑은 고딕"/>
-          <w:color w:val="22282E"/>
+          <w:color w:val="1F364D"/>
           <w:sz w:val="21"/>
         </w:rPr>
         <w:t>조회(</w:t>
@@ -4401,7 +4681,7 @@
       <w:r>
         <w:rPr>
           <w:rFonts w:eastAsia="맑은 고딕"/>
-          <w:color w:val="22282E"/>
+          <w:color w:val="1F364D"/>
           <w:sz w:val="21"/>
         </w:rPr>
         <w:t>예지정비 활용).</w:t>
@@ -4414,6 +4694,7 @@
           <w:b/>
           <w:bCs/>
           <w:lang w:eastAsia="ko-KR"/>
+          <w:color w:val="1F364D"/>
         </w:rPr>
       </w:pPr>
       <w:r>
@@ -4421,7 +4702,7 @@
           <w:rFonts w:eastAsia="맑은 고딕"/>
           <w:b/>
           <w:bCs/>
-          <w:color w:val="2A3036"/>
+          <w:color w:val="1F364D"/>
           <w:sz w:val="20"/>
           <w:lang w:eastAsia="ko-KR"/>
         </w:rPr>
@@ -4434,7 +4715,7 @@
           <w:rFonts w:eastAsia="맑은 고딕"/>
           <w:b/>
           <w:bCs/>
-          <w:color w:val="2A3036"/>
+          <w:color w:val="1F364D"/>
           <w:sz w:val="20"/>
           <w:lang w:eastAsia="ko-KR"/>
         </w:rPr>
@@ -4446,7 +4727,7 @@
           <w:rFonts w:eastAsia="맑은 고딕"/>
           <w:b/>
           <w:bCs/>
-          <w:color w:val="2A3036"/>
+          <w:color w:val="1F364D"/>
           <w:sz w:val="20"/>
           <w:lang w:eastAsia="ko-KR"/>
         </w:rPr>
@@ -4457,7 +4738,7 @@
           <w:rFonts w:eastAsia="맑은 고딕" w:hint="eastAsia"/>
           <w:b/>
           <w:bCs/>
-          <w:color w:val="2A3036"/>
+          <w:color w:val="1F364D"/>
           <w:sz w:val="20"/>
           <w:lang w:eastAsia="ko-KR"/>
         </w:rPr>
@@ -4468,7 +4749,7 @@
           <w:rFonts w:eastAsia="맑은 고딕"/>
           <w:b/>
           <w:bCs/>
-          <w:color w:val="2A3036"/>
+          <w:color w:val="1F364D"/>
           <w:sz w:val="20"/>
           <w:lang w:eastAsia="ko-KR"/>
         </w:rPr>
@@ -4481,13 +4762,14 @@
         <w:spacing w:before="320" w:after="40"/>
         <w:rPr>
           <w:lang w:eastAsia="ko-KR"/>
+          <w:color w:val="1F364D"/>
         </w:rPr>
       </w:pPr>
       <w:r>
         <w:rPr>
           <w:rFonts w:eastAsia="맑은 고딕"/>
           <w:b/>
-          <w:color w:val="0E7C86"/>
+          <w:color w:val="1F364D"/>
           <w:sz w:val="30"/>
           <w:lang w:eastAsia="ko-KR"/>
         </w:rPr>
@@ -4510,13 +4792,14 @@
         <w:spacing w:before="240" w:after="60"/>
         <w:rPr>
           <w:lang w:eastAsia="ko-KR"/>
+          <w:color w:val="1F364D"/>
         </w:rPr>
       </w:pPr>
       <w:r>
         <w:rPr>
           <w:rFonts w:eastAsia="맑은 고딕"/>
           <w:b/>
-          <w:color w:val="0E7C86"/>
+          <w:color w:val="1F364D"/>
           <w:sz w:val="24"/>
           <w:lang w:eastAsia="ko-KR"/>
         </w:rPr>
@@ -4539,12 +4822,13 @@
         <w:ind w:left="320"/>
         <w:rPr>
           <w:lang w:eastAsia="ko-KR"/>
+          <w:color w:val="1F364D"/>
         </w:rPr>
       </w:pPr>
       <w:r>
         <w:rPr>
           <w:rFonts w:eastAsia="맑은 고딕"/>
-          <w:color w:val="0E7C86"/>
+          <w:color w:val="1F364D"/>
           <w:sz w:val="21"/>
           <w:lang w:eastAsia="ko-KR"/>
         </w:rPr>
@@ -4553,7 +4837,7 @@
       <w:r>
         <w:rPr>
           <w:rFonts w:eastAsia="맑은 고딕"/>
-          <w:color w:val="22282E"/>
+          <w:color w:val="1F364D"/>
           <w:sz w:val="21"/>
           <w:lang w:eastAsia="ko-KR"/>
         </w:rPr>
@@ -4563,7 +4847,7 @@
       <w:r>
         <w:rPr>
           <w:rFonts w:eastAsia="맑은 고딕"/>
-          <w:color w:val="22282E"/>
+          <w:color w:val="1F364D"/>
           <w:sz w:val="21"/>
           <w:lang w:eastAsia="ko-KR"/>
         </w:rPr>
@@ -4573,7 +4857,7 @@
       <w:r>
         <w:rPr>
           <w:rFonts w:eastAsia="맑은 고딕"/>
-          <w:color w:val="22282E"/>
+          <w:color w:val="1F364D"/>
           <w:sz w:val="21"/>
           <w:lang w:eastAsia="ko-KR"/>
         </w:rPr>
@@ -4584,11 +4868,14 @@
       <w:pPr>
         <w:spacing w:after="60" w:line="324" w:lineRule="auto"/>
         <w:ind w:left="320"/>
+        <w:rPr>
+          <w:color w:val="1F364D"/>
+        </w:rPr>
       </w:pPr>
       <w:r>
         <w:rPr>
           <w:rFonts w:eastAsia="맑은 고딕"/>
-          <w:color w:val="0E7C86"/>
+          <w:color w:val="1F364D"/>
           <w:sz w:val="21"/>
         </w:rPr>
         <w:t xml:space="preserve">•  </w:t>
@@ -4597,7 +4884,7 @@
       <w:r>
         <w:rPr>
           <w:rFonts w:eastAsia="맑은 고딕"/>
-          <w:color w:val="22282E"/>
+          <w:color w:val="1F364D"/>
           <w:sz w:val="21"/>
         </w:rPr>
         <w:t>대표</w:t>
@@ -4606,7 +4893,7 @@
       <w:r>
         <w:rPr>
           <w:rFonts w:eastAsia="맑은 고딕"/>
-          <w:color w:val="22282E"/>
+          <w:color w:val="1F364D"/>
           <w:sz w:val="21"/>
         </w:rPr>
         <w:t xml:space="preserve"> </w:t>
@@ -4615,7 +4902,7 @@
       <w:r>
         <w:rPr>
           <w:rFonts w:eastAsia="맑은 고딕"/>
-          <w:color w:val="22282E"/>
+          <w:color w:val="1F364D"/>
           <w:sz w:val="21"/>
         </w:rPr>
         <w:t>제품</w:t>
@@ -4624,7 +4911,7 @@
       <w:r>
         <w:rPr>
           <w:rFonts w:eastAsia="맑은 고딕"/>
-          <w:color w:val="22282E"/>
+          <w:color w:val="1F364D"/>
           <w:sz w:val="21"/>
         </w:rPr>
         <w:t xml:space="preserve"> — Bently Nevada 3500 / Orbit 60 (Baker Hughes).</w:t>
@@ -4634,12 +4921,15 @@
       <w:pPr>
         <w:keepNext/>
         <w:spacing w:before="240" w:after="60"/>
+        <w:rPr>
+          <w:color w:val="1F364D"/>
+        </w:rPr>
       </w:pPr>
       <w:r>
         <w:rPr>
           <w:rFonts w:eastAsia="맑은 고딕"/>
           <w:b/>
-          <w:color w:val="0E7C86"/>
+          <w:color w:val="1F364D"/>
           <w:sz w:val="24"/>
         </w:rPr>
         <w:t xml:space="preserve">▌ </w:t>
@@ -4660,14 +4950,14 @@
         <w:ind w:left="320"/>
         <w:rPr>
           <w:rFonts w:eastAsia="맑은 고딕"/>
-          <w:color w:val="22282E"/>
+          <w:color w:val="1F364D"/>
           <w:sz w:val="21"/>
         </w:rPr>
       </w:pPr>
       <w:r>
         <w:rPr>
           <w:rFonts w:eastAsia="맑은 고딕"/>
-          <w:color w:val="0E7C86"/>
+          <w:color w:val="1F364D"/>
           <w:sz w:val="21"/>
         </w:rPr>
         <w:t xml:space="preserve">•  </w:t>
@@ -4675,7 +4965,7 @@
       <w:r>
         <w:rPr>
           <w:rFonts w:eastAsia="맑은 고딕"/>
-          <w:color w:val="22282E"/>
+          <w:color w:val="1F364D"/>
           <w:sz w:val="21"/>
         </w:rPr>
         <w:t xml:space="preserve">API 670(Machinery Protection System) 준수가 핵심 (석유·가스 회전기계 보호 표준). </w:t>
@@ -4687,13 +4977,14 @@
         <w:ind w:left="320"/>
         <w:rPr>
           <w:lang w:eastAsia="ko-KR"/>
+          <w:color w:val="1F364D"/>
         </w:rPr>
       </w:pPr>
       <w:proofErr w:type="spellStart"/>
       <w:r>
         <w:rPr>
           <w:rFonts w:eastAsia="맑은 고딕"/>
-          <w:color w:val="22282E"/>
+          <w:color w:val="1F364D"/>
           <w:sz w:val="21"/>
           <w:lang w:eastAsia="ko-KR"/>
         </w:rPr>
@@ -4703,7 +4994,7 @@
       <w:r>
         <w:rPr>
           <w:rFonts w:eastAsia="맑은 고딕"/>
-          <w:color w:val="22282E"/>
+          <w:color w:val="1F364D"/>
           <w:sz w:val="21"/>
           <w:lang w:eastAsia="ko-KR"/>
         </w:rPr>
@@ -4716,13 +5007,14 @@
         <w:spacing w:before="240" w:after="60"/>
         <w:rPr>
           <w:lang w:eastAsia="ko-KR"/>
+          <w:color w:val="1F364D"/>
         </w:rPr>
       </w:pPr>
       <w:r>
         <w:rPr>
           <w:rFonts w:eastAsia="맑은 고딕"/>
           <w:b/>
-          <w:color w:val="0E7C86"/>
+          <w:color w:val="1F364D"/>
           <w:sz w:val="24"/>
           <w:lang w:eastAsia="ko-KR"/>
         </w:rPr>
@@ -4767,12 +5059,13 @@
         <w:ind w:left="320"/>
         <w:rPr>
           <w:lang w:eastAsia="ko-KR"/>
+          <w:color w:val="1F364D"/>
         </w:rPr>
       </w:pPr>
       <w:r>
         <w:rPr>
           <w:rFonts w:eastAsia="맑은 고딕"/>
-          <w:color w:val="0E7C86"/>
+          <w:color w:val="1F364D"/>
           <w:sz w:val="21"/>
           <w:lang w:eastAsia="ko-KR"/>
         </w:rPr>
@@ -4781,7 +5074,7 @@
       <w:r>
         <w:rPr>
           <w:rFonts w:eastAsia="맑은 고딕"/>
-          <w:color w:val="22282E"/>
+          <w:color w:val="1F364D"/>
           <w:sz w:val="21"/>
           <w:lang w:eastAsia="ko-KR"/>
         </w:rPr>
@@ -4791,7 +5084,7 @@
       <w:r>
         <w:rPr>
           <w:rFonts w:eastAsia="맑은 고딕"/>
-          <w:color w:val="22282E"/>
+          <w:color w:val="1F364D"/>
           <w:sz w:val="21"/>
           <w:lang w:eastAsia="ko-KR"/>
         </w:rPr>
@@ -4801,7 +5094,7 @@
       <w:r>
         <w:rPr>
           <w:rFonts w:eastAsia="맑은 고딕"/>
-          <w:color w:val="22282E"/>
+          <w:color w:val="1F364D"/>
           <w:sz w:val="21"/>
           <w:lang w:eastAsia="ko-KR"/>
         </w:rPr>
@@ -4814,12 +5107,13 @@
         <w:ind w:left="320"/>
         <w:rPr>
           <w:lang w:eastAsia="ko-KR"/>
+          <w:color w:val="1F364D"/>
         </w:rPr>
       </w:pPr>
       <w:r>
         <w:rPr>
           <w:rFonts w:eastAsia="맑은 고딕"/>
-          <w:color w:val="0E7C86"/>
+          <w:color w:val="1F364D"/>
           <w:sz w:val="21"/>
           <w:lang w:eastAsia="ko-KR"/>
         </w:rPr>
@@ -4828,7 +5122,7 @@
       <w:r>
         <w:rPr>
           <w:rFonts w:eastAsia="맑은 고딕"/>
-          <w:color w:val="22282E"/>
+          <w:color w:val="1F364D"/>
           <w:sz w:val="21"/>
           <w:lang w:eastAsia="ko-KR"/>
         </w:rPr>
@@ -4838,7 +5132,7 @@
       <w:r>
         <w:rPr>
           <w:rFonts w:eastAsia="맑은 고딕"/>
-          <w:color w:val="22282E"/>
+          <w:color w:val="1F364D"/>
           <w:sz w:val="21"/>
           <w:lang w:eastAsia="ko-KR"/>
         </w:rPr>
@@ -4848,7 +5142,7 @@
       <w:r>
         <w:rPr>
           <w:rFonts w:eastAsia="맑은 고딕"/>
-          <w:color w:val="22282E"/>
+          <w:color w:val="1F364D"/>
           <w:sz w:val="21"/>
           <w:lang w:eastAsia="ko-KR"/>
         </w:rPr>
@@ -4861,12 +5155,13 @@
         <w:ind w:left="320"/>
         <w:rPr>
           <w:lang w:eastAsia="ko-KR"/>
+          <w:color w:val="1F364D"/>
         </w:rPr>
       </w:pPr>
       <w:r>
         <w:rPr>
           <w:rFonts w:eastAsia="맑은 고딕"/>
-          <w:color w:val="0E7C86"/>
+          <w:color w:val="1F364D"/>
           <w:sz w:val="21"/>
           <w:lang w:eastAsia="ko-KR"/>
         </w:rPr>
@@ -4875,7 +5170,7 @@
       <w:r>
         <w:rPr>
           <w:rFonts w:eastAsia="맑은 고딕"/>
-          <w:color w:val="22282E"/>
+          <w:color w:val="1F364D"/>
           <w:sz w:val="21"/>
           <w:lang w:eastAsia="ko-KR"/>
         </w:rPr>
@@ -4885,7 +5180,7 @@
       <w:r>
         <w:rPr>
           <w:rFonts w:eastAsia="맑은 고딕"/>
-          <w:color w:val="22282E"/>
+          <w:color w:val="1F364D"/>
           <w:sz w:val="21"/>
           <w:lang w:eastAsia="ko-KR"/>
         </w:rPr>
@@ -4895,7 +5190,7 @@
       <w:r>
         <w:rPr>
           <w:rFonts w:eastAsia="맑은 고딕"/>
-          <w:color w:val="22282E"/>
+          <w:color w:val="1F364D"/>
           <w:sz w:val="21"/>
           <w:lang w:eastAsia="ko-KR"/>
         </w:rPr>
@@ -4906,13 +5201,16 @@
       <w:pPr>
         <w:keepNext/>
         <w:spacing w:before="320" w:after="40"/>
+        <w:rPr>
+          <w:color w:val="1F364D"/>
+        </w:rPr>
       </w:pPr>
       <w:proofErr w:type="gramStart"/>
       <w:r>
         <w:rPr>
           <w:rFonts w:eastAsia="맑은 고딕"/>
           <w:b/>
-          <w:color w:val="0E7C86"/>
+          <w:color w:val="1F364D"/>
           <w:sz w:val="30"/>
         </w:rPr>
         <w:t xml:space="preserve">7  </w:t>
@@ -4982,7 +5280,7 @@
         <w:tc>
           <w:tcPr>
             <w:tcW w:w="9746" w:type="dxa"/>
-            <w:shd w:val="clear" w:color="auto" w:fill="1F364D"/>
+            <w:shd w:val="clear" w:color="auto" w:fill="EAF1F4"/>
             <w:tcMar>
               <w:top w:w="140" w:type="dxa"/>
               <w:left w:w="160" w:type="dxa"/>
@@ -4993,11 +5291,14 @@
           <w:p>
             <w:pPr>
               <w:spacing w:after="0"/>
+              <w:rPr>
+                <w:color w:val="1F364D"/>
+              </w:rPr>
             </w:pPr>
             <w:r>
               <w:rPr>
                 <w:rFonts w:ascii="Consolas" w:eastAsia="Consolas" w:hAnsi="Consolas"/>
-                <w:color w:val="DDE8EC"/>
+                <w:color w:val="1F364D"/>
                 <w:sz w:val="18"/>
               </w:rPr>
               <w:t xml:space="preserve">   ┌──────────────── 중앙 제어실 (Operator) ────────────────┐</w:t>
@@ -5006,11 +5307,14 @@
           <w:p>
             <w:pPr>
               <w:spacing w:after="0"/>
+              <w:rPr>
+                <w:color w:val="1F364D"/>
+              </w:rPr>
             </w:pPr>
             <w:r>
               <w:rPr>
                 <w:rFonts w:ascii="Consolas" w:eastAsia="Consolas" w:hAnsi="Consolas"/>
-                <w:color w:val="DDE8EC"/>
+                <w:color w:val="1F364D"/>
                 <w:sz w:val="18"/>
               </w:rPr>
               <w:t xml:space="preserve">   │                                                        │</w:t>
@@ -5019,11 +5323,14 @@
           <w:p>
             <w:pPr>
               <w:spacing w:after="0"/>
+              <w:rPr>
+                <w:color w:val="1F364D"/>
+              </w:rPr>
             </w:pPr>
             <w:r>
               <w:rPr>
                 <w:rFonts w:ascii="Consolas" w:eastAsia="Consolas" w:hAnsi="Consolas"/>
-                <w:color w:val="DDE8EC"/>
+                <w:color w:val="1F364D"/>
                 <w:sz w:val="18"/>
               </w:rPr>
               <w:t xml:space="preserve"> ┌─┴──┐      ┌──────┐       ┌──────┐        ┌──────┐</w:t>
@@ -5032,11 +5339,14 @@
           <w:p>
             <w:pPr>
               <w:spacing w:after="0"/>
+              <w:rPr>
+                <w:color w:val="1F364D"/>
+              </w:rPr>
             </w:pPr>
             <w:r>
               <w:rPr>
                 <w:rFonts w:ascii="Consolas" w:eastAsia="Consolas" w:hAnsi="Consolas"/>
-                <w:color w:val="DDE8EC"/>
+                <w:color w:val="1F364D"/>
                 <w:sz w:val="18"/>
               </w:rPr>
               <w:t xml:space="preserve"> │ DCS│◄────►│ </w:t>
@@ -5045,7 +5355,7 @@
             <w:r>
               <w:rPr>
                 <w:rFonts w:ascii="Consolas" w:eastAsia="Consolas" w:hAnsi="Consolas"/>
-                <w:color w:val="DDE8EC"/>
+                <w:color w:val="1F364D"/>
                 <w:sz w:val="18"/>
               </w:rPr>
               <w:t>ESD  │</w:t>
@@ -5054,7 +5364,7 @@
             <w:r>
               <w:rPr>
                 <w:rFonts w:ascii="Consolas" w:eastAsia="Consolas" w:hAnsi="Consolas"/>
-                <w:color w:val="DDE8EC"/>
+                <w:color w:val="1F364D"/>
                 <w:sz w:val="18"/>
               </w:rPr>
               <w:t xml:space="preserve">       │ </w:t>
@@ -5063,7 +5373,7 @@
             <w:r>
               <w:rPr>
                 <w:rFonts w:ascii="Consolas" w:eastAsia="Consolas" w:hAnsi="Consolas"/>
-                <w:color w:val="DDE8EC"/>
+                <w:color w:val="1F364D"/>
                 <w:sz w:val="18"/>
               </w:rPr>
               <w:t>PLC  │</w:t>
@@ -5072,7 +5382,7 @@
             <w:r>
               <w:rPr>
                 <w:rFonts w:ascii="Consolas" w:eastAsia="Consolas" w:hAnsi="Consolas"/>
-                <w:color w:val="DDE8EC"/>
+                <w:color w:val="1F364D"/>
                 <w:sz w:val="18"/>
               </w:rPr>
               <w:t xml:space="preserve">◄──────►│ </w:t>
@@ -5081,7 +5391,7 @@
             <w:r>
               <w:rPr>
                 <w:rFonts w:ascii="Consolas" w:eastAsia="Consolas" w:hAnsi="Consolas"/>
-                <w:color w:val="DDE8EC"/>
+                <w:color w:val="1F364D"/>
                 <w:sz w:val="18"/>
               </w:rPr>
               <w:t>MMS  │</w:t>
@@ -5091,11 +5401,14 @@
           <w:p>
             <w:pPr>
               <w:spacing w:after="0"/>
+              <w:rPr>
+                <w:color w:val="1F364D"/>
+              </w:rPr>
             </w:pPr>
             <w:r>
               <w:rPr>
                 <w:rFonts w:ascii="Consolas" w:eastAsia="Consolas" w:hAnsi="Consolas"/>
-                <w:color w:val="DDE8EC"/>
+                <w:color w:val="1F364D"/>
                 <w:sz w:val="18"/>
               </w:rPr>
               <w:t xml:space="preserve"> │BPCS│ 독립 │ </w:t>
@@ -5104,7 +5417,7 @@
             <w:r>
               <w:rPr>
                 <w:rFonts w:ascii="Consolas" w:eastAsia="Consolas" w:hAnsi="Consolas"/>
-                <w:color w:val="DDE8EC"/>
+                <w:color w:val="1F364D"/>
                 <w:sz w:val="18"/>
               </w:rPr>
               <w:t>SIS  │</w:t>
@@ -5113,7 +5426,7 @@
             <w:r>
               <w:rPr>
                 <w:rFonts w:ascii="Consolas" w:eastAsia="Consolas" w:hAnsi="Consolas"/>
-                <w:color w:val="DDE8EC"/>
+                <w:color w:val="1F364D"/>
                 <w:sz w:val="18"/>
               </w:rPr>
               <w:t xml:space="preserve">       │Pkg.  </w:t>
@@ -5122,7 +5435,7 @@
             <w:r>
               <w:rPr>
                 <w:rFonts w:ascii="Consolas" w:eastAsia="Consolas" w:hAnsi="Consolas"/>
-                <w:color w:val="DDE8EC"/>
+                <w:color w:val="1F364D"/>
                 <w:sz w:val="18"/>
               </w:rPr>
               <w:t>│  신호</w:t>
@@ -5131,7 +5444,7 @@
             <w:r>
               <w:rPr>
                 <w:rFonts w:ascii="Consolas" w:eastAsia="Consolas" w:hAnsi="Consolas"/>
-                <w:color w:val="DDE8EC"/>
+                <w:color w:val="1F364D"/>
                 <w:sz w:val="18"/>
               </w:rPr>
               <w:t xml:space="preserve">  │API670│</w:t>
@@ -5140,11 +5453,14 @@
           <w:p>
             <w:pPr>
               <w:spacing w:after="0"/>
+              <w:rPr>
+                <w:color w:val="1F364D"/>
+              </w:rPr>
             </w:pPr>
             <w:r>
               <w:rPr>
                 <w:rFonts w:ascii="Consolas" w:eastAsia="Consolas" w:hAnsi="Consolas"/>
-                <w:color w:val="DDE8EC"/>
+                <w:color w:val="1F364D"/>
                 <w:sz w:val="18"/>
               </w:rPr>
               <w:t xml:space="preserve"> └─┬──┘      └──┬───┘       └──┬───┘        └──┬───┘</w:t>
@@ -5153,11 +5469,14 @@
           <w:p>
             <w:pPr>
               <w:spacing w:after="0"/>
+              <w:rPr>
+                <w:color w:val="1F364D"/>
+              </w:rPr>
             </w:pPr>
             <w:r>
               <w:rPr>
                 <w:rFonts w:ascii="Consolas" w:eastAsia="Consolas" w:hAnsi="Consolas"/>
-                <w:color w:val="DDE8EC"/>
+                <w:color w:val="1F364D"/>
                 <w:sz w:val="18"/>
               </w:rPr>
               <w:t xml:space="preserve">   │ 명령/</w:t>
@@ -5166,7 +5485,7 @@
             <w:r>
               <w:rPr>
                 <w:rFonts w:ascii="Consolas" w:eastAsia="Consolas" w:hAnsi="Consolas"/>
-                <w:color w:val="DDE8EC"/>
+                <w:color w:val="1F364D"/>
                 <w:sz w:val="18"/>
               </w:rPr>
               <w:t>상태</w:t>
@@ -5175,7 +5494,7 @@
             <w:r>
               <w:rPr>
                 <w:rFonts w:ascii="Consolas" w:eastAsia="Consolas" w:hAnsi="Consolas"/>
-                <w:color w:val="DDE8EC"/>
+                <w:color w:val="1F364D"/>
                 <w:sz w:val="18"/>
               </w:rPr>
               <w:t xml:space="preserve">   │ Trip        </w:t>
@@ -5183,7 +5502,7 @@
             <w:r>
               <w:rPr>
                 <w:rFonts w:ascii="Consolas" w:eastAsia="맑은 고딕" w:hAnsi="Consolas" w:hint="eastAsia"/>
-                <w:color w:val="DDE8EC"/>
+                <w:color w:val="1F364D"/>
                 <w:sz w:val="18"/>
                 <w:lang w:eastAsia="ko-KR"/>
               </w:rPr>
@@ -5192,7 +5511,7 @@
             <w:r>
               <w:rPr>
                 <w:rFonts w:ascii="Consolas" w:eastAsia="Consolas" w:hAnsi="Consolas"/>
-                <w:color w:val="DDE8EC"/>
+                <w:color w:val="1F364D"/>
                 <w:sz w:val="18"/>
               </w:rPr>
               <w:t>│               │ Trip/Data</w:t>
@@ -5203,12 +5522,13 @@
               <w:spacing w:after="0"/>
               <w:rPr>
                 <w:lang w:eastAsia="ko-KR"/>
+                <w:color w:val="1F364D"/>
               </w:rPr>
             </w:pPr>
             <w:r>
               <w:rPr>
                 <w:rFonts w:ascii="Consolas" w:eastAsia="Consolas" w:hAnsi="Consolas"/>
-                <w:color w:val="DDE8EC"/>
+                <w:color w:val="1F364D"/>
                 <w:sz w:val="18"/>
               </w:rPr>
               <w:t xml:space="preserve">   </w:t>
@@ -5216,7 +5536,7 @@
             <w:r>
               <w:rPr>
                 <w:rFonts w:ascii="Consolas" w:eastAsia="Consolas" w:hAnsi="Consolas"/>
-                <w:color w:val="DDE8EC"/>
+                <w:color w:val="1F364D"/>
                 <w:sz w:val="18"/>
                 <w:lang w:eastAsia="ko-KR"/>
               </w:rPr>
@@ -5226,7 +5546,7 @@
             <w:r>
               <w:rPr>
                 <w:rFonts w:ascii="Consolas" w:eastAsia="Consolas" w:hAnsi="Consolas"/>
-                <w:color w:val="DDE8EC"/>
+                <w:color w:val="1F364D"/>
                 <w:sz w:val="18"/>
                 <w:lang w:eastAsia="ko-KR"/>
               </w:rPr>
@@ -5236,7 +5556,7 @@
             <w:r>
               <w:rPr>
                 <w:rFonts w:ascii="Consolas" w:eastAsia="Consolas" w:hAnsi="Consolas"/>
-                <w:color w:val="DDE8EC"/>
+                <w:color w:val="1F364D"/>
                 <w:sz w:val="18"/>
                 <w:lang w:eastAsia="ko-KR"/>
               </w:rPr>
@@ -5245,7 +5565,7 @@
             <w:r>
               <w:rPr>
                 <w:rFonts w:ascii="Consolas" w:eastAsia="맑은 고딕" w:hAnsi="Consolas" w:hint="eastAsia"/>
-                <w:color w:val="DDE8EC"/>
+                <w:color w:val="1F364D"/>
                 <w:sz w:val="18"/>
                 <w:lang w:eastAsia="ko-KR"/>
               </w:rPr>
@@ -5254,7 +5574,7 @@
             <w:r>
               <w:rPr>
                 <w:rFonts w:ascii="Consolas" w:eastAsia="Consolas" w:hAnsi="Consolas"/>
-                <w:color w:val="DDE8EC"/>
+                <w:color w:val="1F364D"/>
                 <w:sz w:val="18"/>
                 <w:lang w:eastAsia="ko-KR"/>
               </w:rPr>
@@ -5266,12 +5586,13 @@
               <w:spacing w:after="0"/>
               <w:rPr>
                 <w:lang w:eastAsia="ko-KR"/>
+                <w:color w:val="1F364D"/>
               </w:rPr>
             </w:pPr>
             <w:r>
               <w:rPr>
                 <w:rFonts w:ascii="Consolas" w:eastAsia="Consolas" w:hAnsi="Consolas"/>
-                <w:color w:val="DDE8EC"/>
+                <w:color w:val="1F364D"/>
                 <w:sz w:val="18"/>
                 <w:lang w:eastAsia="ko-KR"/>
               </w:rPr>
@@ -5281,11 +5602,14 @@
           <w:p>
             <w:pPr>
               <w:spacing w:after="0"/>
+              <w:rPr>
+                <w:color w:val="1F364D"/>
+              </w:rPr>
             </w:pPr>
             <w:r>
               <w:rPr>
                 <w:rFonts w:ascii="Consolas" w:eastAsia="Consolas" w:hAnsi="Consolas"/>
-                <w:color w:val="DDE8EC"/>
+                <w:color w:val="1F364D"/>
                 <w:sz w:val="18"/>
                 <w:lang w:eastAsia="ko-KR"/>
               </w:rPr>
@@ -5294,7 +5618,7 @@
             <w:r>
               <w:rPr>
                 <w:rFonts w:ascii="Consolas" w:eastAsia="Consolas" w:hAnsi="Consolas"/>
-                <w:color w:val="DDE8EC"/>
+                <w:color w:val="1F364D"/>
                 <w:sz w:val="18"/>
               </w:rPr>
               <w:t>Start/</w:t>
@@ -5303,7 +5627,7 @@
             <w:r>
               <w:rPr>
                 <w:rFonts w:ascii="Consolas" w:eastAsia="Consolas" w:hAnsi="Consolas"/>
-                <w:color w:val="DDE8EC"/>
+                <w:color w:val="1F364D"/>
                 <w:sz w:val="18"/>
               </w:rPr>
               <w:t>Stop  │</w:t>
@@ -5312,7 +5636,7 @@
             <w:r>
               <w:rPr>
                 <w:rFonts w:ascii="Consolas" w:eastAsia="Consolas" w:hAnsi="Consolas"/>
-                <w:color w:val="DDE8EC"/>
+                <w:color w:val="1F364D"/>
                 <w:sz w:val="18"/>
               </w:rPr>
               <w:t xml:space="preserve"> </w:t>
@@ -5321,7 +5645,7 @@
             <w:r>
               <w:rPr>
                 <w:rFonts w:ascii="Consolas" w:eastAsia="Consolas" w:hAnsi="Consolas"/>
-                <w:color w:val="DDE8EC"/>
+                <w:color w:val="1F364D"/>
                 <w:sz w:val="18"/>
               </w:rPr>
               <w:t>MCC  │</w:t>
@@ -5330,7 +5654,7 @@
             <w:r>
               <w:rPr>
                 <w:rFonts w:ascii="Consolas" w:eastAsia="Consolas" w:hAnsi="Consolas"/>
-                <w:color w:val="DDE8EC"/>
+                <w:color w:val="1F364D"/>
                 <w:sz w:val="18"/>
               </w:rPr>
               <w:t xml:space="preserve"> 전원공급·기동/정지   Compressor)</w:t>
@@ -5339,11 +5663,14 @@
           <w:p>
             <w:pPr>
               <w:spacing w:after="0"/>
+              <w:rPr>
+                <w:color w:val="1F364D"/>
+              </w:rPr>
             </w:pPr>
             <w:r>
               <w:rPr>
                 <w:rFonts w:ascii="Consolas" w:eastAsia="Consolas" w:hAnsi="Consolas"/>
-                <w:color w:val="DDE8EC"/>
+                <w:color w:val="1F364D"/>
                 <w:sz w:val="18"/>
               </w:rPr>
               <w:t xml:space="preserve">    Speed SP    │Motor │ (Modbus TCP)</w:t>
@@ -5352,11 +5679,14 @@
           <w:p>
             <w:pPr>
               <w:spacing w:after="0"/>
+              <w:rPr>
+                <w:color w:val="1F364D"/>
+              </w:rPr>
             </w:pPr>
             <w:r>
               <w:rPr>
                 <w:rFonts w:ascii="Consolas" w:eastAsia="Consolas" w:hAnsi="Consolas"/>
-                <w:color w:val="DDE8EC"/>
+                <w:color w:val="1F364D"/>
                 <w:sz w:val="18"/>
               </w:rPr>
               <w:lastRenderedPageBreak/>
@@ -5366,11 +5696,14 @@
           <w:p>
             <w:pPr>
               <w:spacing w:after="0"/>
+              <w:rPr>
+                <w:color w:val="1F364D"/>
+              </w:rPr>
             </w:pPr>
             <w:r>
               <w:rPr>
                 <w:rFonts w:ascii="Consolas" w:eastAsia="Consolas" w:hAnsi="Consolas"/>
-                <w:color w:val="DDE8EC"/>
+                <w:color w:val="1F364D"/>
                 <w:sz w:val="18"/>
               </w:rPr>
               <w:t xml:space="preserve">                  ▼</w:t>
@@ -5379,11 +5712,14 @@
           <w:p>
             <w:pPr>
               <w:spacing w:after="0"/>
+              <w:rPr>
+                <w:color w:val="1F364D"/>
+              </w:rPr>
             </w:pPr>
             <w:r>
               <w:rPr>
                 <w:rFonts w:ascii="Consolas" w:eastAsia="Consolas" w:hAnsi="Consolas"/>
-                <w:color w:val="DDE8EC"/>
+                <w:color w:val="1F364D"/>
                 <w:sz w:val="18"/>
               </w:rPr>
               <w:t xml:space="preserve">             전동기 (Motor / Pump)</w:t>
@@ -5398,6 +5734,7 @@
         <w:rPr>
           <w:rFonts w:eastAsia="맑은 고딕"/>
           <w:lang w:eastAsia="ko-KR"/>
+          <w:color w:val="1F364D"/>
         </w:rPr>
       </w:pPr>
     </w:p>
@@ -5407,13 +5744,14 @@
         <w:spacing w:before="240" w:after="60"/>
         <w:rPr>
           <w:lang w:eastAsia="ko-KR"/>
+          <w:color w:val="1F364D"/>
         </w:rPr>
       </w:pPr>
       <w:r>
         <w:rPr>
           <w:rFonts w:eastAsia="맑은 고딕"/>
           <w:b/>
-          <w:color w:val="0E7C86"/>
+          <w:color w:val="1F364D"/>
           <w:sz w:val="24"/>
           <w:lang w:eastAsia="ko-KR"/>
         </w:rPr>
@@ -5446,12 +5784,13 @@
         <w:ind w:left="320"/>
         <w:rPr>
           <w:lang w:eastAsia="ko-KR"/>
+          <w:color w:val="1F364D"/>
         </w:rPr>
       </w:pPr>
       <w:r>
         <w:rPr>
           <w:rFonts w:eastAsia="맑은 고딕"/>
-          <w:color w:val="0E7C86"/>
+          <w:color w:val="1F364D"/>
           <w:sz w:val="21"/>
           <w:lang w:eastAsia="ko-KR"/>
         </w:rPr>
@@ -5470,7 +5809,7 @@
       <w:r>
         <w:rPr>
           <w:rFonts w:eastAsia="맑은 고딕"/>
-          <w:color w:val="22282E"/>
+          <w:color w:val="1F364D"/>
           <w:sz w:val="21"/>
           <w:lang w:eastAsia="ko-KR"/>
         </w:rPr>
@@ -5483,12 +5822,13 @@
         <w:ind w:left="320"/>
         <w:rPr>
           <w:lang w:eastAsia="ko-KR"/>
+          <w:color w:val="1F364D"/>
         </w:rPr>
       </w:pPr>
       <w:r>
         <w:rPr>
           <w:rFonts w:eastAsia="맑은 고딕"/>
-          <w:color w:val="0E7C86"/>
+          <w:color w:val="1F364D"/>
           <w:sz w:val="21"/>
           <w:lang w:eastAsia="ko-KR"/>
         </w:rPr>
@@ -5507,7 +5847,7 @@
       <w:r>
         <w:rPr>
           <w:rFonts w:eastAsia="맑은 고딕"/>
-          <w:color w:val="22282E"/>
+          <w:color w:val="1F364D"/>
           <w:sz w:val="21"/>
           <w:lang w:eastAsia="ko-KR"/>
         </w:rPr>
@@ -5520,12 +5860,13 @@
         <w:ind w:left="320"/>
         <w:rPr>
           <w:lang w:eastAsia="ko-KR"/>
+          <w:color w:val="1F364D"/>
         </w:rPr>
       </w:pPr>
       <w:r>
         <w:rPr>
           <w:rFonts w:eastAsia="맑은 고딕"/>
-          <w:color w:val="0E7C86"/>
+          <w:color w:val="1F364D"/>
           <w:sz w:val="21"/>
           <w:lang w:eastAsia="ko-KR"/>
         </w:rPr>
@@ -5544,7 +5885,7 @@
       <w:r>
         <w:rPr>
           <w:rFonts w:eastAsia="맑은 고딕"/>
-          <w:color w:val="22282E"/>
+          <w:color w:val="1F364D"/>
           <w:sz w:val="21"/>
           <w:lang w:eastAsia="ko-KR"/>
         </w:rPr>
@@ -5557,12 +5898,17 @@
         <w:ind w:left="320"/>
         <w:rPr>
           <w:lang w:eastAsia="ko-KR"/>
+          <w:color w:val="1F364D"/>
         </w:rPr>
       </w:pPr>
     </w:p>
     <w:sectPr>
       <w:headerReference w:type="default" r:id="rId8"/>
       <w:footerReference w:type="default" r:id="rId9"/>
+      <w:headerReference w:type="first" r:id="rId12"/>
+      <w:footerReference w:type="first" r:id="rId13"/>
+      <w:headerReference w:type="even" r:id="rId14"/>
+      <w:footerReference w:type="even" r:id="rId15"/>
       <w:pgSz w:w="12240" w:h="15840"/>
       <w:pgMar w:top="1134" w:right="1247" w:bottom="1134" w:left="1247" w:header="720" w:footer="720" w:gutter="0"/>
       <w:cols w:space="720"/>
@@ -5603,11 +5949,14 @@
     <w:pPr>
       <w:pStyle w:val="a6"/>
       <w:jc w:val="center"/>
+      <w:rPr>
+        <w:color w:val="1F364D"/>
+      </w:rPr>
     </w:pPr>
     <w:r>
       <w:rPr>
         <w:rFonts w:eastAsia="맑은 고딕"/>
-        <w:color w:val="444B52"/>
+        <w:color w:val="1F364D"/>
         <w:sz w:val="17"/>
       </w:rPr>
       <w:t xml:space="preserve">Attachment 2    ·    </w:t>
@@ -5615,7 +5964,7 @@
     <w:r>
       <w:rPr>
         <w:rFonts w:eastAsia="맑은 고딕"/>
-        <w:color w:val="444B52"/>
+        <w:color w:val="1F364D"/>
         <w:sz w:val="17"/>
       </w:rPr>
       <w:fldChar w:fldCharType="begin"/>
@@ -5623,7 +5972,7 @@
     <w:r>
       <w:rPr>
         <w:rFonts w:eastAsia="맑은 고딕"/>
-        <w:color w:val="444B52"/>
+        <w:color w:val="1F364D"/>
         <w:sz w:val="17"/>
       </w:rPr>
       <w:instrText xml:space="preserve"> PAGE </w:instrText>
@@ -5631,7 +5980,7 @@
     <w:r>
       <w:rPr>
         <w:rFonts w:eastAsia="맑은 고딕"/>
-        <w:color w:val="444B52"/>
+        <w:color w:val="1F364D"/>
         <w:sz w:val="17"/>
       </w:rPr>
       <w:fldChar w:fldCharType="separate"/>
@@ -5640,7 +5989,7 @@
       <w:rPr>
         <w:rFonts w:eastAsia="맑은 고딕"/>
         <w:noProof/>
-        <w:color w:val="444B52"/>
+        <w:color w:val="1F364D"/>
         <w:sz w:val="17"/>
       </w:rPr>
       <w:t>1</w:t>
@@ -5648,11 +5997,37 @@
     <w:r>
       <w:rPr>
         <w:rFonts w:eastAsia="맑은 고딕"/>
-        <w:color w:val="444B52"/>
+        <w:color w:val="1F364D"/>
         <w:sz w:val="17"/>
       </w:rPr>
       <w:fldChar w:fldCharType="end"/>
     </w:r>
+  </w:p>
+</w:ftr>
+</file>
+
+<file path=word/footer2.xml><?xml version="1.0" encoding="utf-8"?>
+<w:ftr xmlns:m="http://schemas.openxmlformats.org/officeDocument/2006/math" xmlns:mc="http://schemas.openxmlformats.org/markup-compatibility/2006" xmlns:mo="http://schemas.microsoft.com/office/mac/office/2008/main" xmlns:mv="urn:schemas-microsoft-com:mac:vml" xmlns:o="urn:schemas-microsoft-com:office:office" xmlns:r="http://schemas.openxmlformats.org/officeDocument/2006/relationships" xmlns:v="urn:schemas-microsoft-com:vml" xmlns:w10="urn:schemas-microsoft-com:office:word" xmlns:w14="http://schemas.microsoft.com/office/word/2010/wordml" xmlns:w="http://schemas.openxmlformats.org/wordprocessingml/2006/main" xmlns:wne="http://schemas.microsoft.com/office/word/2006/wordml" xmlns:wp14="http://schemas.microsoft.com/office/word/2010/wordprocessingDrawing" xmlns:wp="http://schemas.openxmlformats.org/drawingml/2006/wordprocessingDrawing" xmlns:wpc="http://schemas.microsoft.com/office/word/2010/wordprocessingCanvas" xmlns:wpg="http://schemas.microsoft.com/office/word/2010/wordprocessingGroup" xmlns:wpi="http://schemas.microsoft.com/office/word/2010/wordprocessingInk" xmlns:wps="http://schemas.microsoft.com/office/word/2010/wordprocessingShape" mc:Ignorable="w14 wp14">
+  <w:p>
+    <w:pPr>
+      <w:pStyle w:val="Footer"/>
+      <w:rPr>
+        <w:color w:val="1F364D"/>
+      </w:rPr>
+    </w:pPr>
+  </w:p>
+</w:ftr>
+</file>
+
+<file path=word/footer3.xml><?xml version="1.0" encoding="utf-8"?>
+<w:ftr xmlns:m="http://schemas.openxmlformats.org/officeDocument/2006/math" xmlns:mc="http://schemas.openxmlformats.org/markup-compatibility/2006" xmlns:mo="http://schemas.microsoft.com/office/mac/office/2008/main" xmlns:mv="urn:schemas-microsoft-com:mac:vml" xmlns:o="urn:schemas-microsoft-com:office:office" xmlns:r="http://schemas.openxmlformats.org/officeDocument/2006/relationships" xmlns:v="urn:schemas-microsoft-com:vml" xmlns:w10="urn:schemas-microsoft-com:office:word" xmlns:w14="http://schemas.microsoft.com/office/word/2010/wordml" xmlns:w="http://schemas.openxmlformats.org/wordprocessingml/2006/main" xmlns:wne="http://schemas.microsoft.com/office/word/2006/wordml" xmlns:wp14="http://schemas.microsoft.com/office/word/2010/wordprocessingDrawing" xmlns:wp="http://schemas.openxmlformats.org/drawingml/2006/wordprocessingDrawing" xmlns:wpc="http://schemas.microsoft.com/office/word/2010/wordprocessingCanvas" xmlns:wpg="http://schemas.microsoft.com/office/word/2010/wordprocessingGroup" xmlns:wpi="http://schemas.microsoft.com/office/word/2010/wordprocessingInk" xmlns:wps="http://schemas.microsoft.com/office/word/2010/wordprocessingShape" mc:Ignorable="w14 wp14">
+  <w:p>
+    <w:pPr>
+      <w:pStyle w:val="Footer"/>
+      <w:rPr>
+        <w:color w:val="1F364D"/>
+      </w:rPr>
+    </w:pPr>
   </w:p>
 </w:ftr>
 </file>
@@ -5688,11 +6063,14 @@
     <w:pPr>
       <w:pStyle w:val="a5"/>
       <w:jc w:val="right"/>
+      <w:rPr>
+        <w:color w:val="1F364D"/>
+      </w:rPr>
     </w:pPr>
     <w:r>
       <w:rPr>
         <w:rFonts w:eastAsia="맑은 고딕"/>
-        <w:color w:val="444B52"/>
+        <w:color w:val="1F364D"/>
         <w:sz w:val="17"/>
       </w:rPr>
       <w:t xml:space="preserve">FAT Lesson &amp; </w:t>
@@ -5701,7 +6079,7 @@
     <w:r>
       <w:rPr>
         <w:rFonts w:eastAsia="맑은 고딕"/>
-        <w:color w:val="444B52"/>
+        <w:color w:val="1F364D"/>
         <w:sz w:val="17"/>
       </w:rPr>
       <w:t>Learned  |</w:t>
@@ -5710,11 +6088,37 @@
     <w:r>
       <w:rPr>
         <w:rFonts w:eastAsia="맑은 고딕"/>
-        <w:color w:val="444B52"/>
+        <w:color w:val="1F364D"/>
         <w:sz w:val="17"/>
       </w:rPr>
       <w:t xml:space="preserve">  Group Study</w:t>
     </w:r>
+  </w:p>
+</w:hdr>
+</file>
+
+<file path=word/header2.xml><?xml version="1.0" encoding="utf-8"?>
+<w:hdr xmlns:m="http://schemas.openxmlformats.org/officeDocument/2006/math" xmlns:mc="http://schemas.openxmlformats.org/markup-compatibility/2006" xmlns:mo="http://schemas.microsoft.com/office/mac/office/2008/main" xmlns:mv="urn:schemas-microsoft-com:mac:vml" xmlns:o="urn:schemas-microsoft-com:office:office" xmlns:r="http://schemas.openxmlformats.org/officeDocument/2006/relationships" xmlns:v="urn:schemas-microsoft-com:vml" xmlns:w10="urn:schemas-microsoft-com:office:word" xmlns:w14="http://schemas.microsoft.com/office/word/2010/wordml" xmlns:w="http://schemas.openxmlformats.org/wordprocessingml/2006/main" xmlns:wne="http://schemas.microsoft.com/office/word/2006/wordml" xmlns:wp14="http://schemas.microsoft.com/office/word/2010/wordprocessingDrawing" xmlns:wp="http://schemas.openxmlformats.org/drawingml/2006/wordprocessingDrawing" xmlns:wpc="http://schemas.microsoft.com/office/word/2010/wordprocessingCanvas" xmlns:wpg="http://schemas.microsoft.com/office/word/2010/wordprocessingGroup" xmlns:wpi="http://schemas.microsoft.com/office/word/2010/wordprocessingInk" xmlns:wps="http://schemas.microsoft.com/office/word/2010/wordprocessingShape" mc:Ignorable="w14 wp14">
+  <w:p>
+    <w:pPr>
+      <w:pStyle w:val="Header"/>
+      <w:rPr>
+        <w:color w:val="1F364D"/>
+      </w:rPr>
+    </w:pPr>
+  </w:p>
+</w:hdr>
+</file>
+
+<file path=word/header3.xml><?xml version="1.0" encoding="utf-8"?>
+<w:hdr xmlns:m="http://schemas.openxmlformats.org/officeDocument/2006/math" xmlns:mc="http://schemas.openxmlformats.org/markup-compatibility/2006" xmlns:mo="http://schemas.microsoft.com/office/mac/office/2008/main" xmlns:mv="urn:schemas-microsoft-com:mac:vml" xmlns:o="urn:schemas-microsoft-com:office:office" xmlns:r="http://schemas.openxmlformats.org/officeDocument/2006/relationships" xmlns:v="urn:schemas-microsoft-com:vml" xmlns:w10="urn:schemas-microsoft-com:office:word" xmlns:w14="http://schemas.microsoft.com/office/word/2010/wordml" xmlns:w="http://schemas.openxmlformats.org/wordprocessingml/2006/main" xmlns:wne="http://schemas.microsoft.com/office/word/2006/wordml" xmlns:wp14="http://schemas.microsoft.com/office/word/2010/wordprocessingDrawing" xmlns:wp="http://schemas.openxmlformats.org/drawingml/2006/wordprocessingDrawing" xmlns:wpc="http://schemas.microsoft.com/office/word/2010/wordprocessingCanvas" xmlns:wpg="http://schemas.microsoft.com/office/word/2010/wordprocessingGroup" xmlns:wpi="http://schemas.microsoft.com/office/word/2010/wordprocessingInk" xmlns:wps="http://schemas.microsoft.com/office/word/2010/wordprocessingShape" mc:Ignorable="w14 wp14">
+  <w:p>
+    <w:pPr>
+      <w:pStyle w:val="Header"/>
+      <w:rPr>
+        <w:color w:val="1F364D"/>
+      </w:rPr>
+    </w:pPr>
   </w:p>
 </w:hdr>
 </file>

--- a/Attachment2_DCS_ESD_PLC_MCC_MMS_조사.docx
+++ b/Attachment2_DCS_ESD_PLC_MCC_MMS_조사.docx
@@ -6,7 +6,9 @@
       <w:pPr>
         <w:spacing w:after="1200"/>
         <w:rPr>
-          <w:color w:val="1F364D"/>
+          <w:noProof/>
+          <w:color w:val="1F364D"/>
+          <w:lang w:val="ko-KR" w:eastAsia="ko-KR" w:bidi="ar-SA"/>
         </w:rPr>
       </w:pPr>
     </w:p>
@@ -15,14 +17,18 @@
         <w:spacing w:after="80" w:line="336" w:lineRule="auto"/>
         <w:jc w:val="center"/>
         <w:rPr>
-          <w:color w:val="1F364D"/>
+          <w:noProof/>
+          <w:color w:val="1F364D"/>
+          <w:lang w:val="ko-KR" w:eastAsia="ko-KR" w:bidi="ar-SA"/>
         </w:rPr>
       </w:pPr>
       <w:r>
         <w:rPr>
           <w:rFonts w:eastAsia="맑은 고딕"/>
           <w:b/>
-          <w:color w:val="1F364D"/>
+          <w:noProof/>
+          <w:color w:val="1F364D"/>
+          <w:lang w:val="ko-KR" w:eastAsia="ko-KR" w:bidi="ar-SA"/>
         </w:rPr>
         <w:t>ATTACHMENT 2</w:t>
       </w:r>
@@ -34,14 +40,18 @@
         </w:pBdr>
         <w:jc w:val="center"/>
         <w:rPr>
-          <w:color w:val="1F364D"/>
+          <w:noProof/>
+          <w:color w:val="1F364D"/>
+          <w:lang w:val="ko-KR" w:eastAsia="ko-KR" w:bidi="ar-SA"/>
         </w:rPr>
       </w:pPr>
     </w:p>
     <w:p>
       <w:pPr>
         <w:rPr>
-          <w:color w:val="1F364D"/>
+          <w:noProof/>
+          <w:color w:val="1F364D"/>
+          <w:lang w:val="ko-KR" w:eastAsia="ko-KR" w:bidi="ar-SA"/>
         </w:rPr>
       </w:pPr>
     </w:p>
@@ -50,15 +60,19 @@
         <w:spacing w:after="40" w:line="288" w:lineRule="auto"/>
         <w:jc w:val="center"/>
         <w:rPr>
-          <w:color w:val="1F364D"/>
+          <w:noProof/>
+          <w:color w:val="1F364D"/>
+          <w:lang w:val="ko-KR" w:eastAsia="ko-KR" w:bidi="ar-SA"/>
         </w:rPr>
       </w:pPr>
       <w:r>
         <w:rPr>
           <w:rFonts w:eastAsia="맑은 고딕"/>
           <w:b/>
+          <w:noProof/>
           <w:color w:val="1F364D"/>
           <w:sz w:val="48"/>
+          <w:lang w:val="ko-KR" w:eastAsia="ko-KR" w:bidi="ar-SA"/>
         </w:rPr>
         <w:t>DCS · ESD · PLC 상세 조사</w:t>
       </w:r>
@@ -68,15 +82,19 @@
         <w:spacing w:after="40" w:line="288" w:lineRule="auto"/>
         <w:jc w:val="center"/>
         <w:rPr>
-          <w:color w:val="1F364D"/>
+          <w:noProof/>
+          <w:color w:val="1F364D"/>
+          <w:lang w:val="ko-KR" w:eastAsia="ko-KR" w:bidi="ar-SA"/>
         </w:rPr>
       </w:pPr>
       <w:r>
         <w:rPr>
           <w:rFonts w:eastAsia="맑은 고딕"/>
           <w:b/>
+          <w:noProof/>
           <w:color w:val="1F364D"/>
           <w:sz w:val="48"/>
+          <w:lang w:val="ko-KR" w:eastAsia="ko-KR" w:bidi="ar-SA"/>
         </w:rPr>
         <w:t>및 MCC · MMS와의 관계</w:t>
       </w:r>
@@ -85,7 +103,9 @@
       <w:pPr>
         <w:spacing w:after="120"/>
         <w:rPr>
-          <w:color w:val="1F364D"/>
+          <w:noProof/>
+          <w:color w:val="1F364D"/>
+          <w:lang w:val="ko-KR" w:eastAsia="ko-KR" w:bidi="ar-SA"/>
         </w:rPr>
       </w:pPr>
     </w:p>
@@ -94,14 +114,18 @@
         <w:spacing w:after="80" w:line="336" w:lineRule="auto"/>
         <w:jc w:val="center"/>
         <w:rPr>
-          <w:color w:val="1F364D"/>
+          <w:noProof/>
+          <w:color w:val="1F364D"/>
+          <w:lang w:val="ko-KR" w:eastAsia="ko-KR" w:bidi="ar-SA"/>
         </w:rPr>
       </w:pPr>
       <w:r>
         <w:rPr>
           <w:rFonts w:eastAsia="맑은 고딕"/>
+          <w:noProof/>
           <w:color w:val="1F364D"/>
           <w:sz w:val="24"/>
+          <w:lang w:val="ko-KR" w:eastAsia="ko-KR" w:bidi="ar-SA"/>
         </w:rPr>
         <w:t>Control / Safety Systems and their Interface with Electrical &amp; Machinery Protection</w:t>
       </w:r>
@@ -110,19 +134,25 @@
       <w:pPr>
         <w:spacing w:after="280"/>
         <w:rPr>
-          <w:color w:val="1F364D"/>
+          <w:noProof/>
+          <w:color w:val="1F364D"/>
+          <w:lang w:val="ko-KR" w:eastAsia="ko-KR" w:bidi="ar-SA"/>
         </w:rPr>
       </w:pPr>
     </w:p>
     <w:p>
       <w:pPr>
         <w:rPr>
-          <w:color w:val="1F364D"/>
+          <w:noProof/>
+          <w:color w:val="1F364D"/>
+          <w:lang w:val="ko-KR" w:eastAsia="ko-KR" w:bidi="ar-SA"/>
         </w:rPr>
       </w:pPr>
       <w:r>
         <w:rPr>
-          <w:color w:val="1F364D"/>
+          <w:noProof/>
+          <w:color w:val="1F364D"/>
+          <w:lang w:val="ko-KR" w:eastAsia="ko-KR" w:bidi="ar-SA"/>
         </w:rPr>
         <w:br w:type="page"/>
       </w:r>
@@ -132,15 +162,19 @@
         <w:keepNext/>
         <w:spacing w:before="320" w:after="40"/>
         <w:rPr>
-          <w:color w:val="1F364D"/>
+          <w:noProof/>
+          <w:color w:val="1F364D"/>
+          <w:lang w:val="ko-KR" w:eastAsia="ko-KR" w:bidi="ar-SA"/>
         </w:rPr>
       </w:pPr>
       <w:r>
         <w:rPr>
           <w:rFonts w:eastAsia="맑은 고딕"/>
           <w:b/>
+          <w:noProof/>
           <w:color w:val="1F364D"/>
           <w:sz w:val="30"/>
+          <w:lang w:val="ko-KR" w:eastAsia="ko-KR" w:bidi="ar-SA"/>
         </w:rPr>
         <w:lastRenderedPageBreak/>
         <w:t xml:space="preserve">0 </w:t>
@@ -150,8 +184,10 @@
         <w:rPr>
           <w:rFonts w:eastAsia="맑은 고딕"/>
           <w:b/>
+          <w:noProof/>
           <w:color w:val="1F364D"/>
           <w:sz w:val="30"/>
+          <w:lang w:val="ko-KR" w:eastAsia="ko-KR" w:bidi="ar-SA"/>
         </w:rPr>
         <w:t>요약</w:t>
       </w:r>
@@ -160,8 +196,10 @@
         <w:rPr>
           <w:rFonts w:eastAsia="맑은 고딕"/>
           <w:b/>
+          <w:noProof/>
           <w:color w:val="1F364D"/>
           <w:sz w:val="30"/>
+          <w:lang w:val="ko-KR" w:eastAsia="ko-KR" w:bidi="ar-SA"/>
         </w:rPr>
         <w:t xml:space="preserve"> (한 장 </w:t>
       </w:r>
@@ -170,8 +208,10 @@
         <w:rPr>
           <w:rFonts w:eastAsia="맑은 고딕"/>
           <w:b/>
+          <w:noProof/>
           <w:color w:val="1F364D"/>
           <w:sz w:val="30"/>
+          <w:lang w:val="ko-KR" w:eastAsia="ko-KR" w:bidi="ar-SA"/>
         </w:rPr>
         <w:t>정리</w:t>
       </w:r>
@@ -180,8 +220,10 @@
         <w:rPr>
           <w:rFonts w:eastAsia="맑은 고딕"/>
           <w:b/>
+          <w:noProof/>
           <w:color w:val="1F364D"/>
           <w:sz w:val="30"/>
+          <w:lang w:val="ko-KR" w:eastAsia="ko-KR" w:bidi="ar-SA"/>
         </w:rPr>
         <w:t>)</w:t>
       </w:r>
@@ -227,15 +269,19 @@
               <w:spacing w:after="0"/>
               <w:jc w:val="center"/>
               <w:rPr>
-                <w:color w:val="1F364D"/>
+                <w:noProof/>
+                <w:color w:val="1F364D"/>
+                <w:lang w:val="ko-KR" w:eastAsia="ko-KR" w:bidi="ar-SA"/>
               </w:rPr>
             </w:pPr>
             <w:r>
               <w:rPr>
                 <w:rFonts w:eastAsia="맑은 고딕"/>
                 <w:b/>
+                <w:noProof/>
                 <w:color w:val="1F364D"/>
                 <w:sz w:val="20"/>
+                <w:lang w:val="ko-KR" w:eastAsia="ko-KR" w:bidi="ar-SA"/>
               </w:rPr>
               <w:t>구분</w:t>
             </w:r>
@@ -258,15 +304,19 @@
               <w:spacing w:after="0"/>
               <w:jc w:val="center"/>
               <w:rPr>
-                <w:color w:val="1F364D"/>
+                <w:noProof/>
+                <w:color w:val="1F364D"/>
+                <w:lang w:val="ko-KR" w:eastAsia="ko-KR" w:bidi="ar-SA"/>
               </w:rPr>
             </w:pPr>
             <w:r>
               <w:rPr>
                 <w:rFonts w:eastAsia="맑은 고딕"/>
                 <w:b/>
+                <w:noProof/>
                 <w:color w:val="1F364D"/>
                 <w:sz w:val="20"/>
+                <w:lang w:val="ko-KR" w:eastAsia="ko-KR" w:bidi="ar-SA"/>
               </w:rPr>
               <w:t>역할</w:t>
             </w:r>
@@ -289,15 +339,19 @@
               <w:spacing w:after="0"/>
               <w:jc w:val="center"/>
               <w:rPr>
-                <w:color w:val="1F364D"/>
+                <w:noProof/>
+                <w:color w:val="1F364D"/>
+                <w:lang w:val="ko-KR" w:eastAsia="ko-KR" w:bidi="ar-SA"/>
               </w:rPr>
             </w:pPr>
             <w:r>
               <w:rPr>
                 <w:rFonts w:eastAsia="맑은 고딕"/>
                 <w:b/>
+                <w:noProof/>
                 <w:color w:val="1F364D"/>
                 <w:sz w:val="20"/>
+                <w:lang w:val="ko-KR" w:eastAsia="ko-KR" w:bidi="ar-SA"/>
               </w:rPr>
               <w:t>핵심 키워드</w:t>
             </w:r>
@@ -320,15 +374,19 @@
               <w:spacing w:after="0"/>
               <w:jc w:val="center"/>
               <w:rPr>
-                <w:color w:val="1F364D"/>
+                <w:noProof/>
+                <w:color w:val="1F364D"/>
+                <w:lang w:val="ko-KR" w:eastAsia="ko-KR" w:bidi="ar-SA"/>
               </w:rPr>
             </w:pPr>
             <w:r>
               <w:rPr>
                 <w:rFonts w:eastAsia="맑은 고딕"/>
                 <w:b/>
+                <w:noProof/>
                 <w:color w:val="1F364D"/>
                 <w:sz w:val="20"/>
+                <w:lang w:val="ko-KR" w:eastAsia="ko-KR" w:bidi="ar-SA"/>
               </w:rPr>
               <w:t>표준</w:t>
             </w:r>
@@ -355,14 +413,18 @@
               <w:spacing w:after="0" w:line="300" w:lineRule="auto"/>
               <w:jc w:val="center"/>
               <w:rPr>
-                <w:color w:val="1F364D"/>
+                <w:noProof/>
+                <w:color w:val="1F364D"/>
+                <w:lang w:val="ko-KR" w:eastAsia="ko-KR" w:bidi="ar-SA"/>
               </w:rPr>
             </w:pPr>
             <w:r>
               <w:rPr>
                 <w:rFonts w:eastAsia="맑은 고딕"/>
+                <w:noProof/>
                 <w:color w:val="1F364D"/>
                 <w:sz w:val="19"/>
+                <w:lang w:val="ko-KR" w:eastAsia="ko-KR" w:bidi="ar-SA"/>
               </w:rPr>
               <w:t>DCS</w:t>
             </w:r>
@@ -383,16 +445,18 @@
             <w:pPr>
               <w:spacing w:after="0" w:line="300" w:lineRule="auto"/>
               <w:rPr>
-                <w:lang w:eastAsia="ko-KR"/>
+                <w:noProof/>
+                <w:lang w:eastAsia="ko-KR" w:val="ko-KR" w:bidi="ar-SA"/>
                 <w:color w:val="1F364D"/>
               </w:rPr>
             </w:pPr>
             <w:r>
               <w:rPr>
                 <w:rFonts w:eastAsia="맑은 고딕"/>
+                <w:noProof/>
                 <w:color w:val="1F364D"/>
                 <w:sz w:val="19"/>
-                <w:lang w:eastAsia="ko-KR"/>
+                <w:lang w:eastAsia="ko-KR" w:val="ko-KR" w:bidi="ar-SA"/>
               </w:rPr>
               <w:t>공정 제어 · 운전 최적화 (정상 운전)</w:t>
             </w:r>
@@ -413,16 +477,18 @@
             <w:pPr>
               <w:spacing w:after="0" w:line="300" w:lineRule="auto"/>
               <w:rPr>
-                <w:lang w:eastAsia="ko-KR"/>
+                <w:noProof/>
+                <w:lang w:eastAsia="ko-KR" w:val="ko-KR" w:bidi="ar-SA"/>
                 <w:color w:val="1F364D"/>
               </w:rPr>
             </w:pPr>
             <w:r>
               <w:rPr>
                 <w:rFonts w:eastAsia="맑은 고딕"/>
+                <w:noProof/>
                 <w:color w:val="1F364D"/>
                 <w:sz w:val="19"/>
-                <w:lang w:eastAsia="ko-KR"/>
+                <w:lang w:eastAsia="ko-KR" w:val="ko-KR" w:bidi="ar-SA"/>
               </w:rPr>
               <w:t>연속/아날로그, 중앙 집중</w:t>
             </w:r>
@@ -443,14 +509,18 @@
             <w:pPr>
               <w:spacing w:after="0" w:line="300" w:lineRule="auto"/>
               <w:rPr>
-                <w:color w:val="1F364D"/>
+                <w:noProof/>
+                <w:color w:val="1F364D"/>
+                <w:lang w:val="ko-KR" w:eastAsia="ko-KR" w:bidi="ar-SA"/>
               </w:rPr>
             </w:pPr>
             <w:r>
               <w:rPr>
                 <w:rFonts w:eastAsia="맑은 고딕"/>
+                <w:noProof/>
                 <w:color w:val="1F364D"/>
                 <w:sz w:val="19"/>
+                <w:lang w:val="ko-KR" w:eastAsia="ko-KR" w:bidi="ar-SA"/>
               </w:rPr>
               <w:t>IEC 61131 등 (BPCS)</w:t>
             </w:r>
@@ -478,14 +548,18 @@
               <w:spacing w:after="0" w:line="300" w:lineRule="auto"/>
               <w:jc w:val="center"/>
               <w:rPr>
-                <w:color w:val="1F364D"/>
+                <w:noProof/>
+                <w:color w:val="1F364D"/>
+                <w:lang w:val="ko-KR" w:eastAsia="ko-KR" w:bidi="ar-SA"/>
               </w:rPr>
             </w:pPr>
             <w:r>
               <w:rPr>
                 <w:rFonts w:eastAsia="맑은 고딕"/>
+                <w:noProof/>
                 <w:color w:val="1F364D"/>
                 <w:sz w:val="19"/>
+                <w:lang w:val="ko-KR" w:eastAsia="ko-KR" w:bidi="ar-SA"/>
               </w:rPr>
               <w:t>ESD</w:t>
             </w:r>
@@ -507,16 +581,18 @@
             <w:pPr>
               <w:spacing w:after="0" w:line="300" w:lineRule="auto"/>
               <w:rPr>
-                <w:lang w:eastAsia="ko-KR"/>
+                <w:noProof/>
+                <w:lang w:eastAsia="ko-KR" w:val="ko-KR" w:bidi="ar-SA"/>
                 <w:color w:val="1F364D"/>
               </w:rPr>
             </w:pPr>
             <w:r>
               <w:rPr>
                 <w:rFonts w:eastAsia="맑은 고딕"/>
+                <w:noProof/>
                 <w:color w:val="1F364D"/>
                 <w:sz w:val="19"/>
-                <w:lang w:eastAsia="ko-KR"/>
+                <w:lang w:eastAsia="ko-KR" w:val="ko-KR" w:bidi="ar-SA"/>
               </w:rPr>
               <w:t>비상 정지 (안전한 상태로)</w:t>
             </w:r>
@@ -538,14 +614,18 @@
             <w:pPr>
               <w:spacing w:after="0" w:line="300" w:lineRule="auto"/>
               <w:rPr>
-                <w:color w:val="1F364D"/>
+                <w:noProof/>
+                <w:color w:val="1F364D"/>
+                <w:lang w:val="ko-KR" w:eastAsia="ko-KR" w:bidi="ar-SA"/>
               </w:rPr>
             </w:pPr>
             <w:r>
               <w:rPr>
                 <w:rFonts w:eastAsia="맑은 고딕"/>
+                <w:noProof/>
                 <w:color w:val="1F364D"/>
                 <w:sz w:val="19"/>
+                <w:lang w:val="ko-KR" w:eastAsia="ko-KR" w:bidi="ar-SA"/>
               </w:rPr>
               <w:t>Shutdown, Logic Solver</w:t>
             </w:r>
@@ -567,14 +647,18 @@
             <w:pPr>
               <w:spacing w:after="0" w:line="300" w:lineRule="auto"/>
               <w:rPr>
-                <w:color w:val="1F364D"/>
+                <w:noProof/>
+                <w:color w:val="1F364D"/>
+                <w:lang w:val="ko-KR" w:eastAsia="ko-KR" w:bidi="ar-SA"/>
               </w:rPr>
             </w:pPr>
             <w:r>
               <w:rPr>
                 <w:rFonts w:eastAsia="맑은 고딕"/>
+                <w:noProof/>
                 <w:color w:val="1F364D"/>
                 <w:sz w:val="19"/>
+                <w:lang w:val="ko-KR" w:eastAsia="ko-KR" w:bidi="ar-SA"/>
               </w:rPr>
               <w:t>IEC 61508 / 61511 (SIS)</w:t>
             </w:r>
@@ -601,14 +685,18 @@
               <w:spacing w:after="0" w:line="300" w:lineRule="auto"/>
               <w:jc w:val="center"/>
               <w:rPr>
-                <w:color w:val="1F364D"/>
+                <w:noProof/>
+                <w:color w:val="1F364D"/>
+                <w:lang w:val="ko-KR" w:eastAsia="ko-KR" w:bidi="ar-SA"/>
               </w:rPr>
             </w:pPr>
             <w:r>
               <w:rPr>
                 <w:rFonts w:eastAsia="맑은 고딕"/>
+                <w:noProof/>
                 <w:color w:val="1F364D"/>
                 <w:sz w:val="19"/>
+                <w:lang w:val="ko-KR" w:eastAsia="ko-KR" w:bidi="ar-SA"/>
               </w:rPr>
               <w:t>PLC</w:t>
             </w:r>
@@ -629,16 +717,18 @@
             <w:pPr>
               <w:spacing w:after="0" w:line="300" w:lineRule="auto"/>
               <w:rPr>
-                <w:lang w:eastAsia="ko-KR"/>
+                <w:noProof/>
+                <w:lang w:eastAsia="ko-KR" w:val="ko-KR" w:bidi="ar-SA"/>
                 <w:color w:val="1F364D"/>
               </w:rPr>
             </w:pPr>
             <w:r>
               <w:rPr>
                 <w:rFonts w:eastAsia="맑은 고딕"/>
+                <w:noProof/>
                 <w:color w:val="1F364D"/>
                 <w:sz w:val="19"/>
-                <w:lang w:eastAsia="ko-KR"/>
+                <w:lang w:eastAsia="ko-KR" w:val="ko-KR" w:bidi="ar-SA"/>
               </w:rPr>
               <w:t>개별 기계/공정의 이산 제어</w:t>
             </w:r>
@@ -659,16 +749,18 @@
             <w:pPr>
               <w:spacing w:after="0" w:line="300" w:lineRule="auto"/>
               <w:rPr>
-                <w:lang w:eastAsia="ko-KR"/>
+                <w:noProof/>
+                <w:lang w:eastAsia="ko-KR" w:val="ko-KR" w:bidi="ar-SA"/>
                 <w:color w:val="1F364D"/>
               </w:rPr>
             </w:pPr>
             <w:r>
               <w:rPr>
                 <w:rFonts w:eastAsia="맑은 고딕"/>
+                <w:noProof/>
                 <w:color w:val="1F364D"/>
                 <w:sz w:val="19"/>
-                <w:lang w:eastAsia="ko-KR"/>
+                <w:lang w:eastAsia="ko-KR" w:val="ko-KR" w:bidi="ar-SA"/>
               </w:rPr>
               <w:t>빠른 Logic, 디지털</w:t>
             </w:r>
@@ -689,14 +781,18 @@
             <w:pPr>
               <w:spacing w:after="0" w:line="300" w:lineRule="auto"/>
               <w:rPr>
-                <w:color w:val="1F364D"/>
+                <w:noProof/>
+                <w:color w:val="1F364D"/>
+                <w:lang w:val="ko-KR" w:eastAsia="ko-KR" w:bidi="ar-SA"/>
               </w:rPr>
             </w:pPr>
             <w:r>
               <w:rPr>
                 <w:rFonts w:eastAsia="맑은 고딕"/>
+                <w:noProof/>
                 <w:color w:val="1F364D"/>
                 <w:sz w:val="19"/>
+                <w:lang w:val="ko-KR" w:eastAsia="ko-KR" w:bidi="ar-SA"/>
               </w:rPr>
               <w:t>IEC 61131</w:t>
             </w:r>
@@ -724,14 +820,18 @@
               <w:spacing w:after="0" w:line="300" w:lineRule="auto"/>
               <w:jc w:val="center"/>
               <w:rPr>
-                <w:color w:val="1F364D"/>
+                <w:noProof/>
+                <w:color w:val="1F364D"/>
+                <w:lang w:val="ko-KR" w:eastAsia="ko-KR" w:bidi="ar-SA"/>
               </w:rPr>
             </w:pPr>
             <w:r>
               <w:rPr>
                 <w:rFonts w:eastAsia="맑은 고딕"/>
+                <w:noProof/>
                 <w:color w:val="1F364D"/>
                 <w:sz w:val="19"/>
+                <w:lang w:val="ko-KR" w:eastAsia="ko-KR" w:bidi="ar-SA"/>
               </w:rPr>
               <w:t>MCC</w:t>
             </w:r>
@@ -753,16 +853,18 @@
             <w:pPr>
               <w:spacing w:after="0" w:line="300" w:lineRule="auto"/>
               <w:rPr>
-                <w:lang w:eastAsia="ko-KR"/>
+                <w:noProof/>
+                <w:lang w:eastAsia="ko-KR" w:val="ko-KR" w:bidi="ar-SA"/>
                 <w:color w:val="1F364D"/>
               </w:rPr>
             </w:pPr>
             <w:r>
               <w:rPr>
                 <w:rFonts w:eastAsia="맑은 고딕"/>
+                <w:noProof/>
                 <w:color w:val="1F364D"/>
                 <w:sz w:val="19"/>
-                <w:lang w:eastAsia="ko-KR"/>
+                <w:lang w:eastAsia="ko-KR" w:val="ko-KR" w:bidi="ar-SA"/>
               </w:rPr>
               <w:t>전동기 전원 공급 · 기동/정지 (전기)</w:t>
             </w:r>
@@ -784,14 +886,18 @@
             <w:pPr>
               <w:spacing w:after="0" w:line="300" w:lineRule="auto"/>
               <w:rPr>
-                <w:color w:val="1F364D"/>
+                <w:noProof/>
+                <w:color w:val="1F364D"/>
+                <w:lang w:val="ko-KR" w:eastAsia="ko-KR" w:bidi="ar-SA"/>
               </w:rPr>
             </w:pPr>
             <w:r>
               <w:rPr>
                 <w:rFonts w:eastAsia="맑은 고딕"/>
+                <w:noProof/>
                 <w:color w:val="1F364D"/>
                 <w:sz w:val="19"/>
+                <w:lang w:val="ko-KR" w:eastAsia="ko-KR" w:bidi="ar-SA"/>
               </w:rPr>
               <w:t>Feeder, VFD, Starter</w:t>
             </w:r>
@@ -813,14 +919,18 @@
             <w:pPr>
               <w:spacing w:after="0" w:line="300" w:lineRule="auto"/>
               <w:rPr>
-                <w:color w:val="1F364D"/>
+                <w:noProof/>
+                <w:color w:val="1F364D"/>
+                <w:lang w:val="ko-KR" w:eastAsia="ko-KR" w:bidi="ar-SA"/>
               </w:rPr>
             </w:pPr>
             <w:r>
               <w:rPr>
                 <w:rFonts w:eastAsia="맑은 고딕"/>
+                <w:noProof/>
                 <w:color w:val="1F364D"/>
                 <w:sz w:val="19"/>
+                <w:lang w:val="ko-KR" w:eastAsia="ko-KR" w:bidi="ar-SA"/>
               </w:rPr>
               <w:t>IEC 61439 등</w:t>
             </w:r>
@@ -847,14 +957,18 @@
               <w:spacing w:after="0" w:line="300" w:lineRule="auto"/>
               <w:jc w:val="center"/>
               <w:rPr>
-                <w:color w:val="1F364D"/>
+                <w:noProof/>
+                <w:color w:val="1F364D"/>
+                <w:lang w:val="ko-KR" w:eastAsia="ko-KR" w:bidi="ar-SA"/>
               </w:rPr>
             </w:pPr>
             <w:r>
               <w:rPr>
                 <w:rFonts w:eastAsia="맑은 고딕"/>
+                <w:noProof/>
                 <w:color w:val="1F364D"/>
                 <w:sz w:val="19"/>
+                <w:lang w:val="ko-KR" w:eastAsia="ko-KR" w:bidi="ar-SA"/>
               </w:rPr>
               <w:t>MMS</w:t>
             </w:r>
@@ -875,16 +989,18 @@
             <w:pPr>
               <w:spacing w:after="0" w:line="300" w:lineRule="auto"/>
               <w:rPr>
-                <w:lang w:eastAsia="ko-KR"/>
+                <w:noProof/>
+                <w:lang w:eastAsia="ko-KR" w:val="ko-KR" w:bidi="ar-SA"/>
                 <w:color w:val="1F364D"/>
               </w:rPr>
             </w:pPr>
             <w:r>
               <w:rPr>
                 <w:rFonts w:eastAsia="맑은 고딕"/>
+                <w:noProof/>
                 <w:color w:val="1F364D"/>
                 <w:sz w:val="19"/>
-                <w:lang w:eastAsia="ko-KR"/>
+                <w:lang w:eastAsia="ko-KR" w:val="ko-KR" w:bidi="ar-SA"/>
               </w:rPr>
               <w:t xml:space="preserve">회전기계 진동 · </w:t>
             </w:r>
@@ -892,9 +1008,10 @@
             <w:r>
               <w:rPr>
                 <w:rFonts w:eastAsia="맑은 고딕"/>
+                <w:noProof/>
                 <w:color w:val="1F364D"/>
                 <w:sz w:val="19"/>
-                <w:lang w:eastAsia="ko-KR"/>
+                <w:lang w:eastAsia="ko-KR" w:val="ko-KR" w:bidi="ar-SA"/>
               </w:rPr>
               <w:t>축위치</w:t>
             </w:r>
@@ -902,9 +1019,10 @@
             <w:r>
               <w:rPr>
                 <w:rFonts w:eastAsia="맑은 고딕"/>
+                <w:noProof/>
                 <w:color w:val="1F364D"/>
                 <w:sz w:val="19"/>
-                <w:lang w:eastAsia="ko-KR"/>
+                <w:lang w:eastAsia="ko-KR" w:val="ko-KR" w:bidi="ar-SA"/>
               </w:rPr>
               <w:t xml:space="preserve"> 보호</w:t>
             </w:r>
@@ -925,14 +1043,18 @@
             <w:pPr>
               <w:spacing w:after="0" w:line="300" w:lineRule="auto"/>
               <w:rPr>
-                <w:color w:val="1F364D"/>
+                <w:noProof/>
+                <w:color w:val="1F364D"/>
+                <w:lang w:val="ko-KR" w:eastAsia="ko-KR" w:bidi="ar-SA"/>
               </w:rPr>
             </w:pPr>
             <w:r>
               <w:rPr>
                 <w:rFonts w:eastAsia="맑은 고딕"/>
+                <w:noProof/>
                 <w:color w:val="1F364D"/>
                 <w:sz w:val="19"/>
+                <w:lang w:val="ko-KR" w:eastAsia="ko-KR" w:bidi="ar-SA"/>
               </w:rPr>
               <w:t>Vibration, Trip</w:t>
             </w:r>
@@ -953,14 +1075,18 @@
             <w:pPr>
               <w:spacing w:after="0" w:line="300" w:lineRule="auto"/>
               <w:rPr>
-                <w:color w:val="1F364D"/>
+                <w:noProof/>
+                <w:color w:val="1F364D"/>
+                <w:lang w:val="ko-KR" w:eastAsia="ko-KR" w:bidi="ar-SA"/>
               </w:rPr>
             </w:pPr>
             <w:r>
               <w:rPr>
                 <w:rFonts w:eastAsia="맑은 고딕"/>
+                <w:noProof/>
                 <w:color w:val="1F364D"/>
                 <w:sz w:val="19"/>
+                <w:lang w:val="ko-KR" w:eastAsia="ko-KR" w:bidi="ar-SA"/>
               </w:rPr>
               <w:t>API 670</w:t>
             </w:r>
@@ -972,7 +1098,9 @@
       <w:pPr>
         <w:spacing w:after="80"/>
         <w:rPr>
-          <w:color w:val="1F364D"/>
+          <w:noProof/>
+          <w:color w:val="1F364D"/>
+          <w:lang w:val="ko-KR" w:eastAsia="ko-KR" w:bidi="ar-SA"/>
         </w:rPr>
       </w:pPr>
     </w:p>
@@ -982,7 +1110,8 @@
         <w:rPr>
           <w:b/>
           <w:bCs/>
-          <w:lang w:eastAsia="ko-KR"/>
+          <w:noProof/>
+          <w:lang w:eastAsia="ko-KR" w:val="ko-KR" w:bidi="ar-SA"/>
           <w:color w:val="1F364D"/>
         </w:rPr>
       </w:pPr>
@@ -991,9 +1120,10 @@
           <w:rFonts w:eastAsia="맑은 고딕"/>
           <w:b/>
           <w:bCs/>
+          <w:noProof/>
           <w:color w:val="1F364D"/>
           <w:sz w:val="20"/>
-          <w:lang w:eastAsia="ko-KR"/>
+          <w:lang w:eastAsia="ko-KR" w:val="ko-KR" w:bidi="ar-SA"/>
         </w:rPr>
         <w:t>DCS · PLC = “잘 돌리는 것(Control)”, ESD = “위험할 때 안전하게 멈추는 것(Safety)”, MCC = “전동기에 전기를 주고받는 것(Power)”, MMS = “회전기계가 망가지기 전에 잡는 것(Protection)”. 이들이 신호로 연결(Interface)되어 하나의 자동화 시스템을 구성한다.</w:t>
       </w:r>
@@ -1003,15 +1133,19 @@
         <w:keepNext/>
         <w:spacing w:before="320" w:after="40"/>
         <w:rPr>
-          <w:color w:val="1F364D"/>
+          <w:noProof/>
+          <w:color w:val="1F364D"/>
+          <w:lang w:val="ko-KR" w:eastAsia="ko-KR" w:bidi="ar-SA"/>
         </w:rPr>
       </w:pPr>
       <w:r>
         <w:rPr>
           <w:rFonts w:eastAsia="맑은 고딕"/>
           <w:b/>
+          <w:noProof/>
           <w:color w:val="1F364D"/>
           <w:sz w:val="30"/>
+          <w:lang w:val="ko-KR" w:eastAsia="ko-KR" w:bidi="ar-SA"/>
         </w:rPr>
         <w:t>1 DCS</w:t>
       </w:r>
@@ -1019,8 +1153,10 @@
         <w:rPr>
           <w:rFonts w:eastAsia="맑은 고딕"/>
           <w:b/>
+          <w:noProof/>
           <w:color w:val="1F364D"/>
           <w:sz w:val="30"/>
+          <w:lang w:val="ko-KR" w:eastAsia="ko-KR" w:bidi="ar-SA"/>
         </w:rPr>
         <w:t xml:space="preserve"> — Distributed Control System (분산제어시스템)</w:t>
       </w:r>
@@ -1030,15 +1166,19 @@
         <w:keepNext/>
         <w:spacing w:before="240" w:after="60"/>
         <w:rPr>
-          <w:color w:val="1F364D"/>
+          <w:noProof/>
+          <w:color w:val="1F364D"/>
+          <w:lang w:val="ko-KR" w:eastAsia="ko-KR" w:bidi="ar-SA"/>
         </w:rPr>
       </w:pPr>
       <w:r>
         <w:rPr>
           <w:rFonts w:eastAsia="맑은 고딕"/>
           <w:b/>
+          <w:noProof/>
           <w:color w:val="1F364D"/>
           <w:sz w:val="24"/>
+          <w:lang w:val="ko-KR" w:eastAsia="ko-KR" w:bidi="ar-SA"/>
         </w:rPr>
         <w:t xml:space="preserve">▌ </w:t>
       </w:r>
@@ -1046,8 +1186,10 @@
         <w:rPr>
           <w:rFonts w:eastAsia="맑은 고딕"/>
           <w:b/>
+          <w:noProof/>
           <w:color w:val="1F364D"/>
           <w:sz w:val="24"/>
+          <w:lang w:val="ko-KR" w:eastAsia="ko-KR" w:bidi="ar-SA"/>
         </w:rPr>
         <w:t>정의</w:t>
       </w:r>
@@ -1057,22 +1199,28 @@
         <w:spacing w:after="60" w:line="324" w:lineRule="auto"/>
         <w:ind w:left="320"/>
         <w:rPr>
-          <w:color w:val="1F364D"/>
+          <w:noProof/>
+          <w:color w:val="1F364D"/>
+          <w:lang w:val="ko-KR" w:eastAsia="ko-KR" w:bidi="ar-SA"/>
         </w:rPr>
       </w:pPr>
       <w:r>
         <w:rPr>
           <w:rFonts w:eastAsia="맑은 고딕"/>
+          <w:noProof/>
           <w:color w:val="1F364D"/>
           <w:sz w:val="21"/>
+          <w:lang w:val="ko-KR" w:eastAsia="ko-KR" w:bidi="ar-SA"/>
         </w:rPr>
         <w:t xml:space="preserve">•  </w:t>
       </w:r>
       <w:r>
         <w:rPr>
           <w:rFonts w:eastAsia="맑은 고딕"/>
+          <w:noProof/>
           <w:color w:val="1F364D"/>
           <w:sz w:val="21"/>
+          <w:lang w:val="ko-KR" w:eastAsia="ko-KR" w:bidi="ar-SA"/>
         </w:rPr>
         <w:t xml:space="preserve">플랜트 전반의 연속 </w:t>
       </w:r>
@@ -1080,8 +1228,10 @@
       <w:r>
         <w:rPr>
           <w:rFonts w:eastAsia="맑은 고딕"/>
+          <w:noProof/>
           <w:color w:val="1F364D"/>
           <w:sz w:val="21"/>
+          <w:lang w:val="ko-KR" w:eastAsia="ko-KR" w:bidi="ar-SA"/>
         </w:rPr>
         <w:t>공정(</w:t>
       </w:r>
@@ -1089,8 +1239,10 @@
       <w:r>
         <w:rPr>
           <w:rFonts w:eastAsia="맑은 고딕"/>
+          <w:noProof/>
           <w:color w:val="1F364D"/>
           <w:sz w:val="21"/>
+          <w:lang w:val="ko-KR" w:eastAsia="ko-KR" w:bidi="ar-SA"/>
         </w:rPr>
         <w:t xml:space="preserve">continuous </w:t>
       </w:r>
@@ -1098,8 +1250,10 @@
       <w:r>
         <w:rPr>
           <w:rFonts w:eastAsia="맑은 고딕"/>
+          <w:noProof/>
           <w:color w:val="1F364D"/>
           <w:sz w:val="21"/>
+          <w:lang w:val="ko-KR" w:eastAsia="ko-KR" w:bidi="ar-SA"/>
         </w:rPr>
         <w:t>process)을</w:t>
       </w:r>
@@ -1107,8 +1261,10 @@
       <w:r>
         <w:rPr>
           <w:rFonts w:eastAsia="맑은 고딕"/>
+          <w:noProof/>
           <w:color w:val="1F364D"/>
           <w:sz w:val="21"/>
+          <w:lang w:val="ko-KR" w:eastAsia="ko-KR" w:bidi="ar-SA"/>
         </w:rPr>
         <w:t xml:space="preserve"> 중앙에서 집중 제어·감시하는 시스템.</w:t>
       </w:r>
@@ -1118,23 +1274,29 @@
         <w:spacing w:after="60" w:line="324" w:lineRule="auto"/>
         <w:ind w:left="320"/>
         <w:rPr>
-          <w:color w:val="1F364D"/>
+          <w:noProof/>
+          <w:color w:val="1F364D"/>
+          <w:lang w:val="ko-KR" w:eastAsia="ko-KR" w:bidi="ar-SA"/>
         </w:rPr>
       </w:pPr>
       <w:proofErr w:type="gramStart"/>
       <w:r>
         <w:rPr>
           <w:rFonts w:eastAsia="맑은 고딕"/>
+          <w:noProof/>
           <w:color w:val="1F364D"/>
           <w:sz w:val="21"/>
+          <w:lang w:val="ko-KR" w:eastAsia="ko-KR" w:bidi="ar-SA"/>
         </w:rPr>
         <w:t xml:space="preserve">•  </w:t>
       </w:r>
       <w:r>
         <w:rPr>
           <w:rFonts w:eastAsia="맑은 고딕"/>
+          <w:noProof/>
           <w:color w:val="1F364D"/>
           <w:sz w:val="21"/>
+          <w:lang w:val="ko-KR" w:eastAsia="ko-KR" w:bidi="ar-SA"/>
         </w:rPr>
         <w:t>“</w:t>
       </w:r>
@@ -1142,8 +1304,10 @@
       <w:r>
         <w:rPr>
           <w:rFonts w:eastAsia="맑은 고딕"/>
+          <w:noProof/>
           <w:color w:val="1F364D"/>
           <w:sz w:val="21"/>
+          <w:lang w:val="ko-KR" w:eastAsia="ko-KR" w:bidi="ar-SA"/>
         </w:rPr>
         <w:t xml:space="preserve">Distributed” = 제어 기능을 현장 분산 컨트롤러에 나눠 배치하되, 운전은 중앙 </w:t>
       </w:r>
@@ -1151,8 +1315,10 @@
       <w:r>
         <w:rPr>
           <w:rFonts w:eastAsia="맑은 고딕"/>
+          <w:noProof/>
           <w:color w:val="1F364D"/>
           <w:sz w:val="21"/>
+          <w:lang w:val="ko-KR" w:eastAsia="ko-KR" w:bidi="ar-SA"/>
         </w:rPr>
         <w:t>제어실(</w:t>
       </w:r>
@@ -1160,8 +1326,10 @@
       <w:r>
         <w:rPr>
           <w:rFonts w:eastAsia="맑은 고딕"/>
+          <w:noProof/>
           <w:color w:val="1F364D"/>
           <w:sz w:val="21"/>
+          <w:lang w:val="ko-KR" w:eastAsia="ko-KR" w:bidi="ar-SA"/>
         </w:rPr>
         <w:t xml:space="preserve">Operator </w:t>
       </w:r>
@@ -1169,8 +1337,10 @@
       <w:r>
         <w:rPr>
           <w:rFonts w:eastAsia="맑은 고딕"/>
+          <w:noProof/>
           <w:color w:val="1F364D"/>
           <w:sz w:val="21"/>
+          <w:lang w:val="ko-KR" w:eastAsia="ko-KR" w:bidi="ar-SA"/>
         </w:rPr>
         <w:t>Station)에서</w:t>
       </w:r>
@@ -1178,8 +1348,10 @@
       <w:r>
         <w:rPr>
           <w:rFonts w:eastAsia="맑은 고딕"/>
+          <w:noProof/>
           <w:color w:val="1F364D"/>
           <w:sz w:val="21"/>
+          <w:lang w:val="ko-KR" w:eastAsia="ko-KR" w:bidi="ar-SA"/>
         </w:rPr>
         <w:t xml:space="preserve"> 통합 감시.</w:t>
       </w:r>
@@ -1189,25 +1361,28 @@
         <w:spacing w:after="60" w:line="324" w:lineRule="auto"/>
         <w:ind w:left="320"/>
         <w:rPr>
-          <w:lang w:eastAsia="ko-KR"/>
+          <w:noProof/>
+          <w:lang w:eastAsia="ko-KR" w:val="ko-KR" w:bidi="ar-SA"/>
           <w:color w:val="1F364D"/>
         </w:rPr>
       </w:pPr>
       <w:r>
         <w:rPr>
           <w:rFonts w:eastAsia="맑은 고딕"/>
+          <w:noProof/>
           <w:color w:val="1F364D"/>
           <w:sz w:val="21"/>
-          <w:lang w:eastAsia="ko-KR"/>
+          <w:lang w:eastAsia="ko-KR" w:val="ko-KR" w:bidi="ar-SA"/>
         </w:rPr>
         <w:t xml:space="preserve">•  </w:t>
       </w:r>
       <w:r>
         <w:rPr>
           <w:rFonts w:eastAsia="맑은 고딕"/>
+          <w:noProof/>
           <w:color w:val="1F364D"/>
           <w:sz w:val="21"/>
-          <w:lang w:eastAsia="ko-KR"/>
+          <w:lang w:eastAsia="ko-KR" w:val="ko-KR" w:bidi="ar-SA"/>
         </w:rPr>
         <w:t>안전 용어로는 BPCS(Basic Process Control System)라고도 부른다.</w:t>
       </w:r>
@@ -1217,7 +1392,8 @@
         <w:keepNext/>
         <w:spacing w:before="240" w:after="60"/>
         <w:rPr>
-          <w:lang w:eastAsia="ko-KR"/>
+          <w:noProof/>
+          <w:lang w:eastAsia="ko-KR" w:val="ko-KR" w:bidi="ar-SA"/>
           <w:color w:val="1F364D"/>
         </w:rPr>
       </w:pPr>
@@ -1225,9 +1401,10 @@
         <w:rPr>
           <w:rFonts w:eastAsia="맑은 고딕"/>
           <w:b/>
+          <w:noProof/>
           <w:color w:val="1F364D"/>
           <w:sz w:val="24"/>
-          <w:lang w:eastAsia="ko-KR"/>
+          <w:lang w:eastAsia="ko-KR" w:val="ko-KR" w:bidi="ar-SA"/>
         </w:rPr>
         <w:t xml:space="preserve">▌ </w:t>
       </w:r>
@@ -1235,9 +1412,10 @@
         <w:rPr>
           <w:rFonts w:eastAsia="맑은 고딕"/>
           <w:b/>
+          <w:noProof/>
           <w:color w:val="1F364D"/>
           <w:sz w:val="24"/>
-          <w:lang w:eastAsia="ko-KR"/>
+          <w:lang w:eastAsia="ko-KR" w:val="ko-KR" w:bidi="ar-SA"/>
         </w:rPr>
         <w:t>특징</w:t>
       </w:r>
@@ -1247,25 +1425,28 @@
         <w:spacing w:after="60" w:line="324" w:lineRule="auto"/>
         <w:ind w:left="320"/>
         <w:rPr>
-          <w:lang w:eastAsia="ko-KR"/>
+          <w:noProof/>
+          <w:lang w:eastAsia="ko-KR" w:val="ko-KR" w:bidi="ar-SA"/>
           <w:color w:val="1F364D"/>
         </w:rPr>
       </w:pPr>
       <w:r>
         <w:rPr>
           <w:rFonts w:eastAsia="맑은 고딕"/>
+          <w:noProof/>
           <w:color w:val="1F364D"/>
           <w:sz w:val="21"/>
-          <w:lang w:eastAsia="ko-KR"/>
+          <w:lang w:eastAsia="ko-KR" w:val="ko-KR" w:bidi="ar-SA"/>
         </w:rPr>
         <w:t xml:space="preserve">•  </w:t>
       </w:r>
       <w:r>
         <w:rPr>
           <w:rFonts w:eastAsia="맑은 고딕"/>
+          <w:noProof/>
           <w:color w:val="1F364D"/>
           <w:sz w:val="21"/>
-          <w:lang w:eastAsia="ko-KR"/>
+          <w:lang w:eastAsia="ko-KR" w:val="ko-KR" w:bidi="ar-SA"/>
         </w:rPr>
         <w:t>다수의 공정 루프(온도·압력·유량·레벨)를 PID 등 아날로그/연속 제어로 운전.</w:t>
       </w:r>
@@ -1275,14 +1456,18 @@
         <w:spacing w:after="60" w:line="324" w:lineRule="auto"/>
         <w:ind w:left="320"/>
         <w:rPr>
-          <w:color w:val="1F364D"/>
+          <w:noProof/>
+          <w:color w:val="1F364D"/>
+          <w:lang w:val="ko-KR" w:eastAsia="ko-KR" w:bidi="ar-SA"/>
         </w:rPr>
       </w:pPr>
       <w:r>
         <w:rPr>
           <w:rFonts w:eastAsia="맑은 고딕"/>
+          <w:noProof/>
           <w:color w:val="1F364D"/>
           <w:sz w:val="21"/>
+          <w:lang w:val="ko-KR" w:eastAsia="ko-KR" w:bidi="ar-SA"/>
         </w:rPr>
         <w:t xml:space="preserve">•  </w:t>
       </w:r>
@@ -1290,8 +1475,10 @@
       <w:r>
         <w:rPr>
           <w:rFonts w:eastAsia="맑은 고딕"/>
+          <w:noProof/>
           <w:color w:val="1F364D"/>
           <w:sz w:val="21"/>
+          <w:lang w:val="ko-KR" w:eastAsia="ko-KR" w:bidi="ar-SA"/>
         </w:rPr>
         <w:t>HMI(</w:t>
       </w:r>
@@ -1299,8 +1486,10 @@
       <w:r>
         <w:rPr>
           <w:rFonts w:eastAsia="맑은 고딕"/>
+          <w:noProof/>
           <w:color w:val="1F364D"/>
           <w:sz w:val="21"/>
+          <w:lang w:val="ko-KR" w:eastAsia="ko-KR" w:bidi="ar-SA"/>
         </w:rPr>
         <w:t>Operator Graphic), Historian, Alarm 관리, Faceplate 기반 운전이 강점.</w:t>
       </w:r>
@@ -1310,25 +1499,28 @@
         <w:spacing w:after="60" w:line="324" w:lineRule="auto"/>
         <w:ind w:left="320"/>
         <w:rPr>
-          <w:lang w:eastAsia="ko-KR"/>
+          <w:noProof/>
+          <w:lang w:eastAsia="ko-KR" w:val="ko-KR" w:bidi="ar-SA"/>
           <w:color w:val="1F364D"/>
         </w:rPr>
       </w:pPr>
       <w:r>
         <w:rPr>
           <w:rFonts w:eastAsia="맑은 고딕"/>
+          <w:noProof/>
           <w:color w:val="1F364D"/>
           <w:sz w:val="21"/>
-          <w:lang w:eastAsia="ko-KR"/>
+          <w:lang w:eastAsia="ko-KR" w:val="ko-KR" w:bidi="ar-SA"/>
         </w:rPr>
         <w:t xml:space="preserve">•  </w:t>
       </w:r>
       <w:r>
         <w:rPr>
           <w:rFonts w:eastAsia="맑은 고딕"/>
+          <w:noProof/>
           <w:color w:val="1F364D"/>
           <w:sz w:val="21"/>
-          <w:lang w:eastAsia="ko-KR"/>
+          <w:lang w:eastAsia="ko-KR" w:val="ko-KR" w:bidi="ar-SA"/>
         </w:rPr>
         <w:t>대표 Vendor — Honeywell, Yokogawa, Emerson, ABB, Siemens.</w:t>
       </w:r>
@@ -1338,25 +1530,28 @@
         <w:spacing w:after="60" w:line="324" w:lineRule="auto"/>
         <w:ind w:left="320"/>
         <w:rPr>
-          <w:lang w:eastAsia="ko-KR"/>
+          <w:noProof/>
+          <w:lang w:eastAsia="ko-KR" w:val="ko-KR" w:bidi="ar-SA"/>
           <w:color w:val="1F364D"/>
         </w:rPr>
       </w:pPr>
       <w:r>
         <w:rPr>
           <w:rFonts w:eastAsia="맑은 고딕"/>
+          <w:noProof/>
           <w:color w:val="1F364D"/>
           <w:sz w:val="21"/>
-          <w:lang w:eastAsia="ko-KR"/>
+          <w:lang w:eastAsia="ko-KR" w:val="ko-KR" w:bidi="ar-SA"/>
         </w:rPr>
         <w:t xml:space="preserve">•  </w:t>
       </w:r>
       <w:r>
         <w:rPr>
           <w:rFonts w:eastAsia="맑은 고딕"/>
+          <w:noProof/>
           <w:color w:val="1F364D"/>
           <w:sz w:val="21"/>
-          <w:lang w:eastAsia="ko-KR"/>
+          <w:lang w:eastAsia="ko-KR" w:val="ko-KR" w:bidi="ar-SA"/>
         </w:rPr>
         <w:t>DCS는 “정상 운전 최적화”가 목적이며, 안전 정지는 DCS가 아니라 ESD가 담당(독립성 원칙).</w:t>
       </w:r>
@@ -1366,7 +1561,8 @@
         <w:keepNext/>
         <w:spacing w:before="320" w:after="40"/>
         <w:rPr>
-          <w:lang w:eastAsia="ko-KR"/>
+          <w:noProof/>
+          <w:lang w:eastAsia="ko-KR" w:val="ko-KR" w:bidi="ar-SA"/>
           <w:color w:val="1F364D"/>
         </w:rPr>
       </w:pPr>
@@ -1374,9 +1570,10 @@
         <w:rPr>
           <w:rFonts w:eastAsia="맑은 고딕"/>
           <w:b/>
+          <w:noProof/>
           <w:color w:val="1F364D"/>
           <w:sz w:val="30"/>
-          <w:lang w:eastAsia="ko-KR"/>
+          <w:lang w:eastAsia="ko-KR" w:val="ko-KR" w:bidi="ar-SA"/>
         </w:rPr>
         <w:lastRenderedPageBreak/>
         <w:t>2 ESD</w:t>
@@ -1385,9 +1582,10 @@
         <w:rPr>
           <w:rFonts w:eastAsia="맑은 고딕"/>
           <w:b/>
+          <w:noProof/>
           <w:color w:val="1F364D"/>
           <w:sz w:val="30"/>
-          <w:lang w:eastAsia="ko-KR"/>
+          <w:lang w:eastAsia="ko-KR" w:val="ko-KR" w:bidi="ar-SA"/>
         </w:rPr>
         <w:t xml:space="preserve"> — Emergency Shutdown System (비상정지시스템)</w:t>
       </w:r>
@@ -1397,7 +1595,8 @@
         <w:keepNext/>
         <w:spacing w:before="240" w:after="60"/>
         <w:rPr>
-          <w:lang w:eastAsia="ko-KR"/>
+          <w:noProof/>
+          <w:lang w:eastAsia="ko-KR" w:val="ko-KR" w:bidi="ar-SA"/>
           <w:color w:val="1F364D"/>
         </w:rPr>
       </w:pPr>
@@ -1405,9 +1604,10 @@
         <w:rPr>
           <w:rFonts w:eastAsia="맑은 고딕"/>
           <w:b/>
+          <w:noProof/>
           <w:color w:val="1F364D"/>
           <w:sz w:val="24"/>
-          <w:lang w:eastAsia="ko-KR"/>
+          <w:lang w:eastAsia="ko-KR" w:val="ko-KR" w:bidi="ar-SA"/>
         </w:rPr>
         <w:t xml:space="preserve">▌ </w:t>
       </w:r>
@@ -1415,9 +1615,10 @@
         <w:rPr>
           <w:rFonts w:eastAsia="맑은 고딕"/>
           <w:b/>
+          <w:noProof/>
           <w:color w:val="1F364D"/>
           <w:sz w:val="24"/>
-          <w:lang w:eastAsia="ko-KR"/>
+          <w:lang w:eastAsia="ko-KR" w:val="ko-KR" w:bidi="ar-SA"/>
         </w:rPr>
         <w:t>정의</w:t>
       </w:r>
@@ -1427,25 +1628,28 @@
         <w:spacing w:after="60" w:line="324" w:lineRule="auto"/>
         <w:ind w:left="320"/>
         <w:rPr>
-          <w:lang w:eastAsia="ko-KR"/>
+          <w:noProof/>
+          <w:lang w:eastAsia="ko-KR" w:val="ko-KR" w:bidi="ar-SA"/>
           <w:color w:val="1F364D"/>
         </w:rPr>
       </w:pPr>
       <w:r>
         <w:rPr>
           <w:rFonts w:eastAsia="맑은 고딕"/>
+          <w:noProof/>
           <w:color w:val="1F364D"/>
           <w:sz w:val="21"/>
-          <w:lang w:eastAsia="ko-KR"/>
+          <w:lang w:eastAsia="ko-KR" w:val="ko-KR" w:bidi="ar-SA"/>
         </w:rPr>
         <w:t xml:space="preserve">•  </w:t>
       </w:r>
       <w:r>
         <w:rPr>
           <w:rFonts w:eastAsia="맑은 고딕"/>
+          <w:noProof/>
           <w:color w:val="1F364D"/>
           <w:sz w:val="21"/>
-          <w:lang w:eastAsia="ko-KR"/>
+          <w:lang w:eastAsia="ko-KR" w:val="ko-KR" w:bidi="ar-SA"/>
         </w:rPr>
         <w:t>비상 상황(이상 고압, 화재, 가스 누출 등) 발생 시 설비를 안전한 상태(Safe State)로 정지시켜 인명·환경·자산을 보호.</w:t>
       </w:r>
@@ -1455,14 +1659,18 @@
         <w:spacing w:after="60" w:line="324" w:lineRule="auto"/>
         <w:ind w:left="320"/>
         <w:rPr>
-          <w:color w:val="1F364D"/>
+          <w:noProof/>
+          <w:color w:val="1F364D"/>
+          <w:lang w:val="ko-KR" w:eastAsia="ko-KR" w:bidi="ar-SA"/>
         </w:rPr>
       </w:pPr>
       <w:r>
         <w:rPr>
           <w:rFonts w:eastAsia="맑은 고딕"/>
+          <w:noProof/>
           <w:color w:val="1F364D"/>
           <w:sz w:val="21"/>
+          <w:lang w:val="ko-KR" w:eastAsia="ko-KR" w:bidi="ar-SA"/>
         </w:rPr>
         <w:t xml:space="preserve">•  </w:t>
       </w:r>
@@ -1470,8 +1678,10 @@
       <w:r>
         <w:rPr>
           <w:rFonts w:eastAsia="맑은 고딕"/>
+          <w:noProof/>
           <w:color w:val="1F364D"/>
           <w:sz w:val="21"/>
+          <w:lang w:val="ko-KR" w:eastAsia="ko-KR" w:bidi="ar-SA"/>
         </w:rPr>
         <w:t>ESD는</w:t>
       </w:r>
@@ -1479,8 +1689,10 @@
       <w:r>
         <w:rPr>
           <w:rFonts w:eastAsia="맑은 고딕"/>
+          <w:noProof/>
           <w:color w:val="1F364D"/>
           <w:sz w:val="21"/>
+          <w:lang w:val="ko-KR" w:eastAsia="ko-KR" w:bidi="ar-SA"/>
         </w:rPr>
         <w:t xml:space="preserve"> 더 </w:t>
       </w:r>
@@ -1488,8 +1700,10 @@
       <w:r>
         <w:rPr>
           <w:rFonts w:eastAsia="맑은 고딕"/>
+          <w:noProof/>
           <w:color w:val="1F364D"/>
           <w:sz w:val="21"/>
+          <w:lang w:val="ko-KR" w:eastAsia="ko-KR" w:bidi="ar-SA"/>
         </w:rPr>
         <w:t>넓은</w:t>
       </w:r>
@@ -1497,8 +1711,10 @@
       <w:r>
         <w:rPr>
           <w:rFonts w:eastAsia="맑은 고딕"/>
+          <w:noProof/>
           <w:color w:val="1F364D"/>
           <w:sz w:val="21"/>
+          <w:lang w:val="ko-KR" w:eastAsia="ko-KR" w:bidi="ar-SA"/>
         </w:rPr>
         <w:t xml:space="preserve"> </w:t>
       </w:r>
@@ -1506,8 +1722,10 @@
       <w:r>
         <w:rPr>
           <w:rFonts w:eastAsia="맑은 고딕"/>
+          <w:noProof/>
           <w:color w:val="1F364D"/>
           <w:sz w:val="21"/>
+          <w:lang w:val="ko-KR" w:eastAsia="ko-KR" w:bidi="ar-SA"/>
         </w:rPr>
         <w:t>개념인</w:t>
       </w:r>
@@ -1515,8 +1733,10 @@
       <w:r>
         <w:rPr>
           <w:rFonts w:eastAsia="맑은 고딕"/>
+          <w:noProof/>
           <w:color w:val="1F364D"/>
           <w:sz w:val="21"/>
+          <w:lang w:val="ko-KR" w:eastAsia="ko-KR" w:bidi="ar-SA"/>
         </w:rPr>
         <w:t xml:space="preserve"> </w:t>
       </w:r>
@@ -1524,8 +1744,10 @@
       <w:r>
         <w:rPr>
           <w:rFonts w:eastAsia="맑은 고딕"/>
+          <w:noProof/>
           <w:color w:val="1F364D"/>
           <w:sz w:val="21"/>
+          <w:lang w:val="ko-KR" w:eastAsia="ko-KR" w:bidi="ar-SA"/>
         </w:rPr>
         <w:t>SIS(</w:t>
       </w:r>
@@ -1533,8 +1755,10 @@
       <w:r>
         <w:rPr>
           <w:rFonts w:eastAsia="맑은 고딕"/>
+          <w:noProof/>
           <w:color w:val="1F364D"/>
           <w:sz w:val="21"/>
+          <w:lang w:val="ko-KR" w:eastAsia="ko-KR" w:bidi="ar-SA"/>
         </w:rPr>
         <w:t xml:space="preserve">Safety Instrumented </w:t>
       </w:r>
@@ -1542,8 +1766,10 @@
       <w:r>
         <w:rPr>
           <w:rFonts w:eastAsia="맑은 고딕"/>
+          <w:noProof/>
           <w:color w:val="1F364D"/>
           <w:sz w:val="21"/>
+          <w:lang w:val="ko-KR" w:eastAsia="ko-KR" w:bidi="ar-SA"/>
         </w:rPr>
         <w:t>System)의</w:t>
       </w:r>
@@ -1551,8 +1777,10 @@
       <w:r>
         <w:rPr>
           <w:rFonts w:eastAsia="맑은 고딕"/>
+          <w:noProof/>
           <w:color w:val="1F364D"/>
           <w:sz w:val="21"/>
+          <w:lang w:val="ko-KR" w:eastAsia="ko-KR" w:bidi="ar-SA"/>
         </w:rPr>
         <w:t xml:space="preserve"> 일부 </w:t>
       </w:r>
@@ -1562,15 +1790,19 @@
         <w:keepNext/>
         <w:spacing w:before="240" w:after="60"/>
         <w:rPr>
-          <w:color w:val="1F364D"/>
+          <w:noProof/>
+          <w:color w:val="1F364D"/>
+          <w:lang w:val="ko-KR" w:eastAsia="ko-KR" w:bidi="ar-SA"/>
         </w:rPr>
       </w:pPr>
       <w:r>
         <w:rPr>
           <w:rFonts w:eastAsia="맑은 고딕"/>
           <w:b/>
+          <w:noProof/>
           <w:color w:val="1F364D"/>
           <w:sz w:val="24"/>
+          <w:lang w:val="ko-KR" w:eastAsia="ko-KR" w:bidi="ar-SA"/>
         </w:rPr>
         <w:t xml:space="preserve">▌ </w:t>
       </w:r>
@@ -1578,8 +1810,10 @@
         <w:rPr>
           <w:rFonts w:eastAsia="맑은 고딕"/>
           <w:b/>
+          <w:noProof/>
           <w:color w:val="1F364D"/>
           <w:sz w:val="24"/>
+          <w:lang w:val="ko-KR" w:eastAsia="ko-KR" w:bidi="ar-SA"/>
         </w:rPr>
         <w:t>SIS와 ESD의 관계</w:t>
       </w:r>
@@ -1591,17 +1825,19 @@
         <w:rPr>
           <w:rFonts w:eastAsia="맑은 고딕"/>
           <w:b/>
+          <w:noProof/>
           <w:color w:val="1F364D"/>
           <w:sz w:val="21"/>
-          <w:lang w:eastAsia="ko-KR"/>
+          <w:lang w:eastAsia="ko-KR" w:val="ko-KR" w:bidi="ar-SA"/>
         </w:rPr>
       </w:pPr>
       <w:r>
         <w:rPr>
           <w:rFonts w:eastAsia="맑은 고딕"/>
+          <w:noProof/>
           <w:color w:val="1F364D"/>
           <w:sz w:val="21"/>
-          <w:lang w:eastAsia="ko-KR"/>
+          <w:lang w:eastAsia="ko-KR" w:val="ko-KR" w:bidi="ar-SA"/>
         </w:rPr>
         <w:t xml:space="preserve">•  </w:t>
       </w:r>
@@ -1609,9 +1845,10 @@
         <w:rPr>
           <w:rFonts w:eastAsia="맑은 고딕"/>
           <w:b/>
+          <w:noProof/>
           <w:color w:val="1F364D"/>
           <w:sz w:val="21"/>
-          <w:lang w:eastAsia="ko-KR"/>
+          <w:lang w:eastAsia="ko-KR" w:val="ko-KR" w:bidi="ar-SA"/>
         </w:rPr>
         <w:t xml:space="preserve">SIS 3대 구성 </w:t>
       </w:r>
@@ -1622,44 +1859,49 @@
         <w:ind w:left="320"/>
         <w:rPr>
           <w:rFonts w:eastAsia="맑은 고딕"/>
+          <w:noProof/>
           <w:color w:val="1F364D"/>
           <w:sz w:val="21"/>
-          <w:lang w:eastAsia="ko-KR"/>
+          <w:lang w:eastAsia="ko-KR" w:val="ko-KR" w:bidi="ar-SA"/>
         </w:rPr>
       </w:pPr>
       <w:r>
         <w:rPr>
           <w:rFonts w:eastAsia="맑은 고딕"/>
+          <w:noProof/>
           <w:color w:val="1F364D"/>
           <w:sz w:val="21"/>
-          <w:lang w:eastAsia="ko-KR"/>
+          <w:lang w:eastAsia="ko-KR" w:val="ko-KR" w:bidi="ar-SA"/>
         </w:rPr>
         <w:t>•</w:t>
       </w:r>
       <w:r>
         <w:rPr>
           <w:rFonts w:eastAsia="맑은 고딕" w:hint="eastAsia"/>
+          <w:noProof/>
           <w:color w:val="1F364D"/>
           <w:sz w:val="21"/>
-          <w:lang w:eastAsia="ko-KR"/>
+          <w:lang w:eastAsia="ko-KR" w:val="ko-KR" w:bidi="ar-SA"/>
         </w:rPr>
         <w:t xml:space="preserve">  </w:t>
       </w:r>
       <w:r>
         <w:rPr>
           <w:rFonts w:eastAsia="맑은 고딕"/>
+          <w:noProof/>
           <w:color w:val="1F364D"/>
           <w:sz w:val="21"/>
-          <w:lang w:eastAsia="ko-KR"/>
+          <w:lang w:eastAsia="ko-KR" w:val="ko-KR" w:bidi="ar-SA"/>
         </w:rPr>
         <w:t>① 현장</w:t>
       </w:r>
       <w:r>
         <w:rPr>
           <w:rFonts w:eastAsia="맑은 고딕"/>
+          <w:noProof/>
           <w:color w:val="1F364D"/>
           <w:sz w:val="21"/>
-          <w:lang w:eastAsia="ko-KR"/>
+          <w:lang w:eastAsia="ko-KR" w:val="ko-KR" w:bidi="ar-SA"/>
         </w:rPr>
         <w:t xml:space="preserve"> 계기(Sensor) — 안전용 트랜스미터/스위치</w:t>
       </w:r>
@@ -1669,16 +1911,18 @@
         <w:spacing w:after="60" w:line="324" w:lineRule="auto"/>
         <w:ind w:left="320"/>
         <w:rPr>
-          <w:lang w:eastAsia="ko-KR"/>
+          <w:noProof/>
+          <w:lang w:eastAsia="ko-KR" w:val="ko-KR" w:bidi="ar-SA"/>
           <w:color w:val="1F364D"/>
         </w:rPr>
       </w:pPr>
       <w:r>
         <w:rPr>
           <w:rFonts w:eastAsia="맑은 고딕"/>
+          <w:noProof/>
           <w:color w:val="1F364D"/>
           <w:sz w:val="21"/>
-          <w:lang w:eastAsia="ko-KR"/>
+          <w:lang w:eastAsia="ko-KR" w:val="ko-KR" w:bidi="ar-SA"/>
         </w:rPr>
         <w:t xml:space="preserve">•  </w:t>
       </w:r>
@@ -1686,18 +1930,20 @@
         <w:rPr>
           <w:rFonts w:eastAsia="맑은 고딕"/>
           <w:b/>
+          <w:noProof/>
           <w:color w:val="1F364D"/>
           <w:sz w:val="21"/>
-          <w:lang w:eastAsia="ko-KR"/>
+          <w:lang w:eastAsia="ko-KR" w:val="ko-KR" w:bidi="ar-SA"/>
         </w:rPr>
         <w:t xml:space="preserve">② </w:t>
       </w:r>
       <w:r>
         <w:rPr>
           <w:rFonts w:eastAsia="맑은 고딕"/>
+          <w:noProof/>
           <w:color w:val="1F364D"/>
           <w:sz w:val="21"/>
-          <w:lang w:eastAsia="ko-KR"/>
+          <w:lang w:eastAsia="ko-KR" w:val="ko-KR" w:bidi="ar-SA"/>
         </w:rPr>
         <w:t xml:space="preserve">Logic Solver — 안전용 로직 </w:t>
       </w:r>
@@ -1706,9 +1952,10 @@
       <w:r>
         <w:rPr>
           <w:rFonts w:eastAsia="맑은 고딕"/>
+          <w:noProof/>
           <w:color w:val="1F364D"/>
           <w:sz w:val="21"/>
-          <w:lang w:eastAsia="ko-KR"/>
+          <w:lang w:eastAsia="ko-KR" w:val="ko-KR" w:bidi="ar-SA"/>
         </w:rPr>
         <w:t>처리부</w:t>
       </w:r>
@@ -1716,9 +1963,10 @@
       <w:r>
         <w:rPr>
           <w:rFonts w:eastAsia="맑은 고딕"/>
+          <w:noProof/>
           <w:color w:val="1F364D"/>
           <w:sz w:val="21"/>
-          <w:lang w:eastAsia="ko-KR"/>
+          <w:lang w:eastAsia="ko-KR" w:val="ko-KR" w:bidi="ar-SA"/>
         </w:rPr>
         <w:t xml:space="preserve">  ←</w:t>
       </w:r>
@@ -1726,9 +1974,10 @@
       <w:r>
         <w:rPr>
           <w:rFonts w:eastAsia="맑은 고딕"/>
+          <w:noProof/>
           <w:color w:val="1F364D"/>
           <w:sz w:val="21"/>
-          <w:lang w:eastAsia="ko-KR"/>
+          <w:lang w:eastAsia="ko-KR" w:val="ko-KR" w:bidi="ar-SA"/>
         </w:rPr>
         <w:t xml:space="preserve">  여기가 ESD</w:t>
       </w:r>
@@ -1738,16 +1987,18 @@
         <w:spacing w:after="60" w:line="324" w:lineRule="auto"/>
         <w:ind w:left="320"/>
         <w:rPr>
-          <w:lang w:eastAsia="ko-KR"/>
+          <w:noProof/>
+          <w:lang w:eastAsia="ko-KR" w:val="ko-KR" w:bidi="ar-SA"/>
           <w:color w:val="1F364D"/>
         </w:rPr>
       </w:pPr>
       <w:r>
         <w:rPr>
           <w:rFonts w:eastAsia="맑은 고딕"/>
+          <w:noProof/>
           <w:color w:val="1F364D"/>
           <w:sz w:val="21"/>
-          <w:lang w:eastAsia="ko-KR"/>
+          <w:lang w:eastAsia="ko-KR" w:val="ko-KR" w:bidi="ar-SA"/>
         </w:rPr>
         <w:t xml:space="preserve">•  </w:t>
       </w:r>
@@ -1755,18 +2006,20 @@
         <w:rPr>
           <w:rFonts w:eastAsia="맑은 고딕"/>
           <w:b/>
+          <w:noProof/>
           <w:color w:val="1F364D"/>
           <w:sz w:val="21"/>
-          <w:lang w:eastAsia="ko-KR"/>
+          <w:lang w:eastAsia="ko-KR" w:val="ko-KR" w:bidi="ar-SA"/>
         </w:rPr>
         <w:t xml:space="preserve">③ </w:t>
       </w:r>
       <w:r>
         <w:rPr>
           <w:rFonts w:eastAsia="맑은 고딕"/>
+          <w:noProof/>
           <w:color w:val="1F364D"/>
           <w:sz w:val="21"/>
-          <w:lang w:eastAsia="ko-KR"/>
+          <w:lang w:eastAsia="ko-KR" w:val="ko-KR" w:bidi="ar-SA"/>
         </w:rPr>
         <w:t>Actuator(최종요소) — 안전용 밸브(ESDV/SDV)</w:t>
       </w:r>
@@ -1776,25 +2029,28 @@
         <w:spacing w:after="60" w:line="324" w:lineRule="auto"/>
         <w:ind w:left="320"/>
         <w:rPr>
-          <w:lang w:eastAsia="ko-KR"/>
+          <w:noProof/>
+          <w:lang w:eastAsia="ko-KR" w:val="ko-KR" w:bidi="ar-SA"/>
           <w:color w:val="1F364D"/>
         </w:rPr>
       </w:pPr>
       <w:r>
         <w:rPr>
           <w:rFonts w:eastAsia="맑은 고딕"/>
+          <w:noProof/>
           <w:color w:val="1F364D"/>
           <w:sz w:val="21"/>
-          <w:lang w:eastAsia="ko-KR"/>
+          <w:lang w:eastAsia="ko-KR" w:val="ko-KR" w:bidi="ar-SA"/>
         </w:rPr>
         <w:t xml:space="preserve">•  </w:t>
       </w:r>
       <w:r>
         <w:rPr>
           <w:rFonts w:eastAsia="맑은 고딕"/>
+          <w:noProof/>
           <w:color w:val="1F364D"/>
           <w:sz w:val="21"/>
-          <w:lang w:eastAsia="ko-KR"/>
+          <w:lang w:eastAsia="ko-KR" w:val="ko-KR" w:bidi="ar-SA"/>
         </w:rPr>
         <w:t>즉 ESD ⊂ SIS. 전통적 ESD 시스템은 SIS의 Logic Solver 부분을 지칭하며, 역시 안전 목적으로 설계된다.</w:t>
       </w:r>
@@ -1804,7 +2060,8 @@
         <w:keepNext/>
         <w:spacing w:before="240" w:after="60"/>
         <w:rPr>
-          <w:lang w:eastAsia="ko-KR"/>
+          <w:noProof/>
+          <w:lang w:eastAsia="ko-KR" w:val="ko-KR" w:bidi="ar-SA"/>
           <w:color w:val="1F364D"/>
         </w:rPr>
       </w:pPr>
@@ -1812,9 +2069,10 @@
         <w:rPr>
           <w:rFonts w:eastAsia="맑은 고딕"/>
           <w:b/>
+          <w:noProof/>
           <w:color w:val="1F364D"/>
           <w:sz w:val="24"/>
-          <w:lang w:eastAsia="ko-KR"/>
+          <w:lang w:eastAsia="ko-KR" w:val="ko-KR" w:bidi="ar-SA"/>
         </w:rPr>
         <w:t xml:space="preserve">▌ </w:t>
       </w:r>
@@ -1822,9 +2080,10 @@
         <w:rPr>
           <w:rFonts w:eastAsia="맑은 고딕"/>
           <w:b/>
+          <w:noProof/>
           <w:color w:val="1F364D"/>
           <w:sz w:val="24"/>
-          <w:lang w:eastAsia="ko-KR"/>
+          <w:lang w:eastAsia="ko-KR" w:val="ko-KR" w:bidi="ar-SA"/>
         </w:rPr>
         <w:t>특징</w:t>
       </w:r>
@@ -1834,25 +2093,28 @@
         <w:spacing w:after="60" w:line="324" w:lineRule="auto"/>
         <w:ind w:left="320"/>
         <w:rPr>
-          <w:lang w:eastAsia="ko-KR"/>
+          <w:noProof/>
+          <w:lang w:eastAsia="ko-KR" w:val="ko-KR" w:bidi="ar-SA"/>
           <w:color w:val="1F364D"/>
         </w:rPr>
       </w:pPr>
       <w:r>
         <w:rPr>
           <w:rFonts w:eastAsia="맑은 고딕"/>
+          <w:noProof/>
           <w:color w:val="1F364D"/>
           <w:sz w:val="21"/>
-          <w:lang w:eastAsia="ko-KR"/>
+          <w:lang w:eastAsia="ko-KR" w:val="ko-KR" w:bidi="ar-SA"/>
         </w:rPr>
         <w:t xml:space="preserve">•  </w:t>
       </w:r>
       <w:r>
         <w:rPr>
           <w:rFonts w:eastAsia="맑은 고딕"/>
+          <w:noProof/>
           <w:color w:val="1F364D"/>
           <w:sz w:val="21"/>
-          <w:lang w:eastAsia="ko-KR"/>
+          <w:lang w:eastAsia="ko-KR" w:val="ko-KR" w:bidi="ar-SA"/>
         </w:rPr>
         <w:t>DCS보다 훨씬 엄격한 신뢰성·가용성 요구 (SIL 등급, IEC 61508/61511).</w:t>
       </w:r>
@@ -1862,14 +2124,18 @@
         <w:spacing w:after="60" w:line="324" w:lineRule="auto"/>
         <w:ind w:left="320"/>
         <w:rPr>
-          <w:color w:val="1F364D"/>
+          <w:noProof/>
+          <w:color w:val="1F364D"/>
+          <w:lang w:val="ko-KR" w:eastAsia="ko-KR" w:bidi="ar-SA"/>
         </w:rPr>
       </w:pPr>
       <w:r>
         <w:rPr>
           <w:rFonts w:eastAsia="맑은 고딕"/>
+          <w:noProof/>
           <w:color w:val="1F364D"/>
           <w:sz w:val="21"/>
+          <w:lang w:val="ko-KR" w:eastAsia="ko-KR" w:bidi="ar-SA"/>
         </w:rPr>
         <w:t xml:space="preserve">•  </w:t>
       </w:r>
@@ -1877,8 +2143,10 @@
       <w:r>
         <w:rPr>
           <w:rFonts w:eastAsia="맑은 고딕"/>
+          <w:noProof/>
           <w:color w:val="1F364D"/>
           <w:sz w:val="21"/>
+          <w:lang w:val="ko-KR" w:eastAsia="ko-KR" w:bidi="ar-SA"/>
         </w:rPr>
         <w:t>표준상</w:t>
       </w:r>
@@ -1886,8 +2154,10 @@
       <w:r>
         <w:rPr>
           <w:rFonts w:eastAsia="맑은 고딕"/>
+          <w:noProof/>
           <w:color w:val="1F364D"/>
           <w:sz w:val="21"/>
+          <w:lang w:val="ko-KR" w:eastAsia="ko-KR" w:bidi="ar-SA"/>
         </w:rPr>
         <w:t xml:space="preserve"> SIS(ESD)와 </w:t>
       </w:r>
@@ -1895,8 +2165,10 @@
       <w:r>
         <w:rPr>
           <w:rFonts w:eastAsia="맑은 고딕"/>
+          <w:noProof/>
           <w:color w:val="1F364D"/>
           <w:sz w:val="21"/>
+          <w:lang w:val="ko-KR" w:eastAsia="ko-KR" w:bidi="ar-SA"/>
         </w:rPr>
         <w:t>DCS의</w:t>
       </w:r>
@@ -1904,8 +2176,10 @@
       <w:r>
         <w:rPr>
           <w:rFonts w:eastAsia="맑은 고딕"/>
+          <w:noProof/>
           <w:color w:val="1F364D"/>
           <w:sz w:val="21"/>
+          <w:lang w:val="ko-KR" w:eastAsia="ko-KR" w:bidi="ar-SA"/>
         </w:rPr>
         <w:t xml:space="preserve"> </w:t>
       </w:r>
@@ -1913,8 +2187,10 @@
       <w:r>
         <w:rPr>
           <w:rFonts w:eastAsia="맑은 고딕"/>
+          <w:noProof/>
           <w:color w:val="1F364D"/>
           <w:sz w:val="21"/>
+          <w:lang w:val="ko-KR" w:eastAsia="ko-KR" w:bidi="ar-SA"/>
         </w:rPr>
         <w:t>하드웨어는</w:t>
       </w:r>
@@ -1922,8 +2198,10 @@
       <w:r>
         <w:rPr>
           <w:rFonts w:eastAsia="맑은 고딕"/>
+          <w:noProof/>
           <w:color w:val="1F364D"/>
           <w:sz w:val="21"/>
+          <w:lang w:val="ko-KR" w:eastAsia="ko-KR" w:bidi="ar-SA"/>
         </w:rPr>
         <w:t xml:space="preserve"> </w:t>
       </w:r>
@@ -1931,8 +2209,10 @@
       <w:r>
         <w:rPr>
           <w:rFonts w:eastAsia="맑은 고딕"/>
+          <w:noProof/>
           <w:color w:val="1F364D"/>
           <w:sz w:val="21"/>
+          <w:lang w:val="ko-KR" w:eastAsia="ko-KR" w:bidi="ar-SA"/>
         </w:rPr>
         <w:t>독립(</w:t>
       </w:r>
@@ -1940,8 +2220,10 @@
       <w:r>
         <w:rPr>
           <w:rFonts w:eastAsia="맑은 고딕"/>
+          <w:noProof/>
           <w:color w:val="1F364D"/>
           <w:sz w:val="21"/>
+          <w:lang w:val="ko-KR" w:eastAsia="ko-KR" w:bidi="ar-SA"/>
         </w:rPr>
         <w:t>Independent)되어야 한다 → 별도 Logic Solver, 별도 I/O.</w:t>
       </w:r>
@@ -1952,24 +2234,30 @@
         <w:ind w:left="320"/>
         <w:rPr>
           <w:rFonts w:eastAsia="맑은 고딕"/>
+          <w:noProof/>
           <w:color w:val="1F364D"/>
           <w:sz w:val="21"/>
+          <w:lang w:val="ko-KR" w:eastAsia="ko-KR" w:bidi="ar-SA"/>
         </w:rPr>
       </w:pPr>
       <w:proofErr w:type="gramStart"/>
       <w:r>
         <w:rPr>
           <w:rFonts w:eastAsia="맑은 고딕"/>
+          <w:noProof/>
           <w:color w:val="1F364D"/>
           <w:sz w:val="21"/>
+          <w:lang w:val="ko-KR" w:eastAsia="ko-KR" w:bidi="ar-SA"/>
         </w:rPr>
         <w:t xml:space="preserve">•  </w:t>
       </w:r>
       <w:r>
         <w:rPr>
           <w:rFonts w:eastAsia="맑은 고딕"/>
+          <w:noProof/>
           <w:color w:val="1F364D"/>
           <w:sz w:val="21"/>
+          <w:lang w:val="ko-KR" w:eastAsia="ko-KR" w:bidi="ar-SA"/>
         </w:rPr>
         <w:t>“</w:t>
       </w:r>
@@ -1977,8 +2265,10 @@
       <w:r>
         <w:rPr>
           <w:rFonts w:eastAsia="맑은 고딕"/>
+          <w:noProof/>
           <w:color w:val="1F364D"/>
           <w:sz w:val="21"/>
+          <w:lang w:val="ko-KR" w:eastAsia="ko-KR" w:bidi="ar-SA"/>
         </w:rPr>
         <w:t>Fail-</w:t>
       </w:r>
@@ -1986,8 +2276,10 @@
       <w:r>
         <w:rPr>
           <w:rFonts w:eastAsia="맑은 고딕"/>
+          <w:noProof/>
           <w:color w:val="1F364D"/>
           <w:sz w:val="21"/>
+          <w:lang w:val="ko-KR" w:eastAsia="ko-KR" w:bidi="ar-SA"/>
         </w:rPr>
         <w:t>safe(</w:t>
       </w:r>
@@ -1995,8 +2287,10 @@
       <w:r>
         <w:rPr>
           <w:rFonts w:eastAsia="맑은 고딕"/>
+          <w:noProof/>
           <w:color w:val="1F364D"/>
           <w:sz w:val="21"/>
+          <w:lang w:val="ko-KR" w:eastAsia="ko-KR" w:bidi="ar-SA"/>
         </w:rPr>
         <w:t xml:space="preserve">고장 시 </w:t>
       </w:r>
@@ -2004,8 +2298,10 @@
       <w:r>
         <w:rPr>
           <w:rFonts w:eastAsia="맑은 고딕"/>
+          <w:noProof/>
           <w:color w:val="1F364D"/>
           <w:sz w:val="21"/>
+          <w:lang w:val="ko-KR" w:eastAsia="ko-KR" w:bidi="ar-SA"/>
         </w:rPr>
         <w:t>안전측</w:t>
       </w:r>
@@ -2013,8 +2309,10 @@
       <w:r>
         <w:rPr>
           <w:rFonts w:eastAsia="맑은 고딕"/>
+          <w:noProof/>
           <w:color w:val="1F364D"/>
           <w:sz w:val="21"/>
+          <w:lang w:val="ko-KR" w:eastAsia="ko-KR" w:bidi="ar-SA"/>
         </w:rPr>
         <w:t xml:space="preserve">)” </w:t>
       </w:r>
@@ -2022,8 +2320,10 @@
       <w:r>
         <w:rPr>
           <w:rFonts w:eastAsia="맑은 고딕"/>
+          <w:noProof/>
           <w:color w:val="1F364D"/>
           <w:sz w:val="21"/>
+          <w:lang w:val="ko-KR" w:eastAsia="ko-KR" w:bidi="ar-SA"/>
         </w:rPr>
         <w:t>설계가</w:t>
       </w:r>
@@ -2031,8 +2331,10 @@
       <w:r>
         <w:rPr>
           <w:rFonts w:eastAsia="맑은 고딕"/>
+          <w:noProof/>
           <w:color w:val="1F364D"/>
           <w:sz w:val="21"/>
+          <w:lang w:val="ko-KR" w:eastAsia="ko-KR" w:bidi="ar-SA"/>
         </w:rPr>
         <w:t xml:space="preserve"> </w:t>
       </w:r>
@@ -2040,8 +2342,10 @@
       <w:r>
         <w:rPr>
           <w:rFonts w:eastAsia="맑은 고딕"/>
+          <w:noProof/>
           <w:color w:val="1F364D"/>
           <w:sz w:val="21"/>
+          <w:lang w:val="ko-KR" w:eastAsia="ko-KR" w:bidi="ar-SA"/>
         </w:rPr>
         <w:t>기본</w:t>
       </w:r>
@@ -2049,8 +2353,10 @@
       <w:r>
         <w:rPr>
           <w:rFonts w:eastAsia="맑은 고딕"/>
+          <w:noProof/>
           <w:color w:val="1F364D"/>
           <w:sz w:val="21"/>
+          <w:lang w:val="ko-KR" w:eastAsia="ko-KR" w:bidi="ar-SA"/>
         </w:rPr>
         <w:t>.</w:t>
       </w:r>
@@ -2061,7 +2367,8 @@
         <w:ind w:left="320"/>
         <w:rPr>
           <w:rFonts w:eastAsia="맑은 고딕"/>
-          <w:lang w:eastAsia="ko-KR"/>
+          <w:noProof/>
+          <w:lang w:eastAsia="ko-KR" w:val="ko-KR" w:bidi="ar-SA"/>
           <w:color w:val="1F364D"/>
         </w:rPr>
       </w:pPr>
@@ -2072,7 +2379,8 @@
         <w:ind w:left="320"/>
         <w:rPr>
           <w:rFonts w:eastAsia="맑은 고딕"/>
-          <w:lang w:eastAsia="ko-KR"/>
+          <w:noProof/>
+          <w:lang w:eastAsia="ko-KR" w:val="ko-KR" w:bidi="ar-SA"/>
           <w:color w:val="1F364D"/>
         </w:rPr>
       </w:pPr>
@@ -2083,7 +2391,8 @@
         <w:ind w:left="320"/>
         <w:rPr>
           <w:rFonts w:eastAsia="맑은 고딕"/>
-          <w:lang w:eastAsia="ko-KR"/>
+          <w:noProof/>
+          <w:lang w:eastAsia="ko-KR" w:val="ko-KR" w:bidi="ar-SA"/>
           <w:color w:val="1F364D"/>
         </w:rPr>
       </w:pPr>
@@ -2094,7 +2403,8 @@
         <w:ind w:left="320"/>
         <w:rPr>
           <w:rFonts w:eastAsia="맑은 고딕" w:hint="eastAsia"/>
-          <w:lang w:eastAsia="ko-KR"/>
+          <w:noProof/>
+          <w:lang w:eastAsia="ko-KR" w:val="ko-KR" w:bidi="ar-SA"/>
           <w:color w:val="1F364D"/>
         </w:rPr>
       </w:pPr>
@@ -2104,7 +2414,8 @@
         <w:keepNext/>
         <w:spacing w:before="320" w:after="40"/>
         <w:rPr>
-          <w:lang w:eastAsia="ko-KR"/>
+          <w:noProof/>
+          <w:lang w:eastAsia="ko-KR" w:val="ko-KR" w:bidi="ar-SA"/>
           <w:color w:val="1F364D"/>
         </w:rPr>
       </w:pPr>
@@ -2113,9 +2424,10 @@
         <w:rPr>
           <w:rFonts w:eastAsia="맑은 고딕"/>
           <w:b/>
+          <w:noProof/>
           <w:color w:val="1F364D"/>
           <w:sz w:val="30"/>
-          <w:lang w:eastAsia="ko-KR"/>
+          <w:lang w:eastAsia="ko-KR" w:val="ko-KR" w:bidi="ar-SA"/>
         </w:rPr>
         <w:lastRenderedPageBreak/>
         <w:t xml:space="preserve">3  </w:t>
@@ -2124,9 +2436,10 @@
         <w:rPr>
           <w:rFonts w:eastAsia="맑은 고딕"/>
           <w:b/>
+          <w:noProof/>
           <w:color w:val="1F364D"/>
           <w:sz w:val="30"/>
-          <w:lang w:eastAsia="ko-KR"/>
+          <w:lang w:eastAsia="ko-KR" w:val="ko-KR" w:bidi="ar-SA"/>
         </w:rPr>
         <w:t>PLC</w:t>
       </w:r>
@@ -2135,9 +2448,10 @@
         <w:rPr>
           <w:rFonts w:eastAsia="맑은 고딕"/>
           <w:b/>
+          <w:noProof/>
           <w:color w:val="1F364D"/>
           <w:sz w:val="30"/>
-          <w:lang w:eastAsia="ko-KR"/>
+          <w:lang w:eastAsia="ko-KR" w:val="ko-KR" w:bidi="ar-SA"/>
         </w:rPr>
         <w:t xml:space="preserve"> — Programmable Logic Controller</w:t>
       </w:r>
@@ -2147,7 +2461,8 @@
         <w:keepNext/>
         <w:spacing w:before="240" w:after="60"/>
         <w:rPr>
-          <w:lang w:eastAsia="ko-KR"/>
+          <w:noProof/>
+          <w:lang w:eastAsia="ko-KR" w:val="ko-KR" w:bidi="ar-SA"/>
           <w:color w:val="1F364D"/>
         </w:rPr>
       </w:pPr>
@@ -2155,9 +2470,10 @@
         <w:rPr>
           <w:rFonts w:eastAsia="맑은 고딕"/>
           <w:b/>
+          <w:noProof/>
           <w:color w:val="1F364D"/>
           <w:sz w:val="24"/>
-          <w:lang w:eastAsia="ko-KR"/>
+          <w:lang w:eastAsia="ko-KR" w:val="ko-KR" w:bidi="ar-SA"/>
         </w:rPr>
         <w:t xml:space="preserve">▌ </w:t>
       </w:r>
@@ -2165,9 +2481,10 @@
         <w:rPr>
           <w:rFonts w:eastAsia="맑은 고딕"/>
           <w:b/>
+          <w:noProof/>
           <w:color w:val="1F364D"/>
           <w:sz w:val="24"/>
-          <w:lang w:eastAsia="ko-KR"/>
+          <w:lang w:eastAsia="ko-KR" w:val="ko-KR" w:bidi="ar-SA"/>
         </w:rPr>
         <w:t>정의</w:t>
       </w:r>
@@ -2177,25 +2494,28 @@
         <w:spacing w:after="60" w:line="324" w:lineRule="auto"/>
         <w:ind w:left="320"/>
         <w:rPr>
-          <w:lang w:eastAsia="ko-KR"/>
+          <w:noProof/>
+          <w:lang w:eastAsia="ko-KR" w:val="ko-KR" w:bidi="ar-SA"/>
           <w:color w:val="1F364D"/>
         </w:rPr>
       </w:pPr>
       <w:r>
         <w:rPr>
           <w:rFonts w:eastAsia="맑은 고딕"/>
+          <w:noProof/>
           <w:color w:val="1F364D"/>
           <w:sz w:val="21"/>
-          <w:lang w:eastAsia="ko-KR"/>
+          <w:lang w:eastAsia="ko-KR" w:val="ko-KR" w:bidi="ar-SA"/>
         </w:rPr>
         <w:t xml:space="preserve">•  </w:t>
       </w:r>
       <w:r>
         <w:rPr>
           <w:rFonts w:eastAsia="맑은 고딕"/>
+          <w:noProof/>
           <w:color w:val="1F364D"/>
           <w:sz w:val="21"/>
-          <w:lang w:eastAsia="ko-KR"/>
+          <w:lang w:eastAsia="ko-KR" w:val="ko-KR" w:bidi="ar-SA"/>
         </w:rPr>
         <w:t xml:space="preserve">개별 기계 또는 단위 공정(skid, package)을 제어하는 </w:t>
       </w:r>
@@ -2203,9 +2523,10 @@
       <w:r>
         <w:rPr>
           <w:rFonts w:eastAsia="맑은 고딕"/>
+          <w:noProof/>
           <w:color w:val="1F364D"/>
           <w:sz w:val="21"/>
-          <w:lang w:eastAsia="ko-KR"/>
+          <w:lang w:eastAsia="ko-KR" w:val="ko-KR" w:bidi="ar-SA"/>
         </w:rPr>
         <w:t>프로그래머블</w:t>
       </w:r>
@@ -2213,9 +2534,10 @@
       <w:r>
         <w:rPr>
           <w:rFonts w:eastAsia="맑은 고딕"/>
+          <w:noProof/>
           <w:color w:val="1F364D"/>
           <w:sz w:val="21"/>
-          <w:lang w:eastAsia="ko-KR"/>
+          <w:lang w:eastAsia="ko-KR" w:val="ko-KR" w:bidi="ar-SA"/>
         </w:rPr>
         <w:t xml:space="preserve"> 컨트롤러.</w:t>
       </w:r>
@@ -2225,25 +2547,28 @@
         <w:spacing w:after="60" w:line="324" w:lineRule="auto"/>
         <w:ind w:left="320"/>
         <w:rPr>
-          <w:lang w:eastAsia="ko-KR"/>
+          <w:noProof/>
+          <w:lang w:eastAsia="ko-KR" w:val="ko-KR" w:bidi="ar-SA"/>
           <w:color w:val="1F364D"/>
         </w:rPr>
       </w:pPr>
       <w:r>
         <w:rPr>
           <w:rFonts w:eastAsia="맑은 고딕"/>
+          <w:noProof/>
           <w:color w:val="1F364D"/>
           <w:sz w:val="21"/>
-          <w:lang w:eastAsia="ko-KR"/>
+          <w:lang w:eastAsia="ko-KR" w:val="ko-KR" w:bidi="ar-SA"/>
         </w:rPr>
         <w:t xml:space="preserve">•  </w:t>
       </w:r>
       <w:r>
         <w:rPr>
           <w:rFonts w:eastAsia="맑은 고딕"/>
+          <w:noProof/>
           <w:color w:val="1F364D"/>
           <w:sz w:val="21"/>
-          <w:lang w:eastAsia="ko-KR"/>
+          <w:lang w:eastAsia="ko-KR" w:val="ko-KR" w:bidi="ar-SA"/>
         </w:rPr>
         <w:t>본래 릴레이 로직 대체용 → 빠른 이산(Discrete)·디지털 로직 처리에 강점.</w:t>
       </w:r>
@@ -2253,7 +2578,8 @@
         <w:keepNext/>
         <w:spacing w:before="240" w:after="60"/>
         <w:rPr>
-          <w:lang w:eastAsia="ko-KR"/>
+          <w:noProof/>
+          <w:lang w:eastAsia="ko-KR" w:val="ko-KR" w:bidi="ar-SA"/>
           <w:color w:val="1F364D"/>
         </w:rPr>
       </w:pPr>
@@ -2261,9 +2587,10 @@
         <w:rPr>
           <w:rFonts w:eastAsia="맑은 고딕"/>
           <w:b/>
+          <w:noProof/>
           <w:color w:val="1F364D"/>
           <w:sz w:val="24"/>
-          <w:lang w:eastAsia="ko-KR"/>
+          <w:lang w:eastAsia="ko-KR" w:val="ko-KR" w:bidi="ar-SA"/>
         </w:rPr>
         <w:t xml:space="preserve">▌ </w:t>
       </w:r>
@@ -2271,9 +2598,10 @@
         <w:rPr>
           <w:rFonts w:eastAsia="맑은 고딕"/>
           <w:b/>
+          <w:noProof/>
           <w:color w:val="1F364D"/>
           <w:sz w:val="24"/>
-          <w:lang w:eastAsia="ko-KR"/>
+          <w:lang w:eastAsia="ko-KR" w:val="ko-KR" w:bidi="ar-SA"/>
         </w:rPr>
         <w:t>특징</w:t>
       </w:r>
@@ -2283,25 +2611,28 @@
         <w:spacing w:after="60" w:line="324" w:lineRule="auto"/>
         <w:ind w:left="320"/>
         <w:rPr>
-          <w:lang w:eastAsia="ko-KR"/>
+          <w:noProof/>
+          <w:lang w:eastAsia="ko-KR" w:val="ko-KR" w:bidi="ar-SA"/>
           <w:color w:val="1F364D"/>
         </w:rPr>
       </w:pPr>
       <w:r>
         <w:rPr>
           <w:rFonts w:eastAsia="맑은 고딕"/>
+          <w:noProof/>
           <w:color w:val="1F364D"/>
           <w:sz w:val="21"/>
-          <w:lang w:eastAsia="ko-KR"/>
+          <w:lang w:eastAsia="ko-KR" w:val="ko-KR" w:bidi="ar-SA"/>
         </w:rPr>
         <w:t xml:space="preserve">•  </w:t>
       </w:r>
       <w:r>
         <w:rPr>
           <w:rFonts w:eastAsia="맑은 고딕"/>
+          <w:noProof/>
           <w:color w:val="1F364D"/>
           <w:sz w:val="21"/>
-          <w:lang w:eastAsia="ko-KR"/>
+          <w:lang w:eastAsia="ko-KR" w:val="ko-KR" w:bidi="ar-SA"/>
         </w:rPr>
         <w:t>처리 속도가 빠르고 구조가 단순/경제적 → 패키지 장비(컴프레서·보일러·수처리)의 로컬 제어에 다수 사용.</w:t>
       </w:r>
@@ -2311,25 +2642,28 @@
         <w:spacing w:after="60" w:line="324" w:lineRule="auto"/>
         <w:ind w:left="320"/>
         <w:rPr>
-          <w:lang w:eastAsia="ko-KR"/>
+          <w:noProof/>
+          <w:lang w:eastAsia="ko-KR" w:val="ko-KR" w:bidi="ar-SA"/>
           <w:color w:val="1F364D"/>
         </w:rPr>
       </w:pPr>
       <w:r>
         <w:rPr>
           <w:rFonts w:eastAsia="맑은 고딕"/>
+          <w:noProof/>
           <w:color w:val="1F364D"/>
           <w:sz w:val="21"/>
-          <w:lang w:eastAsia="ko-KR"/>
+          <w:lang w:eastAsia="ko-KR" w:val="ko-KR" w:bidi="ar-SA"/>
         </w:rPr>
         <w:t xml:space="preserve">•  </w:t>
       </w:r>
       <w:r>
         <w:rPr>
           <w:rFonts w:eastAsia="맑은 고딕"/>
+          <w:noProof/>
           <w:color w:val="1F364D"/>
           <w:sz w:val="21"/>
-          <w:lang w:eastAsia="ko-KR"/>
+          <w:lang w:eastAsia="ko-KR" w:val="ko-KR" w:bidi="ar-SA"/>
         </w:rPr>
         <w:t>안전용으로 인증된 Safety PLC는 ESD/SIS의 Logic Solver로도 사용된다.</w:t>
       </w:r>
@@ -2339,25 +2673,28 @@
         <w:spacing w:after="60" w:line="324" w:lineRule="auto"/>
         <w:ind w:left="320"/>
         <w:rPr>
-          <w:lang w:eastAsia="ko-KR"/>
+          <w:noProof/>
+          <w:lang w:eastAsia="ko-KR" w:val="ko-KR" w:bidi="ar-SA"/>
           <w:color w:val="1F364D"/>
         </w:rPr>
       </w:pPr>
       <w:r>
         <w:rPr>
           <w:rFonts w:eastAsia="맑은 고딕"/>
+          <w:noProof/>
           <w:color w:val="1F364D"/>
           <w:sz w:val="21"/>
-          <w:lang w:eastAsia="ko-KR"/>
+          <w:lang w:eastAsia="ko-KR" w:val="ko-KR" w:bidi="ar-SA"/>
         </w:rPr>
         <w:t xml:space="preserve">•  </w:t>
       </w:r>
       <w:r>
         <w:rPr>
           <w:rFonts w:eastAsia="맑은 고딕"/>
+          <w:noProof/>
           <w:color w:val="1F364D"/>
           <w:sz w:val="21"/>
-          <w:lang w:eastAsia="ko-KR"/>
+          <w:lang w:eastAsia="ko-KR" w:val="ko-KR" w:bidi="ar-SA"/>
         </w:rPr>
         <w:t>대형 플랜트에서는 다수의 PLC가 상위 DCS와 통신(Modbus, OPC 등)하여 통합 감시됨.</w:t>
       </w:r>
@@ -2367,7 +2704,8 @@
         <w:keepNext/>
         <w:spacing w:before="240" w:after="60"/>
         <w:rPr>
-          <w:lang w:eastAsia="ko-KR"/>
+          <w:noProof/>
+          <w:lang w:eastAsia="ko-KR" w:val="ko-KR" w:bidi="ar-SA"/>
           <w:color w:val="1F364D"/>
         </w:rPr>
       </w:pPr>
@@ -2375,9 +2713,10 @@
         <w:rPr>
           <w:rFonts w:eastAsia="맑은 고딕"/>
           <w:b/>
+          <w:noProof/>
           <w:color w:val="1F364D"/>
           <w:sz w:val="24"/>
-          <w:lang w:eastAsia="ko-KR"/>
+          <w:lang w:eastAsia="ko-KR" w:val="ko-KR" w:bidi="ar-SA"/>
         </w:rPr>
         <w:t xml:space="preserve">▌ </w:t>
       </w:r>
@@ -2385,9 +2724,10 @@
         <w:rPr>
           <w:rFonts w:eastAsia="맑은 고딕"/>
           <w:b/>
+          <w:noProof/>
           <w:color w:val="1F364D"/>
           <w:sz w:val="24"/>
-          <w:lang w:eastAsia="ko-KR"/>
+          <w:lang w:eastAsia="ko-KR" w:val="ko-KR" w:bidi="ar-SA"/>
         </w:rPr>
         <w:t>DCS vs PLC 관점</w:t>
       </w:r>
@@ -2397,25 +2737,28 @@
         <w:spacing w:after="60" w:line="324" w:lineRule="auto"/>
         <w:ind w:left="320"/>
         <w:rPr>
-          <w:lang w:eastAsia="ko-KR"/>
+          <w:noProof/>
+          <w:lang w:eastAsia="ko-KR" w:val="ko-KR" w:bidi="ar-SA"/>
           <w:color w:val="1F364D"/>
         </w:rPr>
       </w:pPr>
       <w:r>
         <w:rPr>
           <w:rFonts w:eastAsia="맑은 고딕"/>
+          <w:noProof/>
           <w:color w:val="1F364D"/>
           <w:sz w:val="21"/>
-          <w:lang w:eastAsia="ko-KR"/>
+          <w:lang w:eastAsia="ko-KR" w:val="ko-KR" w:bidi="ar-SA"/>
         </w:rPr>
         <w:t xml:space="preserve">•  </w:t>
       </w:r>
       <w:r>
         <w:rPr>
           <w:rFonts w:eastAsia="맑은 고딕"/>
+          <w:noProof/>
           <w:color w:val="1F364D"/>
           <w:sz w:val="21"/>
-          <w:lang w:eastAsia="ko-KR"/>
+          <w:lang w:eastAsia="ko-KR" w:val="ko-KR" w:bidi="ar-SA"/>
         </w:rPr>
         <w:t>과거 — PLC=이산제어/소규모, DCS=연속제어/대규모로 명확히 구분.</w:t>
       </w:r>
@@ -2425,25 +2768,28 @@
         <w:spacing w:after="60" w:line="324" w:lineRule="auto"/>
         <w:ind w:left="320"/>
         <w:rPr>
-          <w:lang w:eastAsia="ko-KR"/>
+          <w:noProof/>
+          <w:lang w:eastAsia="ko-KR" w:val="ko-KR" w:bidi="ar-SA"/>
           <w:color w:val="1F364D"/>
         </w:rPr>
       </w:pPr>
       <w:r>
         <w:rPr>
           <w:rFonts w:eastAsia="맑은 고딕"/>
+          <w:noProof/>
           <w:color w:val="1F364D"/>
           <w:sz w:val="21"/>
-          <w:lang w:eastAsia="ko-KR"/>
+          <w:lang w:eastAsia="ko-KR" w:val="ko-KR" w:bidi="ar-SA"/>
         </w:rPr>
         <w:t xml:space="preserve">•  </w:t>
       </w:r>
       <w:r>
         <w:rPr>
           <w:rFonts w:eastAsia="맑은 고딕"/>
+          <w:noProof/>
           <w:color w:val="1F364D"/>
           <w:sz w:val="21"/>
-          <w:lang w:eastAsia="ko-KR"/>
+          <w:lang w:eastAsia="ko-KR" w:val="ko-KR" w:bidi="ar-SA"/>
         </w:rPr>
         <w:t>현재 — 경계가 흐려짐(PLC도 PID·HMI 지원, DCS도 빠른 로직 지원). 단, “PLC=단위 기계/패키지, DCS=플랜트 전체 통합”이라는 역할 구분은 유효.</w:t>
       </w:r>
@@ -2453,7 +2799,8 @@
         <w:keepNext/>
         <w:spacing w:before="320" w:after="40"/>
         <w:rPr>
-          <w:lang w:eastAsia="ko-KR"/>
+          <w:noProof/>
+          <w:lang w:eastAsia="ko-KR" w:val="ko-KR" w:bidi="ar-SA"/>
           <w:color w:val="1F364D"/>
         </w:rPr>
       </w:pPr>
@@ -2462,9 +2809,10 @@
         <w:rPr>
           <w:rFonts w:eastAsia="맑은 고딕"/>
           <w:b/>
+          <w:noProof/>
           <w:color w:val="1F364D"/>
           <w:sz w:val="30"/>
-          <w:lang w:eastAsia="ko-KR"/>
+          <w:lang w:eastAsia="ko-KR" w:val="ko-KR" w:bidi="ar-SA"/>
         </w:rPr>
         <w:t xml:space="preserve">4  </w:t>
       </w:r>
@@ -2472,9 +2820,10 @@
         <w:rPr>
           <w:rFonts w:eastAsia="맑은 고딕"/>
           <w:b/>
+          <w:noProof/>
           <w:color w:val="1F364D"/>
           <w:sz w:val="30"/>
-          <w:lang w:eastAsia="ko-KR"/>
+          <w:lang w:eastAsia="ko-KR" w:val="ko-KR" w:bidi="ar-SA"/>
         </w:rPr>
         <w:t>DCS</w:t>
       </w:r>
@@ -2483,9 +2832,10 @@
         <w:rPr>
           <w:rFonts w:eastAsia="맑은 고딕"/>
           <w:b/>
+          <w:noProof/>
           <w:color w:val="1F364D"/>
           <w:sz w:val="30"/>
-          <w:lang w:eastAsia="ko-KR"/>
+          <w:lang w:eastAsia="ko-KR" w:val="ko-KR" w:bidi="ar-SA"/>
         </w:rPr>
         <w:t xml:space="preserve"> · ESD · PLC 차이점 (핵심 비교)</w:t>
       </w:r>
@@ -2531,7 +2881,9 @@
               <w:spacing w:after="0"/>
               <w:jc w:val="center"/>
               <w:rPr>
-                <w:color w:val="1F364D"/>
+                <w:noProof/>
+                <w:color w:val="1F364D"/>
+                <w:lang w:val="ko-KR" w:eastAsia="ko-KR" w:bidi="ar-SA"/>
               </w:rPr>
             </w:pPr>
             <w:proofErr w:type="spellStart"/>
@@ -2539,8 +2891,10 @@
               <w:rPr>
                 <w:rFonts w:eastAsia="맑은 고딕"/>
                 <w:b/>
+                <w:noProof/>
                 <w:color w:val="1F364D"/>
                 <w:sz w:val="20"/>
+                <w:lang w:val="ko-KR" w:eastAsia="ko-KR" w:bidi="ar-SA"/>
               </w:rPr>
               <w:t>항목</w:t>
             </w:r>
@@ -2564,15 +2918,19 @@
               <w:spacing w:after="0"/>
               <w:jc w:val="center"/>
               <w:rPr>
-                <w:color w:val="1F364D"/>
+                <w:noProof/>
+                <w:color w:val="1F364D"/>
+                <w:lang w:val="ko-KR" w:eastAsia="ko-KR" w:bidi="ar-SA"/>
               </w:rPr>
             </w:pPr>
             <w:r>
               <w:rPr>
                 <w:rFonts w:eastAsia="맑은 고딕"/>
                 <w:b/>
+                <w:noProof/>
                 <w:color w:val="1F364D"/>
                 <w:sz w:val="20"/>
+                <w:lang w:val="ko-KR" w:eastAsia="ko-KR" w:bidi="ar-SA"/>
               </w:rPr>
               <w:t>DCS</w:t>
             </w:r>
@@ -2595,15 +2953,19 @@
               <w:spacing w:after="0"/>
               <w:jc w:val="center"/>
               <w:rPr>
-                <w:color w:val="1F364D"/>
+                <w:noProof/>
+                <w:color w:val="1F364D"/>
+                <w:lang w:val="ko-KR" w:eastAsia="ko-KR" w:bidi="ar-SA"/>
               </w:rPr>
             </w:pPr>
             <w:r>
               <w:rPr>
                 <w:rFonts w:eastAsia="맑은 고딕"/>
                 <w:b/>
+                <w:noProof/>
                 <w:color w:val="1F364D"/>
                 <w:sz w:val="20"/>
+                <w:lang w:val="ko-KR" w:eastAsia="ko-KR" w:bidi="ar-SA"/>
               </w:rPr>
               <w:t>ESD (SIS)</w:t>
             </w:r>
@@ -2626,15 +2988,19 @@
               <w:spacing w:after="0"/>
               <w:jc w:val="center"/>
               <w:rPr>
-                <w:color w:val="1F364D"/>
+                <w:noProof/>
+                <w:color w:val="1F364D"/>
+                <w:lang w:val="ko-KR" w:eastAsia="ko-KR" w:bidi="ar-SA"/>
               </w:rPr>
             </w:pPr>
             <w:r>
               <w:rPr>
                 <w:rFonts w:eastAsia="맑은 고딕"/>
                 <w:b/>
+                <w:noProof/>
                 <w:color w:val="1F364D"/>
                 <w:sz w:val="20"/>
+                <w:lang w:val="ko-KR" w:eastAsia="ko-KR" w:bidi="ar-SA"/>
               </w:rPr>
               <w:t>PLC</w:t>
             </w:r>
@@ -2660,14 +3026,18 @@
             <w:pPr>
               <w:spacing w:after="0" w:line="300" w:lineRule="auto"/>
               <w:rPr>
-                <w:color w:val="1F364D"/>
+                <w:noProof/>
+                <w:color w:val="1F364D"/>
+                <w:lang w:val="ko-KR" w:eastAsia="ko-KR" w:bidi="ar-SA"/>
               </w:rPr>
             </w:pPr>
             <w:r>
               <w:rPr>
                 <w:rFonts w:eastAsia="맑은 고딕"/>
+                <w:noProof/>
                 <w:color w:val="1F364D"/>
                 <w:sz w:val="19"/>
+                <w:lang w:val="ko-KR" w:eastAsia="ko-KR" w:bidi="ar-SA"/>
               </w:rPr>
               <w:t>목적</w:t>
             </w:r>
@@ -2688,16 +3058,18 @@
             <w:pPr>
               <w:spacing w:after="0" w:line="300" w:lineRule="auto"/>
               <w:rPr>
-                <w:lang w:eastAsia="ko-KR"/>
+                <w:noProof/>
+                <w:lang w:eastAsia="ko-KR" w:val="ko-KR" w:bidi="ar-SA"/>
                 <w:color w:val="1F364D"/>
               </w:rPr>
             </w:pPr>
             <w:r>
               <w:rPr>
                 <w:rFonts w:eastAsia="맑은 고딕"/>
+                <w:noProof/>
                 <w:color w:val="1F364D"/>
                 <w:sz w:val="19"/>
-                <w:lang w:eastAsia="ko-KR"/>
+                <w:lang w:eastAsia="ko-KR" w:val="ko-KR" w:bidi="ar-SA"/>
               </w:rPr>
               <w:t>공정 제어 · 운전 최적화</w:t>
             </w:r>
@@ -2718,15 +3090,19 @@
             <w:pPr>
               <w:spacing w:after="0" w:line="300" w:lineRule="auto"/>
               <w:rPr>
-                <w:color w:val="1F364D"/>
+                <w:noProof/>
+                <w:color w:val="1F364D"/>
+                <w:lang w:val="ko-KR" w:eastAsia="ko-KR" w:bidi="ar-SA"/>
               </w:rPr>
             </w:pPr>
             <w:proofErr w:type="spellStart"/>
             <w:r>
               <w:rPr>
                 <w:rFonts w:eastAsia="맑은 고딕"/>
+                <w:noProof/>
                 <w:color w:val="1F364D"/>
                 <w:sz w:val="19"/>
+                <w:lang w:val="ko-KR" w:eastAsia="ko-KR" w:bidi="ar-SA"/>
               </w:rPr>
               <w:t>비상</w:t>
             </w:r>
@@ -2734,8 +3110,10 @@
             <w:r>
               <w:rPr>
                 <w:rFonts w:eastAsia="맑은 고딕"/>
+                <w:noProof/>
                 <w:color w:val="1F364D"/>
                 <w:sz w:val="19"/>
+                <w:lang w:val="ko-KR" w:eastAsia="ko-KR" w:bidi="ar-SA"/>
               </w:rPr>
               <w:t xml:space="preserve"> </w:t>
             </w:r>
@@ -2743,8 +3121,10 @@
             <w:r>
               <w:rPr>
                 <w:rFonts w:eastAsia="맑은 고딕"/>
+                <w:noProof/>
                 <w:color w:val="1F364D"/>
                 <w:sz w:val="19"/>
+                <w:lang w:val="ko-KR" w:eastAsia="ko-KR" w:bidi="ar-SA"/>
               </w:rPr>
               <w:t>정지</w:t>
             </w:r>
@@ -2752,8 +3132,10 @@
             <w:r>
               <w:rPr>
                 <w:rFonts w:eastAsia="맑은 고딕"/>
+                <w:noProof/>
                 <w:color w:val="1F364D"/>
                 <w:sz w:val="19"/>
+                <w:lang w:val="ko-KR" w:eastAsia="ko-KR" w:bidi="ar-SA"/>
               </w:rPr>
               <w:t xml:space="preserve"> / </w:t>
             </w:r>
@@ -2761,8 +3143,10 @@
             <w:r>
               <w:rPr>
                 <w:rFonts w:eastAsia="맑은 고딕"/>
+                <w:noProof/>
                 <w:color w:val="1F364D"/>
                 <w:sz w:val="19"/>
+                <w:lang w:val="ko-KR" w:eastAsia="ko-KR" w:bidi="ar-SA"/>
               </w:rPr>
               <w:t>안전</w:t>
             </w:r>
@@ -2770,8 +3154,10 @@
             <w:r>
               <w:rPr>
                 <w:rFonts w:eastAsia="맑은 고딕"/>
+                <w:noProof/>
                 <w:color w:val="1F364D"/>
                 <w:sz w:val="19"/>
+                <w:lang w:val="ko-KR" w:eastAsia="ko-KR" w:bidi="ar-SA"/>
               </w:rPr>
               <w:t xml:space="preserve"> 확보</w:t>
             </w:r>
@@ -2792,16 +3178,18 @@
             <w:pPr>
               <w:spacing w:after="0" w:line="300" w:lineRule="auto"/>
               <w:rPr>
-                <w:lang w:eastAsia="ko-KR"/>
+                <w:noProof/>
+                <w:lang w:eastAsia="ko-KR" w:val="ko-KR" w:bidi="ar-SA"/>
                 <w:color w:val="1F364D"/>
               </w:rPr>
             </w:pPr>
             <w:r>
               <w:rPr>
                 <w:rFonts w:eastAsia="맑은 고딕"/>
+                <w:noProof/>
                 <w:color w:val="1F364D"/>
                 <w:sz w:val="19"/>
-                <w:lang w:eastAsia="ko-KR"/>
+                <w:lang w:eastAsia="ko-KR" w:val="ko-KR" w:bidi="ar-SA"/>
               </w:rPr>
               <w:t>개별 기계 · 단위공정 제어</w:t>
             </w:r>
@@ -2828,15 +3216,19 @@
             <w:pPr>
               <w:spacing w:after="0" w:line="300" w:lineRule="auto"/>
               <w:rPr>
-                <w:color w:val="1F364D"/>
+                <w:noProof/>
+                <w:color w:val="1F364D"/>
+                <w:lang w:val="ko-KR" w:eastAsia="ko-KR" w:bidi="ar-SA"/>
               </w:rPr>
             </w:pPr>
             <w:proofErr w:type="spellStart"/>
             <w:r>
               <w:rPr>
                 <w:rFonts w:eastAsia="맑은 고딕"/>
+                <w:noProof/>
                 <w:color w:val="1F364D"/>
                 <w:sz w:val="19"/>
+                <w:lang w:val="ko-KR" w:eastAsia="ko-KR" w:bidi="ar-SA"/>
               </w:rPr>
               <w:t>운전</w:t>
             </w:r>
@@ -2844,8 +3236,10 @@
             <w:r>
               <w:rPr>
                 <w:rFonts w:eastAsia="맑은 고딕"/>
+                <w:noProof/>
                 <w:color w:val="1F364D"/>
                 <w:sz w:val="19"/>
+                <w:lang w:val="ko-KR" w:eastAsia="ko-KR" w:bidi="ar-SA"/>
               </w:rPr>
               <w:t xml:space="preserve"> </w:t>
             </w:r>
@@ -2853,8 +3247,10 @@
             <w:r>
               <w:rPr>
                 <w:rFonts w:eastAsia="맑은 고딕"/>
+                <w:noProof/>
                 <w:color w:val="1F364D"/>
                 <w:sz w:val="19"/>
+                <w:lang w:val="ko-KR" w:eastAsia="ko-KR" w:bidi="ar-SA"/>
               </w:rPr>
               <w:t>상태</w:t>
             </w:r>
@@ -2877,14 +3273,18 @@
             <w:pPr>
               <w:spacing w:after="0" w:line="300" w:lineRule="auto"/>
               <w:rPr>
-                <w:color w:val="1F364D"/>
+                <w:noProof/>
+                <w:color w:val="1F364D"/>
+                <w:lang w:val="ko-KR" w:eastAsia="ko-KR" w:bidi="ar-SA"/>
               </w:rPr>
             </w:pPr>
             <w:r>
               <w:rPr>
                 <w:rFonts w:eastAsia="맑은 고딕"/>
+                <w:noProof/>
                 <w:color w:val="1F364D"/>
                 <w:sz w:val="19"/>
+                <w:lang w:val="ko-KR" w:eastAsia="ko-KR" w:bidi="ar-SA"/>
               </w:rPr>
               <w:t>정상 운전 (Normal)</w:t>
             </w:r>
@@ -2906,14 +3306,18 @@
             <w:pPr>
               <w:spacing w:after="0" w:line="300" w:lineRule="auto"/>
               <w:rPr>
-                <w:color w:val="1F364D"/>
+                <w:noProof/>
+                <w:color w:val="1F364D"/>
+                <w:lang w:val="ko-KR" w:eastAsia="ko-KR" w:bidi="ar-SA"/>
               </w:rPr>
             </w:pPr>
             <w:r>
               <w:rPr>
                 <w:rFonts w:eastAsia="맑은 고딕"/>
+                <w:noProof/>
                 <w:color w:val="1F364D"/>
                 <w:sz w:val="19"/>
+                <w:lang w:val="ko-KR" w:eastAsia="ko-KR" w:bidi="ar-SA"/>
               </w:rPr>
               <w:t>비상 상황 (Abnormal)</w:t>
             </w:r>
@@ -2935,14 +3339,18 @@
             <w:pPr>
               <w:spacing w:after="0" w:line="300" w:lineRule="auto"/>
               <w:rPr>
-                <w:color w:val="1F364D"/>
+                <w:noProof/>
+                <w:color w:val="1F364D"/>
+                <w:lang w:val="ko-KR" w:eastAsia="ko-KR" w:bidi="ar-SA"/>
               </w:rPr>
             </w:pPr>
             <w:r>
               <w:rPr>
                 <w:rFonts w:eastAsia="맑은 고딕"/>
+                <w:noProof/>
                 <w:color w:val="1F364D"/>
                 <w:sz w:val="19"/>
+                <w:lang w:val="ko-KR" w:eastAsia="ko-KR" w:bidi="ar-SA"/>
               </w:rPr>
               <w:t>정상 운전 (단위)</w:t>
             </w:r>
@@ -2968,14 +3376,18 @@
             <w:pPr>
               <w:spacing w:after="0" w:line="300" w:lineRule="auto"/>
               <w:rPr>
-                <w:color w:val="1F364D"/>
+                <w:noProof/>
+                <w:color w:val="1F364D"/>
+                <w:lang w:val="ko-KR" w:eastAsia="ko-KR" w:bidi="ar-SA"/>
               </w:rPr>
             </w:pPr>
             <w:r>
               <w:rPr>
                 <w:rFonts w:eastAsia="맑은 고딕"/>
+                <w:noProof/>
                 <w:color w:val="1F364D"/>
                 <w:sz w:val="19"/>
+                <w:lang w:val="ko-KR" w:eastAsia="ko-KR" w:bidi="ar-SA"/>
               </w:rPr>
               <w:t>제어 성격</w:t>
             </w:r>
@@ -2996,14 +3408,18 @@
             <w:pPr>
               <w:spacing w:after="0" w:line="300" w:lineRule="auto"/>
               <w:rPr>
-                <w:color w:val="1F364D"/>
+                <w:noProof/>
+                <w:color w:val="1F364D"/>
+                <w:lang w:val="ko-KR" w:eastAsia="ko-KR" w:bidi="ar-SA"/>
               </w:rPr>
             </w:pPr>
             <w:r>
               <w:rPr>
                 <w:rFonts w:eastAsia="맑은 고딕"/>
+                <w:noProof/>
                 <w:color w:val="1F364D"/>
                 <w:sz w:val="19"/>
+                <w:lang w:val="ko-KR" w:eastAsia="ko-KR" w:bidi="ar-SA"/>
               </w:rPr>
               <w:t>연속/아날로그 (PID)</w:t>
             </w:r>
@@ -3024,14 +3440,18 @@
             <w:pPr>
               <w:spacing w:after="0" w:line="300" w:lineRule="auto"/>
               <w:rPr>
-                <w:color w:val="1F364D"/>
+                <w:noProof/>
+                <w:color w:val="1F364D"/>
+                <w:lang w:val="ko-KR" w:eastAsia="ko-KR" w:bidi="ar-SA"/>
               </w:rPr>
             </w:pPr>
             <w:r>
               <w:rPr>
                 <w:rFonts w:eastAsia="맑은 고딕"/>
+                <w:noProof/>
                 <w:color w:val="1F364D"/>
                 <w:sz w:val="19"/>
+                <w:lang w:val="ko-KR" w:eastAsia="ko-KR" w:bidi="ar-SA"/>
               </w:rPr>
               <w:t>이산/안전 로직</w:t>
             </w:r>
@@ -3052,14 +3472,18 @@
             <w:pPr>
               <w:spacing w:after="0" w:line="300" w:lineRule="auto"/>
               <w:rPr>
-                <w:color w:val="1F364D"/>
+                <w:noProof/>
+                <w:color w:val="1F364D"/>
+                <w:lang w:val="ko-KR" w:eastAsia="ko-KR" w:bidi="ar-SA"/>
               </w:rPr>
             </w:pPr>
             <w:r>
               <w:rPr>
                 <w:rFonts w:eastAsia="맑은 고딕"/>
+                <w:noProof/>
                 <w:color w:val="1F364D"/>
                 <w:sz w:val="19"/>
+                <w:lang w:val="ko-KR" w:eastAsia="ko-KR" w:bidi="ar-SA"/>
               </w:rPr>
               <w:t>이산/디지털 (고속)</w:t>
             </w:r>
@@ -3086,14 +3510,18 @@
             <w:pPr>
               <w:spacing w:after="0" w:line="300" w:lineRule="auto"/>
               <w:rPr>
-                <w:color w:val="1F364D"/>
+                <w:noProof/>
+                <w:color w:val="1F364D"/>
+                <w:lang w:val="ko-KR" w:eastAsia="ko-KR" w:bidi="ar-SA"/>
               </w:rPr>
             </w:pPr>
             <w:r>
               <w:rPr>
                 <w:rFonts w:eastAsia="맑은 고딕"/>
+                <w:noProof/>
                 <w:color w:val="1F364D"/>
                 <w:sz w:val="19"/>
+                <w:lang w:val="ko-KR" w:eastAsia="ko-KR" w:bidi="ar-SA"/>
               </w:rPr>
               <w:t>신뢰성 요구</w:t>
             </w:r>
@@ -3115,14 +3543,18 @@
             <w:pPr>
               <w:spacing w:after="0" w:line="300" w:lineRule="auto"/>
               <w:rPr>
-                <w:color w:val="1F364D"/>
+                <w:noProof/>
+                <w:color w:val="1F364D"/>
+                <w:lang w:val="ko-KR" w:eastAsia="ko-KR" w:bidi="ar-SA"/>
               </w:rPr>
             </w:pPr>
             <w:r>
               <w:rPr>
                 <w:rFonts w:eastAsia="맑은 고딕"/>
+                <w:noProof/>
                 <w:color w:val="1F364D"/>
                 <w:sz w:val="19"/>
+                <w:lang w:val="ko-KR" w:eastAsia="ko-KR" w:bidi="ar-SA"/>
               </w:rPr>
               <w:t>표준 수준</w:t>
             </w:r>
@@ -3144,16 +3576,18 @@
             <w:pPr>
               <w:spacing w:after="0" w:line="300" w:lineRule="auto"/>
               <w:rPr>
-                <w:lang w:eastAsia="ko-KR"/>
+                <w:noProof/>
+                <w:lang w:eastAsia="ko-KR" w:val="ko-KR" w:bidi="ar-SA"/>
                 <w:color w:val="1F364D"/>
               </w:rPr>
             </w:pPr>
             <w:r>
               <w:rPr>
                 <w:rFonts w:eastAsia="맑은 고딕"/>
+                <w:noProof/>
                 <w:color w:val="1F364D"/>
                 <w:sz w:val="19"/>
-                <w:lang w:eastAsia="ko-KR"/>
+                <w:lang w:eastAsia="ko-KR" w:val="ko-KR" w:bidi="ar-SA"/>
               </w:rPr>
               <w:t>매우 높음 (SIL, IEC 61508/61511)</w:t>
             </w:r>
@@ -3175,15 +3609,19 @@
             <w:pPr>
               <w:spacing w:after="0" w:line="300" w:lineRule="auto"/>
               <w:rPr>
-                <w:color w:val="1F364D"/>
+                <w:noProof/>
+                <w:color w:val="1F364D"/>
+                <w:lang w:val="ko-KR" w:eastAsia="ko-KR" w:bidi="ar-SA"/>
               </w:rPr>
             </w:pPr>
             <w:proofErr w:type="spellStart"/>
             <w:r>
               <w:rPr>
                 <w:rFonts w:eastAsia="맑은 고딕"/>
+                <w:noProof/>
                 <w:color w:val="1F364D"/>
                 <w:sz w:val="19"/>
+                <w:lang w:val="ko-KR" w:eastAsia="ko-KR" w:bidi="ar-SA"/>
               </w:rPr>
               <w:t>용도별</w:t>
             </w:r>
@@ -3191,8 +3629,10 @@
             <w:r>
               <w:rPr>
                 <w:rFonts w:eastAsia="맑은 고딕"/>
+                <w:noProof/>
                 <w:color w:val="1F364D"/>
                 <w:sz w:val="19"/>
+                <w:lang w:val="ko-KR" w:eastAsia="ko-KR" w:bidi="ar-SA"/>
               </w:rPr>
               <w:t xml:space="preserve"> (Safety PLC </w:t>
             </w:r>
@@ -3200,8 +3640,10 @@
             <w:r>
               <w:rPr>
                 <w:rFonts w:eastAsia="맑은 고딕"/>
+                <w:noProof/>
                 <w:color w:val="1F364D"/>
                 <w:sz w:val="19"/>
+                <w:lang w:val="ko-KR" w:eastAsia="ko-KR" w:bidi="ar-SA"/>
               </w:rPr>
               <w:t>별도</w:t>
             </w:r>
@@ -3209,8 +3651,10 @@
             <w:r>
               <w:rPr>
                 <w:rFonts w:eastAsia="맑은 고딕"/>
+                <w:noProof/>
                 <w:color w:val="1F364D"/>
                 <w:sz w:val="19"/>
+                <w:lang w:val="ko-KR" w:eastAsia="ko-KR" w:bidi="ar-SA"/>
               </w:rPr>
               <w:t>)</w:t>
             </w:r>
@@ -3236,14 +3680,18 @@
             <w:pPr>
               <w:spacing w:after="0" w:line="300" w:lineRule="auto"/>
               <w:rPr>
-                <w:color w:val="1F364D"/>
+                <w:noProof/>
+                <w:color w:val="1F364D"/>
+                <w:lang w:val="ko-KR" w:eastAsia="ko-KR" w:bidi="ar-SA"/>
               </w:rPr>
             </w:pPr>
             <w:r>
               <w:rPr>
                 <w:rFonts w:eastAsia="맑은 고딕"/>
+                <w:noProof/>
                 <w:color w:val="1F364D"/>
                 <w:sz w:val="19"/>
+                <w:lang w:val="ko-KR" w:eastAsia="ko-KR" w:bidi="ar-SA"/>
               </w:rPr>
               <w:t>독립성</w:t>
             </w:r>
@@ -3264,14 +3712,18 @@
             <w:pPr>
               <w:spacing w:after="0" w:line="300" w:lineRule="auto"/>
               <w:rPr>
-                <w:color w:val="1F364D"/>
+                <w:noProof/>
+                <w:color w:val="1F364D"/>
+                <w:lang w:val="ko-KR" w:eastAsia="ko-KR" w:bidi="ar-SA"/>
               </w:rPr>
             </w:pPr>
             <w:r>
               <w:rPr>
                 <w:rFonts w:eastAsia="맑은 고딕"/>
+                <w:noProof/>
                 <w:color w:val="1F364D"/>
                 <w:sz w:val="19"/>
+                <w:lang w:val="ko-KR" w:eastAsia="ko-KR" w:bidi="ar-SA"/>
               </w:rPr>
               <w:t>—</w:t>
             </w:r>
@@ -3292,16 +3744,18 @@
             <w:pPr>
               <w:spacing w:after="0" w:line="300" w:lineRule="auto"/>
               <w:rPr>
-                <w:lang w:eastAsia="ko-KR"/>
+                <w:noProof/>
+                <w:lang w:eastAsia="ko-KR" w:val="ko-KR" w:bidi="ar-SA"/>
                 <w:color w:val="1F364D"/>
               </w:rPr>
             </w:pPr>
             <w:r>
               <w:rPr>
                 <w:rFonts w:eastAsia="맑은 고딕"/>
+                <w:noProof/>
                 <w:color w:val="1F364D"/>
                 <w:sz w:val="19"/>
-                <w:lang w:eastAsia="ko-KR"/>
+                <w:lang w:eastAsia="ko-KR" w:val="ko-KR" w:bidi="ar-SA"/>
               </w:rPr>
               <w:t>DCS와 HW 독립 필수</w:t>
             </w:r>
@@ -3322,16 +3776,18 @@
             <w:pPr>
               <w:spacing w:after="0" w:line="300" w:lineRule="auto"/>
               <w:rPr>
-                <w:lang w:eastAsia="ko-KR"/>
+                <w:noProof/>
+                <w:lang w:eastAsia="ko-KR" w:val="ko-KR" w:bidi="ar-SA"/>
                 <w:color w:val="1F364D"/>
               </w:rPr>
             </w:pPr>
             <w:r>
               <w:rPr>
                 <w:rFonts w:eastAsia="맑은 고딕"/>
+                <w:noProof/>
                 <w:color w:val="1F364D"/>
                 <w:sz w:val="19"/>
-                <w:lang w:eastAsia="ko-KR"/>
+                <w:lang w:eastAsia="ko-KR" w:val="ko-KR" w:bidi="ar-SA"/>
               </w:rPr>
               <w:t>상위 DCS에 통합 가능</w:t>
             </w:r>
@@ -3358,15 +3814,19 @@
             <w:pPr>
               <w:spacing w:after="0" w:line="300" w:lineRule="auto"/>
               <w:rPr>
-                <w:color w:val="1F364D"/>
+                <w:noProof/>
+                <w:color w:val="1F364D"/>
+                <w:lang w:val="ko-KR" w:eastAsia="ko-KR" w:bidi="ar-SA"/>
               </w:rPr>
             </w:pPr>
             <w:proofErr w:type="spellStart"/>
             <w:r>
               <w:rPr>
                 <w:rFonts w:eastAsia="맑은 고딕"/>
+                <w:noProof/>
                 <w:color w:val="1F364D"/>
                 <w:sz w:val="19"/>
+                <w:lang w:val="ko-KR" w:eastAsia="ko-KR" w:bidi="ar-SA"/>
               </w:rPr>
               <w:t>고장</w:t>
             </w:r>
@@ -3374,8 +3834,10 @@
             <w:r>
               <w:rPr>
                 <w:rFonts w:eastAsia="맑은 고딕"/>
+                <w:noProof/>
                 <w:color w:val="1F364D"/>
                 <w:sz w:val="19"/>
+                <w:lang w:val="ko-KR" w:eastAsia="ko-KR" w:bidi="ar-SA"/>
               </w:rPr>
               <w:t xml:space="preserve"> </w:t>
             </w:r>
@@ -3383,8 +3845,10 @@
             <w:r>
               <w:rPr>
                 <w:rFonts w:eastAsia="맑은 고딕"/>
+                <w:noProof/>
                 <w:color w:val="1F364D"/>
                 <w:sz w:val="19"/>
+                <w:lang w:val="ko-KR" w:eastAsia="ko-KR" w:bidi="ar-SA"/>
               </w:rPr>
               <w:t>철학</w:t>
             </w:r>
@@ -3407,14 +3871,18 @@
             <w:pPr>
               <w:spacing w:after="0" w:line="300" w:lineRule="auto"/>
               <w:rPr>
-                <w:color w:val="1F364D"/>
+                <w:noProof/>
+                <w:color w:val="1F364D"/>
+                <w:lang w:val="ko-KR" w:eastAsia="ko-KR" w:bidi="ar-SA"/>
               </w:rPr>
             </w:pPr>
             <w:r>
               <w:rPr>
                 <w:rFonts w:eastAsia="맑은 고딕"/>
+                <w:noProof/>
                 <w:color w:val="1F364D"/>
                 <w:sz w:val="19"/>
+                <w:lang w:val="ko-KR" w:eastAsia="ko-KR" w:bidi="ar-SA"/>
               </w:rPr>
               <w:t>가용성 우선</w:t>
             </w:r>
@@ -3436,14 +3904,18 @@
             <w:pPr>
               <w:spacing w:after="0" w:line="300" w:lineRule="auto"/>
               <w:rPr>
-                <w:color w:val="1F364D"/>
+                <w:noProof/>
+                <w:color w:val="1F364D"/>
+                <w:lang w:val="ko-KR" w:eastAsia="ko-KR" w:bidi="ar-SA"/>
               </w:rPr>
             </w:pPr>
             <w:r>
               <w:rPr>
                 <w:rFonts w:eastAsia="맑은 고딕"/>
+                <w:noProof/>
                 <w:color w:val="1F364D"/>
                 <w:sz w:val="19"/>
+                <w:lang w:val="ko-KR" w:eastAsia="ko-KR" w:bidi="ar-SA"/>
               </w:rPr>
               <w:t>Fail-safe (안전측)</w:t>
             </w:r>
@@ -3465,14 +3937,18 @@
             <w:pPr>
               <w:spacing w:after="0" w:line="300" w:lineRule="auto"/>
               <w:rPr>
-                <w:color w:val="1F364D"/>
+                <w:noProof/>
+                <w:color w:val="1F364D"/>
+                <w:lang w:val="ko-KR" w:eastAsia="ko-KR" w:bidi="ar-SA"/>
               </w:rPr>
             </w:pPr>
             <w:r>
               <w:rPr>
                 <w:rFonts w:eastAsia="맑은 고딕"/>
+                <w:noProof/>
                 <w:color w:val="1F364D"/>
                 <w:sz w:val="19"/>
+                <w:lang w:val="ko-KR" w:eastAsia="ko-KR" w:bidi="ar-SA"/>
               </w:rPr>
               <w:t>용도별</w:t>
             </w:r>
@@ -3498,14 +3974,18 @@
             <w:pPr>
               <w:spacing w:after="0" w:line="300" w:lineRule="auto"/>
               <w:rPr>
-                <w:color w:val="1F364D"/>
+                <w:noProof/>
+                <w:color w:val="1F364D"/>
+                <w:lang w:val="ko-KR" w:eastAsia="ko-KR" w:bidi="ar-SA"/>
               </w:rPr>
             </w:pPr>
             <w:r>
               <w:rPr>
                 <w:rFonts w:eastAsia="맑은 고딕"/>
+                <w:noProof/>
                 <w:color w:val="1F364D"/>
                 <w:sz w:val="19"/>
+                <w:lang w:val="ko-KR" w:eastAsia="ko-KR" w:bidi="ar-SA"/>
               </w:rPr>
               <w:t>적용 범위</w:t>
             </w:r>
@@ -3526,14 +4006,18 @@
             <w:pPr>
               <w:spacing w:after="0" w:line="300" w:lineRule="auto"/>
               <w:rPr>
-                <w:color w:val="1F364D"/>
+                <w:noProof/>
+                <w:color w:val="1F364D"/>
+                <w:lang w:val="ko-KR" w:eastAsia="ko-KR" w:bidi="ar-SA"/>
               </w:rPr>
             </w:pPr>
             <w:r>
               <w:rPr>
                 <w:rFonts w:eastAsia="맑은 고딕"/>
+                <w:noProof/>
                 <w:color w:val="1F364D"/>
                 <w:sz w:val="19"/>
+                <w:lang w:val="ko-KR" w:eastAsia="ko-KR" w:bidi="ar-SA"/>
               </w:rPr>
               <w:t>플랜트 전체</w:t>
             </w:r>
@@ -3554,14 +4038,18 @@
             <w:pPr>
               <w:spacing w:after="0" w:line="300" w:lineRule="auto"/>
               <w:rPr>
-                <w:color w:val="1F364D"/>
+                <w:noProof/>
+                <w:color w:val="1F364D"/>
+                <w:lang w:val="ko-KR" w:eastAsia="ko-KR" w:bidi="ar-SA"/>
               </w:rPr>
             </w:pPr>
             <w:r>
               <w:rPr>
                 <w:rFonts w:eastAsia="맑은 고딕"/>
+                <w:noProof/>
                 <w:color w:val="1F364D"/>
                 <w:sz w:val="19"/>
+                <w:lang w:val="ko-KR" w:eastAsia="ko-KR" w:bidi="ar-SA"/>
               </w:rPr>
               <w:t>안전 기능 (Trip)</w:t>
             </w:r>
@@ -3582,14 +4070,18 @@
             <w:pPr>
               <w:spacing w:after="0" w:line="300" w:lineRule="auto"/>
               <w:rPr>
-                <w:color w:val="1F364D"/>
+                <w:noProof/>
+                <w:color w:val="1F364D"/>
+                <w:lang w:val="ko-KR" w:eastAsia="ko-KR" w:bidi="ar-SA"/>
               </w:rPr>
             </w:pPr>
             <w:r>
               <w:rPr>
                 <w:rFonts w:eastAsia="맑은 고딕"/>
+                <w:noProof/>
                 <w:color w:val="1F364D"/>
                 <w:sz w:val="19"/>
+                <w:lang w:val="ko-KR" w:eastAsia="ko-KR" w:bidi="ar-SA"/>
               </w:rPr>
               <w:t>패키지 / Skid 단위</w:t>
             </w:r>
@@ -3601,7 +4093,9 @@
       <w:pPr>
         <w:spacing w:after="80"/>
         <w:rPr>
-          <w:color w:val="1F364D"/>
+          <w:noProof/>
+          <w:color w:val="1F364D"/>
+          <w:lang w:val="ko-KR" w:eastAsia="ko-KR" w:bidi="ar-SA"/>
         </w:rPr>
       </w:pPr>
     </w:p>
@@ -3610,15 +4104,19 @@
         <w:keepNext/>
         <w:spacing w:before="240" w:after="60"/>
         <w:rPr>
-          <w:color w:val="1F364D"/>
+          <w:noProof/>
+          <w:color w:val="1F364D"/>
+          <w:lang w:val="ko-KR" w:eastAsia="ko-KR" w:bidi="ar-SA"/>
         </w:rPr>
       </w:pPr>
       <w:r>
         <w:rPr>
           <w:rFonts w:eastAsia="맑은 고딕"/>
           <w:b/>
+          <w:noProof/>
           <w:color w:val="1F364D"/>
           <w:sz w:val="24"/>
+          <w:lang w:val="ko-KR" w:eastAsia="ko-KR" w:bidi="ar-SA"/>
         </w:rPr>
         <w:t xml:space="preserve">▌ </w:t>
       </w:r>
@@ -3626,8 +4124,10 @@
         <w:rPr>
           <w:rFonts w:eastAsia="맑은 고딕"/>
           <w:b/>
+          <w:noProof/>
           <w:color w:val="1F364D"/>
           <w:sz w:val="24"/>
+          <w:lang w:val="ko-KR" w:eastAsia="ko-KR" w:bidi="ar-SA"/>
         </w:rPr>
         <w:t>관계 정리</w:t>
       </w:r>
@@ -3656,16 +4156,18 @@
             <w:pPr>
               <w:spacing w:after="0"/>
               <w:rPr>
-                <w:lang w:eastAsia="ko-KR"/>
+                <w:noProof/>
+                <w:lang w:eastAsia="ko-KR" w:val="ko-KR" w:bidi="ar-SA"/>
                 <w:color w:val="1F364D"/>
               </w:rPr>
             </w:pPr>
             <w:r>
               <w:rPr>
                 <w:rFonts w:ascii="Consolas" w:eastAsia="Consolas" w:hAnsi="Consolas"/>
+                <w:noProof/>
                 <w:color w:val="1F364D"/>
                 <w:sz w:val="18"/>
-                <w:lang w:eastAsia="ko-KR"/>
+                <w:lang w:eastAsia="ko-KR" w:val="ko-KR" w:bidi="ar-SA"/>
               </w:rPr>
               <w:t xml:space="preserve">            ┌──────── SIS = 안전계장시스템 ────────┐</w:t>
             </w:r>
@@ -3674,23 +4176,28 @@
             <w:pPr>
               <w:spacing w:after="0"/>
               <w:rPr>
-                <w:color w:val="1F364D"/>
+                <w:noProof/>
+                <w:color w:val="1F364D"/>
+                <w:lang w:val="ko-KR" w:eastAsia="ko-KR" w:bidi="ar-SA"/>
               </w:rPr>
             </w:pPr>
             <w:r>
               <w:rPr>
                 <w:rFonts w:ascii="Consolas" w:eastAsia="Consolas" w:hAnsi="Consolas"/>
+                <w:noProof/>
                 <w:color w:val="1F364D"/>
                 <w:sz w:val="18"/>
-                <w:lang w:eastAsia="ko-KR"/>
+                <w:lang w:eastAsia="ko-KR" w:val="ko-KR" w:bidi="ar-SA"/>
               </w:rPr>
               <w:t xml:space="preserve">   </w:t>
             </w:r>
             <w:r>
               <w:rPr>
                 <w:rFonts w:ascii="Consolas" w:eastAsia="Consolas" w:hAnsi="Consolas"/>
+                <w:noProof/>
                 <w:color w:val="1F364D"/>
                 <w:sz w:val="18"/>
+                <w:lang w:val="ko-KR" w:eastAsia="ko-KR" w:bidi="ar-SA"/>
               </w:rPr>
               <w:t>Sensor ──►</w:t>
             </w:r>
@@ -3698,8 +4205,10 @@
             <w:r>
               <w:rPr>
                 <w:rFonts w:ascii="Consolas" w:eastAsia="Consolas" w:hAnsi="Consolas"/>
+                <w:noProof/>
                 <w:color w:val="1F364D"/>
                 <w:sz w:val="18"/>
+                <w:lang w:val="ko-KR" w:eastAsia="ko-KR" w:bidi="ar-SA"/>
               </w:rPr>
               <w:t xml:space="preserve">   [</w:t>
             </w:r>
@@ -3707,8 +4216,10 @@
             <w:r>
               <w:rPr>
                 <w:rFonts w:ascii="Consolas" w:eastAsia="Consolas" w:hAnsi="Consolas"/>
+                <w:noProof/>
                 <w:color w:val="1F364D"/>
                 <w:sz w:val="18"/>
+                <w:lang w:val="ko-KR" w:eastAsia="ko-KR" w:bidi="ar-SA"/>
               </w:rPr>
               <w:t xml:space="preserve"> Logic Solver = ESD   ──► </w:t>
             </w:r>
@@ -3716,8 +4227,10 @@
             <w:r>
               <w:rPr>
                 <w:rFonts w:ascii="Consolas" w:eastAsia="Consolas" w:hAnsi="Consolas"/>
+                <w:noProof/>
                 <w:color w:val="1F364D"/>
                 <w:sz w:val="18"/>
+                <w:lang w:val="ko-KR" w:eastAsia="ko-KR" w:bidi="ar-SA"/>
               </w:rPr>
               <w:t>Actuator(</w:t>
             </w:r>
@@ -3725,8 +4238,10 @@
             <w:r>
               <w:rPr>
                 <w:rFonts w:ascii="Consolas" w:eastAsia="Consolas" w:hAnsi="Consolas"/>
+                <w:noProof/>
                 <w:color w:val="1F364D"/>
                 <w:sz w:val="18"/>
+                <w:lang w:val="ko-KR" w:eastAsia="ko-KR" w:bidi="ar-SA"/>
               </w:rPr>
               <w:t>ESDV)</w:t>
             </w:r>
@@ -3735,24 +4250,28 @@
             <w:pPr>
               <w:spacing w:after="0"/>
               <w:rPr>
-                <w:lang w:eastAsia="ko-KR"/>
+                <w:noProof/>
+                <w:lang w:eastAsia="ko-KR" w:val="ko-KR" w:bidi="ar-SA"/>
                 <w:color w:val="1F364D"/>
               </w:rPr>
             </w:pPr>
             <w:r>
               <w:rPr>
                 <w:rFonts w:ascii="Consolas" w:eastAsia="Consolas" w:hAnsi="Consolas"/>
+                <w:noProof/>
                 <w:color w:val="1F364D"/>
                 <w:sz w:val="18"/>
+                <w:lang w:val="ko-KR" w:eastAsia="ko-KR" w:bidi="ar-SA"/>
               </w:rPr>
               <w:t xml:space="preserve">                  </w:t>
             </w:r>
             <w:r>
               <w:rPr>
                 <w:rFonts w:ascii="Consolas" w:eastAsia="Consolas" w:hAnsi="Consolas"/>
+                <w:noProof/>
                 <w:color w:val="1F364D"/>
                 <w:sz w:val="18"/>
-                <w:lang w:eastAsia="ko-KR"/>
+                <w:lang w:eastAsia="ko-KR" w:val="ko-KR" w:bidi="ar-SA"/>
               </w:rPr>
               <w:t>│ 독립 (IEC 61508/61511)</w:t>
             </w:r>
@@ -3761,16 +4280,18 @@
             <w:pPr>
               <w:spacing w:after="0"/>
               <w:rPr>
-                <w:lang w:eastAsia="ko-KR"/>
+                <w:noProof/>
+                <w:lang w:eastAsia="ko-KR" w:val="ko-KR" w:bidi="ar-SA"/>
                 <w:color w:val="1F364D"/>
               </w:rPr>
             </w:pPr>
             <w:r>
               <w:rPr>
                 <w:rFonts w:ascii="Consolas" w:eastAsia="Consolas" w:hAnsi="Consolas"/>
+                <w:noProof/>
                 <w:color w:val="1F364D"/>
                 <w:sz w:val="18"/>
-                <w:lang w:eastAsia="ko-KR"/>
+                <w:lang w:eastAsia="ko-KR" w:val="ko-KR" w:bidi="ar-SA"/>
               </w:rPr>
               <w:t xml:space="preserve">  ────────────────┼───────────────────────────────────────</w:t>
             </w:r>
@@ -3779,16 +4300,18 @@
             <w:pPr>
               <w:spacing w:after="0"/>
               <w:rPr>
-                <w:lang w:eastAsia="ko-KR"/>
+                <w:noProof/>
+                <w:lang w:eastAsia="ko-KR" w:val="ko-KR" w:bidi="ar-SA"/>
                 <w:color w:val="1F364D"/>
               </w:rPr>
             </w:pPr>
             <w:r>
               <w:rPr>
                 <w:rFonts w:ascii="Consolas" w:eastAsia="Consolas" w:hAnsi="Consolas"/>
+                <w:noProof/>
                 <w:color w:val="1F364D"/>
                 <w:sz w:val="18"/>
-                <w:lang w:eastAsia="ko-KR"/>
+                <w:lang w:eastAsia="ko-KR" w:val="ko-KR" w:bidi="ar-SA"/>
               </w:rPr>
               <w:t xml:space="preserve">   </w:t>
             </w:r>
@@ -3796,9 +4319,10 @@
             <w:r>
               <w:rPr>
                 <w:rFonts w:ascii="Consolas" w:eastAsia="Consolas" w:hAnsi="Consolas"/>
+                <w:noProof/>
                 <w:color w:val="1F364D"/>
                 <w:sz w:val="18"/>
-                <w:lang w:eastAsia="ko-KR"/>
+                <w:lang w:eastAsia="ko-KR" w:val="ko-KR" w:bidi="ar-SA"/>
               </w:rPr>
               <w:t>[ BPCS</w:t>
             </w:r>
@@ -3806,9 +4330,10 @@
             <w:r>
               <w:rPr>
                 <w:rFonts w:ascii="Consolas" w:eastAsia="Consolas" w:hAnsi="Consolas"/>
+                <w:noProof/>
                 <w:color w:val="1F364D"/>
                 <w:sz w:val="18"/>
-                <w:lang w:eastAsia="ko-KR"/>
+                <w:lang w:eastAsia="ko-KR" w:val="ko-KR" w:bidi="ar-SA"/>
               </w:rPr>
               <w:t xml:space="preserve"> = </w:t>
             </w:r>
@@ -3816,9 +4341,10 @@
             <w:r>
               <w:rPr>
                 <w:rFonts w:ascii="Consolas" w:eastAsia="Consolas" w:hAnsi="Consolas"/>
+                <w:noProof/>
                 <w:color w:val="1F364D"/>
                 <w:sz w:val="18"/>
-                <w:lang w:eastAsia="ko-KR"/>
+                <w:lang w:eastAsia="ko-KR" w:val="ko-KR" w:bidi="ar-SA"/>
               </w:rPr>
               <w:t>DCS ]</w:t>
             </w:r>
@@ -3826,9 +4352,10 @@
             <w:r>
               <w:rPr>
                 <w:rFonts w:ascii="Consolas" w:eastAsia="Consolas" w:hAnsi="Consolas"/>
+                <w:noProof/>
                 <w:color w:val="1F364D"/>
                 <w:sz w:val="18"/>
-                <w:lang w:eastAsia="ko-KR"/>
+                <w:lang w:eastAsia="ko-KR" w:val="ko-KR" w:bidi="ar-SA"/>
               </w:rPr>
               <w:t xml:space="preserve">  공정 정상 운전 제어 (PID, HMI)</w:t>
             </w:r>
@@ -3837,16 +4364,18 @@
             <w:pPr>
               <w:spacing w:after="0"/>
               <w:rPr>
-                <w:lang w:eastAsia="ko-KR"/>
+                <w:noProof/>
+                <w:lang w:eastAsia="ko-KR" w:val="ko-KR" w:bidi="ar-SA"/>
                 <w:color w:val="1F364D"/>
               </w:rPr>
             </w:pPr>
             <w:r>
               <w:rPr>
                 <w:rFonts w:ascii="Consolas" w:eastAsia="Consolas" w:hAnsi="Consolas"/>
+                <w:noProof/>
                 <w:color w:val="1F364D"/>
                 <w:sz w:val="18"/>
-                <w:lang w:eastAsia="ko-KR"/>
+                <w:lang w:eastAsia="ko-KR" w:val="ko-KR" w:bidi="ar-SA"/>
               </w:rPr>
               <w:t xml:space="preserve">        │</w:t>
             </w:r>
@@ -3855,16 +4384,18 @@
             <w:pPr>
               <w:spacing w:after="0"/>
               <w:rPr>
-                <w:lang w:eastAsia="ko-KR"/>
+                <w:noProof/>
+                <w:lang w:eastAsia="ko-KR" w:val="ko-KR" w:bidi="ar-SA"/>
                 <w:color w:val="1F364D"/>
               </w:rPr>
             </w:pPr>
             <w:r>
               <w:rPr>
                 <w:rFonts w:ascii="Consolas" w:eastAsia="Consolas" w:hAnsi="Consolas"/>
+                <w:noProof/>
                 <w:color w:val="1F364D"/>
                 <w:sz w:val="18"/>
-                <w:lang w:eastAsia="ko-KR"/>
+                <w:lang w:eastAsia="ko-KR" w:val="ko-KR" w:bidi="ar-SA"/>
               </w:rPr>
               <w:t xml:space="preserve">   </w:t>
             </w:r>
@@ -3872,9 +4403,10 @@
             <w:r>
               <w:rPr>
                 <w:rFonts w:ascii="Consolas" w:eastAsia="Consolas" w:hAnsi="Consolas"/>
+                <w:noProof/>
                 <w:color w:val="1F364D"/>
                 <w:sz w:val="18"/>
-                <w:lang w:eastAsia="ko-KR"/>
+                <w:lang w:eastAsia="ko-KR" w:val="ko-KR" w:bidi="ar-SA"/>
               </w:rPr>
               <w:t>[ PLC</w:t>
             </w:r>
@@ -3882,9 +4414,10 @@
             <w:r>
               <w:rPr>
                 <w:rFonts w:ascii="Consolas" w:eastAsia="Consolas" w:hAnsi="Consolas"/>
+                <w:noProof/>
                 <w:color w:val="1F364D"/>
                 <w:sz w:val="18"/>
-                <w:lang w:eastAsia="ko-KR"/>
+                <w:lang w:eastAsia="ko-KR" w:val="ko-KR" w:bidi="ar-SA"/>
               </w:rPr>
               <w:t xml:space="preserve"> </w:t>
             </w:r>
@@ -3892,9 +4425,10 @@
             <w:r>
               <w:rPr>
                 <w:rFonts w:ascii="Consolas" w:eastAsia="Consolas" w:hAnsi="Consolas"/>
+                <w:noProof/>
                 <w:color w:val="1F364D"/>
                 <w:sz w:val="18"/>
-                <w:lang w:eastAsia="ko-KR"/>
+                <w:lang w:eastAsia="ko-KR" w:val="ko-KR" w:bidi="ar-SA"/>
               </w:rPr>
               <w:t>]  패키지</w:t>
             </w:r>
@@ -3902,9 +4436,10 @@
             <w:r>
               <w:rPr>
                 <w:rFonts w:ascii="Consolas" w:eastAsia="Consolas" w:hAnsi="Consolas"/>
+                <w:noProof/>
                 <w:color w:val="1F364D"/>
                 <w:sz w:val="18"/>
-                <w:lang w:eastAsia="ko-KR"/>
+                <w:lang w:eastAsia="ko-KR" w:val="ko-KR" w:bidi="ar-SA"/>
               </w:rPr>
               <w:t xml:space="preserve">/단위 기계 </w:t>
             </w:r>
@@ -3912,9 +4447,10 @@
             <w:r>
               <w:rPr>
                 <w:rFonts w:ascii="Consolas" w:eastAsia="Consolas" w:hAnsi="Consolas"/>
+                <w:noProof/>
                 <w:color w:val="1F364D"/>
                 <w:sz w:val="18"/>
-                <w:lang w:eastAsia="ko-KR"/>
+                <w:lang w:eastAsia="ko-KR" w:val="ko-KR" w:bidi="ar-SA"/>
               </w:rPr>
               <w:t>제어  ─</w:t>
             </w:r>
@@ -3922,9 +4458,10 @@
             <w:r>
               <w:rPr>
                 <w:rFonts w:ascii="Consolas" w:eastAsia="Consolas" w:hAnsi="Consolas"/>
+                <w:noProof/>
                 <w:color w:val="1F364D"/>
                 <w:sz w:val="18"/>
-                <w:lang w:eastAsia="ko-KR"/>
+                <w:lang w:eastAsia="ko-KR" w:val="ko-KR" w:bidi="ar-SA"/>
               </w:rPr>
               <w:t>─</w:t>
             </w:r>
@@ -3932,9 +4469,10 @@
             <w:r>
               <w:rPr>
                 <w:rFonts w:ascii="Consolas" w:eastAsia="Consolas" w:hAnsi="Consolas"/>
+                <w:noProof/>
                 <w:color w:val="1F364D"/>
                 <w:sz w:val="18"/>
-                <w:lang w:eastAsia="ko-KR"/>
+                <w:lang w:eastAsia="ko-KR" w:val="ko-KR" w:bidi="ar-SA"/>
               </w:rPr>
               <w:t>►  상위</w:t>
             </w:r>
@@ -3942,9 +4480,10 @@
             <w:r>
               <w:rPr>
                 <w:rFonts w:ascii="Consolas" w:eastAsia="Consolas" w:hAnsi="Consolas"/>
+                <w:noProof/>
                 <w:color w:val="1F364D"/>
                 <w:sz w:val="18"/>
-                <w:lang w:eastAsia="ko-KR"/>
+                <w:lang w:eastAsia="ko-KR" w:val="ko-KR" w:bidi="ar-SA"/>
               </w:rPr>
               <w:t xml:space="preserve"> DCS로 통신</w:t>
             </w:r>
@@ -3956,7 +4495,8 @@
       <w:pPr>
         <w:spacing w:after="40"/>
         <w:rPr>
-          <w:lang w:eastAsia="ko-KR"/>
+          <w:noProof/>
+          <w:lang w:eastAsia="ko-KR" w:val="ko-KR" w:bidi="ar-SA"/>
           <w:color w:val="1F364D"/>
         </w:rPr>
       </w:pPr>
@@ -3966,25 +4506,28 @@
         <w:spacing w:after="60" w:line="324" w:lineRule="auto"/>
         <w:ind w:left="320"/>
         <w:rPr>
-          <w:lang w:eastAsia="ko-KR"/>
+          <w:noProof/>
+          <w:lang w:eastAsia="ko-KR" w:val="ko-KR" w:bidi="ar-SA"/>
           <w:color w:val="1F364D"/>
         </w:rPr>
       </w:pPr>
       <w:r>
         <w:rPr>
           <w:rFonts w:eastAsia="맑은 고딕"/>
+          <w:noProof/>
           <w:color w:val="1F364D"/>
           <w:sz w:val="21"/>
-          <w:lang w:eastAsia="ko-KR"/>
+          <w:lang w:eastAsia="ko-KR" w:val="ko-KR" w:bidi="ar-SA"/>
         </w:rPr>
         <w:t xml:space="preserve">•  </w:t>
       </w:r>
       <w:r>
         <w:rPr>
           <w:rFonts w:eastAsia="맑은 고딕"/>
+          <w:noProof/>
           <w:color w:val="1F364D"/>
           <w:sz w:val="21"/>
-          <w:lang w:eastAsia="ko-KR"/>
+          <w:lang w:eastAsia="ko-KR" w:val="ko-KR" w:bidi="ar-SA"/>
         </w:rPr>
         <w:t>DCS와 ESD는 독립되어야 하지만, 운전 편의를 위해 통합 HMI로 감시하는 경우가 많다(Integrated vs Separated 논쟁 존재).</w:t>
       </w:r>
@@ -3994,25 +4537,28 @@
         <w:spacing w:after="60" w:line="324" w:lineRule="auto"/>
         <w:ind w:left="320"/>
         <w:rPr>
-          <w:lang w:eastAsia="ko-KR"/>
+          <w:noProof/>
+          <w:lang w:eastAsia="ko-KR" w:val="ko-KR" w:bidi="ar-SA"/>
           <w:color w:val="1F364D"/>
         </w:rPr>
       </w:pPr>
       <w:r>
         <w:rPr>
           <w:rFonts w:eastAsia="맑은 고딕"/>
+          <w:noProof/>
           <w:color w:val="1F364D"/>
           <w:sz w:val="21"/>
-          <w:lang w:eastAsia="ko-KR"/>
+          <w:lang w:eastAsia="ko-KR" w:val="ko-KR" w:bidi="ar-SA"/>
         </w:rPr>
         <w:t xml:space="preserve">•  </w:t>
       </w:r>
       <w:r>
         <w:rPr>
           <w:rFonts w:eastAsia="맑은 고딕"/>
+          <w:noProof/>
           <w:color w:val="1F364D"/>
           <w:sz w:val="21"/>
-          <w:lang w:eastAsia="ko-KR"/>
+          <w:lang w:eastAsia="ko-KR" w:val="ko-KR" w:bidi="ar-SA"/>
         </w:rPr>
         <w:t>PLC는 단위 제어를 맡고 상위 DCS로 데이터를 올린다.</w:t>
       </w:r>
@@ -4022,7 +4568,8 @@
         <w:keepNext/>
         <w:spacing w:before="320" w:after="40"/>
         <w:rPr>
-          <w:lang w:eastAsia="ko-KR"/>
+          <w:noProof/>
+          <w:lang w:eastAsia="ko-KR" w:val="ko-KR" w:bidi="ar-SA"/>
           <w:color w:val="1F364D"/>
         </w:rPr>
       </w:pPr>
@@ -4031,9 +4578,10 @@
         <w:rPr>
           <w:rFonts w:eastAsia="맑은 고딕"/>
           <w:b/>
+          <w:noProof/>
           <w:color w:val="1F364D"/>
           <w:sz w:val="30"/>
-          <w:lang w:eastAsia="ko-KR"/>
+          <w:lang w:eastAsia="ko-KR" w:val="ko-KR" w:bidi="ar-SA"/>
         </w:rPr>
         <w:t xml:space="preserve">5  </w:t>
       </w:r>
@@ -4041,9 +4589,10 @@
         <w:rPr>
           <w:rFonts w:eastAsia="맑은 고딕"/>
           <w:b/>
+          <w:noProof/>
           <w:color w:val="1F364D"/>
           <w:sz w:val="30"/>
-          <w:lang w:eastAsia="ko-KR"/>
+          <w:lang w:eastAsia="ko-KR" w:val="ko-KR" w:bidi="ar-SA"/>
         </w:rPr>
         <w:t>MCC</w:t>
       </w:r>
@@ -4052,9 +4601,10 @@
         <w:rPr>
           <w:rFonts w:eastAsia="맑은 고딕"/>
           <w:b/>
+          <w:noProof/>
           <w:color w:val="1F364D"/>
           <w:sz w:val="30"/>
-          <w:lang w:eastAsia="ko-KR"/>
+          <w:lang w:eastAsia="ko-KR" w:val="ko-KR" w:bidi="ar-SA"/>
         </w:rPr>
         <w:t xml:space="preserve"> — Motor Control Center (전동기 </w:t>
       </w:r>
@@ -4063,9 +4613,10 @@
         <w:rPr>
           <w:rFonts w:eastAsia="맑은 고딕"/>
           <w:b/>
+          <w:noProof/>
           <w:color w:val="1F364D"/>
           <w:sz w:val="30"/>
-          <w:lang w:eastAsia="ko-KR"/>
+          <w:lang w:eastAsia="ko-KR" w:val="ko-KR" w:bidi="ar-SA"/>
         </w:rPr>
         <w:t>제어반</w:t>
       </w:r>
@@ -4074,9 +4625,10 @@
         <w:rPr>
           <w:rFonts w:eastAsia="맑은 고딕"/>
           <w:b/>
+          <w:noProof/>
           <w:color w:val="1F364D"/>
           <w:sz w:val="30"/>
-          <w:lang w:eastAsia="ko-KR"/>
+          <w:lang w:eastAsia="ko-KR" w:val="ko-KR" w:bidi="ar-SA"/>
         </w:rPr>
         <w:t>)</w:t>
       </w:r>
@@ -4086,7 +4638,8 @@
         <w:keepNext/>
         <w:spacing w:before="240" w:after="60"/>
         <w:rPr>
-          <w:lang w:eastAsia="ko-KR"/>
+          <w:noProof/>
+          <w:lang w:eastAsia="ko-KR" w:val="ko-KR" w:bidi="ar-SA"/>
           <w:color w:val="1F364D"/>
         </w:rPr>
       </w:pPr>
@@ -4094,9 +4647,10 @@
         <w:rPr>
           <w:rFonts w:eastAsia="맑은 고딕"/>
           <w:b/>
+          <w:noProof/>
           <w:color w:val="1F364D"/>
           <w:sz w:val="24"/>
-          <w:lang w:eastAsia="ko-KR"/>
+          <w:lang w:eastAsia="ko-KR" w:val="ko-KR" w:bidi="ar-SA"/>
         </w:rPr>
         <w:t xml:space="preserve">▌ </w:t>
       </w:r>
@@ -4104,9 +4658,10 @@
         <w:rPr>
           <w:rFonts w:eastAsia="맑은 고딕"/>
           <w:b/>
+          <w:noProof/>
           <w:color w:val="1F364D"/>
           <w:sz w:val="24"/>
-          <w:lang w:eastAsia="ko-KR"/>
+          <w:lang w:eastAsia="ko-KR" w:val="ko-KR" w:bidi="ar-SA"/>
         </w:rPr>
         <w:t>정의</w:t>
       </w:r>
@@ -4116,34 +4671,38 @@
         <w:spacing w:after="60" w:line="324" w:lineRule="auto"/>
         <w:ind w:left="320"/>
         <w:rPr>
-          <w:lang w:eastAsia="ko-KR"/>
+          <w:noProof/>
+          <w:lang w:eastAsia="ko-KR" w:val="ko-KR" w:bidi="ar-SA"/>
           <w:color w:val="1F364D"/>
         </w:rPr>
       </w:pPr>
       <w:r>
         <w:rPr>
           <w:rFonts w:eastAsia="맑은 고딕"/>
+          <w:noProof/>
           <w:color w:val="1F364D"/>
           <w:sz w:val="21"/>
-          <w:lang w:eastAsia="ko-KR"/>
+          <w:lang w:eastAsia="ko-KR" w:val="ko-KR" w:bidi="ar-SA"/>
         </w:rPr>
         <w:t xml:space="preserve">•  </w:t>
       </w:r>
       <w:r>
         <w:rPr>
           <w:rFonts w:eastAsia="맑은 고딕" w:hint="eastAsia"/>
+          <w:noProof/>
           <w:color w:val="1F364D"/>
           <w:sz w:val="21"/>
-          <w:lang w:eastAsia="ko-KR"/>
+          <w:lang w:eastAsia="ko-KR" w:val="ko-KR" w:bidi="ar-SA"/>
         </w:rPr>
         <w:t xml:space="preserve">회전기기 </w:t>
       </w:r>
       <w:r>
         <w:rPr>
           <w:rFonts w:eastAsia="맑은 고딕"/>
+          <w:noProof/>
           <w:color w:val="1F364D"/>
           <w:sz w:val="21"/>
-          <w:lang w:eastAsia="ko-KR"/>
+          <w:lang w:eastAsia="ko-KR" w:val="ko-KR" w:bidi="ar-SA"/>
         </w:rPr>
         <w:t>전동기(Motor)에 전원을 공급하고 기동/정지·보호하는 전기 설비.</w:t>
       </w:r>
@@ -4153,25 +4712,28 @@
         <w:spacing w:after="60" w:line="324" w:lineRule="auto"/>
         <w:ind w:left="320"/>
         <w:rPr>
-          <w:lang w:eastAsia="ko-KR"/>
+          <w:noProof/>
+          <w:lang w:eastAsia="ko-KR" w:val="ko-KR" w:bidi="ar-SA"/>
           <w:color w:val="1F364D"/>
         </w:rPr>
       </w:pPr>
       <w:r>
         <w:rPr>
           <w:rFonts w:eastAsia="맑은 고딕"/>
+          <w:noProof/>
           <w:color w:val="1F364D"/>
           <w:sz w:val="21"/>
-          <w:lang w:eastAsia="ko-KR"/>
+          <w:lang w:eastAsia="ko-KR" w:val="ko-KR" w:bidi="ar-SA"/>
         </w:rPr>
         <w:t xml:space="preserve">•  </w:t>
       </w:r>
       <w:r>
         <w:rPr>
           <w:rFonts w:eastAsia="맑은 고딕"/>
+          <w:noProof/>
           <w:color w:val="1F364D"/>
           <w:sz w:val="21"/>
-          <w:lang w:eastAsia="ko-KR"/>
+          <w:lang w:eastAsia="ko-KR" w:val="ko-KR" w:bidi="ar-SA"/>
         </w:rPr>
         <w:t>다수의 Feeder(기동기/Starter, VFD/인버터, 차단기)를 하나의 패널 집합으로 모아 놓은 것.</w:t>
       </w:r>
@@ -4181,7 +4743,8 @@
         <w:keepNext/>
         <w:spacing w:before="240" w:after="60"/>
         <w:rPr>
-          <w:lang w:eastAsia="ko-KR"/>
+          <w:noProof/>
+          <w:lang w:eastAsia="ko-KR" w:val="ko-KR" w:bidi="ar-SA"/>
           <w:color w:val="1F364D"/>
         </w:rPr>
       </w:pPr>
@@ -4189,9 +4752,10 @@
         <w:rPr>
           <w:rFonts w:eastAsia="맑은 고딕"/>
           <w:b/>
+          <w:noProof/>
           <w:color w:val="1F364D"/>
           <w:sz w:val="24"/>
-          <w:lang w:eastAsia="ko-KR"/>
+          <w:lang w:eastAsia="ko-KR" w:val="ko-KR" w:bidi="ar-SA"/>
         </w:rPr>
         <w:t xml:space="preserve">▌ </w:t>
       </w:r>
@@ -4200,9 +4764,10 @@
         <w:rPr>
           <w:rFonts w:eastAsia="맑은 고딕"/>
           <w:b/>
+          <w:noProof/>
           <w:color w:val="1F364D"/>
           <w:sz w:val="24"/>
-          <w:lang w:eastAsia="ko-KR"/>
+          <w:lang w:eastAsia="ko-KR" w:val="ko-KR" w:bidi="ar-SA"/>
         </w:rPr>
         <w:t>DCS /</w:t>
       </w:r>
@@ -4211,9 +4776,10 @@
         <w:rPr>
           <w:rFonts w:eastAsia="맑은 고딕"/>
           <w:b/>
+          <w:noProof/>
           <w:color w:val="1F364D"/>
           <w:sz w:val="24"/>
-          <w:lang w:eastAsia="ko-KR"/>
+          <w:lang w:eastAsia="ko-KR" w:val="ko-KR" w:bidi="ar-SA"/>
         </w:rPr>
         <w:t xml:space="preserve"> PLC 와의 관계 </w:t>
       </w:r>
@@ -4223,22 +4789,28 @@
         <w:spacing w:after="60" w:line="324" w:lineRule="auto"/>
         <w:ind w:left="320"/>
         <w:rPr>
-          <w:color w:val="1F364D"/>
+          <w:noProof/>
+          <w:color w:val="1F364D"/>
+          <w:lang w:val="ko-KR" w:eastAsia="ko-KR" w:bidi="ar-SA"/>
         </w:rPr>
       </w:pPr>
       <w:r>
         <w:rPr>
           <w:rFonts w:eastAsia="맑은 고딕"/>
+          <w:noProof/>
           <w:color w:val="1F364D"/>
           <w:sz w:val="21"/>
+          <w:lang w:val="ko-KR" w:eastAsia="ko-KR" w:bidi="ar-SA"/>
         </w:rPr>
         <w:t xml:space="preserve">•  </w:t>
       </w:r>
       <w:r>
         <w:rPr>
           <w:rFonts w:eastAsia="맑은 고딕"/>
+          <w:noProof/>
           <w:color w:val="1F364D"/>
           <w:sz w:val="21"/>
+          <w:lang w:val="ko-KR" w:eastAsia="ko-KR" w:bidi="ar-SA"/>
         </w:rPr>
         <w:t>Pump/</w:t>
       </w:r>
@@ -4246,8 +4818,10 @@
       <w:r>
         <w:rPr>
           <w:rFonts w:eastAsia="맑은 고딕"/>
+          <w:noProof/>
           <w:color w:val="1F364D"/>
           <w:sz w:val="21"/>
+          <w:lang w:val="ko-KR" w:eastAsia="ko-KR" w:bidi="ar-SA"/>
         </w:rPr>
         <w:t>Motor의</w:t>
       </w:r>
@@ -4255,8 +4829,10 @@
       <w:r>
         <w:rPr>
           <w:rFonts w:eastAsia="맑은 고딕"/>
+          <w:noProof/>
           <w:color w:val="1F364D"/>
           <w:sz w:val="21"/>
+          <w:lang w:val="ko-KR" w:eastAsia="ko-KR" w:bidi="ar-SA"/>
         </w:rPr>
         <w:t xml:space="preserve"> Start/</w:t>
       </w:r>
@@ -4264,8 +4840,10 @@
       <w:r>
         <w:rPr>
           <w:rFonts w:eastAsia="맑은 고딕"/>
+          <w:noProof/>
           <w:color w:val="1F364D"/>
           <w:sz w:val="21"/>
+          <w:lang w:val="ko-KR" w:eastAsia="ko-KR" w:bidi="ar-SA"/>
         </w:rPr>
         <w:t>Stop은</w:t>
       </w:r>
@@ -4273,8 +4851,10 @@
       <w:r>
         <w:rPr>
           <w:rFonts w:eastAsia="맑은 고딕"/>
+          <w:noProof/>
           <w:color w:val="1F364D"/>
           <w:sz w:val="21"/>
+          <w:lang w:val="ko-KR" w:eastAsia="ko-KR" w:bidi="ar-SA"/>
         </w:rPr>
         <w:t xml:space="preserve"> </w:t>
       </w:r>
@@ -4282,8 +4862,10 @@
       <w:r>
         <w:rPr>
           <w:rFonts w:eastAsia="맑은 고딕"/>
+          <w:noProof/>
           <w:color w:val="1F364D"/>
           <w:sz w:val="21"/>
+          <w:lang w:val="ko-KR" w:eastAsia="ko-KR" w:bidi="ar-SA"/>
         </w:rPr>
         <w:t>본질적으로</w:t>
       </w:r>
@@ -4291,8 +4873,10 @@
       <w:r>
         <w:rPr>
           <w:rFonts w:eastAsia="맑은 고딕"/>
+          <w:noProof/>
           <w:color w:val="1F364D"/>
           <w:sz w:val="21"/>
+          <w:lang w:val="ko-KR" w:eastAsia="ko-KR" w:bidi="ar-SA"/>
         </w:rPr>
         <w:t xml:space="preserve"> </w:t>
       </w:r>
@@ -4300,8 +4884,10 @@
       <w:r>
         <w:rPr>
           <w:rFonts w:eastAsia="맑은 고딕"/>
+          <w:noProof/>
           <w:color w:val="1F364D"/>
           <w:sz w:val="21"/>
+          <w:lang w:val="ko-KR" w:eastAsia="ko-KR" w:bidi="ar-SA"/>
         </w:rPr>
         <w:t>MCC가</w:t>
       </w:r>
@@ -4309,8 +4895,10 @@
       <w:r>
         <w:rPr>
           <w:rFonts w:eastAsia="맑은 고딕"/>
+          <w:noProof/>
           <w:color w:val="1F364D"/>
           <w:sz w:val="21"/>
+          <w:lang w:val="ko-KR" w:eastAsia="ko-KR" w:bidi="ar-SA"/>
         </w:rPr>
         <w:t xml:space="preserve"> 수행. DCS/PLC는 MCC로 </w:t>
       </w:r>
@@ -4318,8 +4906,10 @@
       <w:r>
         <w:rPr>
           <w:rFonts w:eastAsia="맑은 고딕"/>
+          <w:noProof/>
           <w:color w:val="1F364D"/>
           <w:sz w:val="21"/>
+          <w:lang w:val="ko-KR" w:eastAsia="ko-KR" w:bidi="ar-SA"/>
         </w:rPr>
         <w:t>명령(</w:t>
       </w:r>
@@ -4327,8 +4917,10 @@
       <w:r>
         <w:rPr>
           <w:rFonts w:eastAsia="맑은 고딕"/>
+          <w:noProof/>
           <w:color w:val="1F364D"/>
           <w:sz w:val="21"/>
+          <w:lang w:val="ko-KR" w:eastAsia="ko-KR" w:bidi="ar-SA"/>
         </w:rPr>
         <w:t>Start/</w:t>
       </w:r>
@@ -4336,8 +4928,10 @@
       <w:r>
         <w:rPr>
           <w:rFonts w:eastAsia="맑은 고딕"/>
+          <w:noProof/>
           <w:color w:val="1F364D"/>
           <w:sz w:val="21"/>
+          <w:lang w:val="ko-KR" w:eastAsia="ko-KR" w:bidi="ar-SA"/>
         </w:rPr>
         <w:t>Stop)을</w:t>
       </w:r>
@@ -4345,8 +4939,10 @@
       <w:r>
         <w:rPr>
           <w:rFonts w:eastAsia="맑은 고딕"/>
+          <w:noProof/>
           <w:color w:val="1F364D"/>
           <w:sz w:val="21"/>
+          <w:lang w:val="ko-KR" w:eastAsia="ko-KR" w:bidi="ar-SA"/>
         </w:rPr>
         <w:t xml:space="preserve"> 보내고 </w:t>
       </w:r>
@@ -4354,8 +4950,10 @@
       <w:r>
         <w:rPr>
           <w:rFonts w:eastAsia="맑은 고딕"/>
+          <w:noProof/>
           <w:color w:val="1F364D"/>
           <w:sz w:val="21"/>
+          <w:lang w:val="ko-KR" w:eastAsia="ko-KR" w:bidi="ar-SA"/>
         </w:rPr>
         <w:t>상태(</w:t>
       </w:r>
@@ -4363,8 +4961,10 @@
       <w:r>
         <w:rPr>
           <w:rFonts w:eastAsia="맑은 고딕"/>
+          <w:noProof/>
           <w:color w:val="1F364D"/>
           <w:sz w:val="21"/>
+          <w:lang w:val="ko-KR" w:eastAsia="ko-KR" w:bidi="ar-SA"/>
         </w:rPr>
         <w:t>Run/</w:t>
       </w:r>
@@ -4372,8 +4972,10 @@
       <w:r>
         <w:rPr>
           <w:rFonts w:eastAsia="맑은 고딕"/>
+          <w:noProof/>
           <w:color w:val="1F364D"/>
           <w:sz w:val="21"/>
+          <w:lang w:val="ko-KR" w:eastAsia="ko-KR" w:bidi="ar-SA"/>
         </w:rPr>
         <w:t>Trip)를</w:t>
       </w:r>
@@ -4381,8 +4983,10 @@
       <w:r>
         <w:rPr>
           <w:rFonts w:eastAsia="맑은 고딕"/>
+          <w:noProof/>
           <w:color w:val="1F364D"/>
           <w:sz w:val="21"/>
+          <w:lang w:val="ko-KR" w:eastAsia="ko-KR" w:bidi="ar-SA"/>
         </w:rPr>
         <w:t xml:space="preserve"> 받는다.</w:t>
       </w:r>
@@ -4392,22 +4996,28 @@
         <w:spacing w:after="60" w:line="324" w:lineRule="auto"/>
         <w:ind w:left="320"/>
         <w:rPr>
-          <w:color w:val="1F364D"/>
+          <w:noProof/>
+          <w:color w:val="1F364D"/>
+          <w:lang w:val="ko-KR" w:eastAsia="ko-KR" w:bidi="ar-SA"/>
         </w:rPr>
       </w:pPr>
       <w:r>
         <w:rPr>
           <w:rFonts w:eastAsia="맑은 고딕"/>
+          <w:noProof/>
           <w:color w:val="1F364D"/>
           <w:sz w:val="21"/>
+          <w:lang w:val="ko-KR" w:eastAsia="ko-KR" w:bidi="ar-SA"/>
         </w:rPr>
         <w:t xml:space="preserve">•  </w:t>
       </w:r>
       <w:r>
         <w:rPr>
           <w:rFonts w:eastAsia="맑은 고딕"/>
+          <w:noProof/>
           <w:color w:val="1F364D"/>
           <w:sz w:val="21"/>
+          <w:lang w:val="ko-KR" w:eastAsia="ko-KR" w:bidi="ar-SA"/>
         </w:rPr>
         <w:t xml:space="preserve">전통적 방식 — DCS/PLC와 MCC 사이에 </w:t>
       </w:r>
@@ -4415,8 +5025,10 @@
       <w:r>
         <w:rPr>
           <w:rFonts w:eastAsia="맑은 고딕"/>
+          <w:noProof/>
           <w:color w:val="1F364D"/>
           <w:sz w:val="21"/>
+          <w:lang w:val="ko-KR" w:eastAsia="ko-KR" w:bidi="ar-SA"/>
         </w:rPr>
         <w:t>IRP(</w:t>
       </w:r>
@@ -4424,8 +5036,10 @@
       <w:r>
         <w:rPr>
           <w:rFonts w:eastAsia="맑은 고딕"/>
+          <w:noProof/>
           <w:color w:val="1F364D"/>
           <w:sz w:val="21"/>
+          <w:lang w:val="ko-KR" w:eastAsia="ko-KR" w:bidi="ar-SA"/>
         </w:rPr>
         <w:t>Interposing Relay Panel) 설치 → 전압 신호 절연 및 DCS/PLC 카드 보호.</w:t>
       </w:r>
@@ -4435,14 +5049,18 @@
         <w:spacing w:after="60" w:line="324" w:lineRule="auto"/>
         <w:ind w:left="320"/>
         <w:rPr>
-          <w:color w:val="1F364D"/>
+          <w:noProof/>
+          <w:color w:val="1F364D"/>
+          <w:lang w:val="ko-KR" w:eastAsia="ko-KR" w:bidi="ar-SA"/>
         </w:rPr>
       </w:pPr>
       <w:r>
         <w:rPr>
           <w:rFonts w:eastAsia="맑은 고딕"/>
+          <w:noProof/>
           <w:color w:val="1F364D"/>
           <w:sz w:val="21"/>
+          <w:lang w:val="ko-KR" w:eastAsia="ko-KR" w:bidi="ar-SA"/>
         </w:rPr>
         <w:t xml:space="preserve">•  </w:t>
       </w:r>
@@ -4450,16 +5068,20 @@
         <w:rPr>
           <w:rFonts w:eastAsia="맑은 고딕"/>
           <w:b/>
+          <w:noProof/>
           <w:color w:val="1F364D"/>
           <w:sz w:val="21"/>
+          <w:lang w:val="ko-KR" w:eastAsia="ko-KR" w:bidi="ar-SA"/>
         </w:rPr>
         <w:t xml:space="preserve">신호 — </w:t>
       </w:r>
       <w:r>
         <w:rPr>
           <w:rFonts w:eastAsia="맑은 고딕"/>
+          <w:noProof/>
           <w:color w:val="1F364D"/>
           <w:sz w:val="21"/>
+          <w:lang w:val="ko-KR" w:eastAsia="ko-KR" w:bidi="ar-SA"/>
         </w:rPr>
         <w:t xml:space="preserve">DCS/PLC → </w:t>
       </w:r>
@@ -4467,8 +5089,10 @@
       <w:r>
         <w:rPr>
           <w:rFonts w:eastAsia="맑은 고딕"/>
+          <w:noProof/>
           <w:color w:val="1F364D"/>
           <w:sz w:val="21"/>
+          <w:lang w:val="ko-KR" w:eastAsia="ko-KR" w:bidi="ar-SA"/>
         </w:rPr>
         <w:t>MCC :</w:t>
       </w:r>
@@ -4476,8 +5100,10 @@
       <w:r>
         <w:rPr>
           <w:rFonts w:eastAsia="맑은 고딕"/>
+          <w:noProof/>
           <w:color w:val="1F364D"/>
           <w:sz w:val="21"/>
+          <w:lang w:val="ko-KR" w:eastAsia="ko-KR" w:bidi="ar-SA"/>
         </w:rPr>
         <w:t xml:space="preserve"> Start/Stop </w:t>
       </w:r>
@@ -4486,8 +5112,10 @@
       <w:r>
         <w:rPr>
           <w:rFonts w:eastAsia="맑은 고딕"/>
+          <w:noProof/>
           <w:color w:val="1F364D"/>
           <w:sz w:val="21"/>
+          <w:lang w:val="ko-KR" w:eastAsia="ko-KR" w:bidi="ar-SA"/>
         </w:rPr>
         <w:t>명령</w:t>
       </w:r>
@@ -4495,8 +5123,10 @@
       <w:r>
         <w:rPr>
           <w:rFonts w:eastAsia="맑은 고딕"/>
+          <w:noProof/>
           <w:color w:val="1F364D"/>
           <w:sz w:val="21"/>
+          <w:lang w:val="ko-KR" w:eastAsia="ko-KR" w:bidi="ar-SA"/>
         </w:rPr>
         <w:t>(</w:t>
       </w:r>
@@ -4504,8 +5134,10 @@
       <w:r>
         <w:rPr>
           <w:rFonts w:eastAsia="맑은 고딕"/>
+          <w:noProof/>
           <w:color w:val="1F364D"/>
           <w:sz w:val="21"/>
+          <w:lang w:val="ko-KR" w:eastAsia="ko-KR" w:bidi="ar-SA"/>
         </w:rPr>
         <w:t xml:space="preserve">DO), VFD </w:t>
       </w:r>
@@ -4513,8 +5145,10 @@
       <w:r>
         <w:rPr>
           <w:rFonts w:eastAsia="맑은 고딕"/>
+          <w:noProof/>
           <w:color w:val="1F364D"/>
           <w:sz w:val="21"/>
+          <w:lang w:val="ko-KR" w:eastAsia="ko-KR" w:bidi="ar-SA"/>
         </w:rPr>
         <w:t>속도</w:t>
       </w:r>
@@ -4522,9 +5156,10 @@
       <w:r>
         <w:rPr>
           <w:rFonts w:eastAsia="맑은 고딕" w:hint="eastAsia"/>
+          <w:noProof/>
           <w:color w:val="1F364D"/>
           <w:sz w:val="21"/>
-          <w:lang w:eastAsia="ko-KR"/>
+          <w:lang w:eastAsia="ko-KR" w:val="ko-KR" w:bidi="ar-SA"/>
         </w:rPr>
         <w:t xml:space="preserve"> </w:t>
       </w:r>
@@ -4532,8 +5167,10 @@
       <w:r>
         <w:rPr>
           <w:rFonts w:eastAsia="맑은 고딕"/>
+          <w:noProof/>
           <w:color w:val="1F364D"/>
           <w:sz w:val="21"/>
+          <w:lang w:val="ko-KR" w:eastAsia="ko-KR" w:bidi="ar-SA"/>
         </w:rPr>
         <w:t>Setpoint(</w:t>
       </w:r>
@@ -4541,8 +5178,10 @@
       <w:r>
         <w:rPr>
           <w:rFonts w:eastAsia="맑은 고딕"/>
+          <w:noProof/>
           <w:color w:val="1F364D"/>
           <w:sz w:val="21"/>
+          <w:lang w:val="ko-KR" w:eastAsia="ko-KR" w:bidi="ar-SA"/>
         </w:rPr>
         <w:t>AO, 4~20 mA)</w:t>
       </w:r>
@@ -4552,22 +5191,28 @@
         <w:spacing w:after="60" w:line="324" w:lineRule="auto"/>
         <w:ind w:left="640"/>
         <w:rPr>
-          <w:color w:val="1F364D"/>
+          <w:noProof/>
+          <w:color w:val="1F364D"/>
+          <w:lang w:val="ko-KR" w:eastAsia="ko-KR" w:bidi="ar-SA"/>
         </w:rPr>
       </w:pPr>
       <w:r>
         <w:rPr>
           <w:rFonts w:eastAsia="맑은 고딕"/>
+          <w:noProof/>
           <w:color w:val="1F364D"/>
           <w:sz w:val="21"/>
+          <w:lang w:val="ko-KR" w:eastAsia="ko-KR" w:bidi="ar-SA"/>
         </w:rPr>
         <w:t xml:space="preserve">–  </w:t>
       </w:r>
       <w:r>
         <w:rPr>
           <w:rFonts w:eastAsia="맑은 고딕"/>
+          <w:noProof/>
           <w:color w:val="1F364D"/>
           <w:sz w:val="21"/>
+          <w:lang w:val="ko-KR" w:eastAsia="ko-KR" w:bidi="ar-SA"/>
         </w:rPr>
         <w:t>MCC → DCS/</w:t>
       </w:r>
@@ -4575,8 +5220,10 @@
       <w:r>
         <w:rPr>
           <w:rFonts w:eastAsia="맑은 고딕"/>
+          <w:noProof/>
           <w:color w:val="1F364D"/>
           <w:sz w:val="21"/>
+          <w:lang w:val="ko-KR" w:eastAsia="ko-KR" w:bidi="ar-SA"/>
         </w:rPr>
         <w:t>PLC :</w:t>
       </w:r>
@@ -4584,8 +5231,10 @@
       <w:r>
         <w:rPr>
           <w:rFonts w:eastAsia="맑은 고딕"/>
+          <w:noProof/>
           <w:color w:val="1F364D"/>
           <w:sz w:val="21"/>
+          <w:lang w:val="ko-KR" w:eastAsia="ko-KR" w:bidi="ar-SA"/>
         </w:rPr>
         <w:t xml:space="preserve"> Run/Stop/Trip </w:t>
       </w:r>
@@ -4593,8 +5242,10 @@
       <w:r>
         <w:rPr>
           <w:rFonts w:eastAsia="맑은 고딕"/>
+          <w:noProof/>
           <w:color w:val="1F364D"/>
           <w:sz w:val="21"/>
+          <w:lang w:val="ko-KR" w:eastAsia="ko-KR" w:bidi="ar-SA"/>
         </w:rPr>
         <w:t>상태(</w:t>
       </w:r>
@@ -4602,8 +5253,10 @@
       <w:r>
         <w:rPr>
           <w:rFonts w:eastAsia="맑은 고딕"/>
+          <w:noProof/>
           <w:color w:val="1F364D"/>
           <w:sz w:val="21"/>
+          <w:lang w:val="ko-KR" w:eastAsia="ko-KR" w:bidi="ar-SA"/>
         </w:rPr>
         <w:t>DI), 전류(A)·</w:t>
       </w:r>
@@ -4611,8 +5264,10 @@
       <w:r>
         <w:rPr>
           <w:rFonts w:eastAsia="맑은 고딕"/>
+          <w:noProof/>
           <w:color w:val="1F364D"/>
           <w:sz w:val="21"/>
+          <w:lang w:val="ko-KR" w:eastAsia="ko-KR" w:bidi="ar-SA"/>
         </w:rPr>
         <w:t>속도(</w:t>
       </w:r>
@@ -4620,8 +5275,10 @@
       <w:r>
         <w:rPr>
           <w:rFonts w:eastAsia="맑은 고딕"/>
+          <w:noProof/>
           <w:color w:val="1F364D"/>
           <w:sz w:val="21"/>
+          <w:lang w:val="ko-KR" w:eastAsia="ko-KR" w:bidi="ar-SA"/>
         </w:rPr>
         <w:t xml:space="preserve">RPM) </w:t>
       </w:r>
@@ -4629,8 +5286,10 @@
       <w:r>
         <w:rPr>
           <w:rFonts w:eastAsia="맑은 고딕"/>
+          <w:noProof/>
           <w:color w:val="1F364D"/>
           <w:sz w:val="21"/>
+          <w:lang w:val="ko-KR" w:eastAsia="ko-KR" w:bidi="ar-SA"/>
         </w:rPr>
         <w:t>지시(</w:t>
       </w:r>
@@ -4638,8 +5297,10 @@
       <w:r>
         <w:rPr>
           <w:rFonts w:eastAsia="맑은 고딕"/>
+          <w:noProof/>
           <w:color w:val="1F364D"/>
           <w:sz w:val="21"/>
+          <w:lang w:val="ko-KR" w:eastAsia="ko-KR" w:bidi="ar-SA"/>
         </w:rPr>
         <w:t>AI, 4~20 mA)</w:t>
       </w:r>
@@ -4649,22 +5310,28 @@
         <w:spacing w:after="60" w:line="324" w:lineRule="auto"/>
         <w:ind w:left="320"/>
         <w:rPr>
-          <w:color w:val="1F364D"/>
+          <w:noProof/>
+          <w:color w:val="1F364D"/>
+          <w:lang w:val="ko-KR" w:eastAsia="ko-KR" w:bidi="ar-SA"/>
         </w:rPr>
       </w:pPr>
       <w:r>
         <w:rPr>
           <w:rFonts w:eastAsia="맑은 고딕"/>
+          <w:noProof/>
           <w:color w:val="1F364D"/>
           <w:sz w:val="21"/>
+          <w:lang w:val="ko-KR" w:eastAsia="ko-KR" w:bidi="ar-SA"/>
         </w:rPr>
         <w:t xml:space="preserve">•  </w:t>
       </w:r>
       <w:r>
         <w:rPr>
           <w:rFonts w:eastAsia="맑은 고딕"/>
+          <w:noProof/>
           <w:color w:val="1F364D"/>
           <w:sz w:val="21"/>
+          <w:lang w:val="ko-KR" w:eastAsia="ko-KR" w:bidi="ar-SA"/>
         </w:rPr>
         <w:t xml:space="preserve">Smart/Intelligent MCC — Ethernet/Modbus TCP-IP/Profibus 통신으로 DCS와 직접 연동 → 전력·에너지·정비 데이터를 DCS에서 직접 </w:t>
       </w:r>
@@ -4672,8 +5339,10 @@
       <w:r>
         <w:rPr>
           <w:rFonts w:eastAsia="맑은 고딕"/>
+          <w:noProof/>
           <w:color w:val="1F364D"/>
           <w:sz w:val="21"/>
+          <w:lang w:val="ko-KR" w:eastAsia="ko-KR" w:bidi="ar-SA"/>
         </w:rPr>
         <w:t>조회(</w:t>
       </w:r>
@@ -4681,8 +5350,10 @@
       <w:r>
         <w:rPr>
           <w:rFonts w:eastAsia="맑은 고딕"/>
+          <w:noProof/>
           <w:color w:val="1F364D"/>
           <w:sz w:val="21"/>
+          <w:lang w:val="ko-KR" w:eastAsia="ko-KR" w:bidi="ar-SA"/>
         </w:rPr>
         <w:t>예지정비 활용).</w:t>
       </w:r>
@@ -4693,7 +5364,8 @@
         <w:rPr>
           <w:b/>
           <w:bCs/>
-          <w:lang w:eastAsia="ko-KR"/>
+          <w:noProof/>
+          <w:lang w:eastAsia="ko-KR" w:val="ko-KR" w:bidi="ar-SA"/>
           <w:color w:val="1F364D"/>
         </w:rPr>
       </w:pPr>
@@ -4702,9 +5374,10 @@
           <w:rFonts w:eastAsia="맑은 고딕"/>
           <w:b/>
           <w:bCs/>
+          <w:noProof/>
           <w:color w:val="1F364D"/>
           <w:sz w:val="20"/>
-          <w:lang w:eastAsia="ko-KR"/>
+          <w:lang w:eastAsia="ko-KR" w:val="ko-KR" w:bidi="ar-SA"/>
         </w:rPr>
         <w:lastRenderedPageBreak/>
         <w:t xml:space="preserve">Pump Start/Stop을 DCS Interlock으로 과도하게 구현하지 말고 MCC로 연결하면 되는 경우가 많다. “전동기 기동/정지”는 MCC의 역할임을 인지하면 불필요한 DCS </w:t>
@@ -4715,9 +5388,10 @@
           <w:rFonts w:eastAsia="맑은 고딕"/>
           <w:b/>
           <w:bCs/>
+          <w:noProof/>
           <w:color w:val="1F364D"/>
           <w:sz w:val="20"/>
-          <w:lang w:eastAsia="ko-KR"/>
+          <w:lang w:eastAsia="ko-KR" w:val="ko-KR" w:bidi="ar-SA"/>
         </w:rPr>
         <w:t>Logic·Hand</w:t>
       </w:r>
@@ -4727,9 +5401,10 @@
           <w:rFonts w:eastAsia="맑은 고딕"/>
           <w:b/>
           <w:bCs/>
+          <w:noProof/>
           <w:color w:val="1F364D"/>
           <w:sz w:val="20"/>
-          <w:lang w:eastAsia="ko-KR"/>
+          <w:lang w:eastAsia="ko-KR" w:val="ko-KR" w:bidi="ar-SA"/>
         </w:rPr>
         <w:t xml:space="preserve"> Switch 작성을 피할 수 있다</w:t>
       </w:r>
@@ -4738,9 +5413,10 @@
           <w:rFonts w:eastAsia="맑은 고딕" w:hint="eastAsia"/>
           <w:b/>
           <w:bCs/>
+          <w:noProof/>
           <w:color w:val="1F364D"/>
           <w:sz w:val="20"/>
-          <w:lang w:eastAsia="ko-KR"/>
+          <w:lang w:eastAsia="ko-KR" w:val="ko-KR" w:bidi="ar-SA"/>
         </w:rPr>
         <w:t>.</w:t>
       </w:r>
@@ -4749,9 +5425,10 @@
           <w:rFonts w:eastAsia="맑은 고딕"/>
           <w:b/>
           <w:bCs/>
+          <w:noProof/>
           <w:color w:val="1F364D"/>
           <w:sz w:val="20"/>
-          <w:lang w:eastAsia="ko-KR"/>
+          <w:lang w:eastAsia="ko-KR" w:val="ko-KR" w:bidi="ar-SA"/>
         </w:rPr>
         <w:t xml:space="preserve"> </w:t>
       </w:r>
@@ -4761,7 +5438,8 @@
         <w:keepNext/>
         <w:spacing w:before="320" w:after="40"/>
         <w:rPr>
-          <w:lang w:eastAsia="ko-KR"/>
+          <w:noProof/>
+          <w:lang w:eastAsia="ko-KR" w:val="ko-KR" w:bidi="ar-SA"/>
           <w:color w:val="1F364D"/>
         </w:rPr>
       </w:pPr>
@@ -4769,9 +5447,10 @@
         <w:rPr>
           <w:rFonts w:eastAsia="맑은 고딕"/>
           <w:b/>
+          <w:noProof/>
           <w:color w:val="1F364D"/>
           <w:sz w:val="30"/>
-          <w:lang w:eastAsia="ko-KR"/>
+          <w:lang w:eastAsia="ko-KR" w:val="ko-KR" w:bidi="ar-SA"/>
         </w:rPr>
         <w:t xml:space="preserve">6 </w:t>
       </w:r>
@@ -4779,9 +5458,10 @@
         <w:rPr>
           <w:rFonts w:eastAsia="맑은 고딕"/>
           <w:b/>
+          <w:noProof/>
           <w:color w:val="1F364D"/>
           <w:sz w:val="30"/>
-          <w:lang w:eastAsia="ko-KR"/>
+          <w:lang w:eastAsia="ko-KR" w:val="ko-KR" w:bidi="ar-SA"/>
         </w:rPr>
         <w:t>MMS — Machinery Monitoring System (회전기계 감시/보호)</w:t>
       </w:r>
@@ -4791,7 +5471,8 @@
         <w:keepNext/>
         <w:spacing w:before="240" w:after="60"/>
         <w:rPr>
-          <w:lang w:eastAsia="ko-KR"/>
+          <w:noProof/>
+          <w:lang w:eastAsia="ko-KR" w:val="ko-KR" w:bidi="ar-SA"/>
           <w:color w:val="1F364D"/>
         </w:rPr>
       </w:pPr>
@@ -4799,9 +5480,10 @@
         <w:rPr>
           <w:rFonts w:eastAsia="맑은 고딕"/>
           <w:b/>
+          <w:noProof/>
           <w:color w:val="1F364D"/>
           <w:sz w:val="24"/>
-          <w:lang w:eastAsia="ko-KR"/>
+          <w:lang w:eastAsia="ko-KR" w:val="ko-KR" w:bidi="ar-SA"/>
         </w:rPr>
         <w:t xml:space="preserve">▌ </w:t>
       </w:r>
@@ -4809,9 +5491,10 @@
         <w:rPr>
           <w:rFonts w:eastAsia="맑은 고딕"/>
           <w:b/>
+          <w:noProof/>
           <w:color w:val="1F364D"/>
           <w:sz w:val="24"/>
-          <w:lang w:eastAsia="ko-KR"/>
+          <w:lang w:eastAsia="ko-KR" w:val="ko-KR" w:bidi="ar-SA"/>
         </w:rPr>
         <w:t>정의</w:t>
       </w:r>
@@ -4821,25 +5504,28 @@
         <w:spacing w:after="60" w:line="324" w:lineRule="auto"/>
         <w:ind w:left="320"/>
         <w:rPr>
-          <w:lang w:eastAsia="ko-KR"/>
+          <w:noProof/>
+          <w:lang w:eastAsia="ko-KR" w:val="ko-KR" w:bidi="ar-SA"/>
           <w:color w:val="1F364D"/>
         </w:rPr>
       </w:pPr>
       <w:r>
         <w:rPr>
           <w:rFonts w:eastAsia="맑은 고딕"/>
+          <w:noProof/>
           <w:color w:val="1F364D"/>
           <w:sz w:val="21"/>
-          <w:lang w:eastAsia="ko-KR"/>
+          <w:lang w:eastAsia="ko-KR" w:val="ko-KR" w:bidi="ar-SA"/>
         </w:rPr>
         <w:t xml:space="preserve">•  </w:t>
       </w:r>
       <w:r>
         <w:rPr>
           <w:rFonts w:eastAsia="맑은 고딕"/>
+          <w:noProof/>
           <w:color w:val="1F364D"/>
           <w:sz w:val="21"/>
-          <w:lang w:eastAsia="ko-KR"/>
+          <w:lang w:eastAsia="ko-KR" w:val="ko-KR" w:bidi="ar-SA"/>
         </w:rPr>
         <w:t>터빈·컴프레서·대형 펌프 등 회전기계의 진동(Vibration)·</w:t>
       </w:r>
@@ -4847,9 +5533,10 @@
       <w:r>
         <w:rPr>
           <w:rFonts w:eastAsia="맑은 고딕"/>
+          <w:noProof/>
           <w:color w:val="1F364D"/>
           <w:sz w:val="21"/>
-          <w:lang w:eastAsia="ko-KR"/>
+          <w:lang w:eastAsia="ko-KR" w:val="ko-KR" w:bidi="ar-SA"/>
         </w:rPr>
         <w:t>축위치</w:t>
       </w:r>
@@ -4857,9 +5544,10 @@
       <w:r>
         <w:rPr>
           <w:rFonts w:eastAsia="맑은 고딕"/>
+          <w:noProof/>
           <w:color w:val="1F364D"/>
           <w:sz w:val="21"/>
-          <w:lang w:eastAsia="ko-KR"/>
+          <w:lang w:eastAsia="ko-KR" w:val="ko-KR" w:bidi="ar-SA"/>
         </w:rPr>
         <w:t>(Axial/Thrust)·속도를 연속 감시하고, 위험 시 Trip(보호)시키는 시스템.</w:t>
       </w:r>
@@ -4869,14 +5557,18 @@
         <w:spacing w:after="60" w:line="324" w:lineRule="auto"/>
         <w:ind w:left="320"/>
         <w:rPr>
-          <w:color w:val="1F364D"/>
+          <w:noProof/>
+          <w:color w:val="1F364D"/>
+          <w:lang w:val="ko-KR" w:eastAsia="ko-KR" w:bidi="ar-SA"/>
         </w:rPr>
       </w:pPr>
       <w:r>
         <w:rPr>
           <w:rFonts w:eastAsia="맑은 고딕"/>
+          <w:noProof/>
           <w:color w:val="1F364D"/>
           <w:sz w:val="21"/>
+          <w:lang w:val="ko-KR" w:eastAsia="ko-KR" w:bidi="ar-SA"/>
         </w:rPr>
         <w:t xml:space="preserve">•  </w:t>
       </w:r>
@@ -4884,8 +5576,10 @@
       <w:r>
         <w:rPr>
           <w:rFonts w:eastAsia="맑은 고딕"/>
+          <w:noProof/>
           <w:color w:val="1F364D"/>
           <w:sz w:val="21"/>
+          <w:lang w:val="ko-KR" w:eastAsia="ko-KR" w:bidi="ar-SA"/>
         </w:rPr>
         <w:t>대표</w:t>
       </w:r>
@@ -4893,8 +5587,10 @@
       <w:r>
         <w:rPr>
           <w:rFonts w:eastAsia="맑은 고딕"/>
+          <w:noProof/>
           <w:color w:val="1F364D"/>
           <w:sz w:val="21"/>
+          <w:lang w:val="ko-KR" w:eastAsia="ko-KR" w:bidi="ar-SA"/>
         </w:rPr>
         <w:t xml:space="preserve"> </w:t>
       </w:r>
@@ -4902,8 +5598,10 @@
       <w:r>
         <w:rPr>
           <w:rFonts w:eastAsia="맑은 고딕"/>
+          <w:noProof/>
           <w:color w:val="1F364D"/>
           <w:sz w:val="21"/>
+          <w:lang w:val="ko-KR" w:eastAsia="ko-KR" w:bidi="ar-SA"/>
         </w:rPr>
         <w:t>제품</w:t>
       </w:r>
@@ -4911,8 +5609,10 @@
       <w:r>
         <w:rPr>
           <w:rFonts w:eastAsia="맑은 고딕"/>
+          <w:noProof/>
           <w:color w:val="1F364D"/>
           <w:sz w:val="21"/>
+          <w:lang w:val="ko-KR" w:eastAsia="ko-KR" w:bidi="ar-SA"/>
         </w:rPr>
         <w:t xml:space="preserve"> — Bently Nevada 3500 / Orbit 60 (Baker Hughes).</w:t>
       </w:r>
@@ -4922,15 +5622,19 @@
         <w:keepNext/>
         <w:spacing w:before="240" w:after="60"/>
         <w:rPr>
-          <w:color w:val="1F364D"/>
+          <w:noProof/>
+          <w:color w:val="1F364D"/>
+          <w:lang w:val="ko-KR" w:eastAsia="ko-KR" w:bidi="ar-SA"/>
         </w:rPr>
       </w:pPr>
       <w:r>
         <w:rPr>
           <w:rFonts w:eastAsia="맑은 고딕"/>
           <w:b/>
+          <w:noProof/>
           <w:color w:val="1F364D"/>
           <w:sz w:val="24"/>
+          <w:lang w:val="ko-KR" w:eastAsia="ko-KR" w:bidi="ar-SA"/>
         </w:rPr>
         <w:t xml:space="preserve">▌ </w:t>
       </w:r>
@@ -4938,8 +5642,10 @@
         <w:rPr>
           <w:rFonts w:eastAsia="맑은 고딕"/>
           <w:b/>
+          <w:noProof/>
           <w:color w:val="1F364D"/>
           <w:sz w:val="24"/>
+          <w:lang w:val="ko-KR" w:eastAsia="ko-KR" w:bidi="ar-SA"/>
         </w:rPr>
         <w:t>표준</w:t>
       </w:r>
@@ -4950,23 +5656,29 @@
         <w:ind w:left="320"/>
         <w:rPr>
           <w:rFonts w:eastAsia="맑은 고딕"/>
+          <w:noProof/>
           <w:color w:val="1F364D"/>
           <w:sz w:val="21"/>
+          <w:lang w:val="ko-KR" w:eastAsia="ko-KR" w:bidi="ar-SA"/>
         </w:rPr>
       </w:pPr>
       <w:r>
         <w:rPr>
           <w:rFonts w:eastAsia="맑은 고딕"/>
+          <w:noProof/>
           <w:color w:val="1F364D"/>
           <w:sz w:val="21"/>
+          <w:lang w:val="ko-KR" w:eastAsia="ko-KR" w:bidi="ar-SA"/>
         </w:rPr>
         <w:t xml:space="preserve">•  </w:t>
       </w:r>
       <w:r>
         <w:rPr>
           <w:rFonts w:eastAsia="맑은 고딕"/>
+          <w:noProof/>
           <w:color w:val="1F364D"/>
           <w:sz w:val="21"/>
+          <w:lang w:val="ko-KR" w:eastAsia="ko-KR" w:bidi="ar-SA"/>
         </w:rPr>
         <w:t xml:space="preserve">API 670(Machinery Protection System) 준수가 핵심 (석유·가스 회전기계 보호 표준). </w:t>
       </w:r>
@@ -4976,7 +5688,8 @@
         <w:spacing w:after="60" w:line="324" w:lineRule="auto"/>
         <w:ind w:left="320"/>
         <w:rPr>
-          <w:lang w:eastAsia="ko-KR"/>
+          <w:noProof/>
+          <w:lang w:eastAsia="ko-KR" w:val="ko-KR" w:bidi="ar-SA"/>
           <w:color w:val="1F364D"/>
         </w:rPr>
       </w:pPr>
@@ -4984,9 +5697,10 @@
       <w:r>
         <w:rPr>
           <w:rFonts w:eastAsia="맑은 고딕"/>
+          <w:noProof/>
           <w:color w:val="1F364D"/>
           <w:sz w:val="21"/>
-          <w:lang w:eastAsia="ko-KR"/>
+          <w:lang w:eastAsia="ko-KR" w:val="ko-KR" w:bidi="ar-SA"/>
         </w:rPr>
         <w:t>왕복동</w:t>
       </w:r>
@@ -4994,9 +5708,10 @@
       <w:r>
         <w:rPr>
           <w:rFonts w:eastAsia="맑은 고딕"/>
+          <w:noProof/>
           <w:color w:val="1F364D"/>
           <w:sz w:val="21"/>
-          <w:lang w:eastAsia="ko-KR"/>
+          <w:lang w:eastAsia="ko-KR" w:val="ko-KR" w:bidi="ar-SA"/>
         </w:rPr>
         <w:t xml:space="preserve"> 압축기는 API 618도 관련.</w:t>
       </w:r>
@@ -5006,7 +5721,8 @@
         <w:keepNext/>
         <w:spacing w:before="240" w:after="60"/>
         <w:rPr>
-          <w:lang w:eastAsia="ko-KR"/>
+          <w:noProof/>
+          <w:lang w:eastAsia="ko-KR" w:val="ko-KR" w:bidi="ar-SA"/>
           <w:color w:val="1F364D"/>
         </w:rPr>
       </w:pPr>
@@ -5014,9 +5730,10 @@
         <w:rPr>
           <w:rFonts w:eastAsia="맑은 고딕"/>
           <w:b/>
+          <w:noProof/>
           <w:color w:val="1F364D"/>
           <w:sz w:val="24"/>
-          <w:lang w:eastAsia="ko-KR"/>
+          <w:lang w:eastAsia="ko-KR" w:val="ko-KR" w:bidi="ar-SA"/>
         </w:rPr>
         <w:t xml:space="preserve">▌ </w:t>
       </w:r>
@@ -5025,9 +5742,10 @@
         <w:rPr>
           <w:rFonts w:eastAsia="맑은 고딕"/>
           <w:b/>
+          <w:noProof/>
           <w:color w:val="1F364D"/>
           <w:sz w:val="24"/>
-          <w:lang w:eastAsia="ko-KR"/>
+          <w:lang w:eastAsia="ko-KR" w:val="ko-KR" w:bidi="ar-SA"/>
         </w:rPr>
         <w:t>DCS/</w:t>
       </w:r>
@@ -5035,9 +5753,10 @@
         <w:rPr>
           <w:rFonts w:eastAsia="맑은 고딕"/>
           <w:b/>
+          <w:noProof/>
           <w:color w:val="1F364D"/>
           <w:sz w:val="24"/>
-          <w:lang w:eastAsia="ko-KR"/>
+          <w:lang w:eastAsia="ko-KR" w:val="ko-KR" w:bidi="ar-SA"/>
         </w:rPr>
         <w:t xml:space="preserve"> ESD</w:t>
       </w:r>
@@ -5046,9 +5765,10 @@
         <w:rPr>
           <w:rFonts w:eastAsia="맑은 고딕"/>
           <w:b/>
+          <w:noProof/>
           <w:color w:val="1F364D"/>
           <w:sz w:val="24"/>
-          <w:lang w:eastAsia="ko-KR"/>
+          <w:lang w:eastAsia="ko-KR" w:val="ko-KR" w:bidi="ar-SA"/>
         </w:rPr>
         <w:t xml:space="preserve"> 와의 관계</w:t>
       </w:r>
@@ -5058,25 +5778,28 @@
         <w:spacing w:after="60" w:line="324" w:lineRule="auto"/>
         <w:ind w:left="320"/>
         <w:rPr>
-          <w:lang w:eastAsia="ko-KR"/>
+          <w:noProof/>
+          <w:lang w:eastAsia="ko-KR" w:val="ko-KR" w:bidi="ar-SA"/>
           <w:color w:val="1F364D"/>
         </w:rPr>
       </w:pPr>
       <w:r>
         <w:rPr>
           <w:rFonts w:eastAsia="맑은 고딕"/>
+          <w:noProof/>
           <w:color w:val="1F364D"/>
           <w:sz w:val="21"/>
-          <w:lang w:eastAsia="ko-KR"/>
+          <w:lang w:eastAsia="ko-KR" w:val="ko-KR" w:bidi="ar-SA"/>
         </w:rPr>
         <w:t xml:space="preserve">•  </w:t>
       </w:r>
       <w:r>
         <w:rPr>
           <w:rFonts w:eastAsia="맑은 고딕"/>
+          <w:noProof/>
           <w:color w:val="1F364D"/>
           <w:sz w:val="21"/>
-          <w:lang w:eastAsia="ko-KR"/>
+          <w:lang w:eastAsia="ko-KR" w:val="ko-KR" w:bidi="ar-SA"/>
         </w:rPr>
         <w:t>DCS/SCADA 연동 — Ethernet, Modbus TCP/RTU, OPC-UA로 진동·</w:t>
       </w:r>
@@ -5084,9 +5807,10 @@
       <w:r>
         <w:rPr>
           <w:rFonts w:eastAsia="맑은 고딕"/>
+          <w:noProof/>
           <w:color w:val="1F364D"/>
           <w:sz w:val="21"/>
-          <w:lang w:eastAsia="ko-KR"/>
+          <w:lang w:eastAsia="ko-KR" w:val="ko-KR" w:bidi="ar-SA"/>
         </w:rPr>
         <w:t>축위치</w:t>
       </w:r>
@@ -5094,9 +5818,10 @@
       <w:r>
         <w:rPr>
           <w:rFonts w:eastAsia="맑은 고딕"/>
+          <w:noProof/>
           <w:color w:val="1F364D"/>
           <w:sz w:val="21"/>
-          <w:lang w:eastAsia="ko-KR"/>
+          <w:lang w:eastAsia="ko-KR" w:val="ko-KR" w:bidi="ar-SA"/>
         </w:rPr>
         <w:t xml:space="preserve"> 데이터를 DCS로 전송 → 운전원이 중앙에서 감시.</w:t>
       </w:r>
@@ -5106,25 +5831,28 @@
         <w:spacing w:after="60" w:line="324" w:lineRule="auto"/>
         <w:ind w:left="320"/>
         <w:rPr>
-          <w:lang w:eastAsia="ko-KR"/>
+          <w:noProof/>
+          <w:lang w:eastAsia="ko-KR" w:val="ko-KR" w:bidi="ar-SA"/>
           <w:color w:val="1F364D"/>
         </w:rPr>
       </w:pPr>
       <w:r>
         <w:rPr>
           <w:rFonts w:eastAsia="맑은 고딕"/>
+          <w:noProof/>
           <w:color w:val="1F364D"/>
           <w:sz w:val="21"/>
-          <w:lang w:eastAsia="ko-KR"/>
+          <w:lang w:eastAsia="ko-KR" w:val="ko-KR" w:bidi="ar-SA"/>
         </w:rPr>
         <w:t xml:space="preserve">•  </w:t>
       </w:r>
       <w:r>
         <w:rPr>
           <w:rFonts w:eastAsia="맑은 고딕"/>
+          <w:noProof/>
           <w:color w:val="1F364D"/>
           <w:sz w:val="21"/>
-          <w:lang w:eastAsia="ko-KR"/>
+          <w:lang w:eastAsia="ko-KR" w:val="ko-KR" w:bidi="ar-SA"/>
         </w:rPr>
         <w:t xml:space="preserve">ESD/Trip 연동 — 릴레이 모듈(예: 3500/32)의 </w:t>
       </w:r>
@@ -5132,9 +5860,10 @@
       <w:r>
         <w:rPr>
           <w:rFonts w:eastAsia="맑은 고딕"/>
+          <w:noProof/>
           <w:color w:val="1F364D"/>
           <w:sz w:val="21"/>
-          <w:lang w:eastAsia="ko-KR"/>
+          <w:lang w:eastAsia="ko-KR" w:val="ko-KR" w:bidi="ar-SA"/>
         </w:rPr>
         <w:t>건접점</w:t>
       </w:r>
@@ -5142,9 +5871,10 @@
       <w:r>
         <w:rPr>
           <w:rFonts w:eastAsia="맑은 고딕"/>
+          <w:noProof/>
           <w:color w:val="1F364D"/>
           <w:sz w:val="21"/>
-          <w:lang w:eastAsia="ko-KR"/>
+          <w:lang w:eastAsia="ko-KR" w:val="ko-KR" w:bidi="ar-SA"/>
         </w:rPr>
         <w:t>(dry contact) 출력으로 Trip 로직(ESD)·알람 annunciator에 연결 → 회전기계 자동 보호.</w:t>
       </w:r>
@@ -5154,25 +5884,28 @@
         <w:spacing w:after="60" w:line="324" w:lineRule="auto"/>
         <w:ind w:left="320"/>
         <w:rPr>
-          <w:lang w:eastAsia="ko-KR"/>
+          <w:noProof/>
+          <w:lang w:eastAsia="ko-KR" w:val="ko-KR" w:bidi="ar-SA"/>
           <w:color w:val="1F364D"/>
         </w:rPr>
       </w:pPr>
       <w:r>
         <w:rPr>
           <w:rFonts w:eastAsia="맑은 고딕"/>
+          <w:noProof/>
           <w:color w:val="1F364D"/>
           <w:sz w:val="21"/>
-          <w:lang w:eastAsia="ko-KR"/>
+          <w:lang w:eastAsia="ko-KR" w:val="ko-KR" w:bidi="ar-SA"/>
         </w:rPr>
         <w:t xml:space="preserve">•  </w:t>
       </w:r>
       <w:r>
         <w:rPr>
           <w:rFonts w:eastAsia="맑은 고딕"/>
+          <w:noProof/>
           <w:color w:val="1F364D"/>
           <w:sz w:val="21"/>
-          <w:lang w:eastAsia="ko-KR"/>
+          <w:lang w:eastAsia="ko-KR" w:val="ko-KR" w:bidi="ar-SA"/>
         </w:rPr>
         <w:t>즉 MMS는 “회전기계 전용 보호 계층”</w:t>
       </w:r>
@@ -5180,9 +5913,10 @@
       <w:r>
         <w:rPr>
           <w:rFonts w:eastAsia="맑은 고딕"/>
+          <w:noProof/>
           <w:color w:val="1F364D"/>
           <w:sz w:val="21"/>
-          <w:lang w:eastAsia="ko-KR"/>
+          <w:lang w:eastAsia="ko-KR" w:val="ko-KR" w:bidi="ar-SA"/>
         </w:rPr>
         <w:t>으로서</w:t>
       </w:r>
@@ -5190,9 +5924,10 @@
       <w:r>
         <w:rPr>
           <w:rFonts w:eastAsia="맑은 고딕"/>
+          <w:noProof/>
           <w:color w:val="1F364D"/>
           <w:sz w:val="21"/>
-          <w:lang w:eastAsia="ko-KR"/>
+          <w:lang w:eastAsia="ko-KR" w:val="ko-KR" w:bidi="ar-SA"/>
         </w:rPr>
         <w:t xml:space="preserve"> ESD와 협력하고, 감시 데이터는 DCS로 올린다.</w:t>
       </w:r>
@@ -5202,7 +5937,9 @@
         <w:keepNext/>
         <w:spacing w:before="320" w:after="40"/>
         <w:rPr>
-          <w:color w:val="1F364D"/>
+          <w:noProof/>
+          <w:color w:val="1F364D"/>
+          <w:lang w:val="ko-KR" w:eastAsia="ko-KR" w:bidi="ar-SA"/>
         </w:rPr>
       </w:pPr>
       <w:proofErr w:type="gramStart"/>
@@ -5210,8 +5947,10 @@
         <w:rPr>
           <w:rFonts w:eastAsia="맑은 고딕"/>
           <w:b/>
+          <w:noProof/>
           <w:color w:val="1F364D"/>
           <w:sz w:val="30"/>
+          <w:lang w:val="ko-KR" w:eastAsia="ko-KR" w:bidi="ar-SA"/>
         </w:rPr>
         <w:t xml:space="preserve">7  </w:t>
       </w:r>
@@ -5220,8 +5959,10 @@
         <w:rPr>
           <w:rFonts w:eastAsia="맑은 고딕"/>
           <w:b/>
+          <w:noProof/>
           <w:color w:val="1F364D"/>
           <w:sz w:val="30"/>
+          <w:lang w:val="ko-KR" w:eastAsia="ko-KR" w:bidi="ar-SA"/>
         </w:rPr>
         <w:t>전체</w:t>
       </w:r>
@@ -5231,8 +5972,10 @@
         <w:rPr>
           <w:rFonts w:eastAsia="맑은 고딕"/>
           <w:b/>
+          <w:noProof/>
           <w:color w:val="1F364D"/>
           <w:sz w:val="30"/>
+          <w:lang w:val="ko-KR" w:eastAsia="ko-KR" w:bidi="ar-SA"/>
         </w:rPr>
         <w:t xml:space="preserve"> </w:t>
       </w:r>
@@ -5241,8 +5984,10 @@
         <w:rPr>
           <w:rFonts w:eastAsia="맑은 고딕"/>
           <w:b/>
+          <w:noProof/>
           <w:color w:val="1F364D"/>
           <w:sz w:val="30"/>
+          <w:lang w:val="ko-KR" w:eastAsia="ko-KR" w:bidi="ar-SA"/>
         </w:rPr>
         <w:t>관계</w:t>
       </w:r>
@@ -5251,8 +5996,10 @@
         <w:rPr>
           <w:rFonts w:eastAsia="맑은 고딕"/>
           <w:b/>
+          <w:noProof/>
           <w:color w:val="1F364D"/>
           <w:sz w:val="30"/>
+          <w:lang w:val="ko-KR" w:eastAsia="ko-KR" w:bidi="ar-SA"/>
         </w:rPr>
         <w:t xml:space="preserve"> </w:t>
       </w:r>
@@ -5261,8 +6008,10 @@
         <w:rPr>
           <w:rFonts w:eastAsia="맑은 고딕"/>
           <w:b/>
+          <w:noProof/>
           <w:color w:val="1F364D"/>
           <w:sz w:val="30"/>
+          <w:lang w:val="ko-KR" w:eastAsia="ko-KR" w:bidi="ar-SA"/>
         </w:rPr>
         <w:t>종합도</w:t>
       </w:r>
@@ -5292,14 +6041,18 @@
             <w:pPr>
               <w:spacing w:after="0"/>
               <w:rPr>
-                <w:color w:val="1F364D"/>
+                <w:noProof/>
+                <w:color w:val="1F364D"/>
+                <w:lang w:val="ko-KR" w:eastAsia="ko-KR" w:bidi="ar-SA"/>
               </w:rPr>
             </w:pPr>
             <w:r>
               <w:rPr>
                 <w:rFonts w:ascii="Consolas" w:eastAsia="Consolas" w:hAnsi="Consolas"/>
+                <w:noProof/>
                 <w:color w:val="1F364D"/>
                 <w:sz w:val="18"/>
+                <w:lang w:val="ko-KR" w:eastAsia="ko-KR" w:bidi="ar-SA"/>
               </w:rPr>
               <w:t xml:space="preserve">   ┌──────────────── 중앙 제어실 (Operator) ────────────────┐</w:t>
             </w:r>
@@ -5308,14 +6061,18 @@
             <w:pPr>
               <w:spacing w:after="0"/>
               <w:rPr>
-                <w:color w:val="1F364D"/>
+                <w:noProof/>
+                <w:color w:val="1F364D"/>
+                <w:lang w:val="ko-KR" w:eastAsia="ko-KR" w:bidi="ar-SA"/>
               </w:rPr>
             </w:pPr>
             <w:r>
               <w:rPr>
                 <w:rFonts w:ascii="Consolas" w:eastAsia="Consolas" w:hAnsi="Consolas"/>
+                <w:noProof/>
                 <w:color w:val="1F364D"/>
                 <w:sz w:val="18"/>
+                <w:lang w:val="ko-KR" w:eastAsia="ko-KR" w:bidi="ar-SA"/>
               </w:rPr>
               <w:t xml:space="preserve">   │                                                        │</w:t>
             </w:r>
@@ -5324,14 +6081,18 @@
             <w:pPr>
               <w:spacing w:after="0"/>
               <w:rPr>
-                <w:color w:val="1F364D"/>
+                <w:noProof/>
+                <w:color w:val="1F364D"/>
+                <w:lang w:val="ko-KR" w:eastAsia="ko-KR" w:bidi="ar-SA"/>
               </w:rPr>
             </w:pPr>
             <w:r>
               <w:rPr>
                 <w:rFonts w:ascii="Consolas" w:eastAsia="Consolas" w:hAnsi="Consolas"/>
+                <w:noProof/>
                 <w:color w:val="1F364D"/>
                 <w:sz w:val="18"/>
+                <w:lang w:val="ko-KR" w:eastAsia="ko-KR" w:bidi="ar-SA"/>
               </w:rPr>
               <w:t xml:space="preserve"> ┌─┴──┐      ┌──────┐       ┌──────┐        ┌──────┐</w:t>
             </w:r>
@@ -5340,14 +6101,18 @@
             <w:pPr>
               <w:spacing w:after="0"/>
               <w:rPr>
-                <w:color w:val="1F364D"/>
+                <w:noProof/>
+                <w:color w:val="1F364D"/>
+                <w:lang w:val="ko-KR" w:eastAsia="ko-KR" w:bidi="ar-SA"/>
               </w:rPr>
             </w:pPr>
             <w:r>
               <w:rPr>
                 <w:rFonts w:ascii="Consolas" w:eastAsia="Consolas" w:hAnsi="Consolas"/>
+                <w:noProof/>
                 <w:color w:val="1F364D"/>
                 <w:sz w:val="18"/>
+                <w:lang w:val="ko-KR" w:eastAsia="ko-KR" w:bidi="ar-SA"/>
               </w:rPr>
               <w:t xml:space="preserve"> │ DCS│◄────►│ </w:t>
             </w:r>
@@ -5355,8 +6120,10 @@
             <w:r>
               <w:rPr>
                 <w:rFonts w:ascii="Consolas" w:eastAsia="Consolas" w:hAnsi="Consolas"/>
+                <w:noProof/>
                 <w:color w:val="1F364D"/>
                 <w:sz w:val="18"/>
+                <w:lang w:val="ko-KR" w:eastAsia="ko-KR" w:bidi="ar-SA"/>
               </w:rPr>
               <w:t>ESD  │</w:t>
             </w:r>
@@ -5364,8 +6131,10 @@
             <w:r>
               <w:rPr>
                 <w:rFonts w:ascii="Consolas" w:eastAsia="Consolas" w:hAnsi="Consolas"/>
+                <w:noProof/>
                 <w:color w:val="1F364D"/>
                 <w:sz w:val="18"/>
+                <w:lang w:val="ko-KR" w:eastAsia="ko-KR" w:bidi="ar-SA"/>
               </w:rPr>
               <w:t xml:space="preserve">       │ </w:t>
             </w:r>
@@ -5373,8 +6142,10 @@
             <w:r>
               <w:rPr>
                 <w:rFonts w:ascii="Consolas" w:eastAsia="Consolas" w:hAnsi="Consolas"/>
+                <w:noProof/>
                 <w:color w:val="1F364D"/>
                 <w:sz w:val="18"/>
+                <w:lang w:val="ko-KR" w:eastAsia="ko-KR" w:bidi="ar-SA"/>
               </w:rPr>
               <w:t>PLC  │</w:t>
             </w:r>
@@ -5382,8 +6153,10 @@
             <w:r>
               <w:rPr>
                 <w:rFonts w:ascii="Consolas" w:eastAsia="Consolas" w:hAnsi="Consolas"/>
+                <w:noProof/>
                 <w:color w:val="1F364D"/>
                 <w:sz w:val="18"/>
+                <w:lang w:val="ko-KR" w:eastAsia="ko-KR" w:bidi="ar-SA"/>
               </w:rPr>
               <w:t xml:space="preserve">◄──────►│ </w:t>
             </w:r>
@@ -5391,8 +6164,10 @@
             <w:r>
               <w:rPr>
                 <w:rFonts w:ascii="Consolas" w:eastAsia="Consolas" w:hAnsi="Consolas"/>
+                <w:noProof/>
                 <w:color w:val="1F364D"/>
                 <w:sz w:val="18"/>
+                <w:lang w:val="ko-KR" w:eastAsia="ko-KR" w:bidi="ar-SA"/>
               </w:rPr>
               <w:t>MMS  │</w:t>
             </w:r>
@@ -5402,14 +6177,18 @@
             <w:pPr>
               <w:spacing w:after="0"/>
               <w:rPr>
-                <w:color w:val="1F364D"/>
+                <w:noProof/>
+                <w:color w:val="1F364D"/>
+                <w:lang w:val="ko-KR" w:eastAsia="ko-KR" w:bidi="ar-SA"/>
               </w:rPr>
             </w:pPr>
             <w:r>
               <w:rPr>
                 <w:rFonts w:ascii="Consolas" w:eastAsia="Consolas" w:hAnsi="Consolas"/>
+                <w:noProof/>
                 <w:color w:val="1F364D"/>
                 <w:sz w:val="18"/>
+                <w:lang w:val="ko-KR" w:eastAsia="ko-KR" w:bidi="ar-SA"/>
               </w:rPr>
               <w:t xml:space="preserve"> │BPCS│ 독립 │ </w:t>
             </w:r>
@@ -5417,8 +6196,10 @@
             <w:r>
               <w:rPr>
                 <w:rFonts w:ascii="Consolas" w:eastAsia="Consolas" w:hAnsi="Consolas"/>
+                <w:noProof/>
                 <w:color w:val="1F364D"/>
                 <w:sz w:val="18"/>
+                <w:lang w:val="ko-KR" w:eastAsia="ko-KR" w:bidi="ar-SA"/>
               </w:rPr>
               <w:t>SIS  │</w:t>
             </w:r>
@@ -5426,8 +6207,10 @@
             <w:r>
               <w:rPr>
                 <w:rFonts w:ascii="Consolas" w:eastAsia="Consolas" w:hAnsi="Consolas"/>
+                <w:noProof/>
                 <w:color w:val="1F364D"/>
                 <w:sz w:val="18"/>
+                <w:lang w:val="ko-KR" w:eastAsia="ko-KR" w:bidi="ar-SA"/>
               </w:rPr>
               <w:t xml:space="preserve">       │Pkg.  </w:t>
             </w:r>
@@ -5435,8 +6218,10 @@
             <w:r>
               <w:rPr>
                 <w:rFonts w:ascii="Consolas" w:eastAsia="Consolas" w:hAnsi="Consolas"/>
+                <w:noProof/>
                 <w:color w:val="1F364D"/>
                 <w:sz w:val="18"/>
+                <w:lang w:val="ko-KR" w:eastAsia="ko-KR" w:bidi="ar-SA"/>
               </w:rPr>
               <w:t>│  신호</w:t>
             </w:r>
@@ -5444,8 +6229,10 @@
             <w:r>
               <w:rPr>
                 <w:rFonts w:ascii="Consolas" w:eastAsia="Consolas" w:hAnsi="Consolas"/>
+                <w:noProof/>
                 <w:color w:val="1F364D"/>
                 <w:sz w:val="18"/>
+                <w:lang w:val="ko-KR" w:eastAsia="ko-KR" w:bidi="ar-SA"/>
               </w:rPr>
               <w:t xml:space="preserve">  │API670│</w:t>
             </w:r>
@@ -5454,14 +6241,18 @@
             <w:pPr>
               <w:spacing w:after="0"/>
               <w:rPr>
-                <w:color w:val="1F364D"/>
+                <w:noProof/>
+                <w:color w:val="1F364D"/>
+                <w:lang w:val="ko-KR" w:eastAsia="ko-KR" w:bidi="ar-SA"/>
               </w:rPr>
             </w:pPr>
             <w:r>
               <w:rPr>
                 <w:rFonts w:ascii="Consolas" w:eastAsia="Consolas" w:hAnsi="Consolas"/>
+                <w:noProof/>
                 <w:color w:val="1F364D"/>
                 <w:sz w:val="18"/>
+                <w:lang w:val="ko-KR" w:eastAsia="ko-KR" w:bidi="ar-SA"/>
               </w:rPr>
               <w:t xml:space="preserve"> └─┬──┘      └──┬───┘       └──┬───┘        └──┬───┘</w:t>
             </w:r>
@@ -5470,14 +6261,18 @@
             <w:pPr>
               <w:spacing w:after="0"/>
               <w:rPr>
-                <w:color w:val="1F364D"/>
+                <w:noProof/>
+                <w:color w:val="1F364D"/>
+                <w:lang w:val="ko-KR" w:eastAsia="ko-KR" w:bidi="ar-SA"/>
               </w:rPr>
             </w:pPr>
             <w:r>
               <w:rPr>
                 <w:rFonts w:ascii="Consolas" w:eastAsia="Consolas" w:hAnsi="Consolas"/>
+                <w:noProof/>
                 <w:color w:val="1F364D"/>
                 <w:sz w:val="18"/>
+                <w:lang w:val="ko-KR" w:eastAsia="ko-KR" w:bidi="ar-SA"/>
               </w:rPr>
               <w:t xml:space="preserve">   │ 명령/</w:t>
             </w:r>
@@ -5485,8 +6280,10 @@
             <w:r>
               <w:rPr>
                 <w:rFonts w:ascii="Consolas" w:eastAsia="Consolas" w:hAnsi="Consolas"/>
+                <w:noProof/>
                 <w:color w:val="1F364D"/>
                 <w:sz w:val="18"/>
+                <w:lang w:val="ko-KR" w:eastAsia="ko-KR" w:bidi="ar-SA"/>
               </w:rPr>
               <w:t>상태</w:t>
             </w:r>
@@ -5494,25 +6291,30 @@
             <w:r>
               <w:rPr>
                 <w:rFonts w:ascii="Consolas" w:eastAsia="Consolas" w:hAnsi="Consolas"/>
+                <w:noProof/>
                 <w:color w:val="1F364D"/>
                 <w:sz w:val="18"/>
+                <w:lang w:val="ko-KR" w:eastAsia="ko-KR" w:bidi="ar-SA"/>
               </w:rPr>
               <w:t xml:space="preserve">   │ Trip        </w:t>
             </w:r>
             <w:r>
               <w:rPr>
                 <w:rFonts w:ascii="Consolas" w:eastAsia="맑은 고딕" w:hAnsi="Consolas" w:hint="eastAsia"/>
+                <w:noProof/>
                 <w:color w:val="1F364D"/>
                 <w:sz w:val="18"/>
-                <w:lang w:eastAsia="ko-KR"/>
+                <w:lang w:eastAsia="ko-KR" w:val="ko-KR" w:bidi="ar-SA"/>
               </w:rPr>
               <w:t xml:space="preserve"> </w:t>
             </w:r>
             <w:r>
               <w:rPr>
                 <w:rFonts w:ascii="Consolas" w:eastAsia="Consolas" w:hAnsi="Consolas"/>
+                <w:noProof/>
                 <w:color w:val="1F364D"/>
                 <w:sz w:val="18"/>
+                <w:lang w:val="ko-KR" w:eastAsia="ko-KR" w:bidi="ar-SA"/>
               </w:rPr>
               <w:t>│               │ Trip/Data</w:t>
             </w:r>
@@ -5521,24 +6323,28 @@
             <w:pPr>
               <w:spacing w:after="0"/>
               <w:rPr>
-                <w:lang w:eastAsia="ko-KR"/>
+                <w:noProof/>
+                <w:lang w:eastAsia="ko-KR" w:val="ko-KR" w:bidi="ar-SA"/>
                 <w:color w:val="1F364D"/>
               </w:rPr>
             </w:pPr>
             <w:r>
               <w:rPr>
                 <w:rFonts w:ascii="Consolas" w:eastAsia="Consolas" w:hAnsi="Consolas"/>
+                <w:noProof/>
                 <w:color w:val="1F364D"/>
                 <w:sz w:val="18"/>
+                <w:lang w:val="ko-KR" w:eastAsia="ko-KR" w:bidi="ar-SA"/>
               </w:rPr>
               <w:t xml:space="preserve">   </w:t>
             </w:r>
             <w:r>
               <w:rPr>
                 <w:rFonts w:ascii="Consolas" w:eastAsia="Consolas" w:hAnsi="Consolas"/>
+                <w:noProof/>
                 <w:color w:val="1F364D"/>
                 <w:sz w:val="18"/>
-                <w:lang w:eastAsia="ko-KR"/>
+                <w:lang w:eastAsia="ko-KR" w:val="ko-KR" w:bidi="ar-SA"/>
               </w:rPr>
               <w:t>│ (IRP 경유</w:t>
             </w:r>
@@ -5546,9 +6352,10 @@
             <w:r>
               <w:rPr>
                 <w:rFonts w:ascii="Consolas" w:eastAsia="Consolas" w:hAnsi="Consolas"/>
+                <w:noProof/>
                 <w:color w:val="1F364D"/>
                 <w:sz w:val="18"/>
-                <w:lang w:eastAsia="ko-KR"/>
+                <w:lang w:eastAsia="ko-KR" w:val="ko-KR" w:bidi="ar-SA"/>
               </w:rPr>
               <w:t>)  ▼</w:t>
             </w:r>
@@ -5556,27 +6363,30 @@
             <w:r>
               <w:rPr>
                 <w:rFonts w:ascii="Consolas" w:eastAsia="Consolas" w:hAnsi="Consolas"/>
+                <w:noProof/>
                 <w:color w:val="1F364D"/>
                 <w:sz w:val="18"/>
-                <w:lang w:eastAsia="ko-KR"/>
+                <w:lang w:eastAsia="ko-KR" w:val="ko-KR" w:bidi="ar-SA"/>
               </w:rPr>
               <w:t xml:space="preserve">             </w:t>
             </w:r>
             <w:r>
               <w:rPr>
                 <w:rFonts w:ascii="Consolas" w:eastAsia="맑은 고딕" w:hAnsi="Consolas" w:hint="eastAsia"/>
+                <w:noProof/>
                 <w:color w:val="1F364D"/>
                 <w:sz w:val="18"/>
-                <w:lang w:eastAsia="ko-KR"/>
+                <w:lang w:eastAsia="ko-KR" w:val="ko-KR" w:bidi="ar-SA"/>
               </w:rPr>
               <w:t xml:space="preserve"> </w:t>
             </w:r>
             <w:r>
               <w:rPr>
                 <w:rFonts w:ascii="Consolas" w:eastAsia="Consolas" w:hAnsi="Consolas"/>
+                <w:noProof/>
                 <w:color w:val="1F364D"/>
                 <w:sz w:val="18"/>
-                <w:lang w:eastAsia="ko-KR"/>
+                <w:lang w:eastAsia="ko-KR" w:val="ko-KR" w:bidi="ar-SA"/>
               </w:rPr>
               <w:t>│               ▼</w:t>
             </w:r>
@@ -5585,16 +6395,18 @@
             <w:pPr>
               <w:spacing w:after="0"/>
               <w:rPr>
-                <w:lang w:eastAsia="ko-KR"/>
+                <w:noProof/>
+                <w:lang w:eastAsia="ko-KR" w:val="ko-KR" w:bidi="ar-SA"/>
                 <w:color w:val="1F364D"/>
               </w:rPr>
             </w:pPr>
             <w:r>
               <w:rPr>
                 <w:rFonts w:ascii="Consolas" w:eastAsia="Consolas" w:hAnsi="Consolas"/>
+                <w:noProof/>
                 <w:color w:val="1F364D"/>
                 <w:sz w:val="18"/>
-                <w:lang w:eastAsia="ko-KR"/>
+                <w:lang w:eastAsia="ko-KR" w:val="ko-KR" w:bidi="ar-SA"/>
               </w:rPr>
               <w:t xml:space="preserve">   └───────────►┌──────┐◄──────┘        회전기계(Turbine,</w:t>
             </w:r>
@@ -5603,23 +6415,28 @@
             <w:pPr>
               <w:spacing w:after="0"/>
               <w:rPr>
-                <w:color w:val="1F364D"/>
+                <w:noProof/>
+                <w:color w:val="1F364D"/>
+                <w:lang w:val="ko-KR" w:eastAsia="ko-KR" w:bidi="ar-SA"/>
               </w:rPr>
             </w:pPr>
             <w:r>
               <w:rPr>
                 <w:rFonts w:ascii="Consolas" w:eastAsia="Consolas" w:hAnsi="Consolas"/>
+                <w:noProof/>
                 <w:color w:val="1F364D"/>
                 <w:sz w:val="18"/>
-                <w:lang w:eastAsia="ko-KR"/>
+                <w:lang w:eastAsia="ko-KR" w:val="ko-KR" w:bidi="ar-SA"/>
               </w:rPr>
               <w:t xml:space="preserve">    </w:t>
             </w:r>
             <w:r>
               <w:rPr>
                 <w:rFonts w:ascii="Consolas" w:eastAsia="Consolas" w:hAnsi="Consolas"/>
+                <w:noProof/>
                 <w:color w:val="1F364D"/>
                 <w:sz w:val="18"/>
+                <w:lang w:val="ko-KR" w:eastAsia="ko-KR" w:bidi="ar-SA"/>
               </w:rPr>
               <w:t>Start/</w:t>
             </w:r>
@@ -5627,8 +6444,10 @@
             <w:r>
               <w:rPr>
                 <w:rFonts w:ascii="Consolas" w:eastAsia="Consolas" w:hAnsi="Consolas"/>
+                <w:noProof/>
                 <w:color w:val="1F364D"/>
                 <w:sz w:val="18"/>
+                <w:lang w:val="ko-KR" w:eastAsia="ko-KR" w:bidi="ar-SA"/>
               </w:rPr>
               <w:t>Stop  │</w:t>
             </w:r>
@@ -5636,8 +6455,10 @@
             <w:r>
               <w:rPr>
                 <w:rFonts w:ascii="Consolas" w:eastAsia="Consolas" w:hAnsi="Consolas"/>
+                <w:noProof/>
                 <w:color w:val="1F364D"/>
                 <w:sz w:val="18"/>
+                <w:lang w:val="ko-KR" w:eastAsia="ko-KR" w:bidi="ar-SA"/>
               </w:rPr>
               <w:t xml:space="preserve"> </w:t>
             </w:r>
@@ -5645,8 +6466,10 @@
             <w:r>
               <w:rPr>
                 <w:rFonts w:ascii="Consolas" w:eastAsia="Consolas" w:hAnsi="Consolas"/>
+                <w:noProof/>
                 <w:color w:val="1F364D"/>
                 <w:sz w:val="18"/>
+                <w:lang w:val="ko-KR" w:eastAsia="ko-KR" w:bidi="ar-SA"/>
               </w:rPr>
               <w:t>MCC  │</w:t>
             </w:r>
@@ -5654,8 +6477,10 @@
             <w:r>
               <w:rPr>
                 <w:rFonts w:ascii="Consolas" w:eastAsia="Consolas" w:hAnsi="Consolas"/>
+                <w:noProof/>
                 <w:color w:val="1F364D"/>
                 <w:sz w:val="18"/>
+                <w:lang w:val="ko-KR" w:eastAsia="ko-KR" w:bidi="ar-SA"/>
               </w:rPr>
               <w:t xml:space="preserve"> 전원공급·기동/정지   Compressor)</w:t>
             </w:r>
@@ -5664,14 +6489,18 @@
             <w:pPr>
               <w:spacing w:after="0"/>
               <w:rPr>
-                <w:color w:val="1F364D"/>
+                <w:noProof/>
+                <w:color w:val="1F364D"/>
+                <w:lang w:val="ko-KR" w:eastAsia="ko-KR" w:bidi="ar-SA"/>
               </w:rPr>
             </w:pPr>
             <w:r>
               <w:rPr>
                 <w:rFonts w:ascii="Consolas" w:eastAsia="Consolas" w:hAnsi="Consolas"/>
+                <w:noProof/>
                 <w:color w:val="1F364D"/>
                 <w:sz w:val="18"/>
+                <w:lang w:val="ko-KR" w:eastAsia="ko-KR" w:bidi="ar-SA"/>
               </w:rPr>
               <w:t xml:space="preserve">    Speed SP    │Motor │ (Modbus TCP)</w:t>
             </w:r>
@@ -5680,14 +6509,18 @@
             <w:pPr>
               <w:spacing w:after="0"/>
               <w:rPr>
-                <w:color w:val="1F364D"/>
+                <w:noProof/>
+                <w:color w:val="1F364D"/>
+                <w:lang w:val="ko-KR" w:eastAsia="ko-KR" w:bidi="ar-SA"/>
               </w:rPr>
             </w:pPr>
             <w:r>
               <w:rPr>
                 <w:rFonts w:ascii="Consolas" w:eastAsia="Consolas" w:hAnsi="Consolas"/>
+                <w:noProof/>
                 <w:color w:val="1F364D"/>
                 <w:sz w:val="18"/>
+                <w:lang w:val="ko-KR" w:eastAsia="ko-KR" w:bidi="ar-SA"/>
               </w:rPr>
               <w:lastRenderedPageBreak/>
               <w:t xml:space="preserve">               └──┬───┘</w:t>
@@ -5697,14 +6530,18 @@
             <w:pPr>
               <w:spacing w:after="0"/>
               <w:rPr>
-                <w:color w:val="1F364D"/>
+                <w:noProof/>
+                <w:color w:val="1F364D"/>
+                <w:lang w:val="ko-KR" w:eastAsia="ko-KR" w:bidi="ar-SA"/>
               </w:rPr>
             </w:pPr>
             <w:r>
               <w:rPr>
                 <w:rFonts w:ascii="Consolas" w:eastAsia="Consolas" w:hAnsi="Consolas"/>
+                <w:noProof/>
                 <w:color w:val="1F364D"/>
                 <w:sz w:val="18"/>
+                <w:lang w:val="ko-KR" w:eastAsia="ko-KR" w:bidi="ar-SA"/>
               </w:rPr>
               <w:t xml:space="preserve">                  ▼</w:t>
             </w:r>
@@ -5713,14 +6550,18 @@
             <w:pPr>
               <w:spacing w:after="0"/>
               <w:rPr>
-                <w:color w:val="1F364D"/>
+                <w:noProof/>
+                <w:color w:val="1F364D"/>
+                <w:lang w:val="ko-KR" w:eastAsia="ko-KR" w:bidi="ar-SA"/>
               </w:rPr>
             </w:pPr>
             <w:r>
               <w:rPr>
                 <w:rFonts w:ascii="Consolas" w:eastAsia="Consolas" w:hAnsi="Consolas"/>
+                <w:noProof/>
                 <w:color w:val="1F364D"/>
                 <w:sz w:val="18"/>
+                <w:lang w:val="ko-KR" w:eastAsia="ko-KR" w:bidi="ar-SA"/>
               </w:rPr>
               <w:t xml:space="preserve">             전동기 (Motor / Pump)</w:t>
             </w:r>
@@ -5733,7 +6574,8 @@
         <w:spacing w:after="80"/>
         <w:rPr>
           <w:rFonts w:eastAsia="맑은 고딕"/>
-          <w:lang w:eastAsia="ko-KR"/>
+          <w:noProof/>
+          <w:lang w:eastAsia="ko-KR" w:val="ko-KR" w:bidi="ar-SA"/>
           <w:color w:val="1F364D"/>
         </w:rPr>
       </w:pPr>
@@ -5743,7 +6585,8 @@
         <w:keepNext/>
         <w:spacing w:before="240" w:after="60"/>
         <w:rPr>
-          <w:lang w:eastAsia="ko-KR"/>
+          <w:noProof/>
+          <w:lang w:eastAsia="ko-KR" w:val="ko-KR" w:bidi="ar-SA"/>
           <w:color w:val="1F364D"/>
         </w:rPr>
       </w:pPr>
@@ -5751,9 +6594,10 @@
         <w:rPr>
           <w:rFonts w:eastAsia="맑은 고딕"/>
           <w:b/>
+          <w:noProof/>
           <w:color w:val="1F364D"/>
           <w:sz w:val="24"/>
-          <w:lang w:eastAsia="ko-KR"/>
+          <w:lang w:eastAsia="ko-KR" w:val="ko-KR" w:bidi="ar-SA"/>
         </w:rPr>
         <w:t xml:space="preserve">▌ </w:t>
       </w:r>
@@ -5761,9 +6605,10 @@
         <w:rPr>
           <w:rFonts w:eastAsia="맑은 고딕" w:hint="eastAsia"/>
           <w:b/>
+          <w:noProof/>
           <w:color w:val="1F364D"/>
           <w:sz w:val="24"/>
-          <w:lang w:eastAsia="ko-KR"/>
+          <w:lang w:eastAsia="ko-KR" w:val="ko-KR" w:bidi="ar-SA"/>
         </w:rPr>
         <w:t>Summary</w:t>
       </w:r>
@@ -5771,9 +6616,10 @@
         <w:rPr>
           <w:rFonts w:eastAsia="맑은 고딕"/>
           <w:b/>
+          <w:noProof/>
           <w:color w:val="1F364D"/>
           <w:sz w:val="24"/>
-          <w:lang w:eastAsia="ko-KR"/>
+          <w:lang w:eastAsia="ko-KR" w:val="ko-KR" w:bidi="ar-SA"/>
         </w:rPr>
         <w:t xml:space="preserve"> </w:t>
       </w:r>
@@ -5783,16 +6629,18 @@
         <w:spacing w:after="60" w:line="324" w:lineRule="auto"/>
         <w:ind w:left="320"/>
         <w:rPr>
-          <w:lang w:eastAsia="ko-KR"/>
+          <w:noProof/>
+          <w:lang w:eastAsia="ko-KR" w:val="ko-KR" w:bidi="ar-SA"/>
           <w:color w:val="1F364D"/>
         </w:rPr>
       </w:pPr>
       <w:r>
         <w:rPr>
           <w:rFonts w:eastAsia="맑은 고딕"/>
+          <w:noProof/>
           <w:color w:val="1F364D"/>
           <w:sz w:val="21"/>
-          <w:lang w:eastAsia="ko-KR"/>
+          <w:lang w:eastAsia="ko-KR" w:val="ko-KR" w:bidi="ar-SA"/>
         </w:rPr>
         <w:t xml:space="preserve">•  </w:t>
       </w:r>
@@ -5800,18 +6648,20 @@
         <w:rPr>
           <w:rFonts w:eastAsia="맑은 고딕"/>
           <w:b/>
+          <w:noProof/>
           <w:color w:val="1F364D"/>
           <w:sz w:val="21"/>
-          <w:lang w:eastAsia="ko-KR"/>
+          <w:lang w:eastAsia="ko-KR" w:val="ko-KR" w:bidi="ar-SA"/>
         </w:rPr>
         <w:t xml:space="preserve">① </w:t>
       </w:r>
       <w:r>
         <w:rPr>
           <w:rFonts w:eastAsia="맑은 고딕"/>
+          <w:noProof/>
           <w:color w:val="1F364D"/>
           <w:sz w:val="21"/>
-          <w:lang w:eastAsia="ko-KR"/>
+          <w:lang w:eastAsia="ko-KR" w:val="ko-KR" w:bidi="ar-SA"/>
         </w:rPr>
         <w:t>DCS = 운전(Control), ESD = 안전정지(Safety, SIS의 Logic Solver), PLC = 단위기계 제어 — 셋은 목적·신뢰성·독립성이 다르다.</w:t>
       </w:r>
@@ -5821,16 +6671,18 @@
         <w:spacing w:after="60" w:line="324" w:lineRule="auto"/>
         <w:ind w:left="320"/>
         <w:rPr>
-          <w:lang w:eastAsia="ko-KR"/>
+          <w:noProof/>
+          <w:lang w:eastAsia="ko-KR" w:val="ko-KR" w:bidi="ar-SA"/>
           <w:color w:val="1F364D"/>
         </w:rPr>
       </w:pPr>
       <w:r>
         <w:rPr>
           <w:rFonts w:eastAsia="맑은 고딕"/>
+          <w:noProof/>
           <w:color w:val="1F364D"/>
           <w:sz w:val="21"/>
-          <w:lang w:eastAsia="ko-KR"/>
+          <w:lang w:eastAsia="ko-KR" w:val="ko-KR" w:bidi="ar-SA"/>
         </w:rPr>
         <w:t xml:space="preserve">•  </w:t>
       </w:r>
@@ -5838,18 +6690,20 @@
         <w:rPr>
           <w:rFonts w:eastAsia="맑은 고딕"/>
           <w:b/>
+          <w:noProof/>
           <w:color w:val="1F364D"/>
           <w:sz w:val="21"/>
-          <w:lang w:eastAsia="ko-KR"/>
+          <w:lang w:eastAsia="ko-KR" w:val="ko-KR" w:bidi="ar-SA"/>
         </w:rPr>
         <w:t xml:space="preserve">② </w:t>
       </w:r>
       <w:r>
         <w:rPr>
           <w:rFonts w:eastAsia="맑은 고딕"/>
+          <w:noProof/>
           <w:color w:val="1F364D"/>
           <w:sz w:val="21"/>
-          <w:lang w:eastAsia="ko-KR"/>
+          <w:lang w:eastAsia="ko-KR" w:val="ko-KR" w:bidi="ar-SA"/>
         </w:rPr>
         <w:t>MCC는 전동기에 전원을 주고 기동/정지하는 전기설비로, DCS/PLC와 명령·상태 신호(IRP 또는 Modbus)로 연결된다 → 펌프 기동/정지는 MCC 영역.</w:t>
       </w:r>
@@ -5859,16 +6713,18 @@
         <w:spacing w:after="60" w:line="324" w:lineRule="auto"/>
         <w:ind w:left="320"/>
         <w:rPr>
-          <w:lang w:eastAsia="ko-KR"/>
+          <w:noProof/>
+          <w:lang w:eastAsia="ko-KR" w:val="ko-KR" w:bidi="ar-SA"/>
           <w:color w:val="1F364D"/>
         </w:rPr>
       </w:pPr>
       <w:r>
         <w:rPr>
           <w:rFonts w:eastAsia="맑은 고딕"/>
+          <w:noProof/>
           <w:color w:val="1F364D"/>
           <w:sz w:val="21"/>
-          <w:lang w:eastAsia="ko-KR"/>
+          <w:lang w:eastAsia="ko-KR" w:val="ko-KR" w:bidi="ar-SA"/>
         </w:rPr>
         <w:t xml:space="preserve">•  </w:t>
       </w:r>
@@ -5876,18 +6732,20 @@
         <w:rPr>
           <w:rFonts w:eastAsia="맑은 고딕"/>
           <w:b/>
+          <w:noProof/>
           <w:color w:val="1F364D"/>
           <w:sz w:val="21"/>
-          <w:lang w:eastAsia="ko-KR"/>
+          <w:lang w:eastAsia="ko-KR" w:val="ko-KR" w:bidi="ar-SA"/>
         </w:rPr>
         <w:t xml:space="preserve">③ </w:t>
       </w:r>
       <w:r>
         <w:rPr>
           <w:rFonts w:eastAsia="맑은 고딕"/>
+          <w:noProof/>
           <w:color w:val="1F364D"/>
           <w:sz w:val="21"/>
-          <w:lang w:eastAsia="ko-KR"/>
+          <w:lang w:eastAsia="ko-KR" w:val="ko-KR" w:bidi="ar-SA"/>
         </w:rPr>
         <w:t>MMS는 회전기계 진동/축위치를 감시·보호(API 670)하며, Trip은 ESD로·데이터는 DCS로 전달한다.</w:t>
       </w:r>
@@ -5897,7 +6755,8 @@
         <w:spacing w:after="60" w:line="324" w:lineRule="auto"/>
         <w:ind w:left="320"/>
         <w:rPr>
-          <w:lang w:eastAsia="ko-KR"/>
+          <w:noProof/>
+          <w:lang w:eastAsia="ko-KR" w:val="ko-KR" w:bidi="ar-SA"/>
           <w:color w:val="1F364D"/>
         </w:rPr>
       </w:pPr>
@@ -5950,55 +6809,68 @@
       <w:pStyle w:val="a6"/>
       <w:jc w:val="center"/>
       <w:rPr>
+        <w:noProof/>
         <w:color w:val="1F364D"/>
+        <w:lang w:val="ko-KR" w:eastAsia="ko-KR" w:bidi="ar-SA"/>
       </w:rPr>
     </w:pPr>
-    <w:r>
-      <w:rPr>
-        <w:rFonts w:eastAsia="맑은 고딕"/>
-        <w:color w:val="1F364D"/>
-        <w:sz w:val="17"/>
-      </w:rPr>
-      <w:t xml:space="preserve">Attachment 2    ·    </w:t>
-    </w:r>
-    <w:r>
-      <w:rPr>
-        <w:rFonts w:eastAsia="맑은 고딕"/>
-        <w:color w:val="1F364D"/>
-        <w:sz w:val="17"/>
-      </w:rPr>
-      <w:fldChar w:fldCharType="begin"/>
-    </w:r>
-    <w:r>
-      <w:rPr>
-        <w:rFonts w:eastAsia="맑은 고딕"/>
-        <w:color w:val="1F364D"/>
-        <w:sz w:val="17"/>
-      </w:rPr>
-      <w:instrText xml:space="preserve"> PAGE </w:instrText>
-    </w:r>
-    <w:r>
-      <w:rPr>
-        <w:rFonts w:eastAsia="맑은 고딕"/>
-        <w:color w:val="1F364D"/>
-        <w:sz w:val="17"/>
-      </w:rPr>
-      <w:fldChar w:fldCharType="separate"/>
-    </w:r>
     <w:r>
       <w:rPr>
         <w:rFonts w:eastAsia="맑은 고딕"/>
         <w:noProof/>
         <w:color w:val="1F364D"/>
         <w:sz w:val="17"/>
+        <w:lang w:val="ko-KR" w:eastAsia="ko-KR" w:bidi="ar-SA"/>
+      </w:rPr>
+      <w:t xml:space="preserve">Attachment 2    ·    </w:t>
+    </w:r>
+    <w:r>
+      <w:rPr>
+        <w:rFonts w:eastAsia="맑은 고딕"/>
+        <w:noProof/>
+        <w:color w:val="1F364D"/>
+        <w:sz w:val="17"/>
+        <w:lang w:val="ko-KR" w:eastAsia="ko-KR" w:bidi="ar-SA"/>
+      </w:rPr>
+      <w:fldChar w:fldCharType="begin"/>
+    </w:r>
+    <w:r>
+      <w:rPr>
+        <w:rFonts w:eastAsia="맑은 고딕"/>
+        <w:noProof/>
+        <w:color w:val="1F364D"/>
+        <w:sz w:val="17"/>
+        <w:lang w:val="ko-KR" w:eastAsia="ko-KR" w:bidi="ar-SA"/>
+      </w:rPr>
+      <w:instrText xml:space="preserve"> PAGE </w:instrText>
+    </w:r>
+    <w:r>
+      <w:rPr>
+        <w:rFonts w:eastAsia="맑은 고딕"/>
+        <w:noProof/>
+        <w:color w:val="1F364D"/>
+        <w:sz w:val="17"/>
+        <w:lang w:val="ko-KR" w:eastAsia="ko-KR" w:bidi="ar-SA"/>
+      </w:rPr>
+      <w:fldChar w:fldCharType="separate"/>
+    </w:r>
+    <w:r>
+      <w:rPr>
+        <w:rFonts w:eastAsia="맑은 고딕"/>
+        <w:noProof/>
+        <w:color w:val="1F364D"/>
+        <w:sz w:val="17"/>
+        <w:lang w:val="ko-KR" w:eastAsia="ko-KR" w:bidi="ar-SA"/>
       </w:rPr>
       <w:t>1</w:t>
     </w:r>
     <w:r>
       <w:rPr>
         <w:rFonts w:eastAsia="맑은 고딕"/>
+        <w:noProof/>
         <w:color w:val="1F364D"/>
         <w:sz w:val="17"/>
+        <w:lang w:val="ko-KR" w:eastAsia="ko-KR" w:bidi="ar-SA"/>
       </w:rPr>
       <w:fldChar w:fldCharType="end"/>
     </w:r>
@@ -6012,7 +6884,9 @@
     <w:pPr>
       <w:pStyle w:val="Footer"/>
       <w:rPr>
+        <w:noProof/>
         <w:color w:val="1F364D"/>
+        <w:lang w:val="ko-KR" w:eastAsia="ko-KR" w:bidi="ar-SA"/>
       </w:rPr>
     </w:pPr>
   </w:p>
@@ -6025,7 +6899,9 @@
     <w:pPr>
       <w:pStyle w:val="Footer"/>
       <w:rPr>
+        <w:noProof/>
         <w:color w:val="1F364D"/>
+        <w:lang w:val="ko-KR" w:eastAsia="ko-KR" w:bidi="ar-SA"/>
       </w:rPr>
     </w:pPr>
   </w:p>
@@ -6064,14 +6940,18 @@
       <w:pStyle w:val="a5"/>
       <w:jc w:val="right"/>
       <w:rPr>
+        <w:noProof/>
         <w:color w:val="1F364D"/>
+        <w:lang w:val="ko-KR" w:eastAsia="ko-KR" w:bidi="ar-SA"/>
       </w:rPr>
     </w:pPr>
     <w:r>
       <w:rPr>
         <w:rFonts w:eastAsia="맑은 고딕"/>
+        <w:noProof/>
         <w:color w:val="1F364D"/>
         <w:sz w:val="17"/>
+        <w:lang w:val="ko-KR" w:eastAsia="ko-KR" w:bidi="ar-SA"/>
       </w:rPr>
       <w:t xml:space="preserve">FAT Lesson &amp; </w:t>
     </w:r>
@@ -6079,8 +6959,10 @@
     <w:r>
       <w:rPr>
         <w:rFonts w:eastAsia="맑은 고딕"/>
+        <w:noProof/>
         <w:color w:val="1F364D"/>
         <w:sz w:val="17"/>
+        <w:lang w:val="ko-KR" w:eastAsia="ko-KR" w:bidi="ar-SA"/>
       </w:rPr>
       <w:t>Learned  |</w:t>
     </w:r>
@@ -6088,8 +6970,10 @@
     <w:r>
       <w:rPr>
         <w:rFonts w:eastAsia="맑은 고딕"/>
+        <w:noProof/>
         <w:color w:val="1F364D"/>
         <w:sz w:val="17"/>
+        <w:lang w:val="ko-KR" w:eastAsia="ko-KR" w:bidi="ar-SA"/>
       </w:rPr>
       <w:t xml:space="preserve">  Group Study</w:t>
     </w:r>
@@ -6103,7 +6987,9 @@
     <w:pPr>
       <w:pStyle w:val="Header"/>
       <w:rPr>
+        <w:noProof/>
         <w:color w:val="1F364D"/>
+        <w:lang w:val="ko-KR" w:eastAsia="ko-KR" w:bidi="ar-SA"/>
       </w:rPr>
     </w:pPr>
   </w:p>
@@ -6116,7 +7002,9 @@
     <w:pPr>
       <w:pStyle w:val="Header"/>
       <w:rPr>
+        <w:noProof/>
         <w:color w:val="1F364D"/>
+        <w:lang w:val="ko-KR" w:eastAsia="ko-KR" w:bidi="ar-SA"/>
       </w:rPr>
     </w:pPr>
   </w:p>

--- a/Attachment2_DCS_ESD_PLC_MCC_MMS_조사.docx
+++ b/Attachment2_DCS_ESD_PLC_MCC_MMS_조사.docx
@@ -159,7 +159,6 @@
     </w:p>
     <w:p>
       <w:pPr>
-        <w:keepNext/>
         <w:spacing w:before="320" w:after="40"/>
         <w:rPr>
           <w:noProof/>
@@ -1130,7 +1129,6 @@
     </w:p>
     <w:p>
       <w:pPr>
-        <w:keepNext/>
         <w:spacing w:before="320" w:after="40"/>
         <w:rPr>
           <w:noProof/>
@@ -1163,7 +1161,6 @@
     </w:p>
     <w:p>
       <w:pPr>
-        <w:keepNext/>
         <w:spacing w:before="240" w:after="60"/>
         <w:rPr>
           <w:noProof/>
@@ -1389,7 +1386,6 @@
     </w:p>
     <w:p>
       <w:pPr>
-        <w:keepNext/>
         <w:spacing w:before="240" w:after="60"/>
         <w:rPr>
           <w:noProof/>
@@ -1558,7 +1554,6 @@
     </w:p>
     <w:p>
       <w:pPr>
-        <w:keepNext/>
         <w:spacing w:before="320" w:after="40"/>
         <w:rPr>
           <w:noProof/>
@@ -1592,7 +1587,6 @@
     </w:p>
     <w:p>
       <w:pPr>
-        <w:keepNext/>
         <w:spacing w:before="240" w:after="60"/>
         <w:rPr>
           <w:noProof/>
@@ -1787,7 +1781,6 @@
     </w:p>
     <w:p>
       <w:pPr>
-        <w:keepNext/>
         <w:spacing w:before="240" w:after="60"/>
         <w:rPr>
           <w:noProof/>
@@ -2057,7 +2050,6 @@
     </w:p>
     <w:p>
       <w:pPr>
-        <w:keepNext/>
         <w:spacing w:before="240" w:after="60"/>
         <w:rPr>
           <w:noProof/>
@@ -2411,7 +2403,6 @@
     </w:p>
     <w:p>
       <w:pPr>
-        <w:keepNext/>
         <w:spacing w:before="320" w:after="40"/>
         <w:rPr>
           <w:noProof/>
@@ -2458,7 +2449,6 @@
     </w:p>
     <w:p>
       <w:pPr>
-        <w:keepNext/>
         <w:spacing w:before="240" w:after="60"/>
         <w:rPr>
           <w:noProof/>
@@ -2575,7 +2565,6 @@
     </w:p>
     <w:p>
       <w:pPr>
-        <w:keepNext/>
         <w:spacing w:before="240" w:after="60"/>
         <w:rPr>
           <w:noProof/>
@@ -2701,7 +2690,6 @@
     </w:p>
     <w:p>
       <w:pPr>
-        <w:keepNext/>
         <w:spacing w:before="240" w:after="60"/>
         <w:rPr>
           <w:noProof/>
@@ -2796,7 +2784,6 @@
     </w:p>
     <w:p>
       <w:pPr>
-        <w:keepNext/>
         <w:spacing w:before="320" w:after="40"/>
         <w:rPr>
           <w:noProof/>
@@ -4101,7 +4088,6 @@
     </w:p>
     <w:p>
       <w:pPr>
-        <w:keepNext/>
         <w:spacing w:before="240" w:after="60"/>
         <w:rPr>
           <w:noProof/>
@@ -4565,7 +4551,6 @@
     </w:p>
     <w:p>
       <w:pPr>
-        <w:keepNext/>
         <w:spacing w:before="320" w:after="40"/>
         <w:rPr>
           <w:noProof/>
@@ -4635,7 +4620,6 @@
     </w:p>
     <w:p>
       <w:pPr>
-        <w:keepNext/>
         <w:spacing w:before="240" w:after="60"/>
         <w:rPr>
           <w:noProof/>
@@ -4740,7 +4724,6 @@
     </w:p>
     <w:p>
       <w:pPr>
-        <w:keepNext/>
         <w:spacing w:before="240" w:after="60"/>
         <w:rPr>
           <w:noProof/>
@@ -5435,7 +5418,6 @@
     </w:p>
     <w:p>
       <w:pPr>
-        <w:keepNext/>
         <w:spacing w:before="320" w:after="40"/>
         <w:rPr>
           <w:noProof/>
@@ -5468,7 +5450,6 @@
     </w:p>
     <w:p>
       <w:pPr>
-        <w:keepNext/>
         <w:spacing w:before="240" w:after="60"/>
         <w:rPr>
           <w:noProof/>
@@ -5619,7 +5600,6 @@
     </w:p>
     <w:p>
       <w:pPr>
-        <w:keepNext/>
         <w:spacing w:before="240" w:after="60"/>
         <w:rPr>
           <w:noProof/>
@@ -5718,7 +5698,6 @@
     </w:p>
     <w:p>
       <w:pPr>
-        <w:keepNext/>
         <w:spacing w:before="240" w:after="60"/>
         <w:rPr>
           <w:noProof/>
@@ -5934,7 +5913,6 @@
     </w:p>
     <w:p>
       <w:pPr>
-        <w:keepNext/>
         <w:spacing w:before="320" w:after="40"/>
         <w:rPr>
           <w:noProof/>
@@ -6582,7 +6560,6 @@
     </w:p>
     <w:p>
       <w:pPr>
-        <w:keepNext/>
         <w:spacing w:before="240" w:after="60"/>
         <w:rPr>
           <w:noProof/>
